--- a/SQL/《数据库系统原理》课程实验报告模板3_模板.docx
+++ b/SQL/《数据库系统原理》课程实验报告模板3_模板.docx
@@ -1,6 +1,5994 @@
 
-<file path=word/document.xml><?xml version="1.0" encoding="UTF-8" standalone="yes"?>
-<w:document xmlns:wpc="http://schemas.microsoft.com/office/word/2010/wordprocessingCanvas" xmlns:mc="http://schemas.openxmlformats.org/markup-compatibility/2006" xmlns:o="urn:schemas-microsoft-com:office:office" xmlns:r="http://schemas.openxmlformats.org/officeDocument/2006/relationships" xmlns:m="http://schemas.openxmlformats.org/officeDocument/2006/math" xmlns:v="urn:schemas-microsoft-com:vml" xmlns:wp14="http://schemas.microsoft.com/office/word/2010/wordprocessingDrawing" xmlns:wp="http://schemas.openxmlformats.org/drawingml/2006/wordprocessingDrawing" xmlns:w="http://schemas.openxmlformats.org/wordprocessingml/2006/main" xmlns:w14="http://schemas.microsoft.com/office/word/2010/wordml" xmlns:w10="urn:schemas-microsoft-com:office:word" xmlns:w15="http://schemas.microsoft.com/office/word/2012/wordml" xmlns:wpg="http://schemas.microsoft.com/office/word/2010/wordprocessingGroup" xmlns:wpi="http://schemas.microsoft.com/office/word/2010/wordprocessingInk" xmlns:wne="http://schemas.microsoft.com/office/word/2006/wordml" xmlns:wps="http://schemas.microsoft.com/office/word/2010/wordprocessingShape" xmlns:wpsCustomData="http://www.wps.cn/officeDocument/2013/wpsCustomData" mc:Ignorable="w14 w15 wp14"><w:body><w:p><w:pPr><w:spacing w:before="2200"/><w:jc w:val="center"/></w:pPr><w:r><w:rPr><w:rFonts w:ascii="华文行楷" w:hAnsi="华文行楷" w:eastAsia="华文行楷"/><w:b/><w:sz w:val="52"/></w:rPr><w:t>《数据库系统原理》课程</w:t></w:r></w:p><w:p><w:pPr><w:jc w:val="center"/></w:pPr><w:r><w:rPr><w:rFonts w:ascii="华文行楷" w:hAnsi="华文行楷" w:eastAsia="华文行楷"/><w:b/><w:sz w:val="52"/></w:rPr><w:t>实验报告</w:t></w:r></w:p><w:p/><w:p/><w:p/><w:p><w:pPr><w:spacing w:after="60" w:line="400" w:lineRule="exact"/></w:pPr><w:r><w:rPr><w:rFonts w:ascii="宋体" w:hAnsi="宋体" w:eastAsia="宋体"/><w:b w:val="0"/><w:sz w:val="28"/></w:rPr><w:t>主题名称：      第3次SQL实验报告</w:t></w:r></w:p><w:p><w:pPr><w:spacing w:after="60" w:line="400" w:lineRule="exact"/></w:pPr><w:r><w:rPr><w:rFonts w:ascii="宋体" w:hAnsi="宋体" w:eastAsia="宋体"/><w:b w:val="0"/><w:sz w:val="28"/></w:rPr><w:t>学    号：      <学号></w:t></w:r></w:p><w:p><w:pPr><w:spacing w:after="60" w:line="400" w:lineRule="exact"/></w:pPr><w:r><w:rPr><w:rFonts w:ascii="宋体" w:hAnsi="宋体" w:eastAsia="宋体"/><w:b w:val="0"/><w:sz w:val="28"/></w:rPr><w:t>姓    名：      <姓名></w:t></w:r></w:p><w:p><w:pPr><w:spacing w:after="60" w:line="400" w:lineRule="exact"/></w:pPr><w:r><w:rPr><w:rFonts w:ascii="宋体" w:hAnsi="宋体" w:eastAsia="宋体"/><w:b w:val="0"/><w:sz w:val="28"/></w:rPr><w:t>实验环境：      Docker SQL Server 2022 Express</w:t></w:r><w:bookmarkStart w:id="0" w:name="_GoBack"/><w:bookmarkEnd w:id="0"/></w:p><w:p><w:r><w:br w:type="page"/></w:r></w:p><w:p><w:pPr><w:jc w:val="center"/></w:pPr><w:r><w:rPr><w:rFonts w:ascii="宋体" w:hAnsi="宋体" w:eastAsia="宋体"/><w:b/><w:sz w:val="40"/></w:rPr><w:t>目  录</w:t></w:r></w:p><w:p><w:pPr><w:spacing w:after="60" w:line="400" w:lineRule="exact"/></w:pPr><w:r><w:rPr><w:rFonts w:ascii="宋体" w:hAnsi="宋体" w:eastAsia="宋体"/><w:b w:val="0"/><w:sz w:val="28"/></w:rPr><w:t>上机实验八</w:t></w:r><w:r><w:rPr><w:rFonts w:ascii="宋体" w:hAnsi="宋体" w:eastAsia="宋体"/><w:b w:val="0"/><w:sz w:val="28"/></w:rPr><w:tab/></w:r><w:r><w:rPr><w:rFonts w:ascii="宋体" w:hAnsi="宋体" w:eastAsia="宋体"/><w:b w:val="0"/><w:sz w:val="28"/></w:rPr><w:t>1</w:t></w:r></w:p><w:p><w:pPr><w:spacing w:after="60" w:line="400" w:lineRule="exact"/></w:pPr><w:r><w:rPr><w:rFonts w:ascii="宋体" w:hAnsi="宋体" w:eastAsia="宋体"/><w:b w:val="0"/><w:sz w:val="28"/></w:rPr><w:t>上机实验九</w:t></w:r><w:r><w:rPr><w:rFonts w:ascii="宋体" w:hAnsi="宋体" w:eastAsia="宋体"/><w:b w:val="0"/><w:sz w:val="28"/></w:rPr><w:tab/></w:r><w:r><w:rPr><w:rFonts w:ascii="宋体" w:hAnsi="宋体" w:eastAsia="宋体"/><w:b w:val="0"/><w:sz w:val="28"/></w:rPr><w:t>2</w:t></w:r></w:p><w:p><w:pPr><w:spacing w:after="60" w:line="400" w:lineRule="exact"/></w:pPr><w:r><w:rPr><w:rFonts w:ascii="宋体" w:hAnsi="宋体" w:eastAsia="宋体"/><w:b w:val="0"/><w:sz w:val="28"/></w:rPr><w:t>上机实验十</w:t></w:r><w:r><w:rPr><w:rFonts w:ascii="宋体" w:hAnsi="宋体" w:eastAsia="宋体"/><w:b w:val="0"/><w:sz w:val="28"/></w:rPr><w:tab/></w:r><w:r><w:rPr><w:rFonts w:ascii="宋体" w:hAnsi="宋体" w:eastAsia="宋体"/><w:b w:val="0"/><w:sz w:val="28"/></w:rPr><w:t>3</w:t></w:r></w:p><w:p><w:pPr><w:spacing w:after="60" w:line="400" w:lineRule="exact"/></w:pPr><w:r><w:rPr><w:rFonts w:ascii="宋体" w:hAnsi="宋体" w:eastAsia="宋体"/><w:b w:val="0"/><w:sz w:val="28"/></w:rPr><w:t>【说明】</w:t></w:r></w:p><w:p><w:pPr><w:spacing w:after="60" w:line="400" w:lineRule="exact"/></w:pPr><w:r><w:rPr><w:rFonts w:ascii="宋体" w:hAnsi="宋体" w:eastAsia="宋体"/><w:b w:val="0"/><w:sz w:val="28"/></w:rPr><w:t>1.根据上机实际要求完成情况填写；</w:t></w:r></w:p><w:p><w:pPr><w:spacing w:after="60" w:line="400" w:lineRule="exact"/></w:pPr><w:r><w:rPr><w:rFonts w:ascii="宋体" w:hAnsi="宋体" w:eastAsia="宋体"/><w:b w:val="0"/><w:sz w:val="28"/></w:rPr><w:t>2.格式要求：中文字体：宋体小四；</w:t></w:r></w:p><w:p><w:pPr><w:spacing w:after="60" w:line="400" w:lineRule="exact"/></w:pPr><w:r><w:rPr><w:rFonts w:ascii="宋体" w:hAnsi="宋体" w:eastAsia="宋体"/><w:b w:val="0"/><w:sz w:val="28"/></w:rPr><w:t>英文字体：Times New Roman，小四；</w:t></w:r></w:p><w:p><w:pPr><w:spacing w:after="60" w:line="400" w:lineRule="exact"/></w:pPr><w:r><w:rPr><w:rFonts w:ascii="宋体" w:hAnsi="宋体" w:eastAsia="宋体"/><w:b w:val="0"/><w:sz w:val="28"/></w:rPr><w:t>行间距：20磅。</w:t></w:r></w:p><w:p><w:r><w:br w:type="page"/></w:r></w:p><w:p><w:pPr><w:pStyle w:val="3"/><w:spacing w:before="200" w:after="120" w:line="400" w:lineRule="exact"/><w:jc w:val="center"/></w:pPr><w:r><w:rPr><w:rFonts w:ascii="宋体" w:hAnsi="宋体" w:eastAsia="宋体"/><w:b/><w:color w:val="000000"/><w:sz w:val="36"/></w:rPr><w:t>上机实验八</w:t></w:r></w:p><w:p><w:pPr><w:pStyle w:val="4"/><w:spacing w:before="80" w:after="120" w:line="400" w:lineRule="exact"/></w:pPr><w:r><w:rPr><w:rFonts w:ascii="宋体" w:hAnsi="宋体" w:eastAsia="宋体"/><w:b/><w:color w:val="000000"/><w:sz w:val="28"/></w:rPr><w:t>实验目的</w:t></w:r></w:p><w:p><w:pPr><w:spacing w:after="60" w:line="400" w:lineRule="exact"/></w:pPr><w:r><w:rPr><w:rFonts w:ascii="宋体" w:hAnsi="宋体" w:eastAsia="宋体"/><w:b w:val="0"/><w:sz w:val="28"/></w:rPr><w:t>掌握 SQL 中实现数据完整性的方法，加深理解实体完整性、参照完整性和用户自定义完整性约束；掌握触发器的概念、作用和创建方法。</w:t></w:r></w:p><w:p><w:pPr><w:pStyle w:val="4"/><w:spacing w:before="80" w:after="120" w:line="400" w:lineRule="exact"/></w:pPr><w:r><w:rPr><w:rFonts w:ascii="宋体" w:hAnsi="宋体" w:eastAsia="宋体"/><w:b/><w:color w:val="000000"/><w:sz w:val="28"/></w:rPr><w:t>实验环境</w:t></w:r></w:p><w:p><w:pPr><w:spacing w:after="60" w:line="400" w:lineRule="exact"/></w:pPr><w:r><w:rPr><w:rFonts w:ascii="宋体" w:hAnsi="宋体" w:eastAsia="宋体"/><w:b w:val="0"/><w:sz w:val="28"/></w:rPr><w:t>MS SQL Server：Docker 容器 sql2022-lab，镜像 mcr.microsoft.com/mssql/server:2022-latest，端口 localhost:14333。</w:t></w:r></w:p><w:p><w:pPr><w:spacing w:after="60" w:line="400" w:lineRule="exact"/></w:pPr><w:r><w:rPr><w:rFonts w:ascii="宋体" w:hAnsi="宋体" w:eastAsia="宋体"/><w:b w:val="0"/><w:sz w:val="28"/></w:rPr><w:t>本次实验未使用 openGauss。</w:t></w:r></w:p><w:p><w:pPr><w:pStyle w:val="4"/><w:spacing w:before="80" w:after="120" w:line="400" w:lineRule="exact"/></w:pPr><w:r><w:rPr><w:rFonts w:ascii="宋体" w:hAnsi="宋体" w:eastAsia="宋体"/><w:b/><w:color w:val="000000"/><w:sz w:val="28"/></w:rPr><w:t>实验报告内容</w:t></w:r></w:p><w:p><w:pPr><w:spacing w:after="60" w:line="400" w:lineRule="exact"/></w:pPr><w:r><w:rPr><w:rFonts w:ascii="宋体" w:hAnsi="宋体" w:eastAsia="宋体"/><w:b w:val="0"/><w:sz w:val="28"/></w:rPr><w:t>题目要求：验证习题4第11题中加入完整性约束后的四个成绩管理表结构；创建并验证习题4第12题至第15题的触发器。</w:t></w:r></w:p><w:p><w:pPr><w:spacing w:after="60" w:line="400" w:lineRule="exact"/></w:pPr><w:r><w:rPr><w:rFonts w:ascii="宋体" w:hAnsi="宋体" w:eastAsia="宋体"/><w:b/><w:sz w:val="28"/></w:rPr><w:t>SQL脚本如下（完整脚本文件：SQL/generated/experiment8.sql）：</w:t></w:r></w:p><w:tbl><w:tblPr><w:tblStyle w:val="32"/><w:tblW w:w="0" w:type="auto"/><w:tblInd w:w="0" w:type="dxa"/><w:tblLayout w:type="autofit"/><w:tblCellMar><w:top w:w="0" w:type="dxa"/><w:left w:w="108" w:type="dxa"/><w:bottom w:w="0" w:type="dxa"/><w:right w:w="108" w:type="dxa"/></w:tblCellMar></w:tblPr><w:tblGrid><w:gridCol w:w="8300"/></w:tblGrid><w:tr><w:tblPrEx><w:tblCellMar><w:top w:w="0" w:type="dxa"/><w:left w:w="108" w:type="dxa"/><w:bottom w:w="0" w:type="dxa"/><w:right w:w="108" w:type="dxa"/></w:tblCellMar></w:tblPrEx><w:tc><w:tcPr><w:tcW w:w="8300" w:type="dxa"/><w:shd w:val="clear" w:color="auto" w:fill="F4F6F8"/><w:tcMar><w:top w:w="100" w:type="dxa"/><w:left w:w="120" w:type="dxa"/><w:bottom w:w="100" w:type="dxa"/><w:right w:w="120" w:type="dxa"/></w:tcMar></w:tcPr><w:p/><w:p><w:pPr><w:spacing w:after="0" w:line="210" w:lineRule="exact"/></w:pPr><w:r><w:rPr><w:rFonts w:ascii="Consolas" w:hAnsi="Consolas" w:eastAsia="宋体"/><w:sz w:val="17"/></w:rPr><w:t>USE GradeManager;</w:t></w:r></w:p><w:p><w:pPr><w:spacing w:after="0" w:line="210" w:lineRule="exact"/></w:pPr><w:r><w:rPr><w:rFonts w:ascii="Consolas" w:hAnsi="Consolas" w:eastAsia="宋体"/><w:sz w:val="17"/></w:rPr><w:t>GO</w:t></w:r></w:p><w:p><w:pPr><w:spacing w:after="0" w:line="210" w:lineRule="exact"/></w:pPr></w:p><w:p><w:pPr><w:spacing w:after="0" w:line="210" w:lineRule="exact"/></w:pPr><w:r><w:rPr><w:rFonts w:ascii="Consolas" w:hAnsi="Consolas" w:eastAsia="宋体"/><w:sz w:val="17"/></w:rPr><w:t>PRINT N'【实验八】完整性约束的实现';</w:t></w:r></w:p><w:p><w:pPr><w:spacing w:after="0" w:line="210" w:lineRule="exact"/></w:pPr></w:p><w:p><w:pPr><w:spacing w:after="0" w:line="210" w:lineRule="exact"/></w:pPr><w:r><w:rPr><w:rFonts w:ascii="Consolas" w:hAnsi="Consolas" w:eastAsia="宋体"/><w:sz w:val="17"/></w:rPr><w:t>SELECT N'习题4第11题：四个表已加入主键、外键、CHECK、DEFAULT等完整性约束' AS Item;</w:t></w:r></w:p><w:p><w:pPr><w:spacing w:after="0" w:line="210" w:lineRule="exact"/></w:pPr><w:r><w:rPr><w:rFonts w:ascii="Consolas" w:hAnsi="Consolas" w:eastAsia="宋体"/><w:sz w:val="17"/></w:rPr><w:t>SELECT tc.TABLE_NAME, tc.CONSTRAINT_TYPE, tc.CONSTRAINT_NAME</w:t></w:r></w:p><w:p><w:pPr><w:spacing w:after="0" w:line="210" w:lineRule="exact"/></w:pPr><w:r><w:rPr><w:rFonts w:ascii="Consolas" w:hAnsi="Consolas" w:eastAsia="宋体"/><w:sz w:val="17"/></w:rPr><w:t>FROM INFORMATION_SCHEMA.TABLE_CONSTRAINTS AS tc</w:t></w:r></w:p><w:p><w:pPr><w:spacing w:after="0" w:line="210" w:lineRule="exact"/></w:pPr><w:r><w:rPr><w:rFonts w:ascii="Consolas" w:hAnsi="Consolas" w:eastAsia="宋体"/><w:sz w:val="17"/></w:rPr><w:t>WHERE tc.TABLE_SCHEMA = 'dbo'</w:t></w:r></w:p><w:p><w:pPr><w:spacing w:after="0" w:line="210" w:lineRule="exact"/></w:pPr><w:r><w:rPr><w:rFonts w:ascii="Consolas" w:hAnsi="Consolas" w:eastAsia="宋体"/><w:sz w:val="17"/></w:rPr><w:t>ORDER BY tc.TABLE_NAME, tc.CONSTRAINT_TYPE, tc.CONSTRAINT_NAME;</w:t></w:r></w:p><w:p><w:pPr><w:spacing w:after="0" w:line="210" w:lineRule="exact"/></w:pPr></w:p><w:p><w:pPr><w:spacing w:after="0" w:line="210" w:lineRule="exact"/></w:pPr><w:r><w:rPr><w:rFonts w:ascii="Consolas" w:hAnsi="Consolas" w:eastAsia="宋体"/><w:sz w:val="17"/></w:rPr><w:t>SELECT N'验证用户自定义完整性：课程学分只能为1到6' AS Item;</w:t></w:r></w:p><w:p><w:pPr><w:spacing w:after="0" w:line="210" w:lineRule="exact"/></w:pPr><w:r><w:rPr><w:rFonts w:ascii="Consolas" w:hAnsi="Consolas" w:eastAsia="宋体"/><w:sz w:val="17"/></w:rPr><w:t>BEGIN TRY</w:t></w:r></w:p><w:p><w:pPr><w:spacing w:after="0" w:line="210" w:lineRule="exact"/></w:pPr><w:r><w:rPr><w:rFonts w:ascii="Consolas" w:hAnsi="Consolas" w:eastAsia="宋体"/><w:sz w:val="17"/></w:rPr><w:t xml:space="preserve">    INSERT INTO dbo.Course (Cno, Cname, Ccredit, Cpno)</w:t></w:r></w:p><w:p><w:pPr><w:spacing w:after="0" w:line="210" w:lineRule="exact"/></w:pPr><w:r><w:rPr><w:rFonts w:ascii="Consolas" w:hAnsi="Consolas" w:eastAsia="宋体"/><w:sz w:val="17"/></w:rPr><w:t xml:space="preserve">    VALUES ('999', N'错误学分课程', 8, NULL);</w:t></w:r></w:p><w:p><w:pPr><w:spacing w:after="0" w:line="210" w:lineRule="exact"/></w:pPr><w:r><w:rPr><w:rFonts w:ascii="Consolas" w:hAnsi="Consolas" w:eastAsia="宋体"/><w:sz w:val="17"/></w:rPr><w:t>END TRY</w:t></w:r></w:p><w:p><w:pPr><w:spacing w:after="0" w:line="210" w:lineRule="exact"/></w:pPr><w:r><w:rPr><w:rFonts w:ascii="Consolas" w:hAnsi="Consolas" w:eastAsia="宋体"/><w:sz w:val="17"/></w:rPr><w:t>BEGIN CATCH</w:t></w:r></w:p><w:p><w:pPr><w:spacing w:after="0" w:line="210" w:lineRule="exact"/></w:pPr><w:r><w:rPr><w:rFonts w:ascii="Consolas" w:hAnsi="Consolas" w:eastAsia="宋体"/><w:sz w:val="17"/></w:rPr><w:t xml:space="preserve">    SELECT ERROR_NUMBER() AS ErrorNumber, ERROR_MESSAGE() AS ErrorMessage;</w:t></w:r></w:p><w:p><w:pPr><w:spacing w:after="0" w:line="210" w:lineRule="exact"/></w:pPr><w:r><w:rPr><w:rFonts w:ascii="Consolas" w:hAnsi="Consolas" w:eastAsia="宋体"/><w:sz w:val="17"/></w:rPr><w:t>END CATCH;</w:t></w:r></w:p><w:p><w:pPr><w:spacing w:after="0" w:line="210" w:lineRule="exact"/></w:pPr><w:r><w:rPr><w:rFonts w:ascii="Consolas" w:hAnsi="Consolas" w:eastAsia="宋体"/><w:sz w:val="17"/></w:rPr><w:t>GO</w:t></w:r></w:p><w:p><w:pPr><w:spacing w:after="0" w:line="210" w:lineRule="exact"/></w:pPr></w:p><w:p><w:pPr><w:spacing w:after="0" w:line="210" w:lineRule="exact"/></w:pPr><w:r><w:rPr><w:rFonts w:ascii="Consolas" w:hAnsi="Consolas" w:eastAsia="宋体"/><w:sz w:val="17"/></w:rPr><w:t>CREATE OR ALTER TRIGGER dbo.trg_Student_ClassNumberAndLimit</w:t></w:r></w:p><w:p><w:pPr><w:spacing w:after="0" w:line="210" w:lineRule="exact"/></w:pPr><w:r><w:rPr><w:rFonts w:ascii="Consolas" w:hAnsi="Consolas" w:eastAsia="宋体"/><w:sz w:val="17"/></w:rPr><w:t>ON dbo.Student</w:t></w:r></w:p><w:p><w:pPr><w:spacing w:after="0" w:line="210" w:lineRule="exact"/></w:pPr><w:r><w:rPr><w:rFonts w:ascii="Consolas" w:hAnsi="Consolas" w:eastAsia="宋体"/><w:sz w:val="17"/></w:rPr><w:t>AFTER INSERT, DELETE, UPDATE</w:t></w:r></w:p><w:p><w:pPr><w:spacing w:after="0" w:line="210" w:lineRule="exact"/></w:pPr><w:r><w:rPr><w:rFonts w:ascii="Consolas" w:hAnsi="Consolas" w:eastAsia="宋体"/><w:sz w:val="17"/></w:rPr><w:t>AS</w:t></w:r></w:p><w:p><w:pPr><w:spacing w:after="0" w:line="210" w:lineRule="exact"/></w:pPr><w:r><w:rPr><w:rFonts w:ascii="Consolas" w:hAnsi="Consolas" w:eastAsia="宋体"/><w:sz w:val="17"/></w:rPr><w:t>BEGIN</w:t></w:r></w:p><w:p><w:pPr><w:spacing w:after="0" w:line="210" w:lineRule="exact"/></w:pPr><w:r><w:rPr><w:rFonts w:ascii="Consolas" w:hAnsi="Consolas" w:eastAsia="宋体"/><w:sz w:val="17"/></w:rPr><w:t xml:space="preserve">    SET NOCOUNT ON;</w:t></w:r></w:p><w:p><w:pPr><w:spacing w:after="0" w:line="210" w:lineRule="exact"/></w:pPr></w:p><w:p><w:pPr><w:spacing w:after="0" w:line="210" w:lineRule="exact"/></w:pPr><w:r><w:rPr><w:rFonts w:ascii="Consolas" w:hAnsi="Consolas" w:eastAsia="宋体"/><w:sz w:val="17"/></w:rPr><w:t xml:space="preserve">    DECLARE @Delta TABLE (</w:t></w:r></w:p><w:p><w:pPr><w:spacing w:after="0" w:line="210" w:lineRule="exact"/></w:pPr><w:r><w:rPr><w:rFonts w:ascii="Consolas" w:hAnsi="Consolas" w:eastAsia="宋体"/><w:sz w:val="17"/></w:rPr><w:t xml:space="preserve">        Clno CHAR(5) NOT NULL PRIMARY KEY,</w:t></w:r></w:p><w:p><w:pPr><w:spacing w:after="0" w:line="210" w:lineRule="exact"/></w:pPr><w:r><w:rPr><w:rFonts w:ascii="Consolas" w:hAnsi="Consolas" w:eastAsia="宋体"/><w:sz w:val="17"/></w:rPr><w:t xml:space="preserve">        DeltaCount INT NOT NULL</w:t></w:r></w:p><w:p><w:pPr><w:spacing w:after="0" w:line="210" w:lineRule="exact"/></w:pPr><w:r><w:rPr><w:rFonts w:ascii="Consolas" w:hAnsi="Consolas" w:eastAsia="宋体"/><w:sz w:val="17"/></w:rPr><w:t xml:space="preserve">    );</w:t></w:r></w:p><w:p><w:pPr><w:spacing w:after="0" w:line="210" w:lineRule="exact"/></w:pPr></w:p><w:p><w:pPr><w:spacing w:after="0" w:line="210" w:lineRule="exact"/></w:pPr><w:r><w:rPr><w:rFonts w:ascii="Consolas" w:hAnsi="Consolas" w:eastAsia="宋体"/><w:sz w:val="17"/></w:rPr><w:t xml:space="preserve">    INSERT INTO @Delta (Clno, DeltaCount)</w:t></w:r></w:p><w:p><w:pPr><w:spacing w:after="0" w:line="210" w:lineRule="exact"/></w:pPr><w:r><w:rPr><w:rFonts w:ascii="Consolas" w:hAnsi="Consolas" w:eastAsia="宋体"/><w:sz w:val="17"/></w:rPr><w:t xml:space="preserve">    SELECT Clno, SUM(DeltaCount)</w:t></w:r></w:p><w:p><w:pPr><w:spacing w:after="0" w:line="210" w:lineRule="exact"/></w:pPr><w:r><w:rPr><w:rFonts w:ascii="Consolas" w:hAnsi="Consolas" w:eastAsia="宋体"/><w:sz w:val="17"/></w:rPr><w:t xml:space="preserve">    FROM (</w:t></w:r></w:p><w:p><w:pPr><w:spacing w:after="0" w:line="210" w:lineRule="exact"/></w:pPr><w:r><w:rPr><w:rFonts w:ascii="Consolas" w:hAnsi="Consolas" w:eastAsia="宋体"/><w:sz w:val="17"/></w:rPr><w:t xml:space="preserve">        SELECT Clno, COUNT(*) AS DeltaCount FROM inserted GROUP BY Clno</w:t></w:r></w:p><w:p><w:pPr><w:spacing w:after="0" w:line="210" w:lineRule="exact"/></w:pPr><w:r><w:rPr><w:rFonts w:ascii="Consolas" w:hAnsi="Consolas" w:eastAsia="宋体"/><w:sz w:val="17"/></w:rPr><w:t xml:space="preserve">        UNION ALL</w:t></w:r></w:p><w:p><w:pPr><w:spacing w:after="0" w:line="210" w:lineRule="exact"/></w:pPr><w:r><w:rPr><w:rFonts w:ascii="Consolas" w:hAnsi="Consolas" w:eastAsia="宋体"/><w:sz w:val="17"/></w:rPr><w:t xml:space="preserve">        SELECT Clno, -COUNT(*) AS DeltaCount FROM deleted GROUP BY Clno</w:t></w:r></w:p><w:p><w:pPr><w:spacing w:after="0" w:line="210" w:lineRule="exact"/></w:pPr><w:r><w:rPr><w:rFonts w:ascii="Consolas" w:hAnsi="Consolas" w:eastAsia="宋体"/><w:sz w:val="17"/></w:rPr><w:t xml:space="preserve">    ) AS x</w:t></w:r></w:p><w:p><w:pPr><w:spacing w:after="0" w:line="210" w:lineRule="exact"/></w:pPr><w:r><w:rPr><w:rFonts w:ascii="Consolas" w:hAnsi="Consolas" w:eastAsia="宋体"/><w:sz w:val="17"/></w:rPr><w:t xml:space="preserve">    GROUP BY Clno</w:t></w:r></w:p><w:p><w:pPr><w:spacing w:after="0" w:line="210" w:lineRule="exact"/></w:pPr><w:r><w:rPr><w:rFonts w:ascii="Consolas" w:hAnsi="Consolas" w:eastAsia="宋体"/><w:sz w:val="17"/></w:rPr><w:t xml:space="preserve">    HAVING SUM(DeltaCount) &lt;&gt; 0;</w:t></w:r></w:p><w:p><w:pPr><w:spacing w:after="0" w:line="210" w:lineRule="exact"/></w:pPr></w:p><w:p><w:pPr><w:spacing w:after="0" w:line="210" w:lineRule="exact"/></w:pPr><w:r><w:rPr><w:rFonts w:ascii="Consolas" w:hAnsi="Consolas" w:eastAsia="宋体"/><w:sz w:val="17"/></w:rPr><w:t xml:space="preserve">    IF EXISTS (</w:t></w:r></w:p><w:p><w:pPr><w:spacing w:after="0" w:line="210" w:lineRule="exact"/></w:pPr><w:r><w:rPr><w:rFonts w:ascii="Consolas" w:hAnsi="Consolas" w:eastAsia="宋体"/><w:sz w:val="17"/></w:rPr><w:t xml:space="preserve">        SELECT 1</w:t></w:r></w:p><w:p><w:pPr><w:spacing w:after="0" w:line="210" w:lineRule="exact"/></w:pPr><w:r><w:rPr><w:rFonts w:ascii="Consolas" w:hAnsi="Consolas" w:eastAsia="宋体"/><w:sz w:val="17"/></w:rPr><w:t xml:space="preserve">        FROM dbo.Class AS c</w:t></w:r></w:p><w:p><w:pPr><w:spacing w:after="0" w:line="210" w:lineRule="exact"/></w:pPr><w:r><w:rPr><w:rFonts w:ascii="Consolas" w:hAnsi="Consolas" w:eastAsia="宋体"/><w:sz w:val="17"/></w:rPr><w:t xml:space="preserve">        JOIN @Delta AS d ON c.Clno = d.Clno</w:t></w:r></w:p><w:p><w:pPr><w:spacing w:after="0" w:line="210" w:lineRule="exact"/></w:pPr><w:r><w:rPr><w:rFonts w:ascii="Consolas" w:hAnsi="Consolas" w:eastAsia="宋体"/><w:sz w:val="17"/></w:rPr><w:t xml:space="preserve">        WHERE ISNULL(c.Number, 0) + d.DeltaCount &gt; 40</w:t></w:r></w:p><w:p><w:pPr><w:spacing w:after="0" w:line="210" w:lineRule="exact"/></w:pPr><w:r><w:rPr><w:rFonts w:ascii="Consolas" w:hAnsi="Consolas" w:eastAsia="宋体"/><w:sz w:val="17"/></w:rPr><w:t xml:space="preserve">    )</w:t></w:r></w:p><w:p><w:pPr><w:spacing w:after="0" w:line="210" w:lineRule="exact"/></w:pPr><w:r><w:rPr><w:rFonts w:ascii="Consolas" w:hAnsi="Consolas" w:eastAsia="宋体"/><w:sz w:val="17"/></w:rPr><w:t xml:space="preserve">    BEGIN</w:t></w:r></w:p><w:p><w:pPr><w:spacing w:after="0" w:line="210" w:lineRule="exact"/></w:pPr><w:r><w:rPr><w:rFonts w:ascii="Consolas" w:hAnsi="Consolas" w:eastAsia="宋体"/><w:sz w:val="17"/></w:rPr><w:t xml:space="preserve">        RAISERROR(N'该班学生人数超过40人，操作回滚。', 16, 1);</w:t></w:r></w:p><w:p><w:pPr><w:spacing w:after="0" w:line="210" w:lineRule="exact"/></w:pPr><w:r><w:rPr><w:rFonts w:ascii="Consolas" w:hAnsi="Consolas" w:eastAsia="宋体"/><w:sz w:val="17"/></w:rPr><w:t xml:space="preserve">        ROLLBACK TRANSACTION;</w:t></w:r></w:p><w:p><w:pPr><w:spacing w:after="0" w:line="210" w:lineRule="exact"/></w:pPr><w:r><w:rPr><w:rFonts w:ascii="Consolas" w:hAnsi="Consolas" w:eastAsia="宋体"/><w:sz w:val="17"/></w:rPr><w:t xml:space="preserve">        RETURN;</w:t></w:r></w:p><w:p><w:pPr><w:spacing w:after="0" w:line="210" w:lineRule="exact"/></w:pPr><w:r><w:rPr><w:rFonts w:ascii="Consolas" w:hAnsi="Consolas" w:eastAsia="宋体"/><w:sz w:val="17"/></w:rPr><w:t xml:space="preserve">    END;</w:t></w:r></w:p><w:p><w:pPr><w:spacing w:after="0" w:line="210" w:lineRule="exact"/></w:pPr></w:p><w:p><w:pPr><w:spacing w:after="0" w:line="210" w:lineRule="exact"/></w:pPr><w:r><w:rPr><w:rFonts w:ascii="Consolas" w:hAnsi="Consolas" w:eastAsia="宋体"/><w:sz w:val="17"/></w:rPr><w:t xml:space="preserve">    UPDATE c</w:t></w:r></w:p><w:p><w:pPr><w:spacing w:after="0" w:line="210" w:lineRule="exact"/></w:pPr><w:r><w:rPr><w:rFonts w:ascii="Consolas" w:hAnsi="Consolas" w:eastAsia="宋体"/><w:sz w:val="17"/></w:rPr><w:t xml:space="preserve">    SET Number = ISNULL(c.Number, 0) + d.DeltaCount</w:t></w:r></w:p><w:p><w:pPr><w:spacing w:after="0" w:line="210" w:lineRule="exact"/></w:pPr><w:r><w:rPr><w:rFonts w:ascii="Consolas" w:hAnsi="Consolas" w:eastAsia="宋体"/><w:sz w:val="17"/></w:rPr><w:t xml:space="preserve">    FROM dbo.Class AS c</w:t></w:r></w:p><w:p><w:pPr><w:spacing w:after="0" w:line="210" w:lineRule="exact"/></w:pPr><w:r><w:rPr><w:rFonts w:ascii="Consolas" w:hAnsi="Consolas" w:eastAsia="宋体"/><w:sz w:val="17"/></w:rPr><w:t xml:space="preserve">    JOIN @Delta AS d ON c.Clno = d.Clno;</w:t></w:r></w:p><w:p><w:pPr><w:spacing w:after="0" w:line="210" w:lineRule="exact"/></w:pPr><w:r><w:rPr><w:rFonts w:ascii="Consolas" w:hAnsi="Consolas" w:eastAsia="宋体"/><w:sz w:val="17"/></w:rPr><w:t>END;</w:t></w:r></w:p><w:p><w:pPr><w:spacing w:after="0" w:line="210" w:lineRule="exact"/></w:pPr><w:r><w:rPr><w:rFonts w:ascii="Consolas" w:hAnsi="Consolas" w:eastAsia="宋体"/><w:sz w:val="17"/></w:rPr><w:t>GO</w:t></w:r></w:p><w:p><w:pPr><w:spacing w:after="0" w:line="210" w:lineRule="exact"/></w:pPr></w:p><w:p><w:pPr><w:spacing w:after="0" w:line="210" w:lineRule="exact"/></w:pPr><w:r><w:rPr><w:rFonts w:ascii="Consolas" w:hAnsi="Consolas" w:eastAsia="宋体"/><w:sz w:val="17"/></w:rPr><w:t>CREATE OR ALTER TRIGGER dbo.trg_Class_MonitorCheck</w:t></w:r></w:p><w:p><w:pPr><w:spacing w:after="0" w:line="210" w:lineRule="exact"/></w:pPr><w:r><w:rPr><w:rFonts w:ascii="Consolas" w:hAnsi="Consolas" w:eastAsia="宋体"/><w:sz w:val="17"/></w:rPr><w:t>ON dbo.Class</w:t></w:r></w:p><w:p><w:pPr><w:spacing w:after="0" w:line="210" w:lineRule="exact"/></w:pPr><w:r><w:rPr><w:rFonts w:ascii="Consolas" w:hAnsi="Consolas" w:eastAsia="宋体"/><w:sz w:val="17"/></w:rPr><w:t>AFTER UPDATE</w:t></w:r></w:p><w:p><w:pPr><w:spacing w:after="0" w:line="210" w:lineRule="exact"/></w:pPr><w:r><w:rPr><w:rFonts w:ascii="Consolas" w:hAnsi="Consolas" w:eastAsia="宋体"/><w:sz w:val="17"/></w:rPr><w:t>AS</w:t></w:r></w:p><w:p><w:pPr><w:spacing w:after="0" w:line="210" w:lineRule="exact"/></w:pPr><w:r><w:rPr><w:rFonts w:ascii="Consolas" w:hAnsi="Consolas" w:eastAsia="宋体"/><w:sz w:val="17"/></w:rPr><w:t>BEGIN</w:t></w:r></w:p><w:p><w:pPr><w:spacing w:after="0" w:line="210" w:lineRule="exact"/></w:pPr><w:r><w:rPr><w:rFonts w:ascii="Consolas" w:hAnsi="Consolas" w:eastAsia="宋体"/><w:sz w:val="17"/></w:rPr><w:t xml:space="preserve">    SET NOCOUNT ON;</w:t></w:r></w:p><w:p><w:pPr><w:spacing w:after="0" w:line="210" w:lineRule="exact"/></w:pPr></w:p><w:p><w:pPr><w:spacing w:after="0" w:line="210" w:lineRule="exact"/></w:pPr><w:r><w:rPr><w:rFonts w:ascii="Consolas" w:hAnsi="Consolas" w:eastAsia="宋体"/><w:sz w:val="17"/></w:rPr><w:t xml:space="preserve">    IF UPDATE(Monitor)</w:t></w:r></w:p><w:p><w:pPr><w:spacing w:after="0" w:line="210" w:lineRule="exact"/></w:pPr><w:r><w:rPr><w:rFonts w:ascii="Consolas" w:hAnsi="Consolas" w:eastAsia="宋体"/><w:sz w:val="17"/></w:rPr><w:t xml:space="preserve">       AND EXISTS (</w:t></w:r></w:p><w:p><w:pPr><w:spacing w:after="0" w:line="210" w:lineRule="exact"/></w:pPr><w:r><w:rPr><w:rFonts w:ascii="Consolas" w:hAnsi="Consolas" w:eastAsia="宋体"/><w:sz w:val="17"/></w:rPr><w:t xml:space="preserve">           SELECT 1</w:t></w:r></w:p><w:p><w:pPr><w:spacing w:after="0" w:line="210" w:lineRule="exact"/></w:pPr><w:r><w:rPr><w:rFonts w:ascii="Consolas" w:hAnsi="Consolas" w:eastAsia="宋体"/><w:sz w:val="17"/></w:rPr><w:t xml:space="preserve">           FROM inserted AS i</w:t></w:r></w:p><w:p><w:pPr><w:spacing w:after="0" w:line="210" w:lineRule="exact"/></w:pPr><w:r><w:rPr><w:rFonts w:ascii="Consolas" w:hAnsi="Consolas" w:eastAsia="宋体"/><w:sz w:val="17"/></w:rPr><w:t xml:space="preserve">           LEFT JOIN dbo.Student AS s ON i.Monitor = s.Sno</w:t></w:r></w:p><w:p><w:pPr><w:spacing w:after="0" w:line="210" w:lineRule="exact"/></w:pPr><w:r><w:rPr><w:rFonts w:ascii="Consolas" w:hAnsi="Consolas" w:eastAsia="宋体"/><w:sz w:val="17"/></w:rPr><w:t xml:space="preserve">           WHERE i.Monitor IS NOT NULL</w:t></w:r></w:p><w:p><w:pPr><w:spacing w:after="0" w:line="210" w:lineRule="exact"/></w:pPr><w:r><w:rPr><w:rFonts w:ascii="Consolas" w:hAnsi="Consolas" w:eastAsia="宋体"/><w:sz w:val="17"/></w:rPr><w:t xml:space="preserve">             AND (s.Sno IS NULL OR s.Clno &lt;&gt; i.Clno)</w:t></w:r></w:p><w:p><w:pPr><w:spacing w:after="0" w:line="210" w:lineRule="exact"/></w:pPr><w:r><w:rPr><w:rFonts w:ascii="Consolas" w:hAnsi="Consolas" w:eastAsia="宋体"/><w:sz w:val="17"/></w:rPr><w:t xml:space="preserve">       )</w:t></w:r></w:p><w:p><w:pPr><w:spacing w:after="0" w:line="210" w:lineRule="exact"/></w:pPr><w:r><w:rPr><w:rFonts w:ascii="Consolas" w:hAnsi="Consolas" w:eastAsia="宋体"/><w:sz w:val="17"/></w:rPr><w:t xml:space="preserve">    BEGIN</w:t></w:r></w:p><w:p><w:pPr><w:spacing w:after="0" w:line="210" w:lineRule="exact"/></w:pPr><w:r><w:rPr><w:rFonts w:ascii="Consolas" w:hAnsi="Consolas" w:eastAsia="宋体"/><w:sz w:val="17"/></w:rPr><w:t xml:space="preserve">        RAISERROR(N'班长学号必须属于本班学生，更新取消。', 16, 1);</w:t></w:r></w:p><w:p><w:pPr><w:spacing w:after="0" w:line="210" w:lineRule="exact"/></w:pPr><w:r><w:rPr><w:rFonts w:ascii="Consolas" w:hAnsi="Consolas" w:eastAsia="宋体"/><w:sz w:val="17"/></w:rPr><w:t xml:space="preserve">        ROLLBACK TRANSACTION;</w:t></w:r></w:p><w:p><w:pPr><w:spacing w:after="0" w:line="210" w:lineRule="exact"/></w:pPr><w:r><w:rPr><w:rFonts w:ascii="Consolas" w:hAnsi="Consolas" w:eastAsia="宋体"/><w:sz w:val="17"/></w:rPr><w:t xml:space="preserve">        RETURN;</w:t></w:r></w:p><w:p><w:pPr><w:spacing w:after="0" w:line="210" w:lineRule="exact"/></w:pPr><w:r><w:rPr><w:rFonts w:ascii="Consolas" w:hAnsi="Consolas" w:eastAsia="宋体"/><w:sz w:val="17"/></w:rPr><w:t xml:space="preserve">    END;</w:t></w:r></w:p><w:p><w:pPr><w:spacing w:after="0" w:line="210" w:lineRule="exact"/></w:pPr><w:r><w:rPr><w:rFonts w:ascii="Consolas" w:hAnsi="Consolas" w:eastAsia="宋体"/><w:sz w:val="17"/></w:rPr><w:t>END;</w:t></w:r></w:p><w:p><w:pPr><w:spacing w:after="0" w:line="210" w:lineRule="exact"/></w:pPr><w:r><w:rPr><w:rFonts w:ascii="Consolas" w:hAnsi="Consolas" w:eastAsia="宋体"/><w:sz w:val="17"/></w:rPr><w:t>GO</w:t></w:r></w:p><w:p><w:pPr><w:spacing w:after="0" w:line="210" w:lineRule="exact"/></w:pPr></w:p><w:p><w:pPr><w:spacing w:after="0" w:line="210" w:lineRule="exact"/></w:pPr><w:r><w:rPr><w:rFonts w:ascii="Consolas" w:hAnsi="Consolas" w:eastAsia="宋体"/><w:sz w:val="17"/></w:rPr><w:t>DROP VIEW IF EXISTS dbo.vw_StudentCredit;</w:t></w:r></w:p><w:p><w:pPr><w:spacing w:after="0" w:line="210" w:lineRule="exact"/></w:pPr><w:r><w:rPr><w:rFonts w:ascii="Consolas" w:hAnsi="Consolas" w:eastAsia="宋体"/><w:sz w:val="17"/></w:rPr><w:t>DROP TABLE IF EXISTS dbo.StudentCredit;</w:t></w:r></w:p><w:p><w:pPr><w:spacing w:after="0" w:line="210" w:lineRule="exact"/></w:pPr><w:r><w:rPr><w:rFonts w:ascii="Consolas" w:hAnsi="Consolas" w:eastAsia="宋体"/><w:sz w:val="17"/></w:rPr><w:t>GO</w:t></w:r></w:p><w:p><w:pPr><w:spacing w:after="0" w:line="210" w:lineRule="exact"/></w:pPr></w:p><w:p><w:pPr><w:spacing w:after="0" w:line="210" w:lineRule="exact"/></w:pPr><w:r><w:rPr><w:rFonts w:ascii="Consolas" w:hAnsi="Consolas" w:eastAsia="宋体"/><w:sz w:val="17"/></w:rPr><w:t>CREATE TABLE dbo.StudentCredit (</w:t></w:r></w:p><w:p><w:pPr><w:spacing w:after="0" w:line="210" w:lineRule="exact"/></w:pPr><w:r><w:rPr><w:rFonts w:ascii="Consolas" w:hAnsi="Consolas" w:eastAsia="宋体"/><w:sz w:val="17"/></w:rPr><w:t xml:space="preserve">    Sno CHAR(7) NOT NULL PRIMARY KEY,</w:t></w:r></w:p><w:p><w:pPr><w:spacing w:after="0" w:line="210" w:lineRule="exact"/></w:pPr><w:r><w:rPr><w:rFonts w:ascii="Consolas" w:hAnsi="Consolas" w:eastAsia="宋体"/><w:sz w:val="17"/></w:rPr><w:t xml:space="preserve">    EarnedCredit INT NOT NULL CONSTRAINT DF_StudentCredit_EarnedCredit DEFAULT 0,</w:t></w:r></w:p><w:p><w:pPr><w:spacing w:after="0" w:line="210" w:lineRule="exact"/></w:pPr><w:r><w:rPr><w:rFonts w:ascii="Consolas" w:hAnsi="Consolas" w:eastAsia="宋体"/><w:sz w:val="17"/></w:rPr><w:t xml:space="preserve">    CONSTRAINT FK_StudentCredit_Student FOREIGN KEY (Sno) REFERENCES dbo.Student(Sno) ON DELETE CASCADE</w:t></w:r></w:p><w:p><w:pPr><w:spacing w:after="0" w:line="210" w:lineRule="exact"/></w:pPr><w:r><w:rPr><w:rFonts w:ascii="Consolas" w:hAnsi="Consolas" w:eastAsia="宋体"/><w:sz w:val="17"/></w:rPr><w:t>);</w:t></w:r></w:p><w:p><w:pPr><w:spacing w:after="0" w:line="210" w:lineRule="exact"/></w:pPr></w:p><w:p><w:pPr><w:spacing w:after="0" w:line="210" w:lineRule="exact"/></w:pPr><w:r><w:rPr><w:rFonts w:ascii="Consolas" w:hAnsi="Consolas" w:eastAsia="宋体"/><w:sz w:val="17"/></w:rPr><w:t>INSERT INTO dbo.StudentCredit (Sno, EarnedCredit)</w:t></w:r></w:p><w:p><w:pPr><w:spacing w:after="0" w:line="210" w:lineRule="exact"/></w:pPr><w:r><w:rPr><w:rFonts w:ascii="Consolas" w:hAnsi="Consolas" w:eastAsia="宋体"/><w:sz w:val="17"/></w:rPr><w:t>SELECT s.Sno,</w:t></w:r></w:p><w:p><w:pPr><w:spacing w:after="0" w:line="210" w:lineRule="exact"/></w:pPr><w:r><w:rPr><w:rFonts w:ascii="Consolas" w:hAnsi="Consolas" w:eastAsia="宋体"/><w:sz w:val="17"/></w:rPr><w:t xml:space="preserve">       COALESCE(SUM(CASE WHEN g.Gmark &gt;= 60 THEN c.Ccredit ELSE 0 END), 0) AS EarnedCredit</w:t></w:r></w:p><w:p><w:pPr><w:spacing w:after="0" w:line="210" w:lineRule="exact"/></w:pPr><w:r><w:rPr><w:rFonts w:ascii="Consolas" w:hAnsi="Consolas" w:eastAsia="宋体"/><w:sz w:val="17"/></w:rPr><w:t>FROM dbo.Student AS s</w:t></w:r></w:p><w:p><w:pPr><w:spacing w:after="0" w:line="210" w:lineRule="exact"/></w:pPr><w:r><w:rPr><w:rFonts w:ascii="Consolas" w:hAnsi="Consolas" w:eastAsia="宋体"/><w:sz w:val="17"/></w:rPr><w:t>LEFT JOIN dbo.Grade AS g ON s.Sno = g.Sno</w:t></w:r></w:p><w:p><w:pPr><w:spacing w:after="0" w:line="210" w:lineRule="exact"/></w:pPr><w:r><w:rPr><w:rFonts w:ascii="Consolas" w:hAnsi="Consolas" w:eastAsia="宋体"/><w:sz w:val="17"/></w:rPr><w:t>LEFT JOIN dbo.Course AS c ON g.Cno = c.Cno</w:t></w:r></w:p><w:p><w:pPr><w:spacing w:after="0" w:line="210" w:lineRule="exact"/></w:pPr><w:r><w:rPr><w:rFonts w:ascii="Consolas" w:hAnsi="Consolas" w:eastAsia="宋体"/><w:sz w:val="17"/></w:rPr><w:t>GROUP BY s.Sno;</w:t></w:r></w:p><w:p><w:pPr><w:spacing w:after="0" w:line="210" w:lineRule="exact"/></w:pPr><w:r><w:rPr><w:rFonts w:ascii="Consolas" w:hAnsi="Consolas" w:eastAsia="宋体"/><w:sz w:val="17"/></w:rPr><w:t>GO</w:t></w:r></w:p><w:p><w:pPr><w:spacing w:after="0" w:line="210" w:lineRule="exact"/></w:pPr></w:p><w:p><w:pPr><w:spacing w:after="0" w:line="210" w:lineRule="exact"/></w:pPr><w:r><w:rPr><w:rFonts w:ascii="Consolas" w:hAnsi="Consolas" w:eastAsia="宋体"/><w:sz w:val="17"/></w:rPr><w:t>CREATE OR ALTER TRIGGER dbo.trg_Grade_UpdateStudentCredit</w:t></w:r></w:p><w:p><w:pPr><w:spacing w:after="0" w:line="210" w:lineRule="exact"/></w:pPr><w:r><w:rPr><w:rFonts w:ascii="Consolas" w:hAnsi="Consolas" w:eastAsia="宋体"/><w:sz w:val="17"/></w:rPr><w:t>ON dbo.Grade</w:t></w:r></w:p><w:p><w:pPr><w:spacing w:after="0" w:line="210" w:lineRule="exact"/></w:pPr><w:r><w:rPr><w:rFonts w:ascii="Consolas" w:hAnsi="Consolas" w:eastAsia="宋体"/><w:sz w:val="17"/></w:rPr><w:t>AFTER INSERT, DELETE, UPDATE</w:t></w:r></w:p><w:p><w:pPr><w:spacing w:after="0" w:line="210" w:lineRule="exact"/></w:pPr><w:r><w:rPr><w:rFonts w:ascii="Consolas" w:hAnsi="Consolas" w:eastAsia="宋体"/><w:sz w:val="17"/></w:rPr><w:t>AS</w:t></w:r></w:p><w:p><w:pPr><w:spacing w:after="0" w:line="210" w:lineRule="exact"/></w:pPr><w:r><w:rPr><w:rFonts w:ascii="Consolas" w:hAnsi="Consolas" w:eastAsia="宋体"/><w:sz w:val="17"/></w:rPr><w:t>BEGIN</w:t></w:r></w:p><w:p><w:pPr><w:spacing w:after="0" w:line="210" w:lineRule="exact"/></w:pPr><w:r><w:rPr><w:rFonts w:ascii="Consolas" w:hAnsi="Consolas" w:eastAsia="宋体"/><w:sz w:val="17"/></w:rPr><w:t xml:space="preserve">    SET NOCOUNT ON;</w:t></w:r></w:p><w:p><w:pPr><w:spacing w:after="0" w:line="210" w:lineRule="exact"/></w:pPr></w:p><w:p><w:pPr><w:spacing w:after="0" w:line="210" w:lineRule="exact"/></w:pPr><w:r><w:rPr><w:rFonts w:ascii="Consolas" w:hAnsi="Consolas" w:eastAsia="宋体"/><w:sz w:val="17"/></w:rPr><w:t xml:space="preserve">    WITH Affected AS (</w:t></w:r></w:p><w:p><w:pPr><w:spacing w:after="0" w:line="210" w:lineRule="exact"/></w:pPr><w:r><w:rPr><w:rFonts w:ascii="Consolas" w:hAnsi="Consolas" w:eastAsia="宋体"/><w:sz w:val="17"/></w:rPr><w:t xml:space="preserve">        SELECT Sno FROM inserted</w:t></w:r></w:p><w:p><w:pPr><w:spacing w:after="0" w:line="210" w:lineRule="exact"/></w:pPr><w:r><w:rPr><w:rFonts w:ascii="Consolas" w:hAnsi="Consolas" w:eastAsia="宋体"/><w:sz w:val="17"/></w:rPr><w:t xml:space="preserve">        UNION</w:t></w:r></w:p><w:p><w:pPr><w:spacing w:after="0" w:line="210" w:lineRule="exact"/></w:pPr><w:r><w:rPr><w:rFonts w:ascii="Consolas" w:hAnsi="Consolas" w:eastAsia="宋体"/><w:sz w:val="17"/></w:rPr><w:t xml:space="preserve">        SELECT Sno FROM deleted</w:t></w:r></w:p><w:p><w:pPr><w:spacing w:after="0" w:line="210" w:lineRule="exact"/></w:pPr><w:r><w:rPr><w:rFonts w:ascii="Consolas" w:hAnsi="Consolas" w:eastAsia="宋体"/><w:sz w:val="17"/></w:rPr><w:t xml:space="preserve">    ),</w:t></w:r></w:p><w:p><w:pPr><w:spacing w:after="0" w:line="210" w:lineRule="exact"/></w:pPr><w:r><w:rPr><w:rFonts w:ascii="Consolas" w:hAnsi="Consolas" w:eastAsia="宋体"/><w:sz w:val="17"/></w:rPr><w:t xml:space="preserve">    Calc AS (</w:t></w:r></w:p><w:p><w:pPr><w:spacing w:after="0" w:line="210" w:lineRule="exact"/></w:pPr><w:r><w:rPr><w:rFonts w:ascii="Consolas" w:hAnsi="Consolas" w:eastAsia="宋体"/><w:sz w:val="17"/></w:rPr><w:t xml:space="preserve">        SELECT a.Sno,</w:t></w:r></w:p><w:p><w:pPr><w:spacing w:after="0" w:line="210" w:lineRule="exact"/></w:pPr><w:r><w:rPr><w:rFonts w:ascii="Consolas" w:hAnsi="Consolas" w:eastAsia="宋体"/><w:sz w:val="17"/></w:rPr><w:t xml:space="preserve">               COALESCE(SUM(CASE WHEN g.Gmark &gt;= 60 THEN c.Ccredit ELSE 0 END), 0) AS EarnedCredit</w:t></w:r></w:p><w:p><w:pPr><w:spacing w:after="0" w:line="210" w:lineRule="exact"/></w:pPr><w:r><w:rPr><w:rFonts w:ascii="Consolas" w:hAnsi="Consolas" w:eastAsia="宋体"/><w:sz w:val="17"/></w:rPr><w:t xml:space="preserve">        FROM Affected AS a</w:t></w:r></w:p><w:p><w:pPr><w:spacing w:after="0" w:line="210" w:lineRule="exact"/></w:pPr><w:r><w:rPr><w:rFonts w:ascii="Consolas" w:hAnsi="Consolas" w:eastAsia="宋体"/><w:sz w:val="17"/></w:rPr><w:t xml:space="preserve">        LEFT JOIN dbo.Grade AS g ON a.Sno = g.Sno</w:t></w:r></w:p><w:p><w:pPr><w:spacing w:after="0" w:line="210" w:lineRule="exact"/></w:pPr><w:r><w:rPr><w:rFonts w:ascii="Consolas" w:hAnsi="Consolas" w:eastAsia="宋体"/><w:sz w:val="17"/></w:rPr><w:t xml:space="preserve">        LEFT JOIN dbo.Course AS c ON g.Cno = c.Cno</w:t></w:r></w:p><w:p><w:pPr><w:spacing w:after="0" w:line="210" w:lineRule="exact"/></w:pPr><w:r><w:rPr><w:rFonts w:ascii="Consolas" w:hAnsi="Consolas" w:eastAsia="宋体"/><w:sz w:val="17"/></w:rPr><w:t xml:space="preserve">        GROUP BY a.Sno</w:t></w:r></w:p><w:p><w:pPr><w:spacing w:after="0" w:line="210" w:lineRule="exact"/></w:pPr><w:r><w:rPr><w:rFonts w:ascii="Consolas" w:hAnsi="Consolas" w:eastAsia="宋体"/><w:sz w:val="17"/></w:rPr><w:t xml:space="preserve">    )</w:t></w:r></w:p><w:p><w:pPr><w:spacing w:after="0" w:line="210" w:lineRule="exact"/></w:pPr><w:r><w:rPr><w:rFonts w:ascii="Consolas" w:hAnsi="Consolas" w:eastAsia="宋体"/><w:sz w:val="17"/></w:rPr><w:t xml:space="preserve">    MERGE dbo.StudentCredit AS target</w:t></w:r></w:p><w:p><w:pPr><w:spacing w:after="0" w:line="210" w:lineRule="exact"/></w:pPr><w:r><w:rPr><w:rFonts w:ascii="Consolas" w:hAnsi="Consolas" w:eastAsia="宋体"/><w:sz w:val="17"/></w:rPr><w:t xml:space="preserve">    USING Calc AS source</w:t></w:r></w:p><w:p><w:pPr><w:spacing w:after="0" w:line="210" w:lineRule="exact"/></w:pPr><w:r><w:rPr><w:rFonts w:ascii="Consolas" w:hAnsi="Consolas" w:eastAsia="宋体"/><w:sz w:val="17"/></w:rPr><w:t xml:space="preserve">       ON target.Sno = source.Sno</w:t></w:r></w:p><w:p><w:pPr><w:spacing w:after="0" w:line="210" w:lineRule="exact"/></w:pPr><w:r><w:rPr><w:rFonts w:ascii="Consolas" w:hAnsi="Consolas" w:eastAsia="宋体"/><w:sz w:val="17"/></w:rPr><w:t xml:space="preserve">    WHEN MATCHED THEN</w:t></w:r></w:p><w:p><w:pPr><w:spacing w:after="0" w:line="210" w:lineRule="exact"/></w:pPr><w:r><w:rPr><w:rFonts w:ascii="Consolas" w:hAnsi="Consolas" w:eastAsia="宋体"/><w:sz w:val="17"/></w:rPr><w:t xml:space="preserve">        UPDATE SET EarnedCredit = source.EarnedCredit</w:t></w:r></w:p><w:p><w:pPr><w:spacing w:after="0" w:line="210" w:lineRule="exact"/></w:pPr><w:r><w:rPr><w:rFonts w:ascii="Consolas" w:hAnsi="Consolas" w:eastAsia="宋体"/><w:sz w:val="17"/></w:rPr><w:t xml:space="preserve">    WHEN NOT MATCHED THEN</w:t></w:r></w:p><w:p><w:pPr><w:spacing w:after="0" w:line="210" w:lineRule="exact"/></w:pPr><w:r><w:rPr><w:rFonts w:ascii="Consolas" w:hAnsi="Consolas" w:eastAsia="宋体"/><w:sz w:val="17"/></w:rPr><w:t xml:space="preserve">        INSERT (Sno, EarnedCredit) VALUES (source.Sno, source.EarnedCredit);</w:t></w:r></w:p><w:p><w:pPr><w:spacing w:after="0" w:line="210" w:lineRule="exact"/></w:pPr><w:r><w:rPr><w:rFonts w:ascii="Consolas" w:hAnsi="Consolas" w:eastAsia="宋体"/><w:sz w:val="17"/></w:rPr><w:t>END;</w:t></w:r></w:p><w:p><w:pPr><w:spacing w:after="0" w:line="210" w:lineRule="exact"/></w:pPr><w:r><w:rPr><w:rFonts w:ascii="Consolas" w:hAnsi="Consolas" w:eastAsia="宋体"/><w:sz w:val="17"/></w:rPr><w:t>GO</w:t></w:r></w:p><w:p><w:pPr><w:spacing w:after="0" w:line="210" w:lineRule="exact"/></w:pPr></w:p><w:p><w:pPr><w:spacing w:after="0" w:line="210" w:lineRule="exact"/></w:pPr><w:r><w:rPr><w:rFonts w:ascii="Consolas" w:hAnsi="Consolas" w:eastAsia="宋体"/><w:sz w:val="17"/></w:rPr><w:t>CREATE OR ALTER VIEW dbo.vw_StudentCredit</w:t></w:r></w:p><w:p><w:pPr><w:spacing w:after="0" w:line="210" w:lineRule="exact"/></w:pPr><w:r><w:rPr><w:rFonts w:ascii="Consolas" w:hAnsi="Consolas" w:eastAsia="宋体"/><w:sz w:val="17"/></w:rPr><w:t>AS</w:t></w:r></w:p><w:p><w:pPr><w:spacing w:after="0" w:line="210" w:lineRule="exact"/></w:pPr><w:r><w:rPr><w:rFonts w:ascii="Consolas" w:hAnsi="Consolas" w:eastAsia="宋体"/><w:sz w:val="17"/></w:rPr><w:t>SELECT s.Sno, s.Sname, sc.EarnedCredit</w:t></w:r></w:p><w:p><w:pPr><w:spacing w:after="0" w:line="210" w:lineRule="exact"/></w:pPr><w:r><w:rPr><w:rFonts w:ascii="Consolas" w:hAnsi="Consolas" w:eastAsia="宋体"/><w:sz w:val="17"/></w:rPr><w:t>FROM dbo.Student AS s</w:t></w:r></w:p><w:p><w:pPr><w:spacing w:after="0" w:line="210" w:lineRule="exact"/></w:pPr><w:r><w:rPr><w:rFonts w:ascii="Consolas" w:hAnsi="Consolas" w:eastAsia="宋体"/><w:sz w:val="17"/></w:rPr><w:t>JOIN dbo.StudentCredit AS sc ON s.Sno = sc.Sno;</w:t></w:r></w:p><w:p><w:pPr><w:spacing w:after="0" w:line="210" w:lineRule="exact"/></w:pPr><w:r><w:rPr><w:rFonts w:ascii="Consolas" w:hAnsi="Consolas" w:eastAsia="宋体"/><w:sz w:val="17"/></w:rPr><w:t>GO</w:t></w:r></w:p><w:p><w:pPr><w:spacing w:after="0" w:line="210" w:lineRule="exact"/></w:pPr></w:p><w:p><w:pPr><w:spacing w:after="0" w:line="210" w:lineRule="exact"/></w:pPr><w:r><w:rPr><w:rFonts w:ascii="Consolas" w:hAnsi="Consolas" w:eastAsia="宋体"/><w:sz w:val="17"/></w:rPr><w:t>SELECT N'习题4第12题：插入/删除Student时，Class.Number自动维护' AS Item;</w:t></w:r></w:p><w:p><w:pPr><w:spacing w:after="0" w:line="210" w:lineRule="exact"/></w:pPr><w:r><w:rPr><w:rFonts w:ascii="Consolas" w:hAnsi="Consolas" w:eastAsia="宋体"/><w:sz w:val="17"/></w:rPr><w:t>SELECT N'插入前' AS Stage, Clno, Number FROM dbo.Class WHERE Clno = '20311';</w:t></w:r></w:p><w:p><w:pPr><w:spacing w:after="0" w:line="210" w:lineRule="exact"/></w:pPr><w:r><w:rPr><w:rFonts w:ascii="Consolas" w:hAnsi="Consolas" w:eastAsia="宋体"/><w:sz w:val="17"/></w:rPr><w:t>INSERT INTO dbo.Student (Sno, Sname, Ssex, Sbirth, Clno)</w:t></w:r></w:p><w:p><w:pPr><w:spacing w:after="0" w:line="210" w:lineRule="exact"/></w:pPr><w:r><w:rPr><w:rFonts w:ascii="Consolas" w:hAnsi="Consolas" w:eastAsia="宋体"/><w:sz w:val="17"/></w:rPr><w:t>VALUES ('2023999', N'测试学生', N'男', '2004-01-01', '20311');</w:t></w:r></w:p><w:p><w:pPr><w:spacing w:after="0" w:line="210" w:lineRule="exact"/></w:pPr><w:r><w:rPr><w:rFonts w:ascii="Consolas" w:hAnsi="Consolas" w:eastAsia="宋体"/><w:sz w:val="17"/></w:rPr><w:t>SELECT N'插入后' AS Stage, Clno, Number FROM dbo.Class WHERE Clno = '20311';</w:t></w:r></w:p><w:p><w:pPr><w:spacing w:after="0" w:line="210" w:lineRule="exact"/></w:pPr><w:r><w:rPr><w:rFonts w:ascii="Consolas" w:hAnsi="Consolas" w:eastAsia="宋体"/><w:sz w:val="17"/></w:rPr><w:t>DELETE FROM dbo.Student WHERE Sno = '2023999';</w:t></w:r></w:p><w:p><w:pPr><w:spacing w:after="0" w:line="210" w:lineRule="exact"/></w:pPr><w:r><w:rPr><w:rFonts w:ascii="Consolas" w:hAnsi="Consolas" w:eastAsia="宋体"/><w:sz w:val="17"/></w:rPr><w:t>SELECT N'删除后' AS Stage, Clno, Number FROM dbo.Class WHERE Clno = '20311';</w:t></w:r></w:p><w:p><w:pPr><w:spacing w:after="0" w:line="210" w:lineRule="exact"/></w:pPr></w:p><w:p><w:pPr><w:spacing w:after="0" w:line="210" w:lineRule="exact"/></w:pPr><w:r><w:rPr><w:rFonts w:ascii="Consolas" w:hAnsi="Consolas" w:eastAsia="宋体"/><w:sz w:val="17"/></w:rPr><w:t>SELECT N'习题4第15题：班级人数超过40人时回滚' AS Item;</w:t></w:r></w:p><w:p><w:pPr><w:spacing w:after="0" w:line="210" w:lineRule="exact"/></w:pPr><w:r><w:rPr><w:rFonts w:ascii="Consolas" w:hAnsi="Consolas" w:eastAsia="宋体"/><w:sz w:val="17"/></w:rPr><w:t>BEGIN TRY</w:t></w:r></w:p><w:p><w:pPr><w:spacing w:after="0" w:line="210" w:lineRule="exact"/></w:pPr><w:r><w:rPr><w:rFonts w:ascii="Consolas" w:hAnsi="Consolas" w:eastAsia="宋体"/><w:sz w:val="17"/></w:rPr><w:t xml:space="preserve">    INSERT INTO dbo.Student (Sno, Sname, Ssex, Sbirth, Clno)</w:t></w:r></w:p><w:p><w:pPr><w:spacing w:after="0" w:line="210" w:lineRule="exact"/></w:pPr><w:r><w:rPr><w:rFonts w:ascii="Consolas" w:hAnsi="Consolas" w:eastAsia="宋体"/><w:sz w:val="17"/></w:rPr><w:t xml:space="preserve">    VALUES ('2023998', N'超员测试', N'女', '2004-02-01', '21311');</w:t></w:r></w:p><w:p><w:pPr><w:spacing w:after="0" w:line="210" w:lineRule="exact"/></w:pPr><w:r><w:rPr><w:rFonts w:ascii="Consolas" w:hAnsi="Consolas" w:eastAsia="宋体"/><w:sz w:val="17"/></w:rPr><w:t>END TRY</w:t></w:r></w:p><w:p><w:pPr><w:spacing w:after="0" w:line="210" w:lineRule="exact"/></w:pPr><w:r><w:rPr><w:rFonts w:ascii="Consolas" w:hAnsi="Consolas" w:eastAsia="宋体"/><w:sz w:val="17"/></w:rPr><w:t>BEGIN CATCH</w:t></w:r></w:p><w:p><w:pPr><w:spacing w:after="0" w:line="210" w:lineRule="exact"/></w:pPr><w:r><w:rPr><w:rFonts w:ascii="Consolas" w:hAnsi="Consolas" w:eastAsia="宋体"/><w:sz w:val="17"/></w:rPr><w:t xml:space="preserve">    SELECT ERROR_NUMBER() AS ErrorNumber, ERROR_MESSAGE() AS ErrorMessage;</w:t></w:r></w:p><w:p><w:pPr><w:spacing w:after="0" w:line="210" w:lineRule="exact"/></w:pPr><w:r><w:rPr><w:rFonts w:ascii="Consolas" w:hAnsi="Consolas" w:eastAsia="宋体"/><w:sz w:val="17"/></w:rPr><w:t>END CATCH;</w:t></w:r></w:p><w:p><w:pPr><w:spacing w:after="0" w:line="210" w:lineRule="exact"/></w:pPr><w:r><w:rPr><w:rFonts w:ascii="Consolas" w:hAnsi="Consolas" w:eastAsia="宋体"/><w:sz w:val="17"/></w:rPr><w:t>SELECT Clno, Number FROM dbo.Class WHERE Clno = '21311';</w:t></w:r></w:p><w:p><w:pPr><w:spacing w:after="0" w:line="210" w:lineRule="exact"/></w:pPr></w:p><w:p><w:pPr><w:spacing w:after="0" w:line="210" w:lineRule="exact"/></w:pPr><w:r><w:rPr><w:rFonts w:ascii="Consolas" w:hAnsi="Consolas" w:eastAsia="宋体"/><w:sz w:val="17"/></w:rPr><w:t>SELECT N'习题4第13题：班长必须为本班学生' AS Item;</w:t></w:r></w:p><w:p><w:pPr><w:spacing w:after="0" w:line="210" w:lineRule="exact"/></w:pPr><w:r><w:rPr><w:rFonts w:ascii="Consolas" w:hAnsi="Consolas" w:eastAsia="宋体"/><w:sz w:val="17"/></w:rPr><w:t>BEGIN TRY</w:t></w:r></w:p><w:p><w:pPr><w:spacing w:after="0" w:line="210" w:lineRule="exact"/></w:pPr><w:r><w:rPr><w:rFonts w:ascii="Consolas" w:hAnsi="Consolas" w:eastAsia="宋体"/><w:sz w:val="17"/></w:rPr><w:t xml:space="preserve">    UPDATE dbo.Class SET Monitor = '2020103' WHERE Clno = '20311';</w:t></w:r></w:p><w:p><w:pPr><w:spacing w:after="0" w:line="210" w:lineRule="exact"/></w:pPr><w:r><w:rPr><w:rFonts w:ascii="Consolas" w:hAnsi="Consolas" w:eastAsia="宋体"/><w:sz w:val="17"/></w:rPr><w:t>END TRY</w:t></w:r></w:p><w:p><w:pPr><w:spacing w:after="0" w:line="210" w:lineRule="exact"/></w:pPr><w:r><w:rPr><w:rFonts w:ascii="Consolas" w:hAnsi="Consolas" w:eastAsia="宋体"/><w:sz w:val="17"/></w:rPr><w:t>BEGIN CATCH</w:t></w:r></w:p><w:p><w:pPr><w:spacing w:after="0" w:line="210" w:lineRule="exact"/></w:pPr><w:r><w:rPr><w:rFonts w:ascii="Consolas" w:hAnsi="Consolas" w:eastAsia="宋体"/><w:sz w:val="17"/></w:rPr><w:t xml:space="preserve">    SELECT ERROR_NUMBER() AS ErrorNumber, ERROR_MESSAGE() AS ErrorMessage;</w:t></w:r></w:p><w:p><w:pPr><w:spacing w:after="0" w:line="210" w:lineRule="exact"/></w:pPr><w:r><w:rPr><w:rFonts w:ascii="Consolas" w:hAnsi="Consolas" w:eastAsia="宋体"/><w:sz w:val="17"/></w:rPr><w:t>END CATCH;</w:t></w:r></w:p><w:p><w:pPr><w:spacing w:after="0" w:line="210" w:lineRule="exact"/></w:pPr><w:r><w:rPr><w:rFonts w:ascii="Consolas" w:hAnsi="Consolas" w:eastAsia="宋体"/><w:sz w:val="17"/></w:rPr><w:t>UPDATE dbo.Class SET Monitor = '2020102' WHERE Clno = '20311';</w:t></w:r></w:p><w:p><w:pPr><w:spacing w:after="0" w:line="210" w:lineRule="exact"/></w:pPr><w:r><w:rPr><w:rFonts w:ascii="Consolas" w:hAnsi="Consolas" w:eastAsia="宋体"/><w:sz w:val="17"/></w:rPr><w:t>SELECT Clno, Monitor FROM dbo.Class WHERE Clno = '20311';</w:t></w:r></w:p><w:p><w:pPr><w:spacing w:after="0" w:line="210" w:lineRule="exact"/></w:pPr></w:p><w:p><w:pPr><w:spacing w:after="0" w:line="210" w:lineRule="exact"/></w:pPr><w:r><w:rPr><w:rFonts w:ascii="Consolas" w:hAnsi="Consolas" w:eastAsia="宋体"/><w:sz w:val="17"/></w:rPr><w:t>SELECT N'习题4第14题：成绩达到60分后才获得该课程学分' AS Item;</w:t></w:r></w:p><w:p><w:pPr><w:spacing w:after="0" w:line="210" w:lineRule="exact"/></w:pPr><w:r><w:rPr><w:rFonts w:ascii="Consolas" w:hAnsi="Consolas" w:eastAsia="宋体"/><w:sz w:val="17"/></w:rPr><w:t>SELECT N'修改前' AS Stage, * FROM dbo.vw_StudentCredit WHERE Sno = '2020104';</w:t></w:r></w:p><w:p><w:pPr><w:spacing w:after="0" w:line="210" w:lineRule="exact"/></w:pPr><w:r><w:rPr><w:rFonts w:ascii="Consolas" w:hAnsi="Consolas" w:eastAsia="宋体"/><w:sz w:val="17"/></w:rPr><w:t>BEGIN TRAN;</w:t></w:r></w:p><w:p><w:pPr><w:spacing w:after="0" w:line="210" w:lineRule="exact"/></w:pPr><w:r><w:rPr><w:rFonts w:ascii="Consolas" w:hAnsi="Consolas" w:eastAsia="宋体"/><w:sz w:val="17"/></w:rPr><w:t>UPDATE dbo.Grade SET Gmark = 61 WHERE Sno = '2020104' AND Cno = '1';</w:t></w:r></w:p><w:p><w:pPr><w:spacing w:after="0" w:line="210" w:lineRule="exact"/></w:pPr><w:r><w:rPr><w:rFonts w:ascii="Consolas" w:hAnsi="Consolas" w:eastAsia="宋体"/><w:sz w:val="17"/></w:rPr><w:t>SELECT N'事务内修改后' AS Stage, * FROM dbo.vw_StudentCredit WHERE Sno = '2020104';</w:t></w:r></w:p><w:p><w:pPr><w:spacing w:after="0" w:line="210" w:lineRule="exact"/></w:pPr><w:r><w:rPr><w:rFonts w:ascii="Consolas" w:hAnsi="Consolas" w:eastAsia="宋体"/><w:sz w:val="17"/></w:rPr><w:t>ROLLBACK;</w:t></w:r></w:p><w:p><w:pPr><w:spacing w:after="0" w:line="210" w:lineRule="exact"/></w:pPr><w:r><w:rPr><w:rFonts w:ascii="Consolas" w:hAnsi="Consolas" w:eastAsia="宋体"/><w:sz w:val="17"/></w:rPr><w:t>SELECT N'回滚后' AS Stage, * FROM dbo.vw_StudentCredit WHERE Sno = '2020104';</w:t></w:r></w:p><w:p><w:pPr><w:spacing w:after="0" w:line="210" w:lineRule="exact"/></w:pPr><w:r><w:rPr><w:rFonts w:ascii="Consolas" w:hAnsi="Consolas" w:eastAsia="宋体"/><w:sz w:val="17"/></w:rPr><w:t>GO</w:t></w:r></w:p></w:tc></w:tr></w:tbl><w:p><w:r><w:br w:type="page"/></w:r></w:p><w:p><w:pPr><w:spacing w:after="60" w:line="400" w:lineRule="exact"/></w:pPr><w:r><w:rPr><w:rFonts w:ascii="宋体" w:hAnsi="宋体" w:eastAsia="宋体"/><w:b/><w:sz w:val="28"/></w:rPr><w:t>实验八 SQL Server 实际执行结果截图：</w:t></w:r></w:p><w:p><w:pPr><w:spacing w:after="120" w:line="240" w:lineRule="auto"/><w:jc w:val="center"/></w:pPr><w:r><w:drawing><wp:inline distT="0" distB="0" distL="114300" distR="114300"><wp:extent cx="5760720" cy="5372100"/><wp:effectExtent l="0" t="0" r="0" b="7620"/><wp:docPr id="1" name="Picture 1"/><wp:cNvGraphicFramePr><a:graphicFrameLocks xmlns:a="http://schemas.openxmlformats.org/drawingml/2006/main" noChangeAspect="1"/></wp:cNvGraphicFramePr><a:graphic xmlns:a="http://schemas.openxmlformats.org/drawingml/2006/main"><a:graphicData uri="http://schemas.openxmlformats.org/drawingml/2006/picture"><pic:pic xmlns:pic="http://schemas.openxmlformats.org/drawingml/2006/picture"><pic:nvPicPr><pic:cNvPr id="1" name="Picture 1"/><pic:cNvPicPr><a:picLocks noChangeAspect="1"/></pic:cNvPicPr></pic:nvPicPr><pic:blipFill><a:blip r:embed="rId6"/><a:stretch><a:fillRect/></a:stretch></pic:blipFill><pic:spPr><a:xfrm><a:off x="0" y="0"/><a:ext cx="5760720" cy="5372629"/></a:xfrm><a:prstGeom prst="rect"><a:avLst/></a:prstGeom></pic:spPr></pic:pic></a:graphicData></a:graphic></wp:inline></w:drawing></w:r></w:p><w:p><w:r><w:br w:type="page"/></w:r></w:p><w:p><w:pPr><w:spacing w:after="60" w:line="400" w:lineRule="exact"/></w:pPr><w:r><w:rPr><w:rFonts w:ascii="宋体" w:hAnsi="宋体" w:eastAsia="宋体"/><w:b/><w:sz w:val="28"/></w:rPr><w:t>实验八 SQL Server 实际执行结果截图：</w:t></w:r></w:p><w:p><w:pPr><w:spacing w:after="120" w:line="240" w:lineRule="auto"/><w:jc w:val="center"/></w:pPr><w:r><w:drawing><wp:inline distT="0" distB="0" distL="114300" distR="114300"><wp:extent cx="5760720" cy="5372100"/><wp:effectExtent l="0" t="0" r="0" b="7620"/><wp:docPr id="2" name="Picture 2"/><wp:cNvGraphicFramePr><a:graphicFrameLocks xmlns:a="http://schemas.openxmlformats.org/drawingml/2006/main" noChangeAspect="1"/></wp:cNvGraphicFramePr><a:graphic xmlns:a="http://schemas.openxmlformats.org/drawingml/2006/main"><a:graphicData uri="http://schemas.openxmlformats.org/drawingml/2006/picture"><pic:pic xmlns:pic="http://schemas.openxmlformats.org/drawingml/2006/picture"><pic:nvPicPr><pic:cNvPr id="2" name="Picture 2"/><pic:cNvPicPr><a:picLocks noChangeAspect="1"/></pic:cNvPicPr></pic:nvPicPr><pic:blipFill><a:blip r:embed="rId7"/><a:stretch><a:fillRect/></a:stretch></pic:blipFill><pic:spPr><a:xfrm><a:off x="0" y="0"/><a:ext cx="5760720" cy="5372629"/></a:xfrm><a:prstGeom prst="rect"><a:avLst/></a:prstGeom></pic:spPr></pic:pic></a:graphicData></a:graphic></wp:inline></w:drawing></w:r></w:p><w:p><w:r><w:br w:type="page"/></w:r></w:p><w:p><w:pPr><w:spacing w:after="60" w:line="400" w:lineRule="exact"/></w:pPr><w:r><w:rPr><w:rFonts w:ascii="宋体" w:hAnsi="宋体" w:eastAsia="宋体"/><w:b/><w:sz w:val="28"/></w:rPr><w:t>实验八 SQL Server 实际执行结果截图：</w:t></w:r></w:p><w:p><w:pPr><w:spacing w:after="120" w:line="240" w:lineRule="auto"/><w:jc w:val="center"/></w:pPr><w:r><w:drawing><wp:inline distT="0" distB="0" distL="114300" distR="114300"><wp:extent cx="5760720" cy="3104515"/><wp:effectExtent l="0" t="0" r="0" b="4445"/><wp:docPr id="3" name="Picture 3"/><wp:cNvGraphicFramePr><a:graphicFrameLocks xmlns:a="http://schemas.openxmlformats.org/drawingml/2006/main" noChangeAspect="1"/></wp:cNvGraphicFramePr><a:graphic xmlns:a="http://schemas.openxmlformats.org/drawingml/2006/main"><a:graphicData uri="http://schemas.openxmlformats.org/drawingml/2006/picture"><pic:pic xmlns:pic="http://schemas.openxmlformats.org/drawingml/2006/picture"><pic:nvPicPr><pic:cNvPr id="3" name="Picture 3"/><pic:cNvPicPr><a:picLocks noChangeAspect="1"/></pic:cNvPicPr></pic:nvPicPr><pic:blipFill><a:blip r:embed="rId8"/><a:stretch><a:fillRect/></a:stretch></pic:blipFill><pic:spPr><a:xfrm><a:off x="0" y="0"/><a:ext cx="5760720" cy="3104725"/></a:xfrm><a:prstGeom prst="rect"><a:avLst/></a:prstGeom></pic:spPr></pic:pic></a:graphicData></a:graphic></wp:inline></w:drawing></w:r></w:p><w:p><w:pPr><w:pStyle w:val="4"/><w:spacing w:before="80" w:after="120" w:line="400" w:lineRule="exact"/></w:pPr><w:r><w:rPr><w:rFonts w:ascii="宋体" w:hAnsi="宋体" w:eastAsia="宋体"/><w:b/><w:color w:val="000000"/><w:sz w:val="28"/></w:rPr><w:t>实验中遇到的问题和总结</w:t></w:r></w:p><w:p><w:pPr><w:spacing w:after="60" w:line="400" w:lineRule="exact"/></w:pPr><w:r><w:rPr><w:rFonts w:ascii="宋体" w:hAnsi="宋体" w:eastAsia="宋体"/><w:b w:val="0"/><w:sz w:val="28"/></w:rPr><w:t>1. 主键、外键、CHECK 和 DEFAULT 约束可以直接写在建表语句中，由 DBMS 自动维护，适合表达稳定的数据合法性要求。</w:t></w:r></w:p><w:p><w:pPr><w:spacing w:after="60" w:line="400" w:lineRule="exact"/></w:pPr><w:r><w:rPr><w:rFonts w:ascii="宋体" w:hAnsi="宋体" w:eastAsia="宋体"/><w:b w:val="0"/><w:sz w:val="28"/></w:rPr><w:t>2. 触发器适合处理跨表维护和较复杂的业务规则。本实验中，Student 表变化后自动维护 Class.Number，班级人数超过40人时回滚，班长学号不属于本班时取消更新。</w:t></w:r></w:p><w:p><w:pPr><w:spacing w:after="60" w:line="400" w:lineRule="exact"/></w:pPr><w:r><w:rPr><w:rFonts w:ascii="宋体" w:hAnsi="宋体" w:eastAsia="宋体"/><w:b w:val="0"/><w:sz w:val="28"/></w:rPr><w:t>3. INSERTED 和 DELETED 是触发器中的临时逻辑表，分别保存插入/更新后的记录和删除/更新前的记录；批量操作时必须按集合处理，不能假设一次只影响一行。</w:t></w:r></w:p><w:p><w:pPr><w:spacing w:after="60" w:line="400" w:lineRule="exact"/></w:pPr><w:r><w:rPr><w:rFonts w:ascii="宋体" w:hAnsi="宋体" w:eastAsia="宋体"/><w:b w:val="0"/><w:sz w:val="28"/></w:rPr><w:t>总结：完整性约束负责基础规则，触发器负责更复杂的自动维护和联动检查，两者配合可以提升数据一致性。</w:t></w:r></w:p><w:p><w:r><w:br w:type="page"/></w:r></w:p><w:p><w:pPr><w:pStyle w:val="3"/><w:spacing w:before="200" w:after="120" w:line="400" w:lineRule="exact"/><w:jc w:val="center"/></w:pPr><w:r><w:rPr><w:rFonts w:ascii="宋体" w:hAnsi="宋体" w:eastAsia="宋体"/><w:b/><w:color w:val="000000"/><w:sz w:val="36"/></w:rPr><w:t>上机实验九</w:t></w:r></w:p><w:p><w:pPr><w:pStyle w:val="4"/><w:spacing w:before="80" w:after="120" w:line="400" w:lineRule="exact"/></w:pPr><w:r><w:rPr><w:rFonts w:ascii="宋体" w:hAnsi="宋体" w:eastAsia="宋体"/><w:b/><w:color w:val="000000"/><w:sz w:val="28"/></w:rPr><w:t>一、实验目的</w:t></w:r></w:p><w:p><w:pPr><w:spacing w:after="60" w:line="400" w:lineRule="exact"/></w:pPr><w:r><w:rPr><w:rFonts w:ascii="宋体" w:hAnsi="宋体" w:eastAsia="宋体"/><w:b w:val="0"/><w:sz w:val="28"/></w:rPr><w:t>理解 SQL Server 下的安全性机制，掌握数据库级和数据库对象级安全保护机制的设计与实现方法。</w:t></w:r></w:p><w:p><w:pPr><w:pStyle w:val="4"/><w:spacing w:before="80" w:after="120" w:line="400" w:lineRule="exact"/></w:pPr><w:r><w:rPr><w:rFonts w:ascii="宋体" w:hAnsi="宋体" w:eastAsia="宋体"/><w:b/><w:color w:val="000000"/><w:sz w:val="28"/></w:rPr><w:t>二、实验环境</w:t></w:r></w:p><w:p><w:pPr><w:spacing w:after="60" w:line="400" w:lineRule="exact"/></w:pPr><w:r><w:rPr><w:rFonts w:ascii="宋体" w:hAnsi="宋体" w:eastAsia="宋体"/><w:b w:val="0"/><w:sz w:val="28"/></w:rPr><w:t>MS SQL Server：Docker 容器 sql2022-lab，镜像 mcr.microsoft.com/mssql/server:2022-latest，端口 localhost:14333。</w:t></w:r></w:p><w:p><w:pPr><w:spacing w:after="60" w:line="400" w:lineRule="exact"/></w:pPr><w:r><w:rPr><w:rFonts w:ascii="宋体" w:hAnsi="宋体" w:eastAsia="宋体"/><w:b w:val="0"/><w:sz w:val="28"/></w:rPr><w:t>本次实验未使用 openGauss。</w:t></w:r></w:p><w:p><w:pPr><w:pStyle w:val="4"/><w:spacing w:before="80" w:after="120" w:line="400" w:lineRule="exact"/></w:pPr><w:r><w:rPr><w:rFonts w:ascii="宋体" w:hAnsi="宋体" w:eastAsia="宋体"/><w:b/><w:color w:val="000000"/><w:sz w:val="28"/></w:rPr><w:t>三、实验报告内容</w:t></w:r></w:p><w:p><w:pPr><w:spacing w:after="60" w:line="400" w:lineRule="exact"/></w:pPr><w:r><w:rPr><w:rFonts w:ascii="宋体" w:hAnsi="宋体" w:eastAsia="宋体"/><w:b w:val="0"/><w:sz w:val="28"/></w:rPr><w:t>题目要求：完成习题4第17题、第18题的用户授权、权限撤销、角色创建和角色授权，并验证安全机制设置是否生效。</w:t></w:r></w:p><w:p><w:pPr><w:spacing w:after="60" w:line="400" w:lineRule="exact"/></w:pPr><w:r><w:rPr><w:rFonts w:ascii="宋体" w:hAnsi="宋体" w:eastAsia="宋体"/><w:b/><w:sz w:val="28"/></w:rPr><w:t>SQL脚本如下（完整脚本文件：SQL/generated/experiment9.sql）：</w:t></w:r></w:p><w:tbl><w:tblPr><w:tblStyle w:val="32"/><w:tblW w:w="0" w:type="auto"/><w:tblInd w:w="0" w:type="dxa"/><w:tblLayout w:type="autofit"/><w:tblCellMar><w:top w:w="0" w:type="dxa"/><w:left w:w="108" w:type="dxa"/><w:bottom w:w="0" w:type="dxa"/><w:right w:w="108" w:type="dxa"/></w:tblCellMar></w:tblPr><w:tblGrid><w:gridCol w:w="8300"/></w:tblGrid><w:tr><w:tblPrEx><w:tblCellMar><w:top w:w="0" w:type="dxa"/><w:left w:w="108" w:type="dxa"/><w:bottom w:w="0" w:type="dxa"/><w:right w:w="108" w:type="dxa"/></w:tblCellMar></w:tblPrEx><w:tc><w:tcPr><w:tcW w:w="8300" w:type="dxa"/><w:shd w:val="clear" w:color="auto" w:fill="F4F6F8"/><w:tcMar><w:top w:w="100" w:type="dxa"/><w:left w:w="120" w:type="dxa"/><w:bottom w:w="100" w:type="dxa"/><w:right w:w="120" w:type="dxa"/></w:tcMar></w:tcPr><w:p/><w:p><w:pPr><w:spacing w:after="0" w:line="210" w:lineRule="exact"/></w:pPr><w:r><w:rPr><w:rFonts w:ascii="Consolas" w:hAnsi="Consolas" w:eastAsia="宋体"/><w:sz w:val="17"/></w:rPr><w:t>USE GradeManager;</w:t></w:r></w:p><w:p><w:pPr><w:spacing w:after="0" w:line="210" w:lineRule="exact"/></w:pPr><w:r><w:rPr><w:rFonts w:ascii="Consolas" w:hAnsi="Consolas" w:eastAsia="宋体"/><w:sz w:val="17"/></w:rPr><w:t>GO</w:t></w:r></w:p><w:p><w:pPr><w:spacing w:after="0" w:line="210" w:lineRule="exact"/></w:pPr></w:p><w:p><w:pPr><w:spacing w:after="0" w:line="210" w:lineRule="exact"/></w:pPr><w:r><w:rPr><w:rFonts w:ascii="Consolas" w:hAnsi="Consolas" w:eastAsia="宋体"/><w:sz w:val="17"/></w:rPr><w:t>PRINT N'【实验九】安全性的实现';</w:t></w:r></w:p><w:p><w:pPr><w:spacing w:after="0" w:line="210" w:lineRule="exact"/></w:pPr></w:p><w:p><w:pPr><w:spacing w:after="0" w:line="210" w:lineRule="exact"/></w:pPr><w:r><w:rPr><w:rFonts w:ascii="Consolas" w:hAnsi="Consolas" w:eastAsia="宋体"/><w:sz w:val="17"/></w:rPr><w:t>DROP VIEW IF EXISTS dbo.vw_CS_CourseStats;</w:t></w:r></w:p><w:p><w:pPr><w:spacing w:after="0" w:line="210" w:lineRule="exact"/></w:pPr><w:r><w:rPr><w:rFonts w:ascii="Consolas" w:hAnsi="Consolas" w:eastAsia="宋体"/><w:sz w:val="17"/></w:rPr><w:t>GO</w:t></w:r></w:p><w:p><w:pPr><w:spacing w:after="0" w:line="210" w:lineRule="exact"/></w:pPr></w:p><w:p><w:pPr><w:spacing w:after="0" w:line="210" w:lineRule="exact"/></w:pPr><w:r><w:rPr><w:rFonts w:ascii="Consolas" w:hAnsi="Consolas" w:eastAsia="宋体"/><w:sz w:val="17"/></w:rPr><w:t>IF DATABASE_PRINCIPAL_ID(N'计算机专业负责人') IS NOT NULL DROP ROLE [计算机专业负责人];</w:t></w:r></w:p><w:p><w:pPr><w:spacing w:after="0" w:line="210" w:lineRule="exact"/></w:pPr><w:r><w:rPr><w:rFonts w:ascii="Consolas" w:hAnsi="Consolas" w:eastAsia="宋体"/><w:sz w:val="17"/></w:rPr><w:t>IF DATABASE_PRINCIPAL_ID(N'张老师') IS NOT NULL DROP USER [张老师];</w:t></w:r></w:p><w:p><w:pPr><w:spacing w:after="0" w:line="210" w:lineRule="exact"/></w:pPr><w:r><w:rPr><w:rFonts w:ascii="Consolas" w:hAnsi="Consolas" w:eastAsia="宋体"/><w:sz w:val="17"/></w:rPr><w:t>IF DATABASE_PRINCIPAL_ID(N'李老师') IS NOT NULL DROP USER [李老师];</w:t></w:r></w:p><w:p><w:pPr><w:spacing w:after="0" w:line="210" w:lineRule="exact"/></w:pPr><w:r><w:rPr><w:rFonts w:ascii="Consolas" w:hAnsi="Consolas" w:eastAsia="宋体"/><w:sz w:val="17"/></w:rPr><w:t>IF DATABASE_PRINCIPAL_ID(N'张勇') IS NOT NULL DROP USER [张勇];</w:t></w:r></w:p><w:p><w:pPr><w:spacing w:after="0" w:line="210" w:lineRule="exact"/></w:pPr><w:r><w:rPr><w:rFonts w:ascii="Consolas" w:hAnsi="Consolas" w:eastAsia="宋体"/><w:sz w:val="17"/></w:rPr><w:t>IF DATABASE_PRINCIPAL_ID(N'李勇') IS NOT NULL DROP USER [李勇];</w:t></w:r></w:p><w:p><w:pPr><w:spacing w:after="0" w:line="210" w:lineRule="exact"/></w:pPr><w:r><w:rPr><w:rFonts w:ascii="Consolas" w:hAnsi="Consolas" w:eastAsia="宋体"/><w:sz w:val="17"/></w:rPr><w:t>IF DATABASE_PRINCIPAL_ID(N'李勇敏') IS NOT NULL DROP USER [李勇敏];</w:t></w:r></w:p><w:p><w:pPr><w:spacing w:after="0" w:line="210" w:lineRule="exact"/></w:pPr><w:r><w:rPr><w:rFonts w:ascii="Consolas" w:hAnsi="Consolas" w:eastAsia="宋体"/><w:sz w:val="17"/></w:rPr><w:t>GO</w:t></w:r></w:p><w:p><w:pPr><w:spacing w:after="0" w:line="210" w:lineRule="exact"/></w:pPr></w:p><w:p><w:pPr><w:spacing w:after="0" w:line="210" w:lineRule="exact"/></w:pPr><w:r><w:rPr><w:rFonts w:ascii="Consolas" w:hAnsi="Consolas" w:eastAsia="宋体"/><w:sz w:val="17"/></w:rPr><w:t>CREATE USER [张勇] WITHOUT LOGIN;</w:t></w:r></w:p><w:p><w:pPr><w:spacing w:after="0" w:line="210" w:lineRule="exact"/></w:pPr><w:r><w:rPr><w:rFonts w:ascii="Consolas" w:hAnsi="Consolas" w:eastAsia="宋体"/><w:sz w:val="17"/></w:rPr><w:t>CREATE USER [李勇] WITHOUT LOGIN;</w:t></w:r></w:p><w:p><w:pPr><w:spacing w:after="0" w:line="210" w:lineRule="exact"/></w:pPr><w:r><w:rPr><w:rFonts w:ascii="Consolas" w:hAnsi="Consolas" w:eastAsia="宋体"/><w:sz w:val="17"/></w:rPr><w:t>CREATE USER [李勇敏] WITHOUT LOGIN;</w:t></w:r></w:p><w:p><w:pPr><w:spacing w:after="0" w:line="210" w:lineRule="exact"/></w:pPr><w:r><w:rPr><w:rFonts w:ascii="Consolas" w:hAnsi="Consolas" w:eastAsia="宋体"/><w:sz w:val="17"/></w:rPr><w:t>CREATE USER [张老师] WITHOUT LOGIN;</w:t></w:r></w:p><w:p><w:pPr><w:spacing w:after="0" w:line="210" w:lineRule="exact"/></w:pPr><w:r><w:rPr><w:rFonts w:ascii="Consolas" w:hAnsi="Consolas" w:eastAsia="宋体"/><w:sz w:val="17"/></w:rPr><w:t>CREATE USER [李老师] WITHOUT LOGIN;</w:t></w:r></w:p><w:p><w:pPr><w:spacing w:after="0" w:line="210" w:lineRule="exact"/></w:pPr><w:r><w:rPr><w:rFonts w:ascii="Consolas" w:hAnsi="Consolas" w:eastAsia="宋体"/><w:sz w:val="17"/></w:rPr><w:t>GO</w:t></w:r></w:p><w:p><w:pPr><w:spacing w:after="0" w:line="210" w:lineRule="exact"/></w:pPr></w:p><w:p><w:pPr><w:spacing w:after="0" w:line="210" w:lineRule="exact"/></w:pPr><w:r><w:rPr><w:rFonts w:ascii="Consolas" w:hAnsi="Consolas" w:eastAsia="宋体"/><w:sz w:val="17"/></w:rPr><w:t>SELECT N'习题4第17题(1)：张勇获得Student、Course查询权限' AS Item;</w:t></w:r></w:p><w:p><w:pPr><w:spacing w:after="0" w:line="210" w:lineRule="exact"/></w:pPr><w:r><w:rPr><w:rFonts w:ascii="Consolas" w:hAnsi="Consolas" w:eastAsia="宋体"/><w:sz w:val="17"/></w:rPr><w:t>GRANT SELECT ON dbo.Student TO [张勇];</w:t></w:r></w:p><w:p><w:pPr><w:spacing w:after="0" w:line="210" w:lineRule="exact"/></w:pPr><w:r><w:rPr><w:rFonts w:ascii="Consolas" w:hAnsi="Consolas" w:eastAsia="宋体"/><w:sz w:val="17"/></w:rPr><w:t>GRANT SELECT ON dbo.Course TO [张勇];</w:t></w:r></w:p><w:p><w:pPr><w:spacing w:after="0" w:line="210" w:lineRule="exact"/></w:pPr></w:p><w:p><w:pPr><w:spacing w:after="0" w:line="210" w:lineRule="exact"/></w:pPr><w:r><w:rPr><w:rFonts w:ascii="Consolas" w:hAnsi="Consolas" w:eastAsia="宋体"/><w:sz w:val="17"/></w:rPr><w:t>SELECT N'习题4第17题(2)：张勇获得Student插入、删除权限且可再授权' AS Item;</w:t></w:r></w:p><w:p><w:pPr><w:spacing w:after="0" w:line="210" w:lineRule="exact"/></w:pPr><w:r><w:rPr><w:rFonts w:ascii="Consolas" w:hAnsi="Consolas" w:eastAsia="宋体"/><w:sz w:val="17"/></w:rPr><w:t>GRANT INSERT, DELETE ON dbo.Student TO [张勇] WITH GRANT OPTION;</w:t></w:r></w:p><w:p><w:pPr><w:spacing w:after="0" w:line="210" w:lineRule="exact"/></w:pPr><w:r><w:rPr><w:rFonts w:ascii="Consolas" w:hAnsi="Consolas" w:eastAsia="宋体"/><w:sz w:val="17"/></w:rPr><w:t>EXECUTE AS USER = N'张勇';</w:t></w:r></w:p><w:p><w:pPr><w:spacing w:after="0" w:line="210" w:lineRule="exact"/></w:pPr><w:r><w:rPr><w:rFonts w:ascii="Consolas" w:hAnsi="Consolas" w:eastAsia="宋体"/><w:sz w:val="17"/></w:rPr><w:t>GRANT INSERT, DELETE ON dbo.Student TO [李勇];</w:t></w:r></w:p><w:p><w:pPr><w:spacing w:after="0" w:line="210" w:lineRule="exact"/></w:pPr><w:r><w:rPr><w:rFonts w:ascii="Consolas" w:hAnsi="Consolas" w:eastAsia="宋体"/><w:sz w:val="17"/></w:rPr><w:t>REVERT;</w:t></w:r></w:p><w:p><w:pPr><w:spacing w:after="0" w:line="210" w:lineRule="exact"/></w:pPr></w:p><w:p><w:pPr><w:spacing w:after="0" w:line="210" w:lineRule="exact"/></w:pPr><w:r><w:rPr><w:rFonts w:ascii="Consolas" w:hAnsi="Consolas" w:eastAsia="宋体"/><w:sz w:val="17"/></w:rPr><w:t>SELECT N'习题4第17题(3)：李勇获得Course查询权限和Ccredit修改权限' AS Item;</w:t></w:r></w:p><w:p><w:pPr><w:spacing w:after="0" w:line="210" w:lineRule="exact"/></w:pPr><w:r><w:rPr><w:rFonts w:ascii="Consolas" w:hAnsi="Consolas" w:eastAsia="宋体"/><w:sz w:val="17"/></w:rPr><w:t>GRANT SELECT ON dbo.Course TO [李勇];</w:t></w:r></w:p><w:p><w:pPr><w:spacing w:after="0" w:line="210" w:lineRule="exact"/></w:pPr><w:r><w:rPr><w:rFonts w:ascii="Consolas" w:hAnsi="Consolas" w:eastAsia="宋体"/><w:sz w:val="17"/></w:rPr><w:t>GRANT UPDATE (Ccredit) ON dbo.Course TO [李勇];</w:t></w:r></w:p><w:p><w:pPr><w:spacing w:after="0" w:line="210" w:lineRule="exact"/></w:pPr></w:p><w:p><w:pPr><w:spacing w:after="0" w:line="210" w:lineRule="exact"/></w:pPr><w:r><w:rPr><w:rFonts w:ascii="Consolas" w:hAnsi="Consolas" w:eastAsia="宋体"/><w:sz w:val="17"/></w:rPr><w:t>SELECT N'习题4第17题(4)：李勇敏获得Student全部数据操作权限且可再授权' AS Item;</w:t></w:r></w:p><w:p><w:pPr><w:spacing w:after="0" w:line="210" w:lineRule="exact"/></w:pPr><w:r><w:rPr><w:rFonts w:ascii="Consolas" w:hAnsi="Consolas" w:eastAsia="宋体"/><w:sz w:val="17"/></w:rPr><w:t>GRANT SELECT, INSERT, UPDATE, DELETE ON dbo.Student TO [李勇敏] WITH GRANT OPTION;</w:t></w:r></w:p><w:p><w:pPr><w:spacing w:after="0" w:line="210" w:lineRule="exact"/></w:pPr><w:r><w:rPr><w:rFonts w:ascii="Consolas" w:hAnsi="Consolas" w:eastAsia="宋体"/><w:sz w:val="17"/></w:rPr><w:t>EXECUTE AS USER = N'李勇敏';</w:t></w:r></w:p><w:p><w:pPr><w:spacing w:after="0" w:line="210" w:lineRule="exact"/></w:pPr><w:r><w:rPr><w:rFonts w:ascii="Consolas" w:hAnsi="Consolas" w:eastAsia="宋体"/><w:sz w:val="17"/></w:rPr><w:t>GRANT SELECT ON dbo.Student TO [李勇];</w:t></w:r></w:p><w:p><w:pPr><w:spacing w:after="0" w:line="210" w:lineRule="exact"/></w:pPr><w:r><w:rPr><w:rFonts w:ascii="Consolas" w:hAnsi="Consolas" w:eastAsia="宋体"/><w:sz w:val="17"/></w:rPr><w:t>REVERT;</w:t></w:r></w:p><w:p><w:pPr><w:spacing w:after="0" w:line="210" w:lineRule="exact"/></w:pPr></w:p><w:p><w:pPr><w:spacing w:after="0" w:line="210" w:lineRule="exact"/></w:pPr><w:r><w:rPr><w:rFonts w:ascii="Consolas" w:hAnsi="Consolas" w:eastAsia="宋体"/><w:sz w:val="17"/></w:rPr><w:t>SELECT N'授权结果查询' AS Item;</w:t></w:r></w:p><w:p><w:pPr><w:spacing w:after="0" w:line="210" w:lineRule="exact"/></w:pPr><w:r><w:rPr><w:rFonts w:ascii="Consolas" w:hAnsi="Consolas" w:eastAsia="宋体"/><w:sz w:val="17"/></w:rPr><w:t>SELECT USER_NAME(dp.grantee_principal_id) AS Grantee,</w:t></w:r></w:p><w:p><w:pPr><w:spacing w:after="0" w:line="210" w:lineRule="exact"/></w:pPr><w:r><w:rPr><w:rFonts w:ascii="Consolas" w:hAnsi="Consolas" w:eastAsia="宋体"/><w:sz w:val="17"/></w:rPr><w:t xml:space="preserve">       dp.permission_name,</w:t></w:r></w:p><w:p><w:pPr><w:spacing w:after="0" w:line="210" w:lineRule="exact"/></w:pPr><w:r><w:rPr><w:rFonts w:ascii="Consolas" w:hAnsi="Consolas" w:eastAsia="宋体"/><w:sz w:val="17"/></w:rPr><w:t xml:space="preserve">       dp.state_desc,</w:t></w:r></w:p><w:p><w:pPr><w:spacing w:after="0" w:line="210" w:lineRule="exact"/></w:pPr><w:r><w:rPr><w:rFonts w:ascii="Consolas" w:hAnsi="Consolas" w:eastAsia="宋体"/><w:sz w:val="17"/></w:rPr><w:t xml:space="preserve">       OBJECT_NAME(dp.major_id) AS ObjectName,</w:t></w:r></w:p><w:p><w:pPr><w:spacing w:after="0" w:line="210" w:lineRule="exact"/></w:pPr><w:r><w:rPr><w:rFonts w:ascii="Consolas" w:hAnsi="Consolas" w:eastAsia="宋体"/><w:sz w:val="17"/></w:rPr><w:t xml:space="preserve">       COL_NAME(dp.major_id, dp.minor_id) AS ColumnName</w:t></w:r></w:p><w:p><w:pPr><w:spacing w:after="0" w:line="210" w:lineRule="exact"/></w:pPr><w:r><w:rPr><w:rFonts w:ascii="Consolas" w:hAnsi="Consolas" w:eastAsia="宋体"/><w:sz w:val="17"/></w:rPr><w:t>FROM sys.database_permissions AS dp</w:t></w:r></w:p><w:p><w:pPr><w:spacing w:after="0" w:line="210" w:lineRule="exact"/></w:pPr><w:r><w:rPr><w:rFonts w:ascii="Consolas" w:hAnsi="Consolas" w:eastAsia="宋体"/><w:sz w:val="17"/></w:rPr><w:t>WHERE USER_NAME(dp.grantee_principal_id) IN (N'张勇', N'李勇', N'李勇敏')</w:t></w:r></w:p><w:p><w:pPr><w:spacing w:after="0" w:line="210" w:lineRule="exact"/></w:pPr><w:r><w:rPr><w:rFonts w:ascii="Consolas" w:hAnsi="Consolas" w:eastAsia="宋体"/><w:sz w:val="17"/></w:rPr><w:t>ORDER BY Grantee, ObjectName, permission_name, ColumnName;</w:t></w:r></w:p><w:p><w:pPr><w:spacing w:after="0" w:line="210" w:lineRule="exact"/></w:pPr></w:p><w:p><w:pPr><w:spacing w:after="0" w:line="210" w:lineRule="exact"/></w:pPr><w:r><w:rPr><w:rFonts w:ascii="Consolas" w:hAnsi="Consolas" w:eastAsia="宋体"/><w:sz w:val="17"/></w:rPr><w:t>SELECT N'习题4第17题(5)：撤销张勇在Student、Course上的查询权限' AS Item;</w:t></w:r></w:p><w:p><w:pPr><w:spacing w:after="0" w:line="210" w:lineRule="exact"/></w:pPr><w:r><w:rPr><w:rFonts w:ascii="Consolas" w:hAnsi="Consolas" w:eastAsia="宋体"/><w:sz w:val="17"/></w:rPr><w:t>REVOKE SELECT ON dbo.Student FROM [张勇];</w:t></w:r></w:p><w:p><w:pPr><w:spacing w:after="0" w:line="210" w:lineRule="exact"/></w:pPr><w:r><w:rPr><w:rFonts w:ascii="Consolas" w:hAnsi="Consolas" w:eastAsia="宋体"/><w:sz w:val="17"/></w:rPr><w:t>REVOKE SELECT ON dbo.Course FROM [张勇];</w:t></w:r></w:p><w:p><w:pPr><w:spacing w:after="0" w:line="210" w:lineRule="exact"/></w:pPr></w:p><w:p><w:pPr><w:spacing w:after="0" w:line="210" w:lineRule="exact"/></w:pPr><w:r><w:rPr><w:rFonts w:ascii="Consolas" w:hAnsi="Consolas" w:eastAsia="宋体"/><w:sz w:val="17"/></w:rPr><w:t>SELECT N'习题4第17题(6)：撤销张勇Student插入、删除权限，并级联撤销其再授权结果' AS Item;</w:t></w:r></w:p><w:p><w:pPr><w:spacing w:after="0" w:line="210" w:lineRule="exact"/></w:pPr><w:r><w:rPr><w:rFonts w:ascii="Consolas" w:hAnsi="Consolas" w:eastAsia="宋体"/><w:sz w:val="17"/></w:rPr><w:t>REVOKE INSERT, DELETE ON dbo.Student FROM [张勇] CASCADE;</w:t></w:r></w:p><w:p><w:pPr><w:spacing w:after="0" w:line="210" w:lineRule="exact"/></w:pPr></w:p><w:p><w:pPr><w:spacing w:after="0" w:line="210" w:lineRule="exact"/></w:pPr><w:r><w:rPr><w:rFonts w:ascii="Consolas" w:hAnsi="Consolas" w:eastAsia="宋体"/><w:sz w:val="17"/></w:rPr><w:t>SELECT N'撤销后结果查询' AS Item;</w:t></w:r></w:p><w:p><w:pPr><w:spacing w:after="0" w:line="210" w:lineRule="exact"/></w:pPr><w:r><w:rPr><w:rFonts w:ascii="Consolas" w:hAnsi="Consolas" w:eastAsia="宋体"/><w:sz w:val="17"/></w:rPr><w:t>SELECT USER_NAME(dp.grantee_principal_id) AS Grantee,</w:t></w:r></w:p><w:p><w:pPr><w:spacing w:after="0" w:line="210" w:lineRule="exact"/></w:pPr><w:r><w:rPr><w:rFonts w:ascii="Consolas" w:hAnsi="Consolas" w:eastAsia="宋体"/><w:sz w:val="17"/></w:rPr><w:t xml:space="preserve">       dp.permission_name,</w:t></w:r></w:p><w:p><w:pPr><w:spacing w:after="0" w:line="210" w:lineRule="exact"/></w:pPr><w:r><w:rPr><w:rFonts w:ascii="Consolas" w:hAnsi="Consolas" w:eastAsia="宋体"/><w:sz w:val="17"/></w:rPr><w:t xml:space="preserve">       dp.state_desc,</w:t></w:r></w:p><w:p><w:pPr><w:spacing w:after="0" w:line="210" w:lineRule="exact"/></w:pPr><w:r><w:rPr><w:rFonts w:ascii="Consolas" w:hAnsi="Consolas" w:eastAsia="宋体"/><w:sz w:val="17"/></w:rPr><w:t xml:space="preserve">       OBJECT_NAME(dp.major_id) AS ObjectName,</w:t></w:r></w:p><w:p><w:pPr><w:spacing w:after="0" w:line="210" w:lineRule="exact"/></w:pPr><w:r><w:rPr><w:rFonts w:ascii="Consolas" w:hAnsi="Consolas" w:eastAsia="宋体"/><w:sz w:val="17"/></w:rPr><w:t xml:space="preserve">       COL_NAME(dp.major_id, dp.minor_id) AS ColumnName</w:t></w:r></w:p><w:p><w:pPr><w:spacing w:after="0" w:line="210" w:lineRule="exact"/></w:pPr><w:r><w:rPr><w:rFonts w:ascii="Consolas" w:hAnsi="Consolas" w:eastAsia="宋体"/><w:sz w:val="17"/></w:rPr><w:t>FROM sys.database_permissions AS dp</w:t></w:r></w:p><w:p><w:pPr><w:spacing w:after="0" w:line="210" w:lineRule="exact"/></w:pPr><w:r><w:rPr><w:rFonts w:ascii="Consolas" w:hAnsi="Consolas" w:eastAsia="宋体"/><w:sz w:val="17"/></w:rPr><w:t>WHERE USER_NAME(dp.grantee_principal_id) IN (N'张勇', N'李勇', N'李勇敏')</w:t></w:r></w:p><w:p><w:pPr><w:spacing w:after="0" w:line="210" w:lineRule="exact"/></w:pPr><w:r><w:rPr><w:rFonts w:ascii="Consolas" w:hAnsi="Consolas" w:eastAsia="宋体"/><w:sz w:val="17"/></w:rPr><w:t>ORDER BY Grantee, ObjectName, permission_name, ColumnName;</w:t></w:r></w:p><w:p><w:pPr><w:spacing w:after="0" w:line="210" w:lineRule="exact"/></w:pPr></w:p><w:p><w:pPr><w:spacing w:after="0" w:line="210" w:lineRule="exact"/></w:pPr><w:r><w:rPr><w:rFonts w:ascii="Consolas" w:hAnsi="Consolas" w:eastAsia="宋体"/><w:sz w:val="17"/></w:rPr><w:t>SELECT N'习题4第17题(7)：张勇、李勇获得建表和建存储过程权限' AS Item;</w:t></w:r></w:p><w:p><w:pPr><w:spacing w:after="0" w:line="210" w:lineRule="exact"/></w:pPr><w:r><w:rPr><w:rFonts w:ascii="Consolas" w:hAnsi="Consolas" w:eastAsia="宋体"/><w:sz w:val="17"/></w:rPr><w:t>GRANT CREATE TABLE, CREATE PROCEDURE TO [张勇], [李勇];</w:t></w:r></w:p><w:p><w:pPr><w:spacing w:after="0" w:line="210" w:lineRule="exact"/></w:pPr></w:p><w:p><w:pPr><w:spacing w:after="0" w:line="210" w:lineRule="exact"/></w:pPr><w:r><w:rPr><w:rFonts w:ascii="Consolas" w:hAnsi="Consolas" w:eastAsia="宋体"/><w:sz w:val="17"/></w:rPr><w:t>GO</w:t></w:r></w:p><w:p><w:pPr><w:spacing w:after="0" w:line="210" w:lineRule="exact"/></w:pPr></w:p><w:p><w:pPr><w:spacing w:after="0" w:line="210" w:lineRule="exact"/></w:pPr><w:r><w:rPr><w:rFonts w:ascii="Consolas" w:hAnsi="Consolas" w:eastAsia="宋体"/><w:sz w:val="17"/></w:rPr><w:t>CREATE OR ALTER VIEW dbo.vw_CS_CourseStats</w:t></w:r></w:p><w:p><w:pPr><w:spacing w:after="0" w:line="210" w:lineRule="exact"/></w:pPr><w:r><w:rPr><w:rFonts w:ascii="Consolas" w:hAnsi="Consolas" w:eastAsia="宋体"/><w:sz w:val="17"/></w:rPr><w:t>AS</w:t></w:r></w:p><w:p><w:pPr><w:spacing w:after="0" w:line="210" w:lineRule="exact"/></w:pPr><w:r><w:rPr><w:rFonts w:ascii="Consolas" w:hAnsi="Consolas" w:eastAsia="宋体"/><w:sz w:val="17"/></w:rPr><w:t>SELECT c.Cno, c.Cname,</w:t></w:r></w:p><w:p><w:pPr><w:spacing w:after="0" w:line="210" w:lineRule="exact"/></w:pPr><w:r><w:rPr><w:rFonts w:ascii="Consolas" w:hAnsi="Consolas" w:eastAsia="宋体"/><w:sz w:val="17"/></w:rPr><w:t xml:space="preserve">       COUNT(g.Sno) AS SelectCount,</w:t></w:r></w:p><w:p><w:pPr><w:spacing w:after="0" w:line="210" w:lineRule="exact"/></w:pPr><w:r><w:rPr><w:rFonts w:ascii="Consolas" w:hAnsi="Consolas" w:eastAsia="宋体"/><w:sz w:val="17"/></w:rPr><w:t xml:space="preserve">       CAST(AVG(g.Gmark) AS DECIMAL(6,2)) AS AvgMark,</w:t></w:r></w:p><w:p><w:pPr><w:spacing w:after="0" w:line="210" w:lineRule="exact"/></w:pPr><w:r><w:rPr><w:rFonts w:ascii="Consolas" w:hAnsi="Consolas" w:eastAsia="宋体"/><w:sz w:val="17"/></w:rPr><w:t xml:space="preserve">       MAX(g.Gmark) AS MaxMark,</w:t></w:r></w:p><w:p><w:pPr><w:spacing w:after="0" w:line="210" w:lineRule="exact"/></w:pPr><w:r><w:rPr><w:rFonts w:ascii="Consolas" w:hAnsi="Consolas" w:eastAsia="宋体"/><w:sz w:val="17"/></w:rPr><w:t xml:space="preserve">       MIN(g.Gmark) AS MinMark</w:t></w:r></w:p><w:p><w:pPr><w:spacing w:after="0" w:line="210" w:lineRule="exact"/></w:pPr><w:r><w:rPr><w:rFonts w:ascii="Consolas" w:hAnsi="Consolas" w:eastAsia="宋体"/><w:sz w:val="17"/></w:rPr><w:t>FROM dbo.Class AS cl</w:t></w:r></w:p><w:p><w:pPr><w:spacing w:after="0" w:line="210" w:lineRule="exact"/></w:pPr><w:r><w:rPr><w:rFonts w:ascii="Consolas" w:hAnsi="Consolas" w:eastAsia="宋体"/><w:sz w:val="17"/></w:rPr><w:t>JOIN dbo.Student AS s ON cl.Clno = s.Clno</w:t></w:r></w:p><w:p><w:pPr><w:spacing w:after="0" w:line="210" w:lineRule="exact"/></w:pPr><w:r><w:rPr><w:rFonts w:ascii="Consolas" w:hAnsi="Consolas" w:eastAsia="宋体"/><w:sz w:val="17"/></w:rPr><w:t>JOIN dbo.Grade AS g ON s.Sno = g.Sno</w:t></w:r></w:p><w:p><w:pPr><w:spacing w:after="0" w:line="210" w:lineRule="exact"/></w:pPr><w:r><w:rPr><w:rFonts w:ascii="Consolas" w:hAnsi="Consolas" w:eastAsia="宋体"/><w:sz w:val="17"/></w:rPr><w:t>JOIN dbo.Course AS c ON g.Cno = c.Cno</w:t></w:r></w:p><w:p><w:pPr><w:spacing w:after="0" w:line="210" w:lineRule="exact"/></w:pPr><w:r><w:rPr><w:rFonts w:ascii="Consolas" w:hAnsi="Consolas" w:eastAsia="宋体"/><w:sz w:val="17"/></w:rPr><w:t>WHERE cl.Speciality = N'计算机科学与技术'</w:t></w:r></w:p><w:p><w:pPr><w:spacing w:after="0" w:line="210" w:lineRule="exact"/></w:pPr><w:r><w:rPr><w:rFonts w:ascii="Consolas" w:hAnsi="Consolas" w:eastAsia="宋体"/><w:sz w:val="17"/></w:rPr><w:t>GROUP BY c.Cno, c.Cname;</w:t></w:r></w:p><w:p><w:pPr><w:spacing w:after="0" w:line="210" w:lineRule="exact"/></w:pPr><w:r><w:rPr><w:rFonts w:ascii="Consolas" w:hAnsi="Consolas" w:eastAsia="宋体"/><w:sz w:val="17"/></w:rPr><w:t>GO</w:t></w:r></w:p><w:p><w:pPr><w:spacing w:after="0" w:line="210" w:lineRule="exact"/></w:pPr></w:p><w:p><w:pPr><w:spacing w:after="0" w:line="210" w:lineRule="exact"/></w:pPr><w:r><w:rPr><w:rFonts w:ascii="Consolas" w:hAnsi="Consolas" w:eastAsia="宋体"/><w:sz w:val="17"/></w:rPr><w:t>CREATE ROLE [计算机专业负责人];</w:t></w:r></w:p><w:p><w:pPr><w:spacing w:after="0" w:line="210" w:lineRule="exact"/></w:pPr><w:r><w:rPr><w:rFonts w:ascii="Consolas" w:hAnsi="Consolas" w:eastAsia="宋体"/><w:sz w:val="17"/></w:rPr><w:t>ALTER ROLE [计算机专业负责人] ADD MEMBER [张老师];</w:t></w:r></w:p><w:p><w:pPr><w:spacing w:after="0" w:line="210" w:lineRule="exact"/></w:pPr><w:r><w:rPr><w:rFonts w:ascii="Consolas" w:hAnsi="Consolas" w:eastAsia="宋体"/><w:sz w:val="17"/></w:rPr><w:t>ALTER ROLE [计算机专业负责人] ADD MEMBER [李老师];</w:t></w:r></w:p><w:p><w:pPr><w:spacing w:after="0" w:line="210" w:lineRule="exact"/></w:pPr><w:r><w:rPr><w:rFonts w:ascii="Consolas" w:hAnsi="Consolas" w:eastAsia="宋体"/><w:sz w:val="17"/></w:rPr><w:t>GRANT SELECT ON dbo.vw_CS_CourseStats TO [计算机专业负责人];</w:t></w:r></w:p><w:p><w:pPr><w:spacing w:after="0" w:line="210" w:lineRule="exact"/></w:pPr><w:r><w:rPr><w:rFonts w:ascii="Consolas" w:hAnsi="Consolas" w:eastAsia="宋体"/><w:sz w:val="17"/></w:rPr><w:t>GO</w:t></w:r></w:p><w:p><w:pPr><w:spacing w:after="0" w:line="210" w:lineRule="exact"/></w:pPr></w:p><w:p><w:pPr><w:spacing w:after="0" w:line="210" w:lineRule="exact"/></w:pPr><w:r><w:rPr><w:rFonts w:ascii="Consolas" w:hAnsi="Consolas" w:eastAsia="宋体"/><w:sz w:val="17"/></w:rPr><w:t>SELECT N'习题4第18题：角色只能查看计算机科学与技术专业课程成绩统计视图' AS Item;</w:t></w:r></w:p><w:p><w:pPr><w:spacing w:after="0" w:line="210" w:lineRule="exact"/></w:pPr><w:r><w:rPr><w:rFonts w:ascii="Consolas" w:hAnsi="Consolas" w:eastAsia="宋体"/><w:sz w:val="17"/></w:rPr><w:t>EXECUTE AS USER = N'张老师';</w:t></w:r></w:p><w:p><w:pPr><w:spacing w:after="0" w:line="210" w:lineRule="exact"/></w:pPr><w:r><w:rPr><w:rFonts w:ascii="Consolas" w:hAnsi="Consolas" w:eastAsia="宋体"/><w:sz w:val="17"/></w:rPr><w:t>SELECT * FROM dbo.vw_CS_CourseStats ORDER BY Cno;</w:t></w:r></w:p><w:p><w:pPr><w:spacing w:after="0" w:line="210" w:lineRule="exact"/></w:pPr><w:r><w:rPr><w:rFonts w:ascii="Consolas" w:hAnsi="Consolas" w:eastAsia="宋体"/><w:sz w:val="17"/></w:rPr><w:t>BEGIN TRY</w:t></w:r></w:p><w:p><w:pPr><w:spacing w:after="0" w:line="210" w:lineRule="exact"/></w:pPr><w:r><w:rPr><w:rFonts w:ascii="Consolas" w:hAnsi="Consolas" w:eastAsia="宋体"/><w:sz w:val="17"/></w:rPr><w:t xml:space="preserve">    EXEC(N'SELECT TOP (1) Sno, Sname FROM dbo.Student;');</w:t></w:r></w:p><w:p><w:pPr><w:spacing w:after="0" w:line="210" w:lineRule="exact"/></w:pPr><w:r><w:rPr><w:rFonts w:ascii="Consolas" w:hAnsi="Consolas" w:eastAsia="宋体"/><w:sz w:val="17"/></w:rPr><w:t>END TRY</w:t></w:r></w:p><w:p><w:pPr><w:spacing w:after="0" w:line="210" w:lineRule="exact"/></w:pPr><w:r><w:rPr><w:rFonts w:ascii="Consolas" w:hAnsi="Consolas" w:eastAsia="宋体"/><w:sz w:val="17"/></w:rPr><w:t>BEGIN CATCH</w:t></w:r></w:p><w:p><w:pPr><w:spacing w:after="0" w:line="210" w:lineRule="exact"/></w:pPr><w:r><w:rPr><w:rFonts w:ascii="Consolas" w:hAnsi="Consolas" w:eastAsia="宋体"/><w:sz w:val="17"/></w:rPr><w:t xml:space="preserve">    SELECT ERROR_NUMBER() AS ErrorNumber, ERROR_MESSAGE() AS ErrorMessage;</w:t></w:r></w:p><w:p><w:pPr><w:spacing w:after="0" w:line="210" w:lineRule="exact"/></w:pPr><w:r><w:rPr><w:rFonts w:ascii="Consolas" w:hAnsi="Consolas" w:eastAsia="宋体"/><w:sz w:val="17"/></w:rPr><w:t>END CATCH;</w:t></w:r></w:p><w:p><w:pPr><w:spacing w:after="0" w:line="210" w:lineRule="exact"/></w:pPr><w:r><w:rPr><w:rFonts w:ascii="Consolas" w:hAnsi="Consolas" w:eastAsia="宋体"/><w:sz w:val="17"/></w:rPr><w:t>REVERT;</w:t></w:r></w:p><w:p><w:pPr><w:spacing w:after="0" w:line="210" w:lineRule="exact"/></w:pPr></w:p><w:p><w:pPr><w:spacing w:after="0" w:line="210" w:lineRule="exact"/></w:pPr><w:r><w:rPr><w:rFonts w:ascii="Consolas" w:hAnsi="Consolas" w:eastAsia="宋体"/><w:sz w:val="17"/></w:rPr><w:t>SELECT N'角色成员与授权结果' AS Item;</w:t></w:r></w:p><w:p><w:pPr><w:spacing w:after="0" w:line="210" w:lineRule="exact"/></w:pPr><w:r><w:rPr><w:rFonts w:ascii="Consolas" w:hAnsi="Consolas" w:eastAsia="宋体"/><w:sz w:val="17"/></w:rPr><w:t>SELECT rp.name AS RoleName, mp.name AS MemberName</w:t></w:r></w:p><w:p><w:pPr><w:spacing w:after="0" w:line="210" w:lineRule="exact"/></w:pPr><w:r><w:rPr><w:rFonts w:ascii="Consolas" w:hAnsi="Consolas" w:eastAsia="宋体"/><w:sz w:val="17"/></w:rPr><w:t>FROM sys.database_role_members AS drm</w:t></w:r></w:p><w:p><w:pPr><w:spacing w:after="0" w:line="210" w:lineRule="exact"/></w:pPr><w:r><w:rPr><w:rFonts w:ascii="Consolas" w:hAnsi="Consolas" w:eastAsia="宋体"/><w:sz w:val="17"/></w:rPr><w:t>JOIN sys.database_principals AS rp ON drm.role_principal_id = rp.principal_id</w:t></w:r></w:p><w:p><w:pPr><w:spacing w:after="0" w:line="210" w:lineRule="exact"/></w:pPr><w:r><w:rPr><w:rFonts w:ascii="Consolas" w:hAnsi="Consolas" w:eastAsia="宋体"/><w:sz w:val="17"/></w:rPr><w:t>JOIN sys.database_principals AS mp ON drm.member_principal_id = mp.principal_id</w:t></w:r></w:p><w:p><w:pPr><w:spacing w:after="0" w:line="210" w:lineRule="exact"/></w:pPr><w:r><w:rPr><w:rFonts w:ascii="Consolas" w:hAnsi="Consolas" w:eastAsia="宋体"/><w:sz w:val="17"/></w:rPr><w:t>WHERE rp.name = N'计算机专业负责人'</w:t></w:r></w:p><w:p><w:pPr><w:spacing w:after="0" w:line="210" w:lineRule="exact"/></w:pPr><w:r><w:rPr><w:rFonts w:ascii="Consolas" w:hAnsi="Consolas" w:eastAsia="宋体"/><w:sz w:val="17"/></w:rPr><w:t>ORDER BY MemberName;</w:t></w:r></w:p><w:p><w:pPr><w:spacing w:after="0" w:line="210" w:lineRule="exact"/></w:pPr><w:r><w:rPr><w:rFonts w:ascii="Consolas" w:hAnsi="Consolas" w:eastAsia="宋体"/><w:sz w:val="17"/></w:rPr><w:t>GO</w:t></w:r></w:p></w:tc></w:tr></w:tbl><w:p><w:r><w:br w:type="page"/></w:r></w:p><w:p><w:pPr><w:spacing w:after="60" w:line="400" w:lineRule="exact"/></w:pPr><w:r><w:rPr><w:rFonts w:ascii="宋体" w:hAnsi="宋体" w:eastAsia="宋体"/><w:b/><w:sz w:val="28"/></w:rPr><w:t>实验九 SQL Server 实际执行结果截图：</w:t></w:r></w:p><w:p><w:pPr><w:spacing w:after="120" w:line="240" w:lineRule="auto"/><w:jc w:val="center"/></w:pPr><w:r><w:drawing><wp:inline distT="0" distB="0" distL="114300" distR="114300"><wp:extent cx="5760720" cy="5372100"/><wp:effectExtent l="0" t="0" r="0" b="7620"/><wp:docPr id="4" name="Picture 4"/><wp:cNvGraphicFramePr><a:graphicFrameLocks xmlns:a="http://schemas.openxmlformats.org/drawingml/2006/main" noChangeAspect="1"/></wp:cNvGraphicFramePr><a:graphic xmlns:a="http://schemas.openxmlformats.org/drawingml/2006/main"><a:graphicData uri="http://schemas.openxmlformats.org/drawingml/2006/picture"><pic:pic xmlns:pic="http://schemas.openxmlformats.org/drawingml/2006/picture"><pic:nvPicPr><pic:cNvPr id="4" name="Picture 4"/><pic:cNvPicPr><a:picLocks noChangeAspect="1"/></pic:cNvPicPr></pic:nvPicPr><pic:blipFill><a:blip r:embed="rId9"/><a:stretch><a:fillRect/></a:stretch></pic:blipFill><pic:spPr><a:xfrm><a:off x="0" y="0"/><a:ext cx="5760720" cy="5372629"/></a:xfrm><a:prstGeom prst="rect"><a:avLst/></a:prstGeom></pic:spPr></pic:pic></a:graphicData></a:graphic></wp:inline></w:drawing></w:r></w:p><w:p><w:r><w:br w:type="page"/></w:r></w:p><w:p><w:pPr><w:spacing w:after="60" w:line="400" w:lineRule="exact"/></w:pPr><w:r><w:rPr><w:rFonts w:ascii="宋体" w:hAnsi="宋体" w:eastAsia="宋体"/><w:b/><w:sz w:val="28"/></w:rPr><w:t>实验九 SQL Server 实际执行结果截图：</w:t></w:r></w:p><w:p><w:pPr><w:spacing w:after="120" w:line="240" w:lineRule="auto"/><w:jc w:val="center"/></w:pPr><w:r><w:drawing><wp:inline distT="0" distB="0" distL="114300" distR="114300"><wp:extent cx="5760720" cy="5372100"/><wp:effectExtent l="0" t="0" r="0" b="7620"/><wp:docPr id="5" name="Picture 5"/><wp:cNvGraphicFramePr><a:graphicFrameLocks xmlns:a="http://schemas.openxmlformats.org/drawingml/2006/main" noChangeAspect="1"/></wp:cNvGraphicFramePr><a:graphic xmlns:a="http://schemas.openxmlformats.org/drawingml/2006/main"><a:graphicData uri="http://schemas.openxmlformats.org/drawingml/2006/picture"><pic:pic xmlns:pic="http://schemas.openxmlformats.org/drawingml/2006/picture"><pic:nvPicPr><pic:cNvPr id="5" name="Picture 5"/><pic:cNvPicPr><a:picLocks noChangeAspect="1"/></pic:cNvPicPr></pic:nvPicPr><pic:blipFill><a:blip r:embed="rId10"/><a:stretch><a:fillRect/></a:stretch></pic:blipFill><pic:spPr><a:xfrm><a:off x="0" y="0"/><a:ext cx="5760720" cy="5372629"/></a:xfrm><a:prstGeom prst="rect"><a:avLst/></a:prstGeom></pic:spPr></pic:pic></a:graphicData></a:graphic></wp:inline></w:drawing></w:r></w:p><w:p><w:r><w:br w:type="page"/></w:r></w:p><w:p><w:pPr><w:spacing w:after="60" w:line="400" w:lineRule="exact"/></w:pPr><w:r><w:rPr><w:rFonts w:ascii="宋体" w:hAnsi="宋体" w:eastAsia="宋体"/><w:b/><w:sz w:val="28"/></w:rPr><w:t>实验九 SQL Server 实际执行结果截图：</w:t></w:r></w:p><w:p><w:pPr><w:spacing w:after="120" w:line="240" w:lineRule="auto"/><w:jc w:val="center"/></w:pPr><w:r><w:drawing><wp:inline distT="0" distB="0" distL="114300" distR="114300"><wp:extent cx="5760720" cy="2176780"/><wp:effectExtent l="0" t="0" r="0" b="2540"/><wp:docPr id="6" name="Picture 6"/><wp:cNvGraphicFramePr><a:graphicFrameLocks xmlns:a="http://schemas.openxmlformats.org/drawingml/2006/main" noChangeAspect="1"/></wp:cNvGraphicFramePr><a:graphic xmlns:a="http://schemas.openxmlformats.org/drawingml/2006/main"><a:graphicData uri="http://schemas.openxmlformats.org/drawingml/2006/picture"><pic:pic xmlns:pic="http://schemas.openxmlformats.org/drawingml/2006/picture"><pic:nvPicPr><pic:cNvPr id="6" name="Picture 6"/><pic:cNvPicPr><a:picLocks noChangeAspect="1"/></pic:cNvPicPr></pic:nvPicPr><pic:blipFill><a:blip r:embed="rId11"/><a:stretch><a:fillRect/></a:stretch></pic:blipFill><pic:spPr><a:xfrm><a:off x="0" y="0"/><a:ext cx="5760720" cy="2176946"/></a:xfrm><a:prstGeom prst="rect"><a:avLst/></a:prstGeom></pic:spPr></pic:pic></a:graphicData></a:graphic></wp:inline></w:drawing></w:r></w:p><w:p><w:pPr><w:pStyle w:val="4"/><w:spacing w:before="80" w:after="120" w:line="400" w:lineRule="exact"/></w:pPr><w:r><w:rPr><w:rFonts w:ascii="宋体" w:hAnsi="宋体" w:eastAsia="宋体"/><w:b/><w:color w:val="000000"/><w:sz w:val="28"/></w:rPr><w:t>四、实验中遇到的问题和总结</w:t></w:r></w:p><w:p><w:pPr><w:spacing w:after="60" w:line="400" w:lineRule="exact"/></w:pPr><w:r><w:rPr><w:rFonts w:ascii="宋体" w:hAnsi="宋体" w:eastAsia="宋体"/><w:b w:val="0"/><w:sz w:val="28"/></w:rPr><w:t>1. GRANT 用于授予权限，WITH GRANT OPTION 表示被授权用户还能继续把该权限授予他人；REVOKE 可撤销权限，必要时使用 CASCADE 级联撤销再授权结果。</w:t></w:r></w:p><w:p><w:pPr><w:spacing w:after="60" w:line="400" w:lineRule="exact"/></w:pPr><w:r><w:rPr><w:rFonts w:ascii="宋体" w:hAnsi="宋体" w:eastAsia="宋体"/><w:b w:val="0"/><w:sz w:val="28"/></w:rPr><w:t>2. 用户是具体的数据库访问主体，角色是权限集合。把权限授予角色，再把用户加入角色，可以减少重复授权，便于统一维护。</w:t></w:r></w:p><w:p><w:pPr><w:spacing w:after="60" w:line="400" w:lineRule="exact"/></w:pPr><w:r><w:rPr><w:rFonts w:ascii="宋体" w:hAnsi="宋体" w:eastAsia="宋体"/><w:b w:val="0"/><w:sz w:val="28"/></w:rPr><w:t>3. 为限制专业负责人只能查看本专业课程成绩统计，本实验创建了过滤后的视图，并把 SELECT 权限授予角色，避免直接开放基础表。</w:t></w:r></w:p><w:p><w:pPr><w:spacing w:after="60" w:line="400" w:lineRule="exact"/></w:pPr><w:r><w:rPr><w:rFonts w:ascii="宋体" w:hAnsi="宋体" w:eastAsia="宋体"/><w:b w:val="0"/><w:sz w:val="28"/></w:rPr><w:t>总结：数据库安全控制的核心是最小权限原则，应优先通过视图、角色和对象级授权控制用户可访问的数据范围。</w:t></w:r></w:p><w:p><w:r><w:br w:type="page"/></w:r></w:p><w:p><w:pPr><w:pStyle w:val="3"/><w:spacing w:before="200" w:after="120" w:line="400" w:lineRule="exact"/><w:jc w:val="center"/></w:pPr><w:r><w:rPr><w:rFonts w:ascii="宋体" w:hAnsi="宋体" w:eastAsia="宋体"/><w:b/><w:color w:val="000000"/><w:sz w:val="36"/></w:rPr><w:t>上机实验十</w:t></w:r></w:p><w:p><w:pPr><w:pStyle w:val="4"/><w:spacing w:before="80" w:after="120" w:line="400" w:lineRule="exact"/></w:pPr><w:r><w:rPr><w:rFonts w:ascii="宋体" w:hAnsi="宋体" w:eastAsia="宋体"/><w:b/><w:color w:val="000000"/><w:sz w:val="28"/></w:rPr><w:t>实验目的</w:t></w:r></w:p><w:p><w:pPr><w:spacing w:after="60" w:line="400" w:lineRule="exact"/></w:pPr><w:r><w:rPr><w:rFonts w:ascii="宋体" w:hAnsi="宋体" w:eastAsia="宋体"/><w:b w:val="0"/><w:sz w:val="28"/></w:rPr><w:t>掌握存储过程和用户自定义函数的概念、作用，掌握存储过程的定义和执行方法，以及用户自定义函数的定义和调用方法。</w:t></w:r></w:p><w:p><w:pPr><w:pStyle w:val="4"/><w:spacing w:before="80" w:after="120" w:line="400" w:lineRule="exact"/></w:pPr><w:r><w:rPr><w:rFonts w:ascii="宋体" w:hAnsi="宋体" w:eastAsia="宋体"/><w:b/><w:color w:val="000000"/><w:sz w:val="28"/></w:rPr><w:t>实验环境</w:t></w:r></w:p><w:p><w:pPr><w:spacing w:after="60" w:line="400" w:lineRule="exact"/></w:pPr><w:r><w:rPr><w:rFonts w:ascii="宋体" w:hAnsi="宋体" w:eastAsia="宋体"/><w:b w:val="0"/><w:sz w:val="28"/></w:rPr><w:t>MS SQL Server：Docker 容器 sql2022-lab，镜像 mcr.microsoft.com/mssql/server:2022-latest，端口 localhost:14333。</w:t></w:r></w:p><w:p><w:pPr><w:spacing w:after="60" w:line="400" w:lineRule="exact"/></w:pPr><w:r><w:rPr><w:rFonts w:ascii="宋体" w:hAnsi="宋体" w:eastAsia="宋体"/><w:b w:val="0"/><w:sz w:val="28"/></w:rPr><w:t>本次实验未使用 openGauss。</w:t></w:r></w:p><w:p><w:pPr><w:pStyle w:val="4"/><w:spacing w:before="80" w:after="120" w:line="400" w:lineRule="exact"/></w:pPr><w:r><w:rPr><w:rFonts w:ascii="宋体" w:hAnsi="宋体" w:eastAsia="宋体"/><w:b/><w:color w:val="000000"/><w:sz w:val="28"/></w:rPr><w:t>实验报告内容</w:t></w:r></w:p><w:p><w:pPr><w:spacing w:after="60" w:line="400" w:lineRule="exact"/></w:pPr><w:r><w:rPr><w:rFonts w:ascii="宋体" w:hAnsi="宋体" w:eastAsia="宋体"/><w:b w:val="0"/><w:sz w:val="28"/></w:rPr><w:t>题目要求：创建并执行习题5第17题至第19题的存储过程；将第17题至第19题分别改写为用户自定义函数并调用验证；回答存储过程的作用、优点及其与函数的区别。</w:t></w:r></w:p><w:p><w:pPr><w:spacing w:after="60" w:line="400" w:lineRule="exact"/></w:pPr><w:r><w:rPr><w:rFonts w:ascii="宋体" w:hAnsi="宋体" w:eastAsia="宋体"/><w:b/><w:sz w:val="28"/></w:rPr><w:t>SQL脚本如下（完整脚本文件：SQL/generated/experiment10.sql）：</w:t></w:r></w:p><w:tbl><w:tblPr><w:tblStyle w:val="32"/><w:tblW w:w="0" w:type="auto"/><w:tblInd w:w="0" w:type="dxa"/><w:tblLayout w:type="autofit"/><w:tblCellMar><w:top w:w="0" w:type="dxa"/><w:left w:w="108" w:type="dxa"/><w:bottom w:w="0" w:type="dxa"/><w:right w:w="108" w:type="dxa"/></w:tblCellMar></w:tblPr><w:tblGrid><w:gridCol w:w="8300"/></w:tblGrid><w:tr><w:tblPrEx><w:tblCellMar><w:top w:w="0" w:type="dxa"/><w:left w:w="108" w:type="dxa"/><w:bottom w:w="0" w:type="dxa"/><w:right w:w="108" w:type="dxa"/></w:tblCellMar></w:tblPrEx><w:tc><w:tcPr><w:tcW w:w="8300" w:type="dxa"/><w:shd w:val="clear" w:color="auto" w:fill="F4F6F8"/><w:tcMar><w:top w:w="100" w:type="dxa"/><w:left w:w="120" w:type="dxa"/><w:bottom w:w="100" w:type="dxa"/><w:right w:w="120" w:type="dxa"/></w:tcMar></w:tcPr><w:p/><w:p><w:pPr><w:spacing w:after="0" w:line="210" w:lineRule="exact"/></w:pPr><w:r><w:rPr><w:rFonts w:ascii="Consolas" w:hAnsi="Consolas" w:eastAsia="宋体"/><w:sz w:val="17"/></w:rPr><w:t>USE GradeManager;</w:t></w:r></w:p><w:p><w:pPr><w:spacing w:after="0" w:line="210" w:lineRule="exact"/></w:pPr><w:r><w:rPr><w:rFonts w:ascii="Consolas" w:hAnsi="Consolas" w:eastAsia="宋体"/><w:sz w:val="17"/></w:rPr><w:t>GO</w:t></w:r></w:p><w:p><w:pPr><w:spacing w:after="0" w:line="210" w:lineRule="exact"/></w:pPr></w:p><w:p><w:pPr><w:spacing w:after="0" w:line="210" w:lineRule="exact"/></w:pPr><w:r><w:rPr><w:rFonts w:ascii="Consolas" w:hAnsi="Consolas" w:eastAsia="宋体"/><w:sz w:val="17"/></w:rPr><w:t>PRINT N'【实验十】创建存储过程和用户自定义函数';</w:t></w:r></w:p><w:p><w:pPr><w:spacing w:after="0" w:line="210" w:lineRule="exact"/></w:pPr><w:r><w:rPr><w:rFonts w:ascii="Consolas" w:hAnsi="Consolas" w:eastAsia="宋体"/><w:sz w:val="17"/></w:rPr><w:t>GO</w:t></w:r></w:p><w:p><w:pPr><w:spacing w:after="0" w:line="210" w:lineRule="exact"/></w:pPr></w:p><w:p><w:pPr><w:spacing w:after="0" w:line="210" w:lineRule="exact"/></w:pPr><w:r><w:rPr><w:rFonts w:ascii="Consolas" w:hAnsi="Consolas" w:eastAsia="宋体"/><w:sz w:val="17"/></w:rPr><w:t>CREATE OR ALTER PROCEDURE dbo.usp_QueryStudentGrades</w:t></w:r></w:p><w:p><w:pPr><w:spacing w:after="0" w:line="210" w:lineRule="exact"/></w:pPr><w:r><w:rPr><w:rFonts w:ascii="Consolas" w:hAnsi="Consolas" w:eastAsia="宋体"/><w:sz w:val="17"/></w:rPr><w:t xml:space="preserve">    @Sno CHAR(7)</w:t></w:r></w:p><w:p><w:pPr><w:spacing w:after="0" w:line="210" w:lineRule="exact"/></w:pPr><w:r><w:rPr><w:rFonts w:ascii="Consolas" w:hAnsi="Consolas" w:eastAsia="宋体"/><w:sz w:val="17"/></w:rPr><w:t>AS</w:t></w:r></w:p><w:p><w:pPr><w:spacing w:after="0" w:line="210" w:lineRule="exact"/></w:pPr><w:r><w:rPr><w:rFonts w:ascii="Consolas" w:hAnsi="Consolas" w:eastAsia="宋体"/><w:sz w:val="17"/></w:rPr><w:t>BEGIN</w:t></w:r></w:p><w:p><w:pPr><w:spacing w:after="0" w:line="210" w:lineRule="exact"/></w:pPr><w:r><w:rPr><w:rFonts w:ascii="Consolas" w:hAnsi="Consolas" w:eastAsia="宋体"/><w:sz w:val="17"/></w:rPr><w:t xml:space="preserve">    SET NOCOUNT ON;</w:t></w:r></w:p><w:p><w:pPr><w:spacing w:after="0" w:line="210" w:lineRule="exact"/></w:pPr><w:r><w:rPr><w:rFonts w:ascii="Consolas" w:hAnsi="Consolas" w:eastAsia="宋体"/><w:sz w:val="17"/></w:rPr><w:t xml:space="preserve">    SELECT s.Sno, s.Sname, c.Cno, c.Cname, g.Gmark</w:t></w:r></w:p><w:p><w:pPr><w:spacing w:after="0" w:line="210" w:lineRule="exact"/></w:pPr><w:r><w:rPr><w:rFonts w:ascii="Consolas" w:hAnsi="Consolas" w:eastAsia="宋体"/><w:sz w:val="17"/></w:rPr><w:t xml:space="preserve">    FROM dbo.Student AS s</w:t></w:r></w:p><w:p><w:pPr><w:spacing w:after="0" w:line="210" w:lineRule="exact"/></w:pPr><w:r><w:rPr><w:rFonts w:ascii="Consolas" w:hAnsi="Consolas" w:eastAsia="宋体"/><w:sz w:val="17"/></w:rPr><w:t xml:space="preserve">    JOIN dbo.Grade AS g ON s.Sno = g.Sno</w:t></w:r></w:p><w:p><w:pPr><w:spacing w:after="0" w:line="210" w:lineRule="exact"/></w:pPr><w:r><w:rPr><w:rFonts w:ascii="Consolas" w:hAnsi="Consolas" w:eastAsia="宋体"/><w:sz w:val="17"/></w:rPr><w:t xml:space="preserve">    JOIN dbo.Course AS c ON g.Cno = c.Cno</w:t></w:r></w:p><w:p><w:pPr><w:spacing w:after="0" w:line="210" w:lineRule="exact"/></w:pPr><w:r><w:rPr><w:rFonts w:ascii="Consolas" w:hAnsi="Consolas" w:eastAsia="宋体"/><w:sz w:val="17"/></w:rPr><w:t xml:space="preserve">    WHERE s.Sno = @Sno</w:t></w:r></w:p><w:p><w:pPr><w:spacing w:after="0" w:line="210" w:lineRule="exact"/></w:pPr><w:r><w:rPr><w:rFonts w:ascii="Consolas" w:hAnsi="Consolas" w:eastAsia="宋体"/><w:sz w:val="17"/></w:rPr><w:t xml:space="preserve">    ORDER BY c.Cno;</w:t></w:r></w:p><w:p><w:pPr><w:spacing w:after="0" w:line="210" w:lineRule="exact"/></w:pPr><w:r><w:rPr><w:rFonts w:ascii="Consolas" w:hAnsi="Consolas" w:eastAsia="宋体"/><w:sz w:val="17"/></w:rPr><w:t>END;</w:t></w:r></w:p><w:p><w:pPr><w:spacing w:after="0" w:line="210" w:lineRule="exact"/></w:pPr><w:r><w:rPr><w:rFonts w:ascii="Consolas" w:hAnsi="Consolas" w:eastAsia="宋体"/><w:sz w:val="17"/></w:rPr><w:t>GO</w:t></w:r></w:p><w:p><w:pPr><w:spacing w:after="0" w:line="210" w:lineRule="exact"/></w:pPr></w:p><w:p><w:pPr><w:spacing w:after="0" w:line="210" w:lineRule="exact"/></w:pPr><w:r><w:rPr><w:rFonts w:ascii="Consolas" w:hAnsi="Consolas" w:eastAsia="宋体"/><w:sz w:val="17"/></w:rPr><w:t>CREATE OR ALTER PROCEDURE dbo.usp_ClassHasStudents</w:t></w:r></w:p><w:p><w:pPr><w:spacing w:after="0" w:line="210" w:lineRule="exact"/></w:pPr><w:r><w:rPr><w:rFonts w:ascii="Consolas" w:hAnsi="Consolas" w:eastAsia="宋体"/><w:sz w:val="17"/></w:rPr><w:t xml:space="preserve">    @Clno CHAR(5),</w:t></w:r></w:p><w:p><w:pPr><w:spacing w:after="0" w:line="210" w:lineRule="exact"/></w:pPr><w:r><w:rPr><w:rFonts w:ascii="Consolas" w:hAnsi="Consolas" w:eastAsia="宋体"/><w:sz w:val="17"/></w:rPr><w:t xml:space="preserve">    @ExistsFlag INT OUTPUT</w:t></w:r></w:p><w:p><w:pPr><w:spacing w:after="0" w:line="210" w:lineRule="exact"/></w:pPr><w:r><w:rPr><w:rFonts w:ascii="Consolas" w:hAnsi="Consolas" w:eastAsia="宋体"/><w:sz w:val="17"/></w:rPr><w:t>AS</w:t></w:r></w:p><w:p><w:pPr><w:spacing w:after="0" w:line="210" w:lineRule="exact"/></w:pPr><w:r><w:rPr><w:rFonts w:ascii="Consolas" w:hAnsi="Consolas" w:eastAsia="宋体"/><w:sz w:val="17"/></w:rPr><w:t>BEGIN</w:t></w:r></w:p><w:p><w:pPr><w:spacing w:after="0" w:line="210" w:lineRule="exact"/></w:pPr><w:r><w:rPr><w:rFonts w:ascii="Consolas" w:hAnsi="Consolas" w:eastAsia="宋体"/><w:sz w:val="17"/></w:rPr><w:t xml:space="preserve">    SET NOCOUNT ON;</w:t></w:r></w:p><w:p><w:pPr><w:spacing w:after="0" w:line="210" w:lineRule="exact"/></w:pPr><w:r><w:rPr><w:rFonts w:ascii="Consolas" w:hAnsi="Consolas" w:eastAsia="宋体"/><w:sz w:val="17"/></w:rPr><w:t xml:space="preserve">    IF EXISTS (SELECT 1 FROM dbo.Student WHERE Clno = @Clno)</w:t></w:r></w:p><w:p><w:pPr><w:spacing w:after="0" w:line="210" w:lineRule="exact"/></w:pPr><w:r><w:rPr><w:rFonts w:ascii="Consolas" w:hAnsi="Consolas" w:eastAsia="宋体"/><w:sz w:val="17"/></w:rPr><w:t xml:space="preserve">        SET @ExistsFlag = 1;</w:t></w:r></w:p><w:p><w:pPr><w:spacing w:after="0" w:line="210" w:lineRule="exact"/></w:pPr><w:r><w:rPr><w:rFonts w:ascii="Consolas" w:hAnsi="Consolas" w:eastAsia="宋体"/><w:sz w:val="17"/></w:rPr><w:t xml:space="preserve">    ELSE</w:t></w:r></w:p><w:p><w:pPr><w:spacing w:after="0" w:line="210" w:lineRule="exact"/></w:pPr><w:r><w:rPr><w:rFonts w:ascii="Consolas" w:hAnsi="Consolas" w:eastAsia="宋体"/><w:sz w:val="17"/></w:rPr><w:t xml:space="preserve">        SET @ExistsFlag = 0;</w:t></w:r></w:p><w:p><w:pPr><w:spacing w:after="0" w:line="210" w:lineRule="exact"/></w:pPr><w:r><w:rPr><w:rFonts w:ascii="Consolas" w:hAnsi="Consolas" w:eastAsia="宋体"/><w:sz w:val="17"/></w:rPr><w:t>END;</w:t></w:r></w:p><w:p><w:pPr><w:spacing w:after="0" w:line="210" w:lineRule="exact"/></w:pPr><w:r><w:rPr><w:rFonts w:ascii="Consolas" w:hAnsi="Consolas" w:eastAsia="宋体"/><w:sz w:val="17"/></w:rPr><w:t>GO</w:t></w:r></w:p><w:p><w:pPr><w:spacing w:after="0" w:line="210" w:lineRule="exact"/></w:pPr></w:p><w:p><w:pPr><w:spacing w:after="0" w:line="210" w:lineRule="exact"/></w:pPr><w:r><w:rPr><w:rFonts w:ascii="Consolas" w:hAnsi="Consolas" w:eastAsia="宋体"/><w:sz w:val="17"/></w:rPr><w:t>CREATE OR ALTER PROCEDURE dbo.usp_QueryStudentNameAndMajor</w:t></w:r></w:p><w:p><w:pPr><w:spacing w:after="0" w:line="210" w:lineRule="exact"/></w:pPr><w:r><w:rPr><w:rFonts w:ascii="Consolas" w:hAnsi="Consolas" w:eastAsia="宋体"/><w:sz w:val="17"/></w:rPr><w:t xml:space="preserve">    @Sno CHAR(7),</w:t></w:r></w:p><w:p><w:pPr><w:spacing w:after="0" w:line="210" w:lineRule="exact"/></w:pPr><w:r><w:rPr><w:rFonts w:ascii="Consolas" w:hAnsi="Consolas" w:eastAsia="宋体"/><w:sz w:val="17"/></w:rPr><w:t xml:space="preserve">    @Sname VARCHAR(20) OUTPUT,</w:t></w:r></w:p><w:p><w:pPr><w:spacing w:after="0" w:line="210" w:lineRule="exact"/></w:pPr><w:r><w:rPr><w:rFonts w:ascii="Consolas" w:hAnsi="Consolas" w:eastAsia="宋体"/><w:sz w:val="17"/></w:rPr><w:t xml:space="preserve">    @Speciality VARCHAR(20) OUTPUT</w:t></w:r></w:p><w:p><w:pPr><w:spacing w:after="0" w:line="210" w:lineRule="exact"/></w:pPr><w:r><w:rPr><w:rFonts w:ascii="Consolas" w:hAnsi="Consolas" w:eastAsia="宋体"/><w:sz w:val="17"/></w:rPr><w:t>AS</w:t></w:r></w:p><w:p><w:pPr><w:spacing w:after="0" w:line="210" w:lineRule="exact"/></w:pPr><w:r><w:rPr><w:rFonts w:ascii="Consolas" w:hAnsi="Consolas" w:eastAsia="宋体"/><w:sz w:val="17"/></w:rPr><w:t>BEGIN</w:t></w:r></w:p><w:p><w:pPr><w:spacing w:after="0" w:line="210" w:lineRule="exact"/></w:pPr><w:r><w:rPr><w:rFonts w:ascii="Consolas" w:hAnsi="Consolas" w:eastAsia="宋体"/><w:sz w:val="17"/></w:rPr><w:t xml:space="preserve">    SET NOCOUNT ON;</w:t></w:r></w:p><w:p><w:pPr><w:spacing w:after="0" w:line="210" w:lineRule="exact"/></w:pPr><w:r><w:rPr><w:rFonts w:ascii="Consolas" w:hAnsi="Consolas" w:eastAsia="宋体"/><w:sz w:val="17"/></w:rPr><w:t xml:space="preserve">    SELECT @Sname = s.Sname,</w:t></w:r></w:p><w:p><w:pPr><w:spacing w:after="0" w:line="210" w:lineRule="exact"/></w:pPr><w:r><w:rPr><w:rFonts w:ascii="Consolas" w:hAnsi="Consolas" w:eastAsia="宋体"/><w:sz w:val="17"/></w:rPr><w:t xml:space="preserve">           @Speciality = c.Speciality</w:t></w:r></w:p><w:p><w:pPr><w:spacing w:after="0" w:line="210" w:lineRule="exact"/></w:pPr><w:r><w:rPr><w:rFonts w:ascii="Consolas" w:hAnsi="Consolas" w:eastAsia="宋体"/><w:sz w:val="17"/></w:rPr><w:t xml:space="preserve">    FROM dbo.Student AS s</w:t></w:r></w:p><w:p><w:pPr><w:spacing w:after="0" w:line="210" w:lineRule="exact"/></w:pPr><w:r><w:rPr><w:rFonts w:ascii="Consolas" w:hAnsi="Consolas" w:eastAsia="宋体"/><w:sz w:val="17"/></w:rPr><w:t xml:space="preserve">    JOIN dbo.Class AS c ON s.Clno = c.Clno</w:t></w:r></w:p><w:p><w:pPr><w:spacing w:after="0" w:line="210" w:lineRule="exact"/></w:pPr><w:r><w:rPr><w:rFonts w:ascii="Consolas" w:hAnsi="Consolas" w:eastAsia="宋体"/><w:sz w:val="17"/></w:rPr><w:t xml:space="preserve">    WHERE s.Sno = @Sno;</w:t></w:r></w:p><w:p><w:pPr><w:spacing w:after="0" w:line="210" w:lineRule="exact"/></w:pPr><w:r><w:rPr><w:rFonts w:ascii="Consolas" w:hAnsi="Consolas" w:eastAsia="宋体"/><w:sz w:val="17"/></w:rPr><w:t>END;</w:t></w:r></w:p><w:p><w:pPr><w:spacing w:after="0" w:line="210" w:lineRule="exact"/></w:pPr><w:r><w:rPr><w:rFonts w:ascii="Consolas" w:hAnsi="Consolas" w:eastAsia="宋体"/><w:sz w:val="17"/></w:rPr><w:t>GO</w:t></w:r></w:p><w:p><w:pPr><w:spacing w:after="0" w:line="210" w:lineRule="exact"/></w:pPr></w:p><w:p><w:pPr><w:spacing w:after="0" w:line="210" w:lineRule="exact"/></w:pPr><w:r><w:rPr><w:rFonts w:ascii="Consolas" w:hAnsi="Consolas" w:eastAsia="宋体"/><w:sz w:val="17"/></w:rPr><w:t>CREATE OR ALTER FUNCTION dbo.fn_StudentGrades(@Sno CHAR(7))</w:t></w:r></w:p><w:p><w:pPr><w:spacing w:after="0" w:line="210" w:lineRule="exact"/></w:pPr><w:r><w:rPr><w:rFonts w:ascii="Consolas" w:hAnsi="Consolas" w:eastAsia="宋体"/><w:sz w:val="17"/></w:rPr><w:t>RETURNS TABLE</w:t></w:r></w:p><w:p><w:pPr><w:spacing w:after="0" w:line="210" w:lineRule="exact"/></w:pPr><w:r><w:rPr><w:rFonts w:ascii="Consolas" w:hAnsi="Consolas" w:eastAsia="宋体"/><w:sz w:val="17"/></w:rPr><w:t>AS</w:t></w:r></w:p><w:p><w:pPr><w:spacing w:after="0" w:line="210" w:lineRule="exact"/></w:pPr><w:r><w:rPr><w:rFonts w:ascii="Consolas" w:hAnsi="Consolas" w:eastAsia="宋体"/><w:sz w:val="17"/></w:rPr><w:t>RETURN</w:t></w:r></w:p><w:p><w:pPr><w:spacing w:after="0" w:line="210" w:lineRule="exact"/></w:pPr><w:r><w:rPr><w:rFonts w:ascii="Consolas" w:hAnsi="Consolas" w:eastAsia="宋体"/><w:sz w:val="17"/></w:rPr><w:t>(</w:t></w:r></w:p><w:p><w:pPr><w:spacing w:after="0" w:line="210" w:lineRule="exact"/></w:pPr><w:r><w:rPr><w:rFonts w:ascii="Consolas" w:hAnsi="Consolas" w:eastAsia="宋体"/><w:sz w:val="17"/></w:rPr><w:t xml:space="preserve">    SELECT s.Sno, s.Sname, c.Cno, c.Cname, g.Gmark</w:t></w:r></w:p><w:p><w:pPr><w:spacing w:after="0" w:line="210" w:lineRule="exact"/></w:pPr><w:r><w:rPr><w:rFonts w:ascii="Consolas" w:hAnsi="Consolas" w:eastAsia="宋体"/><w:sz w:val="17"/></w:rPr><w:t xml:space="preserve">    FROM dbo.Student AS s</w:t></w:r></w:p><w:p><w:pPr><w:spacing w:after="0" w:line="210" w:lineRule="exact"/></w:pPr><w:r><w:rPr><w:rFonts w:ascii="Consolas" w:hAnsi="Consolas" w:eastAsia="宋体"/><w:sz w:val="17"/></w:rPr><w:t xml:space="preserve">    JOIN dbo.Grade AS g ON s.Sno = g.Sno</w:t></w:r></w:p><w:p><w:pPr><w:spacing w:after="0" w:line="210" w:lineRule="exact"/></w:pPr><w:r><w:rPr><w:rFonts w:ascii="Consolas" w:hAnsi="Consolas" w:eastAsia="宋体"/><w:sz w:val="17"/></w:rPr><w:t xml:space="preserve">    JOIN dbo.Course AS c ON g.Cno = c.Cno</w:t></w:r></w:p><w:p><w:pPr><w:spacing w:after="0" w:line="210" w:lineRule="exact"/></w:pPr><w:r><w:rPr><w:rFonts w:ascii="Consolas" w:hAnsi="Consolas" w:eastAsia="宋体"/><w:sz w:val="17"/></w:rPr><w:t xml:space="preserve">    WHERE s.Sno = @Sno</w:t></w:r></w:p><w:p><w:pPr><w:spacing w:after="0" w:line="210" w:lineRule="exact"/></w:pPr><w:r><w:rPr><w:rFonts w:ascii="Consolas" w:hAnsi="Consolas" w:eastAsia="宋体"/><w:sz w:val="17"/></w:rPr><w:t>);</w:t></w:r></w:p><w:p><w:pPr><w:spacing w:after="0" w:line="210" w:lineRule="exact"/></w:pPr><w:r><w:rPr><w:rFonts w:ascii="Consolas" w:hAnsi="Consolas" w:eastAsia="宋体"/><w:sz w:val="17"/></w:rPr><w:t>GO</w:t></w:r></w:p><w:p><w:pPr><w:spacing w:after="0" w:line="210" w:lineRule="exact"/></w:pPr></w:p><w:p><w:pPr><w:spacing w:after="0" w:line="210" w:lineRule="exact"/></w:pPr><w:r><w:rPr><w:rFonts w:ascii="Consolas" w:hAnsi="Consolas" w:eastAsia="宋体"/><w:sz w:val="17"/></w:rPr><w:t>CREATE OR ALTER FUNCTION dbo.fn_ClassHasStudents(@Clno CHAR(5))</w:t></w:r></w:p><w:p><w:pPr><w:spacing w:after="0" w:line="210" w:lineRule="exact"/></w:pPr><w:r><w:rPr><w:rFonts w:ascii="Consolas" w:hAnsi="Consolas" w:eastAsia="宋体"/><w:sz w:val="17"/></w:rPr><w:t>RETURNS INT</w:t></w:r></w:p><w:p><w:pPr><w:spacing w:after="0" w:line="210" w:lineRule="exact"/></w:pPr><w:r><w:rPr><w:rFonts w:ascii="Consolas" w:hAnsi="Consolas" w:eastAsia="宋体"/><w:sz w:val="17"/></w:rPr><w:t>AS</w:t></w:r></w:p><w:p><w:pPr><w:spacing w:after="0" w:line="210" w:lineRule="exact"/></w:pPr><w:r><w:rPr><w:rFonts w:ascii="Consolas" w:hAnsi="Consolas" w:eastAsia="宋体"/><w:sz w:val="17"/></w:rPr><w:t>BEGIN</w:t></w:r></w:p><w:p><w:pPr><w:spacing w:after="0" w:line="210" w:lineRule="exact"/></w:pPr><w:r><w:rPr><w:rFonts w:ascii="Consolas" w:hAnsi="Consolas" w:eastAsia="宋体"/><w:sz w:val="17"/></w:rPr><w:t xml:space="preserve">    DECLARE @ExistsFlag INT;</w:t></w:r></w:p><w:p><w:pPr><w:spacing w:after="0" w:line="210" w:lineRule="exact"/></w:pPr><w:r><w:rPr><w:rFonts w:ascii="Consolas" w:hAnsi="Consolas" w:eastAsia="宋体"/><w:sz w:val="17"/></w:rPr><w:t xml:space="preserve">    IF EXISTS (SELECT 1 FROM dbo.Student WHERE Clno = @Clno)</w:t></w:r></w:p><w:p><w:pPr><w:spacing w:after="0" w:line="210" w:lineRule="exact"/></w:pPr><w:r><w:rPr><w:rFonts w:ascii="Consolas" w:hAnsi="Consolas" w:eastAsia="宋体"/><w:sz w:val="17"/></w:rPr><w:t xml:space="preserve">        SET @ExistsFlag = 1;</w:t></w:r></w:p><w:p><w:pPr><w:spacing w:after="0" w:line="210" w:lineRule="exact"/></w:pPr><w:r><w:rPr><w:rFonts w:ascii="Consolas" w:hAnsi="Consolas" w:eastAsia="宋体"/><w:sz w:val="17"/></w:rPr><w:t xml:space="preserve">    ELSE</w:t></w:r></w:p><w:p><w:pPr><w:spacing w:after="0" w:line="210" w:lineRule="exact"/></w:pPr><w:r><w:rPr><w:rFonts w:ascii="Consolas" w:hAnsi="Consolas" w:eastAsia="宋体"/><w:sz w:val="17"/></w:rPr><w:t xml:space="preserve">        SET @ExistsFlag = 0;</w:t></w:r></w:p><w:p><w:pPr><w:spacing w:after="0" w:line="210" w:lineRule="exact"/></w:pPr><w:r><w:rPr><w:rFonts w:ascii="Consolas" w:hAnsi="Consolas" w:eastAsia="宋体"/><w:sz w:val="17"/></w:rPr><w:t xml:space="preserve">    RETURN @ExistsFlag;</w:t></w:r></w:p><w:p><w:pPr><w:spacing w:after="0" w:line="210" w:lineRule="exact"/></w:pPr><w:r><w:rPr><w:rFonts w:ascii="Consolas" w:hAnsi="Consolas" w:eastAsia="宋体"/><w:sz w:val="17"/></w:rPr><w:t>END;</w:t></w:r></w:p><w:p><w:pPr><w:spacing w:after="0" w:line="210" w:lineRule="exact"/></w:pPr><w:r><w:rPr><w:rFonts w:ascii="Consolas" w:hAnsi="Consolas" w:eastAsia="宋体"/><w:sz w:val="17"/></w:rPr><w:t>GO</w:t></w:r></w:p><w:p><w:pPr><w:spacing w:after="0" w:line="210" w:lineRule="exact"/></w:pPr></w:p><w:p><w:pPr><w:spacing w:after="0" w:line="210" w:lineRule="exact"/></w:pPr><w:r><w:rPr><w:rFonts w:ascii="Consolas" w:hAnsi="Consolas" w:eastAsia="宋体"/><w:sz w:val="17"/></w:rPr><w:t>CREATE OR ALTER FUNCTION dbo.fn_StudentNameAndMajor(@Sno CHAR(7))</w:t></w:r></w:p><w:p><w:pPr><w:spacing w:after="0" w:line="210" w:lineRule="exact"/></w:pPr><w:r><w:rPr><w:rFonts w:ascii="Consolas" w:hAnsi="Consolas" w:eastAsia="宋体"/><w:sz w:val="17"/></w:rPr><w:t>RETURNS TABLE</w:t></w:r></w:p><w:p><w:pPr><w:spacing w:after="0" w:line="210" w:lineRule="exact"/></w:pPr><w:r><w:rPr><w:rFonts w:ascii="Consolas" w:hAnsi="Consolas" w:eastAsia="宋体"/><w:sz w:val="17"/></w:rPr><w:t>AS</w:t></w:r></w:p><w:p><w:pPr><w:spacing w:after="0" w:line="210" w:lineRule="exact"/></w:pPr><w:r><w:rPr><w:rFonts w:ascii="Consolas" w:hAnsi="Consolas" w:eastAsia="宋体"/><w:sz w:val="17"/></w:rPr><w:t>RETURN</w:t></w:r></w:p><w:p><w:pPr><w:spacing w:after="0" w:line="210" w:lineRule="exact"/></w:pPr><w:r><w:rPr><w:rFonts w:ascii="Consolas" w:hAnsi="Consolas" w:eastAsia="宋体"/><w:sz w:val="17"/></w:rPr><w:t>(</w:t></w:r></w:p><w:p><w:pPr><w:spacing w:after="0" w:line="210" w:lineRule="exact"/></w:pPr><w:r><w:rPr><w:rFonts w:ascii="Consolas" w:hAnsi="Consolas" w:eastAsia="宋体"/><w:sz w:val="17"/></w:rPr><w:t xml:space="preserve">    SELECT s.Sno, s.Sname, c.Speciality</w:t></w:r></w:p><w:p><w:pPr><w:spacing w:after="0" w:line="210" w:lineRule="exact"/></w:pPr><w:r><w:rPr><w:rFonts w:ascii="Consolas" w:hAnsi="Consolas" w:eastAsia="宋体"/><w:sz w:val="17"/></w:rPr><w:t xml:space="preserve">    FROM dbo.Student AS s</w:t></w:r></w:p><w:p><w:pPr><w:spacing w:after="0" w:line="210" w:lineRule="exact"/></w:pPr><w:r><w:rPr><w:rFonts w:ascii="Consolas" w:hAnsi="Consolas" w:eastAsia="宋体"/><w:sz w:val="17"/></w:rPr><w:t xml:space="preserve">    JOIN dbo.Class AS c ON s.Clno = c.Clno</w:t></w:r></w:p><w:p><w:pPr><w:spacing w:after="0" w:line="210" w:lineRule="exact"/></w:pPr><w:r><w:rPr><w:rFonts w:ascii="Consolas" w:hAnsi="Consolas" w:eastAsia="宋体"/><w:sz w:val="17"/></w:rPr><w:t xml:space="preserve">    WHERE s.Sno = @Sno</w:t></w:r></w:p><w:p><w:pPr><w:spacing w:after="0" w:line="210" w:lineRule="exact"/></w:pPr><w:r><w:rPr><w:rFonts w:ascii="Consolas" w:hAnsi="Consolas" w:eastAsia="宋体"/><w:sz w:val="17"/></w:rPr><w:t>);</w:t></w:r></w:p><w:p><w:pPr><w:spacing w:after="0" w:line="210" w:lineRule="exact"/></w:pPr><w:r><w:rPr><w:rFonts w:ascii="Consolas" w:hAnsi="Consolas" w:eastAsia="宋体"/><w:sz w:val="17"/></w:rPr><w:t>GO</w:t></w:r></w:p><w:p><w:pPr><w:spacing w:after="0" w:line="210" w:lineRule="exact"/></w:pPr></w:p><w:p><w:pPr><w:spacing w:after="0" w:line="210" w:lineRule="exact"/></w:pPr><w:r><w:rPr><w:rFonts w:ascii="Consolas" w:hAnsi="Consolas" w:eastAsia="宋体"/><w:sz w:val="17"/></w:rPr><w:t>SELECT N'习题5第17题：按学号查询该学生所有选修课成绩的存储过程' AS Item;</w:t></w:r></w:p><w:p><w:pPr><w:spacing w:after="0" w:line="210" w:lineRule="exact"/></w:pPr><w:r><w:rPr><w:rFonts w:ascii="Consolas" w:hAnsi="Consolas" w:eastAsia="宋体"/><w:sz w:val="17"/></w:rPr><w:t>EXEC dbo.usp_QueryStudentGrades @Sno = '2020103';</w:t></w:r></w:p><w:p><w:pPr><w:spacing w:after="0" w:line="210" w:lineRule="exact"/></w:pPr></w:p><w:p><w:pPr><w:spacing w:after="0" w:line="210" w:lineRule="exact"/></w:pPr><w:r><w:rPr><w:rFonts w:ascii="Consolas" w:hAnsi="Consolas" w:eastAsia="宋体"/><w:sz w:val="17"/></w:rPr><w:t>SELECT N'习题5第18题：按班级号判断该班是否有学生的存储过程' AS Item;</w:t></w:r></w:p><w:p><w:pPr><w:spacing w:after="0" w:line="210" w:lineRule="exact"/></w:pPr><w:r><w:rPr><w:rFonts w:ascii="Consolas" w:hAnsi="Consolas" w:eastAsia="宋体"/><w:sz w:val="17"/></w:rPr><w:t>DECLARE @HasStudent INT;</w:t></w:r></w:p><w:p><w:pPr><w:spacing w:after="0" w:line="210" w:lineRule="exact"/></w:pPr><w:r><w:rPr><w:rFonts w:ascii="Consolas" w:hAnsi="Consolas" w:eastAsia="宋体"/><w:sz w:val="17"/></w:rPr><w:t>EXEC dbo.usp_ClassHasStudents @Clno = '20312', @ExistsFlag = @HasStudent OUTPUT;</w:t></w:r></w:p><w:p><w:pPr><w:spacing w:after="0" w:line="210" w:lineRule="exact"/></w:pPr><w:r><w:rPr><w:rFonts w:ascii="Consolas" w:hAnsi="Consolas" w:eastAsia="宋体"/><w:sz w:val="17"/></w:rPr><w:t>SELECT '20312' AS Clno, @HasStudent AS HasStudent;</w:t></w:r></w:p><w:p><w:pPr><w:spacing w:after="0" w:line="210" w:lineRule="exact"/></w:pPr><w:r><w:rPr><w:rFonts w:ascii="Consolas" w:hAnsi="Consolas" w:eastAsia="宋体"/><w:sz w:val="17"/></w:rPr><w:t>EXEC dbo.usp_ClassHasStudents @Clno = '99999', @ExistsFlag = @HasStudent OUTPUT;</w:t></w:r></w:p><w:p><w:pPr><w:spacing w:after="0" w:line="210" w:lineRule="exact"/></w:pPr><w:r><w:rPr><w:rFonts w:ascii="Consolas" w:hAnsi="Consolas" w:eastAsia="宋体"/><w:sz w:val="17"/></w:rPr><w:t>SELECT '99999' AS Clno, @HasStudent AS HasStudent;</w:t></w:r></w:p><w:p><w:pPr><w:spacing w:after="0" w:line="210" w:lineRule="exact"/></w:pPr></w:p><w:p><w:pPr><w:spacing w:after="0" w:line="210" w:lineRule="exact"/></w:pPr><w:r><w:rPr><w:rFonts w:ascii="Consolas" w:hAnsi="Consolas" w:eastAsia="宋体"/><w:sz w:val="17"/></w:rPr><w:t>SELECT N'习题5第19题：按学号输出姓名和专业的存储过程' AS Item;</w:t></w:r></w:p><w:p><w:pPr><w:spacing w:after="0" w:line="210" w:lineRule="exact"/></w:pPr><w:r><w:rPr><w:rFonts w:ascii="Consolas" w:hAnsi="Consolas" w:eastAsia="宋体"/><w:sz w:val="17"/></w:rPr><w:t>DECLARE @Name VARCHAR(20), @Major VARCHAR(20);</w:t></w:r></w:p><w:p><w:pPr><w:spacing w:after="0" w:line="210" w:lineRule="exact"/></w:pPr><w:r><w:rPr><w:rFonts w:ascii="Consolas" w:hAnsi="Consolas" w:eastAsia="宋体"/><w:sz w:val="17"/></w:rPr><w:t>EXEC dbo.usp_QueryStudentNameAndMajor</w:t></w:r></w:p><w:p><w:pPr><w:spacing w:after="0" w:line="210" w:lineRule="exact"/></w:pPr><w:r><w:rPr><w:rFonts w:ascii="Consolas" w:hAnsi="Consolas" w:eastAsia="宋体"/><w:sz w:val="17"/></w:rPr><w:t xml:space="preserve">    @Sno = '2020103',</w:t></w:r></w:p><w:p><w:pPr><w:spacing w:after="0" w:line="210" w:lineRule="exact"/></w:pPr><w:r><w:rPr><w:rFonts w:ascii="Consolas" w:hAnsi="Consolas" w:eastAsia="宋体"/><w:sz w:val="17"/></w:rPr><w:t xml:space="preserve">    @Sname = @Name OUTPUT,</w:t></w:r></w:p><w:p><w:pPr><w:spacing w:after="0" w:line="210" w:lineRule="exact"/></w:pPr><w:r><w:rPr><w:rFonts w:ascii="Consolas" w:hAnsi="Consolas" w:eastAsia="宋体"/><w:sz w:val="17"/></w:rPr><w:t xml:space="preserve">    @Speciality = @Major OUTPUT;</w:t></w:r></w:p><w:p><w:pPr><w:spacing w:after="0" w:line="210" w:lineRule="exact"/></w:pPr><w:r><w:rPr><w:rFonts w:ascii="Consolas" w:hAnsi="Consolas" w:eastAsia="宋体"/><w:sz w:val="17"/></w:rPr><w:t>SELECT '2020103' AS Sno, @Name AS Sname, @Major AS Speciality;</w:t></w:r></w:p><w:p><w:pPr><w:spacing w:after="0" w:line="210" w:lineRule="exact"/></w:pPr></w:p><w:p><w:pPr><w:spacing w:after="0" w:line="210" w:lineRule="exact"/></w:pPr><w:r><w:rPr><w:rFonts w:ascii="Consolas" w:hAnsi="Consolas" w:eastAsia="宋体"/><w:sz w:val="17"/></w:rPr><w:t>SELECT N'习题5第20题：将第17-19题改写为用户自定义函数' AS Item;</w:t></w:r></w:p><w:p><w:pPr><w:spacing w:after="0" w:line="210" w:lineRule="exact"/></w:pPr><w:r><w:rPr><w:rFonts w:ascii="Consolas" w:hAnsi="Consolas" w:eastAsia="宋体"/><w:sz w:val="17"/></w:rPr><w:t>SELECT * FROM dbo.fn_StudentGrades('2020103') ORDER BY Cno;</w:t></w:r></w:p><w:p><w:pPr><w:spacing w:after="0" w:line="210" w:lineRule="exact"/></w:pPr><w:r><w:rPr><w:rFonts w:ascii="Consolas" w:hAnsi="Consolas" w:eastAsia="宋体"/><w:sz w:val="17"/></w:rPr><w:t>SELECT '20312' AS Clno, dbo.fn_ClassHasStudents('20312') AS HasStudent,</w:t></w:r></w:p><w:p><w:pPr><w:spacing w:after="0" w:line="210" w:lineRule="exact"/></w:pPr><w:r><w:rPr><w:rFonts w:ascii="Consolas" w:hAnsi="Consolas" w:eastAsia="宋体"/><w:sz w:val="17"/></w:rPr><w:t xml:space="preserve">       '99999' AS EmptyClno, dbo.fn_ClassHasStudents('99999') AS EmptyClassHasStudent;</w:t></w:r></w:p><w:p><w:pPr><w:spacing w:after="0" w:line="210" w:lineRule="exact"/></w:pPr><w:r><w:rPr><w:rFonts w:ascii="Consolas" w:hAnsi="Consolas" w:eastAsia="宋体"/><w:sz w:val="17"/></w:rPr><w:t>SELECT * FROM dbo.fn_StudentNameAndMajor('2020103');</w:t></w:r></w:p><w:p><w:pPr><w:spacing w:after="0" w:line="210" w:lineRule="exact"/></w:pPr><w:r><w:rPr><w:rFonts w:ascii="Consolas" w:hAnsi="Consolas" w:eastAsia="宋体"/><w:sz w:val="17"/></w:rPr><w:t>GO</w:t></w:r></w:p></w:tc></w:tr></w:tbl><w:p><w:r><w:br w:type="page"/></w:r></w:p><w:p><w:pPr><w:spacing w:after="60" w:line="400" w:lineRule="exact"/></w:pPr><w:r><w:rPr><w:rFonts w:ascii="宋体" w:hAnsi="宋体" w:eastAsia="宋体"/><w:b/><w:sz w:val="28"/></w:rPr><w:t>实验十 SQL Server 实际执行结果截图：</w:t></w:r></w:p><w:p><w:pPr><w:spacing w:after="120" w:line="240" w:lineRule="auto"/><w:jc w:val="center"/></w:pPr><w:r><w:drawing><wp:inline distT="0" distB="0" distL="114300" distR="114300"><wp:extent cx="5760720" cy="5372100"/><wp:effectExtent l="0" t="0" r="0" b="7620"/><wp:docPr id="7" name="Picture 7"/><wp:cNvGraphicFramePr><a:graphicFrameLocks xmlns:a="http://schemas.openxmlformats.org/drawingml/2006/main" noChangeAspect="1"/></wp:cNvGraphicFramePr><a:graphic xmlns:a="http://schemas.openxmlformats.org/drawingml/2006/main"><a:graphicData uri="http://schemas.openxmlformats.org/drawingml/2006/picture"><pic:pic xmlns:pic="http://schemas.openxmlformats.org/drawingml/2006/picture"><pic:nvPicPr><pic:cNvPr id="7" name="Picture 7"/><pic:cNvPicPr><a:picLocks noChangeAspect="1"/></pic:cNvPicPr></pic:nvPicPr><pic:blipFill><a:blip r:embed="rId12"/><a:stretch><a:fillRect/></a:stretch></pic:blipFill><pic:spPr><a:xfrm><a:off x="0" y="0"/><a:ext cx="5760720" cy="5372629"/></a:xfrm><a:prstGeom prst="rect"><a:avLst/></a:prstGeom></pic:spPr></pic:pic></a:graphicData></a:graphic></wp:inline></w:drawing></w:r></w:p><w:p><w:r><w:br w:type="page"/></w:r></w:p><w:p><w:pPr><w:spacing w:after="60" w:line="400" w:lineRule="exact"/></w:pPr><w:r><w:rPr><w:rFonts w:ascii="宋体" w:hAnsi="宋体" w:eastAsia="宋体"/><w:b/><w:sz w:val="28"/></w:rPr><w:t>实验十 SQL Server 实际执行结果截图：</w:t></w:r></w:p><w:p><w:pPr><w:spacing w:after="120" w:line="240" w:lineRule="auto"/><w:jc w:val="center"/></w:pPr><w:r><w:drawing><wp:inline distT="0" distB="0" distL="114300" distR="114300"><wp:extent cx="5760720" cy="2382520"/><wp:effectExtent l="0" t="0" r="0" b="10160"/><wp:docPr id="8" name="Picture 8"/><wp:cNvGraphicFramePr><a:graphicFrameLocks xmlns:a="http://schemas.openxmlformats.org/drawingml/2006/main" noChangeAspect="1"/></wp:cNvGraphicFramePr><a:graphic xmlns:a="http://schemas.openxmlformats.org/drawingml/2006/main"><a:graphicData uri="http://schemas.openxmlformats.org/drawingml/2006/picture"><pic:pic xmlns:pic="http://schemas.openxmlformats.org/drawingml/2006/picture"><pic:nvPicPr><pic:cNvPr id="8" name="Picture 8"/><pic:cNvPicPr><a:picLocks noChangeAspect="1"/></pic:cNvPicPr></pic:nvPicPr><pic:blipFill><a:blip r:embed="rId13"/><a:stretch><a:fillRect/></a:stretch></pic:blipFill><pic:spPr><a:xfrm><a:off x="0" y="0"/><a:ext cx="5760720" cy="2383119"/></a:xfrm><a:prstGeom prst="rect"><a:avLst/></a:prstGeom></pic:spPr></pic:pic></a:graphicData></a:graphic></wp:inline></w:drawing></w:r></w:p><w:p><w:pPr><w:pStyle w:val="4"/><w:spacing w:before="80" w:after="120" w:line="400" w:lineRule="exact"/></w:pPr><w:r><w:rPr><w:rFonts w:ascii="宋体" w:hAnsi="宋体" w:eastAsia="宋体"/><w:b/><w:color w:val="000000"/><w:sz w:val="28"/></w:rPr><w:t>实验中遇到的问题和总结</w:t></w:r></w:p><w:p><w:pPr><w:spacing w:after="60" w:line="400" w:lineRule="exact"/></w:pPr><w:r><w:rPr><w:rFonts w:ascii="宋体" w:hAnsi="宋体" w:eastAsia="宋体"/><w:b w:val="0"/><w:sz w:val="28"/></w:rPr><w:t>1. 存储过程把一组 SQL 操作封装在服务器端，可以接收输入参数和输出参数，便于复用业务逻辑、减少网络传输并统一管理数据库操作。</w:t></w:r></w:p><w:p><w:pPr><w:spacing w:after="60" w:line="400" w:lineRule="exact"/></w:pPr><w:r><w:rPr><w:rFonts w:ascii="宋体" w:hAnsi="宋体" w:eastAsia="宋体"/><w:b w:val="0"/><w:sz w:val="28"/></w:rPr><w:t>2. 用户自定义函数更适合表达可被查询语句调用的计算或查询逻辑。表值函数可以像表一样在 SELECT 中使用，标量函数可以返回单个值。</w:t></w:r></w:p><w:p><w:pPr><w:spacing w:after="60" w:line="400" w:lineRule="exact"/></w:pPr><w:r><w:rPr><w:rFonts w:ascii="宋体" w:hAnsi="宋体" w:eastAsia="宋体"/><w:b w:val="0"/><w:sz w:val="28"/></w:rPr><w:t>3. 存储过程可包含更完整的过程控制和数据修改逻辑，调用方式是 EXEC；函数通常要求有明确返回值，可在 SELECT、WHERE 等查询语句中调用，但受副作用限制更多。</w:t></w:r></w:p><w:p><w:pPr><w:spacing w:after="60" w:line="400" w:lineRule="exact"/></w:pPr><w:r><w:rPr><w:rFonts w:ascii="宋体" w:hAnsi="宋体" w:eastAsia="宋体"/><w:b w:val="0"/><w:sz w:val="28"/></w:rPr><w:t>总结：存储过程偏向封装操作流程，函数偏向封装可复用的表达式或查询结果。根据是否需要输出参数、数据修改和查询内调用来选择。</w:t></w:r></w:p><w:sectPr><w:pgSz w:w="11906" w:h="16838"/><w:pgMar w:top="1440" w:right="1803" w:bottom="1440" w:left="1803" w:header="720" w:footer="720" w:gutter="0"/><w:cols w:space="720" w:num="1"/><w:docGrid w:linePitch="360" w:charSpace="0"/></w:sectPr></w:body></w:document>
+<file path=word/document.xml><?xml version="1.0" encoding="utf-8"?>
+<w:document xmlns:wpc="http://schemas.microsoft.com/office/word/2010/wordprocessingCanvas" xmlns:mc="http://schemas.openxmlformats.org/markup-compatibility/2006" xmlns:o="urn:schemas-microsoft-com:office:office" xmlns:r="http://schemas.openxmlformats.org/officeDocument/2006/relationships" xmlns:m="http://schemas.openxmlformats.org/officeDocument/2006/math" xmlns:v="urn:schemas-microsoft-com:vml" xmlns:wp14="http://schemas.microsoft.com/office/word/2010/wordprocessingDrawing" xmlns:wp="http://schemas.openxmlformats.org/drawingml/2006/wordprocessingDrawing" xmlns:w="http://schemas.openxmlformats.org/wordprocessingml/2006/main" xmlns:w14="http://schemas.microsoft.com/office/word/2010/wordml" xmlns:w10="urn:schemas-microsoft-com:office:word" xmlns:w15="http://schemas.microsoft.com/office/word/2012/wordml" xmlns:wpg="http://schemas.microsoft.com/office/word/2010/wordprocessingGroup" xmlns:wpi="http://schemas.microsoft.com/office/word/2010/wordprocessingInk" xmlns:wne="http://schemas.microsoft.com/office/word/2006/wordml" xmlns:wps="http://schemas.microsoft.com/office/word/2010/wordprocessingShape" xmlns:wpsCustomData="http://www.wps.cn/officeDocument/2013/wpsCustomData" mc:Ignorable="w14 w15 wp14">
+  <w:body>
+    <w:p>
+      <w:pPr>
+        <w:spacing w:before="2200"/>
+        <w:jc w:val="center"/>
+      </w:pPr>
+      <w:r>
+        <w:rPr>
+          <w:rFonts w:ascii="华文行楷" w:hAnsi="华文行楷" w:eastAsia="华文行楷"/>
+          <w:b/>
+          <w:sz w:val="52"/>
+        </w:rPr>
+        <w:t>《数据库系统原理》课程</w:t>
+      </w:r>
+    </w:p>
+    <w:p>
+      <w:pPr>
+        <w:jc w:val="center"/>
+      </w:pPr>
+      <w:r>
+        <w:rPr>
+          <w:rFonts w:ascii="华文行楷" w:hAnsi="华文行楷" w:eastAsia="华文行楷"/>
+          <w:b/>
+          <w:sz w:val="52"/>
+        </w:rPr>
+        <w:t>实验报告</w:t>
+      </w:r>
+    </w:p>
+    <w:p/>
+    <w:p/>
+    <w:p/>
+    <w:p>
+      <w:pPr>
+        <w:spacing w:after="60" w:line="400" w:lineRule="exact"/>
+      </w:pPr>
+      <w:r>
+        <w:rPr>
+          <w:rFonts w:ascii="宋体" w:hAnsi="宋体" w:eastAsia="宋体"/>
+          <w:b w:val="0"/>
+          <w:sz w:val="28"/>
+        </w:rPr>
+        <w:t>主题名称：      第3次SQL实验报告</w:t>
+      </w:r>
+    </w:p>
+    <w:p>
+      <w:pPr>
+        <w:spacing w:after="60" w:line="400" w:lineRule="exact"/>
+        <w:rPr>
+          <w:rFonts w:hint="default" w:eastAsia="宋体"/>
+          <w:lang w:val="en-US" w:eastAsia="zh-CN"/>
+        </w:rPr>
+      </w:pPr>
+      <w:r>
+        <w:rPr>
+          <w:rFonts w:ascii="宋体" w:hAnsi="宋体" w:eastAsia="宋体"/>
+          <w:b w:val="0"/>
+          <w:sz w:val="28"/>
+        </w:rPr>
+        <w:t>学    号：</w:t>
+      </w:r>
+      <w:r>
+        <w:rPr>
+          <w:rFonts w:hint="eastAsia"/>
+          <w:b w:val="0"/>
+          <w:sz w:val="28"/>
+          <w:lang w:val="en-US" w:eastAsia="zh-CN"/>
+        </w:rPr>
+        <w:t xml:space="preserve">      24051220</w:t>
+      </w:r>
+    </w:p>
+    <w:p>
+      <w:pPr>
+        <w:spacing w:after="60" w:line="400" w:lineRule="exact"/>
+        <w:rPr>
+          <w:rFonts w:hint="default" w:eastAsia="宋体"/>
+          <w:lang w:val="en-US" w:eastAsia="zh-CN"/>
+        </w:rPr>
+      </w:pPr>
+      <w:r>
+        <w:rPr>
+          <w:rFonts w:ascii="宋体" w:hAnsi="宋体" w:eastAsia="宋体"/>
+          <w:b w:val="0"/>
+          <w:sz w:val="28"/>
+        </w:rPr>
+        <w:t>姓    名：</w:t>
+      </w:r>
+      <w:r>
+        <w:rPr>
+          <w:rFonts w:hint="eastAsia"/>
+          <w:b w:val="0"/>
+          <w:sz w:val="28"/>
+          <w:lang w:val="en-US" w:eastAsia="zh-CN"/>
+        </w:rPr>
+        <w:t xml:space="preserve">      张昌豪</w:t>
+      </w:r>
+      <w:bookmarkStart w:id="0" w:name="_GoBack"/>
+      <w:bookmarkEnd w:id="0"/>
+    </w:p>
+    <w:p>
+      <w:pPr>
+        <w:spacing w:after="60" w:line="400" w:lineRule="exact"/>
+      </w:pPr>
+      <w:r>
+        <w:rPr>
+          <w:rFonts w:ascii="宋体" w:hAnsi="宋体" w:eastAsia="宋体"/>
+          <w:b w:val="0"/>
+          <w:sz w:val="28"/>
+        </w:rPr>
+        <w:t>实验环境：      Docker SQL Server 2022 Express</w:t>
+      </w:r>
+    </w:p>
+    <w:p>
+      <w:r>
+        <w:br w:type="page"/>
+      </w:r>
+    </w:p>
+    <w:p>
+      <w:pPr>
+        <w:jc w:val="center"/>
+      </w:pPr>
+      <w:r>
+        <w:rPr>
+          <w:rFonts w:ascii="宋体" w:hAnsi="宋体" w:eastAsia="宋体"/>
+          <w:b/>
+          <w:sz w:val="40"/>
+        </w:rPr>
+        <w:t>目  录</w:t>
+      </w:r>
+    </w:p>
+    <w:p>
+      <w:pPr>
+        <w:spacing w:after="60" w:line="400" w:lineRule="exact"/>
+      </w:pPr>
+      <w:r>
+        <w:rPr>
+          <w:rFonts w:ascii="宋体" w:hAnsi="宋体" w:eastAsia="宋体"/>
+          <w:b w:val="0"/>
+          <w:sz w:val="28"/>
+        </w:rPr>
+        <w:t>上机实验八</w:t>
+      </w:r>
+      <w:r>
+        <w:rPr>
+          <w:rFonts w:ascii="宋体" w:hAnsi="宋体" w:eastAsia="宋体"/>
+          <w:b w:val="0"/>
+          <w:sz w:val="28"/>
+        </w:rPr>
+        <w:tab/>
+      </w:r>
+      <w:r>
+        <w:rPr>
+          <w:rFonts w:ascii="宋体" w:hAnsi="宋体" w:eastAsia="宋体"/>
+          <w:b w:val="0"/>
+          <w:sz w:val="28"/>
+        </w:rPr>
+        <w:t>1</w:t>
+      </w:r>
+    </w:p>
+    <w:p>
+      <w:pPr>
+        <w:spacing w:after="60" w:line="400" w:lineRule="exact"/>
+      </w:pPr>
+      <w:r>
+        <w:rPr>
+          <w:rFonts w:ascii="宋体" w:hAnsi="宋体" w:eastAsia="宋体"/>
+          <w:b w:val="0"/>
+          <w:sz w:val="28"/>
+        </w:rPr>
+        <w:t>上机实验九</w:t>
+      </w:r>
+      <w:r>
+        <w:rPr>
+          <w:rFonts w:ascii="宋体" w:hAnsi="宋体" w:eastAsia="宋体"/>
+          <w:b w:val="0"/>
+          <w:sz w:val="28"/>
+        </w:rPr>
+        <w:tab/>
+      </w:r>
+      <w:r>
+        <w:rPr>
+          <w:rFonts w:ascii="宋体" w:hAnsi="宋体" w:eastAsia="宋体"/>
+          <w:b w:val="0"/>
+          <w:sz w:val="28"/>
+        </w:rPr>
+        <w:t>2</w:t>
+      </w:r>
+    </w:p>
+    <w:p>
+      <w:pPr>
+        <w:spacing w:after="60" w:line="400" w:lineRule="exact"/>
+      </w:pPr>
+      <w:r>
+        <w:rPr>
+          <w:rFonts w:ascii="宋体" w:hAnsi="宋体" w:eastAsia="宋体"/>
+          <w:b w:val="0"/>
+          <w:sz w:val="28"/>
+        </w:rPr>
+        <w:t>上机实验十</w:t>
+      </w:r>
+      <w:r>
+        <w:rPr>
+          <w:rFonts w:ascii="宋体" w:hAnsi="宋体" w:eastAsia="宋体"/>
+          <w:b w:val="0"/>
+          <w:sz w:val="28"/>
+        </w:rPr>
+        <w:tab/>
+      </w:r>
+      <w:r>
+        <w:rPr>
+          <w:rFonts w:ascii="宋体" w:hAnsi="宋体" w:eastAsia="宋体"/>
+          <w:b w:val="0"/>
+          <w:sz w:val="28"/>
+        </w:rPr>
+        <w:t>3</w:t>
+      </w:r>
+    </w:p>
+    <w:p>
+      <w:pPr>
+        <w:spacing w:after="60" w:line="400" w:lineRule="exact"/>
+      </w:pPr>
+      <w:r>
+        <w:rPr>
+          <w:rFonts w:ascii="宋体" w:hAnsi="宋体" w:eastAsia="宋体"/>
+          <w:b w:val="0"/>
+          <w:sz w:val="28"/>
+        </w:rPr>
+        <w:t>【说明】</w:t>
+      </w:r>
+    </w:p>
+    <w:p>
+      <w:pPr>
+        <w:spacing w:after="60" w:line="400" w:lineRule="exact"/>
+      </w:pPr>
+      <w:r>
+        <w:rPr>
+          <w:rFonts w:ascii="宋体" w:hAnsi="宋体" w:eastAsia="宋体"/>
+          <w:b w:val="0"/>
+          <w:sz w:val="28"/>
+        </w:rPr>
+        <w:t>1.根据上机实际要求完成情况填写；</w:t>
+      </w:r>
+    </w:p>
+    <w:p>
+      <w:pPr>
+        <w:spacing w:after="60" w:line="400" w:lineRule="exact"/>
+      </w:pPr>
+      <w:r>
+        <w:rPr>
+          <w:rFonts w:ascii="宋体" w:hAnsi="宋体" w:eastAsia="宋体"/>
+          <w:b w:val="0"/>
+          <w:sz w:val="28"/>
+        </w:rPr>
+        <w:t>2.格式要求：中文字体：宋体小四；</w:t>
+      </w:r>
+    </w:p>
+    <w:p>
+      <w:pPr>
+        <w:spacing w:after="60" w:line="400" w:lineRule="exact"/>
+      </w:pPr>
+      <w:r>
+        <w:rPr>
+          <w:rFonts w:ascii="宋体" w:hAnsi="宋体" w:eastAsia="宋体"/>
+          <w:b w:val="0"/>
+          <w:sz w:val="28"/>
+        </w:rPr>
+        <w:t>英文字体：Times New Roman，小四；</w:t>
+      </w:r>
+    </w:p>
+    <w:p>
+      <w:pPr>
+        <w:spacing w:after="60" w:line="400" w:lineRule="exact"/>
+      </w:pPr>
+      <w:r>
+        <w:rPr>
+          <w:rFonts w:ascii="宋体" w:hAnsi="宋体" w:eastAsia="宋体"/>
+          <w:b w:val="0"/>
+          <w:sz w:val="28"/>
+        </w:rPr>
+        <w:t>行间距：20磅。</w:t>
+      </w:r>
+    </w:p>
+    <w:p>
+      <w:r>
+        <w:br w:type="page"/>
+      </w:r>
+    </w:p>
+    <w:p>
+      <w:pPr>
+        <w:pStyle w:val="3"/>
+        <w:spacing w:before="200" w:after="120" w:line="400" w:lineRule="exact"/>
+        <w:jc w:val="center"/>
+      </w:pPr>
+      <w:r>
+        <w:rPr>
+          <w:rFonts w:ascii="宋体" w:hAnsi="宋体" w:eastAsia="宋体"/>
+          <w:b/>
+          <w:color w:val="000000"/>
+          <w:sz w:val="36"/>
+        </w:rPr>
+        <w:t>上机实验八</w:t>
+      </w:r>
+    </w:p>
+    <w:p>
+      <w:pPr>
+        <w:pStyle w:val="4"/>
+        <w:spacing w:before="80" w:after="120" w:line="400" w:lineRule="exact"/>
+      </w:pPr>
+      <w:r>
+        <w:rPr>
+          <w:rFonts w:ascii="宋体" w:hAnsi="宋体" w:eastAsia="宋体"/>
+          <w:b/>
+          <w:color w:val="000000"/>
+          <w:sz w:val="28"/>
+        </w:rPr>
+        <w:t>实验目的</w:t>
+      </w:r>
+    </w:p>
+    <w:p>
+      <w:pPr>
+        <w:spacing w:after="60" w:line="400" w:lineRule="exact"/>
+      </w:pPr>
+      <w:r>
+        <w:rPr>
+          <w:rFonts w:ascii="宋体" w:hAnsi="宋体" w:eastAsia="宋体"/>
+          <w:b w:val="0"/>
+          <w:sz w:val="28"/>
+        </w:rPr>
+        <w:t>掌握 SQL 中实现数据完整性的方法，加深理解实体完整性、参照完整性和用户自定义完整性约束；掌握触发器的概念、作用和创建方法。</w:t>
+      </w:r>
+    </w:p>
+    <w:p>
+      <w:pPr>
+        <w:pStyle w:val="4"/>
+        <w:spacing w:before="80" w:after="120" w:line="400" w:lineRule="exact"/>
+      </w:pPr>
+      <w:r>
+        <w:rPr>
+          <w:rFonts w:ascii="宋体" w:hAnsi="宋体" w:eastAsia="宋体"/>
+          <w:b/>
+          <w:color w:val="000000"/>
+          <w:sz w:val="28"/>
+        </w:rPr>
+        <w:t>实验环境</w:t>
+      </w:r>
+    </w:p>
+    <w:p>
+      <w:pPr>
+        <w:spacing w:after="60" w:line="400" w:lineRule="exact"/>
+      </w:pPr>
+      <w:r>
+        <w:rPr>
+          <w:rFonts w:ascii="宋体" w:hAnsi="宋体" w:eastAsia="宋体"/>
+          <w:b w:val="0"/>
+          <w:sz w:val="28"/>
+        </w:rPr>
+        <w:t>MS SQL Server：Docker 容器 sql2022-lab，镜像 mcr.microsoft.com/mssql/server:2022-latest，端口 localhost:14333。</w:t>
+      </w:r>
+    </w:p>
+    <w:p>
+      <w:pPr>
+        <w:spacing w:after="60" w:line="400" w:lineRule="exact"/>
+      </w:pPr>
+      <w:r>
+        <w:rPr>
+          <w:rFonts w:ascii="宋体" w:hAnsi="宋体" w:eastAsia="宋体"/>
+          <w:b w:val="0"/>
+          <w:sz w:val="28"/>
+        </w:rPr>
+        <w:t>本次实验未使用 openGauss。</w:t>
+      </w:r>
+    </w:p>
+    <w:p>
+      <w:pPr>
+        <w:pStyle w:val="4"/>
+        <w:spacing w:before="80" w:after="120" w:line="400" w:lineRule="exact"/>
+      </w:pPr>
+      <w:r>
+        <w:rPr>
+          <w:rFonts w:ascii="宋体" w:hAnsi="宋体" w:eastAsia="宋体"/>
+          <w:b/>
+          <w:color w:val="000000"/>
+          <w:sz w:val="28"/>
+        </w:rPr>
+        <w:t>实验报告内容</w:t>
+      </w:r>
+    </w:p>
+    <w:p>
+      <w:pPr>
+        <w:spacing w:after="60" w:line="400" w:lineRule="exact"/>
+      </w:pPr>
+      <w:r>
+        <w:rPr>
+          <w:rFonts w:ascii="宋体" w:hAnsi="宋体" w:eastAsia="宋体"/>
+          <w:b w:val="0"/>
+          <w:sz w:val="28"/>
+        </w:rPr>
+        <w:t>题目要求：验证习题4第11题中加入完整性约束后的四个成绩管理表结构；创建并验证习题4第12题至第15题的触发器。</w:t>
+      </w:r>
+    </w:p>
+    <w:p>
+      <w:pPr>
+        <w:spacing w:after="60" w:line="400" w:lineRule="exact"/>
+      </w:pPr>
+      <w:r>
+        <w:rPr>
+          <w:rFonts w:ascii="宋体" w:hAnsi="宋体" w:eastAsia="宋体"/>
+          <w:b/>
+          <w:sz w:val="28"/>
+        </w:rPr>
+        <w:t>SQL脚本如下（完整脚本文件：SQL/generated/experiment8.sql）：</w:t>
+      </w:r>
+    </w:p>
+    <w:tbl>
+      <w:tblPr>
+        <w:tblStyle w:val="32"/>
+        <w:tblW w:w="0" w:type="auto"/>
+        <w:tblInd w:w="0" w:type="dxa"/>
+        <w:tblLayout w:type="autofit"/>
+        <w:tblCellMar>
+          <w:top w:w="0" w:type="dxa"/>
+          <w:left w:w="108" w:type="dxa"/>
+          <w:bottom w:w="0" w:type="dxa"/>
+          <w:right w:w="108" w:type="dxa"/>
+        </w:tblCellMar>
+      </w:tblPr>
+      <w:tblGrid>
+        <w:gridCol w:w="8300"/>
+      </w:tblGrid>
+      <w:tr>
+        <w:tblPrEx>
+          <w:tblCellMar>
+            <w:top w:w="0" w:type="dxa"/>
+            <w:left w:w="108" w:type="dxa"/>
+            <w:bottom w:w="0" w:type="dxa"/>
+            <w:right w:w="108" w:type="dxa"/>
+          </w:tblCellMar>
+        </w:tblPrEx>
+        <w:tc>
+          <w:tcPr>
+            <w:tcW w:w="8300" w:type="dxa"/>
+            <w:shd w:val="clear" w:color="auto" w:fill="F4F6F8"/>
+            <w:tcMar>
+              <w:top w:w="100" w:type="dxa"/>
+              <w:left w:w="120" w:type="dxa"/>
+              <w:bottom w:w="100" w:type="dxa"/>
+              <w:right w:w="120" w:type="dxa"/>
+            </w:tcMar>
+          </w:tcPr>
+          <w:p/>
+          <w:p>
+            <w:pPr>
+              <w:spacing w:after="0" w:line="210" w:lineRule="exact"/>
+            </w:pPr>
+            <w:r>
+              <w:rPr>
+                <w:rFonts w:ascii="Consolas" w:hAnsi="Consolas" w:eastAsia="宋体"/>
+                <w:sz w:val="17"/>
+              </w:rPr>
+              <w:t>USE GradeManager;</w:t>
+            </w:r>
+          </w:p>
+          <w:p>
+            <w:pPr>
+              <w:spacing w:after="0" w:line="210" w:lineRule="exact"/>
+            </w:pPr>
+            <w:r>
+              <w:rPr>
+                <w:rFonts w:ascii="Consolas" w:hAnsi="Consolas" w:eastAsia="宋体"/>
+                <w:sz w:val="17"/>
+              </w:rPr>
+              <w:t>GO</w:t>
+            </w:r>
+          </w:p>
+          <w:p>
+            <w:pPr>
+              <w:spacing w:after="0" w:line="210" w:lineRule="exact"/>
+            </w:pPr>
+          </w:p>
+          <w:p>
+            <w:pPr>
+              <w:spacing w:after="0" w:line="210" w:lineRule="exact"/>
+            </w:pPr>
+            <w:r>
+              <w:rPr>
+                <w:rFonts w:ascii="Consolas" w:hAnsi="Consolas" w:eastAsia="宋体"/>
+                <w:sz w:val="17"/>
+              </w:rPr>
+              <w:t>PRINT N'【实验八】完整性约束的实现';</w:t>
+            </w:r>
+          </w:p>
+          <w:p>
+            <w:pPr>
+              <w:spacing w:after="0" w:line="210" w:lineRule="exact"/>
+            </w:pPr>
+          </w:p>
+          <w:p>
+            <w:pPr>
+              <w:spacing w:after="0" w:line="210" w:lineRule="exact"/>
+            </w:pPr>
+            <w:r>
+              <w:rPr>
+                <w:rFonts w:ascii="Consolas" w:hAnsi="Consolas" w:eastAsia="宋体"/>
+                <w:sz w:val="17"/>
+              </w:rPr>
+              <w:t>SELECT N'习题4第11题：四个表已加入主键、外键、CHECK、DEFAULT等完整性约束' AS Item;</w:t>
+            </w:r>
+          </w:p>
+          <w:p>
+            <w:pPr>
+              <w:spacing w:after="0" w:line="210" w:lineRule="exact"/>
+            </w:pPr>
+            <w:r>
+              <w:rPr>
+                <w:rFonts w:ascii="Consolas" w:hAnsi="Consolas" w:eastAsia="宋体"/>
+                <w:sz w:val="17"/>
+              </w:rPr>
+              <w:t>SELECT tc.TABLE_NAME, tc.CONSTRAINT_TYPE, tc.CONSTRAINT_NAME</w:t>
+            </w:r>
+          </w:p>
+          <w:p>
+            <w:pPr>
+              <w:spacing w:after="0" w:line="210" w:lineRule="exact"/>
+            </w:pPr>
+            <w:r>
+              <w:rPr>
+                <w:rFonts w:ascii="Consolas" w:hAnsi="Consolas" w:eastAsia="宋体"/>
+                <w:sz w:val="17"/>
+              </w:rPr>
+              <w:t>FROM INFORMATION_SCHEMA.TABLE_CONSTRAINTS AS tc</w:t>
+            </w:r>
+          </w:p>
+          <w:p>
+            <w:pPr>
+              <w:spacing w:after="0" w:line="210" w:lineRule="exact"/>
+            </w:pPr>
+            <w:r>
+              <w:rPr>
+                <w:rFonts w:ascii="Consolas" w:hAnsi="Consolas" w:eastAsia="宋体"/>
+                <w:sz w:val="17"/>
+              </w:rPr>
+              <w:t>WHERE tc.TABLE_SCHEMA = 'dbo'</w:t>
+            </w:r>
+          </w:p>
+          <w:p>
+            <w:pPr>
+              <w:spacing w:after="0" w:line="210" w:lineRule="exact"/>
+            </w:pPr>
+            <w:r>
+              <w:rPr>
+                <w:rFonts w:ascii="Consolas" w:hAnsi="Consolas" w:eastAsia="宋体"/>
+                <w:sz w:val="17"/>
+              </w:rPr>
+              <w:t>ORDER BY tc.TABLE_NAME, tc.CONSTRAINT_TYPE, tc.CONSTRAINT_NAME;</w:t>
+            </w:r>
+          </w:p>
+          <w:p>
+            <w:pPr>
+              <w:spacing w:after="0" w:line="210" w:lineRule="exact"/>
+            </w:pPr>
+          </w:p>
+          <w:p>
+            <w:pPr>
+              <w:spacing w:after="0" w:line="210" w:lineRule="exact"/>
+            </w:pPr>
+            <w:r>
+              <w:rPr>
+                <w:rFonts w:ascii="Consolas" w:hAnsi="Consolas" w:eastAsia="宋体"/>
+                <w:sz w:val="17"/>
+              </w:rPr>
+              <w:t>SELECT N'验证用户自定义完整性：课程学分只能为1到6' AS Item;</w:t>
+            </w:r>
+          </w:p>
+          <w:p>
+            <w:pPr>
+              <w:spacing w:after="0" w:line="210" w:lineRule="exact"/>
+            </w:pPr>
+            <w:r>
+              <w:rPr>
+                <w:rFonts w:ascii="Consolas" w:hAnsi="Consolas" w:eastAsia="宋体"/>
+                <w:sz w:val="17"/>
+              </w:rPr>
+              <w:t>BEGIN TRY</w:t>
+            </w:r>
+          </w:p>
+          <w:p>
+            <w:pPr>
+              <w:spacing w:after="0" w:line="210" w:lineRule="exact"/>
+            </w:pPr>
+            <w:r>
+              <w:rPr>
+                <w:rFonts w:ascii="Consolas" w:hAnsi="Consolas" w:eastAsia="宋体"/>
+                <w:sz w:val="17"/>
+              </w:rPr>
+              <w:t xml:space="preserve">    INSERT INTO dbo.Course (Cno, Cname, Ccredit, Cpno)</w:t>
+            </w:r>
+          </w:p>
+          <w:p>
+            <w:pPr>
+              <w:spacing w:after="0" w:line="210" w:lineRule="exact"/>
+            </w:pPr>
+            <w:r>
+              <w:rPr>
+                <w:rFonts w:ascii="Consolas" w:hAnsi="Consolas" w:eastAsia="宋体"/>
+                <w:sz w:val="17"/>
+              </w:rPr>
+              <w:t xml:space="preserve">    VALUES ('999', N'错误学分课程', 8, NULL);</w:t>
+            </w:r>
+          </w:p>
+          <w:p>
+            <w:pPr>
+              <w:spacing w:after="0" w:line="210" w:lineRule="exact"/>
+            </w:pPr>
+            <w:r>
+              <w:rPr>
+                <w:rFonts w:ascii="Consolas" w:hAnsi="Consolas" w:eastAsia="宋体"/>
+                <w:sz w:val="17"/>
+              </w:rPr>
+              <w:t>END TRY</w:t>
+            </w:r>
+          </w:p>
+          <w:p>
+            <w:pPr>
+              <w:spacing w:after="0" w:line="210" w:lineRule="exact"/>
+            </w:pPr>
+            <w:r>
+              <w:rPr>
+                <w:rFonts w:ascii="Consolas" w:hAnsi="Consolas" w:eastAsia="宋体"/>
+                <w:sz w:val="17"/>
+              </w:rPr>
+              <w:t>BEGIN CATCH</w:t>
+            </w:r>
+          </w:p>
+          <w:p>
+            <w:pPr>
+              <w:spacing w:after="0" w:line="210" w:lineRule="exact"/>
+            </w:pPr>
+            <w:r>
+              <w:rPr>
+                <w:rFonts w:ascii="Consolas" w:hAnsi="Consolas" w:eastAsia="宋体"/>
+                <w:sz w:val="17"/>
+              </w:rPr>
+              <w:t xml:space="preserve">    SELECT ERROR_NUMBER() AS ErrorNumber, ERROR_MESSAGE() AS ErrorMessage;</w:t>
+            </w:r>
+          </w:p>
+          <w:p>
+            <w:pPr>
+              <w:spacing w:after="0" w:line="210" w:lineRule="exact"/>
+            </w:pPr>
+            <w:r>
+              <w:rPr>
+                <w:rFonts w:ascii="Consolas" w:hAnsi="Consolas" w:eastAsia="宋体"/>
+                <w:sz w:val="17"/>
+              </w:rPr>
+              <w:t>END CATCH;</w:t>
+            </w:r>
+          </w:p>
+          <w:p>
+            <w:pPr>
+              <w:spacing w:after="0" w:line="210" w:lineRule="exact"/>
+            </w:pPr>
+            <w:r>
+              <w:rPr>
+                <w:rFonts w:ascii="Consolas" w:hAnsi="Consolas" w:eastAsia="宋体"/>
+                <w:sz w:val="17"/>
+              </w:rPr>
+              <w:t>GO</w:t>
+            </w:r>
+          </w:p>
+          <w:p>
+            <w:pPr>
+              <w:spacing w:after="0" w:line="210" w:lineRule="exact"/>
+            </w:pPr>
+          </w:p>
+          <w:p>
+            <w:pPr>
+              <w:spacing w:after="0" w:line="210" w:lineRule="exact"/>
+            </w:pPr>
+            <w:r>
+              <w:rPr>
+                <w:rFonts w:ascii="Consolas" w:hAnsi="Consolas" w:eastAsia="宋体"/>
+                <w:sz w:val="17"/>
+              </w:rPr>
+              <w:t>CREATE OR ALTER TRIGGER dbo.trg_Student_ClassNumberAndLimit</w:t>
+            </w:r>
+          </w:p>
+          <w:p>
+            <w:pPr>
+              <w:spacing w:after="0" w:line="210" w:lineRule="exact"/>
+            </w:pPr>
+            <w:r>
+              <w:rPr>
+                <w:rFonts w:ascii="Consolas" w:hAnsi="Consolas" w:eastAsia="宋体"/>
+                <w:sz w:val="17"/>
+              </w:rPr>
+              <w:t>ON dbo.Student</w:t>
+            </w:r>
+          </w:p>
+          <w:p>
+            <w:pPr>
+              <w:spacing w:after="0" w:line="210" w:lineRule="exact"/>
+            </w:pPr>
+            <w:r>
+              <w:rPr>
+                <w:rFonts w:ascii="Consolas" w:hAnsi="Consolas" w:eastAsia="宋体"/>
+                <w:sz w:val="17"/>
+              </w:rPr>
+              <w:t>AFTER INSERT, DELETE, UPDATE</w:t>
+            </w:r>
+          </w:p>
+          <w:p>
+            <w:pPr>
+              <w:spacing w:after="0" w:line="210" w:lineRule="exact"/>
+            </w:pPr>
+            <w:r>
+              <w:rPr>
+                <w:rFonts w:ascii="Consolas" w:hAnsi="Consolas" w:eastAsia="宋体"/>
+                <w:sz w:val="17"/>
+              </w:rPr>
+              <w:t>AS</w:t>
+            </w:r>
+          </w:p>
+          <w:p>
+            <w:pPr>
+              <w:spacing w:after="0" w:line="210" w:lineRule="exact"/>
+            </w:pPr>
+            <w:r>
+              <w:rPr>
+                <w:rFonts w:ascii="Consolas" w:hAnsi="Consolas" w:eastAsia="宋体"/>
+                <w:sz w:val="17"/>
+              </w:rPr>
+              <w:t>BEGIN</w:t>
+            </w:r>
+          </w:p>
+          <w:p>
+            <w:pPr>
+              <w:spacing w:after="0" w:line="210" w:lineRule="exact"/>
+            </w:pPr>
+            <w:r>
+              <w:rPr>
+                <w:rFonts w:ascii="Consolas" w:hAnsi="Consolas" w:eastAsia="宋体"/>
+                <w:sz w:val="17"/>
+              </w:rPr>
+              <w:t xml:space="preserve">    SET NOCOUNT ON;</w:t>
+            </w:r>
+          </w:p>
+          <w:p>
+            <w:pPr>
+              <w:spacing w:after="0" w:line="210" w:lineRule="exact"/>
+            </w:pPr>
+          </w:p>
+          <w:p>
+            <w:pPr>
+              <w:spacing w:after="0" w:line="210" w:lineRule="exact"/>
+            </w:pPr>
+            <w:r>
+              <w:rPr>
+                <w:rFonts w:ascii="Consolas" w:hAnsi="Consolas" w:eastAsia="宋体"/>
+                <w:sz w:val="17"/>
+              </w:rPr>
+              <w:t xml:space="preserve">    DECLARE @Delta TABLE (</w:t>
+            </w:r>
+          </w:p>
+          <w:p>
+            <w:pPr>
+              <w:spacing w:after="0" w:line="210" w:lineRule="exact"/>
+            </w:pPr>
+            <w:r>
+              <w:rPr>
+                <w:rFonts w:ascii="Consolas" w:hAnsi="Consolas" w:eastAsia="宋体"/>
+                <w:sz w:val="17"/>
+              </w:rPr>
+              <w:t xml:space="preserve">        Clno CHAR(5) NOT NULL PRIMARY KEY,</w:t>
+            </w:r>
+          </w:p>
+          <w:p>
+            <w:pPr>
+              <w:spacing w:after="0" w:line="210" w:lineRule="exact"/>
+            </w:pPr>
+            <w:r>
+              <w:rPr>
+                <w:rFonts w:ascii="Consolas" w:hAnsi="Consolas" w:eastAsia="宋体"/>
+                <w:sz w:val="17"/>
+              </w:rPr>
+              <w:t xml:space="preserve">        DeltaCount INT NOT NULL</w:t>
+            </w:r>
+          </w:p>
+          <w:p>
+            <w:pPr>
+              <w:spacing w:after="0" w:line="210" w:lineRule="exact"/>
+            </w:pPr>
+            <w:r>
+              <w:rPr>
+                <w:rFonts w:ascii="Consolas" w:hAnsi="Consolas" w:eastAsia="宋体"/>
+                <w:sz w:val="17"/>
+              </w:rPr>
+              <w:t xml:space="preserve">    );</w:t>
+            </w:r>
+          </w:p>
+          <w:p>
+            <w:pPr>
+              <w:spacing w:after="0" w:line="210" w:lineRule="exact"/>
+            </w:pPr>
+          </w:p>
+          <w:p>
+            <w:pPr>
+              <w:spacing w:after="0" w:line="210" w:lineRule="exact"/>
+            </w:pPr>
+            <w:r>
+              <w:rPr>
+                <w:rFonts w:ascii="Consolas" w:hAnsi="Consolas" w:eastAsia="宋体"/>
+                <w:sz w:val="17"/>
+              </w:rPr>
+              <w:t xml:space="preserve">    INSERT INTO @Delta (Clno, DeltaCount)</w:t>
+            </w:r>
+          </w:p>
+          <w:p>
+            <w:pPr>
+              <w:spacing w:after="0" w:line="210" w:lineRule="exact"/>
+            </w:pPr>
+            <w:r>
+              <w:rPr>
+                <w:rFonts w:ascii="Consolas" w:hAnsi="Consolas" w:eastAsia="宋体"/>
+                <w:sz w:val="17"/>
+              </w:rPr>
+              <w:t xml:space="preserve">    SELECT Clno, SUM(DeltaCount)</w:t>
+            </w:r>
+          </w:p>
+          <w:p>
+            <w:pPr>
+              <w:spacing w:after="0" w:line="210" w:lineRule="exact"/>
+            </w:pPr>
+            <w:r>
+              <w:rPr>
+                <w:rFonts w:ascii="Consolas" w:hAnsi="Consolas" w:eastAsia="宋体"/>
+                <w:sz w:val="17"/>
+              </w:rPr>
+              <w:t xml:space="preserve">    FROM (</w:t>
+            </w:r>
+          </w:p>
+          <w:p>
+            <w:pPr>
+              <w:spacing w:after="0" w:line="210" w:lineRule="exact"/>
+            </w:pPr>
+            <w:r>
+              <w:rPr>
+                <w:rFonts w:ascii="Consolas" w:hAnsi="Consolas" w:eastAsia="宋体"/>
+                <w:sz w:val="17"/>
+              </w:rPr>
+              <w:t xml:space="preserve">        SELECT Clno, COUNT(*) AS DeltaCount FROM inserted GROUP BY Clno</w:t>
+            </w:r>
+          </w:p>
+          <w:p>
+            <w:pPr>
+              <w:spacing w:after="0" w:line="210" w:lineRule="exact"/>
+            </w:pPr>
+            <w:r>
+              <w:rPr>
+                <w:rFonts w:ascii="Consolas" w:hAnsi="Consolas" w:eastAsia="宋体"/>
+                <w:sz w:val="17"/>
+              </w:rPr>
+              <w:t xml:space="preserve">        UNION ALL</w:t>
+            </w:r>
+          </w:p>
+          <w:p>
+            <w:pPr>
+              <w:spacing w:after="0" w:line="210" w:lineRule="exact"/>
+            </w:pPr>
+            <w:r>
+              <w:rPr>
+                <w:rFonts w:ascii="Consolas" w:hAnsi="Consolas" w:eastAsia="宋体"/>
+                <w:sz w:val="17"/>
+              </w:rPr>
+              <w:t xml:space="preserve">        SELECT Clno, -COUNT(*) AS DeltaCount FROM deleted GROUP BY Clno</w:t>
+            </w:r>
+          </w:p>
+          <w:p>
+            <w:pPr>
+              <w:spacing w:after="0" w:line="210" w:lineRule="exact"/>
+            </w:pPr>
+            <w:r>
+              <w:rPr>
+                <w:rFonts w:ascii="Consolas" w:hAnsi="Consolas" w:eastAsia="宋体"/>
+                <w:sz w:val="17"/>
+              </w:rPr>
+              <w:t xml:space="preserve">    ) AS x</w:t>
+            </w:r>
+          </w:p>
+          <w:p>
+            <w:pPr>
+              <w:spacing w:after="0" w:line="210" w:lineRule="exact"/>
+            </w:pPr>
+            <w:r>
+              <w:rPr>
+                <w:rFonts w:ascii="Consolas" w:hAnsi="Consolas" w:eastAsia="宋体"/>
+                <w:sz w:val="17"/>
+              </w:rPr>
+              <w:t xml:space="preserve">    GROUP BY Clno</w:t>
+            </w:r>
+          </w:p>
+          <w:p>
+            <w:pPr>
+              <w:spacing w:after="0" w:line="210" w:lineRule="exact"/>
+            </w:pPr>
+            <w:r>
+              <w:rPr>
+                <w:rFonts w:ascii="Consolas" w:hAnsi="Consolas" w:eastAsia="宋体"/>
+                <w:sz w:val="17"/>
+              </w:rPr>
+              <w:t xml:space="preserve">    HAVING SUM(DeltaCount) &lt;&gt; 0;</w:t>
+            </w:r>
+          </w:p>
+          <w:p>
+            <w:pPr>
+              <w:spacing w:after="0" w:line="210" w:lineRule="exact"/>
+            </w:pPr>
+          </w:p>
+          <w:p>
+            <w:pPr>
+              <w:spacing w:after="0" w:line="210" w:lineRule="exact"/>
+            </w:pPr>
+            <w:r>
+              <w:rPr>
+                <w:rFonts w:ascii="Consolas" w:hAnsi="Consolas" w:eastAsia="宋体"/>
+                <w:sz w:val="17"/>
+              </w:rPr>
+              <w:t xml:space="preserve">    IF EXISTS (</w:t>
+            </w:r>
+          </w:p>
+          <w:p>
+            <w:pPr>
+              <w:spacing w:after="0" w:line="210" w:lineRule="exact"/>
+            </w:pPr>
+            <w:r>
+              <w:rPr>
+                <w:rFonts w:ascii="Consolas" w:hAnsi="Consolas" w:eastAsia="宋体"/>
+                <w:sz w:val="17"/>
+              </w:rPr>
+              <w:t xml:space="preserve">        SELECT 1</w:t>
+            </w:r>
+          </w:p>
+          <w:p>
+            <w:pPr>
+              <w:spacing w:after="0" w:line="210" w:lineRule="exact"/>
+            </w:pPr>
+            <w:r>
+              <w:rPr>
+                <w:rFonts w:ascii="Consolas" w:hAnsi="Consolas" w:eastAsia="宋体"/>
+                <w:sz w:val="17"/>
+              </w:rPr>
+              <w:t xml:space="preserve">        FROM dbo.Class AS c</w:t>
+            </w:r>
+          </w:p>
+          <w:p>
+            <w:pPr>
+              <w:spacing w:after="0" w:line="210" w:lineRule="exact"/>
+            </w:pPr>
+            <w:r>
+              <w:rPr>
+                <w:rFonts w:ascii="Consolas" w:hAnsi="Consolas" w:eastAsia="宋体"/>
+                <w:sz w:val="17"/>
+              </w:rPr>
+              <w:t xml:space="preserve">        JOIN @Delta AS d ON c.Clno = d.Clno</w:t>
+            </w:r>
+          </w:p>
+          <w:p>
+            <w:pPr>
+              <w:spacing w:after="0" w:line="210" w:lineRule="exact"/>
+            </w:pPr>
+            <w:r>
+              <w:rPr>
+                <w:rFonts w:ascii="Consolas" w:hAnsi="Consolas" w:eastAsia="宋体"/>
+                <w:sz w:val="17"/>
+              </w:rPr>
+              <w:t xml:space="preserve">        WHERE ISNULL(c.Number, 0) + d.DeltaCount &gt; 40</w:t>
+            </w:r>
+          </w:p>
+          <w:p>
+            <w:pPr>
+              <w:spacing w:after="0" w:line="210" w:lineRule="exact"/>
+            </w:pPr>
+            <w:r>
+              <w:rPr>
+                <w:rFonts w:ascii="Consolas" w:hAnsi="Consolas" w:eastAsia="宋体"/>
+                <w:sz w:val="17"/>
+              </w:rPr>
+              <w:t xml:space="preserve">    )</w:t>
+            </w:r>
+          </w:p>
+          <w:p>
+            <w:pPr>
+              <w:spacing w:after="0" w:line="210" w:lineRule="exact"/>
+            </w:pPr>
+            <w:r>
+              <w:rPr>
+                <w:rFonts w:ascii="Consolas" w:hAnsi="Consolas" w:eastAsia="宋体"/>
+                <w:sz w:val="17"/>
+              </w:rPr>
+              <w:t xml:space="preserve">    BEGIN</w:t>
+            </w:r>
+          </w:p>
+          <w:p>
+            <w:pPr>
+              <w:spacing w:after="0" w:line="210" w:lineRule="exact"/>
+            </w:pPr>
+            <w:r>
+              <w:rPr>
+                <w:rFonts w:ascii="Consolas" w:hAnsi="Consolas" w:eastAsia="宋体"/>
+                <w:sz w:val="17"/>
+              </w:rPr>
+              <w:t xml:space="preserve">        RAISERROR(N'该班学生人数超过40人，操作回滚。', 16, 1);</w:t>
+            </w:r>
+          </w:p>
+          <w:p>
+            <w:pPr>
+              <w:spacing w:after="0" w:line="210" w:lineRule="exact"/>
+            </w:pPr>
+            <w:r>
+              <w:rPr>
+                <w:rFonts w:ascii="Consolas" w:hAnsi="Consolas" w:eastAsia="宋体"/>
+                <w:sz w:val="17"/>
+              </w:rPr>
+              <w:t xml:space="preserve">        ROLLBACK TRANSACTION;</w:t>
+            </w:r>
+          </w:p>
+          <w:p>
+            <w:pPr>
+              <w:spacing w:after="0" w:line="210" w:lineRule="exact"/>
+            </w:pPr>
+            <w:r>
+              <w:rPr>
+                <w:rFonts w:ascii="Consolas" w:hAnsi="Consolas" w:eastAsia="宋体"/>
+                <w:sz w:val="17"/>
+              </w:rPr>
+              <w:t xml:space="preserve">        RETURN;</w:t>
+            </w:r>
+          </w:p>
+          <w:p>
+            <w:pPr>
+              <w:spacing w:after="0" w:line="210" w:lineRule="exact"/>
+            </w:pPr>
+            <w:r>
+              <w:rPr>
+                <w:rFonts w:ascii="Consolas" w:hAnsi="Consolas" w:eastAsia="宋体"/>
+                <w:sz w:val="17"/>
+              </w:rPr>
+              <w:t xml:space="preserve">    END;</w:t>
+            </w:r>
+          </w:p>
+          <w:p>
+            <w:pPr>
+              <w:spacing w:after="0" w:line="210" w:lineRule="exact"/>
+            </w:pPr>
+          </w:p>
+          <w:p>
+            <w:pPr>
+              <w:spacing w:after="0" w:line="210" w:lineRule="exact"/>
+            </w:pPr>
+            <w:r>
+              <w:rPr>
+                <w:rFonts w:ascii="Consolas" w:hAnsi="Consolas" w:eastAsia="宋体"/>
+                <w:sz w:val="17"/>
+              </w:rPr>
+              <w:t xml:space="preserve">    UPDATE c</w:t>
+            </w:r>
+          </w:p>
+          <w:p>
+            <w:pPr>
+              <w:spacing w:after="0" w:line="210" w:lineRule="exact"/>
+            </w:pPr>
+            <w:r>
+              <w:rPr>
+                <w:rFonts w:ascii="Consolas" w:hAnsi="Consolas" w:eastAsia="宋体"/>
+                <w:sz w:val="17"/>
+              </w:rPr>
+              <w:t xml:space="preserve">    SET Number = ISNULL(c.Number, 0) + d.DeltaCount</w:t>
+            </w:r>
+          </w:p>
+          <w:p>
+            <w:pPr>
+              <w:spacing w:after="0" w:line="210" w:lineRule="exact"/>
+            </w:pPr>
+            <w:r>
+              <w:rPr>
+                <w:rFonts w:ascii="Consolas" w:hAnsi="Consolas" w:eastAsia="宋体"/>
+                <w:sz w:val="17"/>
+              </w:rPr>
+              <w:t xml:space="preserve">    FROM dbo.Class AS c</w:t>
+            </w:r>
+          </w:p>
+          <w:p>
+            <w:pPr>
+              <w:spacing w:after="0" w:line="210" w:lineRule="exact"/>
+            </w:pPr>
+            <w:r>
+              <w:rPr>
+                <w:rFonts w:ascii="Consolas" w:hAnsi="Consolas" w:eastAsia="宋体"/>
+                <w:sz w:val="17"/>
+              </w:rPr>
+              <w:t xml:space="preserve">    JOIN @Delta AS d ON c.Clno = d.Clno;</w:t>
+            </w:r>
+          </w:p>
+          <w:p>
+            <w:pPr>
+              <w:spacing w:after="0" w:line="210" w:lineRule="exact"/>
+            </w:pPr>
+            <w:r>
+              <w:rPr>
+                <w:rFonts w:ascii="Consolas" w:hAnsi="Consolas" w:eastAsia="宋体"/>
+                <w:sz w:val="17"/>
+              </w:rPr>
+              <w:t>END;</w:t>
+            </w:r>
+          </w:p>
+          <w:p>
+            <w:pPr>
+              <w:spacing w:after="0" w:line="210" w:lineRule="exact"/>
+            </w:pPr>
+            <w:r>
+              <w:rPr>
+                <w:rFonts w:ascii="Consolas" w:hAnsi="Consolas" w:eastAsia="宋体"/>
+                <w:sz w:val="17"/>
+              </w:rPr>
+              <w:t>GO</w:t>
+            </w:r>
+          </w:p>
+          <w:p>
+            <w:pPr>
+              <w:spacing w:after="0" w:line="210" w:lineRule="exact"/>
+            </w:pPr>
+          </w:p>
+          <w:p>
+            <w:pPr>
+              <w:spacing w:after="0" w:line="210" w:lineRule="exact"/>
+            </w:pPr>
+            <w:r>
+              <w:rPr>
+                <w:rFonts w:ascii="Consolas" w:hAnsi="Consolas" w:eastAsia="宋体"/>
+                <w:sz w:val="17"/>
+              </w:rPr>
+              <w:t>CREATE OR ALTER TRIGGER dbo.trg_Class_MonitorCheck</w:t>
+            </w:r>
+          </w:p>
+          <w:p>
+            <w:pPr>
+              <w:spacing w:after="0" w:line="210" w:lineRule="exact"/>
+            </w:pPr>
+            <w:r>
+              <w:rPr>
+                <w:rFonts w:ascii="Consolas" w:hAnsi="Consolas" w:eastAsia="宋体"/>
+                <w:sz w:val="17"/>
+              </w:rPr>
+              <w:t>ON dbo.Class</w:t>
+            </w:r>
+          </w:p>
+          <w:p>
+            <w:pPr>
+              <w:spacing w:after="0" w:line="210" w:lineRule="exact"/>
+            </w:pPr>
+            <w:r>
+              <w:rPr>
+                <w:rFonts w:ascii="Consolas" w:hAnsi="Consolas" w:eastAsia="宋体"/>
+                <w:sz w:val="17"/>
+              </w:rPr>
+              <w:t>AFTER UPDATE</w:t>
+            </w:r>
+          </w:p>
+          <w:p>
+            <w:pPr>
+              <w:spacing w:after="0" w:line="210" w:lineRule="exact"/>
+            </w:pPr>
+            <w:r>
+              <w:rPr>
+                <w:rFonts w:ascii="Consolas" w:hAnsi="Consolas" w:eastAsia="宋体"/>
+                <w:sz w:val="17"/>
+              </w:rPr>
+              <w:t>AS</w:t>
+            </w:r>
+          </w:p>
+          <w:p>
+            <w:pPr>
+              <w:spacing w:after="0" w:line="210" w:lineRule="exact"/>
+            </w:pPr>
+            <w:r>
+              <w:rPr>
+                <w:rFonts w:ascii="Consolas" w:hAnsi="Consolas" w:eastAsia="宋体"/>
+                <w:sz w:val="17"/>
+              </w:rPr>
+              <w:t>BEGIN</w:t>
+            </w:r>
+          </w:p>
+          <w:p>
+            <w:pPr>
+              <w:spacing w:after="0" w:line="210" w:lineRule="exact"/>
+            </w:pPr>
+            <w:r>
+              <w:rPr>
+                <w:rFonts w:ascii="Consolas" w:hAnsi="Consolas" w:eastAsia="宋体"/>
+                <w:sz w:val="17"/>
+              </w:rPr>
+              <w:t xml:space="preserve">    SET NOCOUNT ON;</w:t>
+            </w:r>
+          </w:p>
+          <w:p>
+            <w:pPr>
+              <w:spacing w:after="0" w:line="210" w:lineRule="exact"/>
+            </w:pPr>
+          </w:p>
+          <w:p>
+            <w:pPr>
+              <w:spacing w:after="0" w:line="210" w:lineRule="exact"/>
+            </w:pPr>
+            <w:r>
+              <w:rPr>
+                <w:rFonts w:ascii="Consolas" w:hAnsi="Consolas" w:eastAsia="宋体"/>
+                <w:sz w:val="17"/>
+              </w:rPr>
+              <w:t xml:space="preserve">    IF UPDATE(Monitor)</w:t>
+            </w:r>
+          </w:p>
+          <w:p>
+            <w:pPr>
+              <w:spacing w:after="0" w:line="210" w:lineRule="exact"/>
+            </w:pPr>
+            <w:r>
+              <w:rPr>
+                <w:rFonts w:ascii="Consolas" w:hAnsi="Consolas" w:eastAsia="宋体"/>
+                <w:sz w:val="17"/>
+              </w:rPr>
+              <w:t xml:space="preserve">       AND EXISTS (</w:t>
+            </w:r>
+          </w:p>
+          <w:p>
+            <w:pPr>
+              <w:spacing w:after="0" w:line="210" w:lineRule="exact"/>
+            </w:pPr>
+            <w:r>
+              <w:rPr>
+                <w:rFonts w:ascii="Consolas" w:hAnsi="Consolas" w:eastAsia="宋体"/>
+                <w:sz w:val="17"/>
+              </w:rPr>
+              <w:t xml:space="preserve">           SELECT 1</w:t>
+            </w:r>
+          </w:p>
+          <w:p>
+            <w:pPr>
+              <w:spacing w:after="0" w:line="210" w:lineRule="exact"/>
+            </w:pPr>
+            <w:r>
+              <w:rPr>
+                <w:rFonts w:ascii="Consolas" w:hAnsi="Consolas" w:eastAsia="宋体"/>
+                <w:sz w:val="17"/>
+              </w:rPr>
+              <w:t xml:space="preserve">           FROM inserted AS i</w:t>
+            </w:r>
+          </w:p>
+          <w:p>
+            <w:pPr>
+              <w:spacing w:after="0" w:line="210" w:lineRule="exact"/>
+            </w:pPr>
+            <w:r>
+              <w:rPr>
+                <w:rFonts w:ascii="Consolas" w:hAnsi="Consolas" w:eastAsia="宋体"/>
+                <w:sz w:val="17"/>
+              </w:rPr>
+              <w:t xml:space="preserve">           LEFT JOIN dbo.Student AS s ON i.Monitor = s.Sno</w:t>
+            </w:r>
+          </w:p>
+          <w:p>
+            <w:pPr>
+              <w:spacing w:after="0" w:line="210" w:lineRule="exact"/>
+            </w:pPr>
+            <w:r>
+              <w:rPr>
+                <w:rFonts w:ascii="Consolas" w:hAnsi="Consolas" w:eastAsia="宋体"/>
+                <w:sz w:val="17"/>
+              </w:rPr>
+              <w:t xml:space="preserve">           WHERE i.Monitor IS NOT NULL</w:t>
+            </w:r>
+          </w:p>
+          <w:p>
+            <w:pPr>
+              <w:spacing w:after="0" w:line="210" w:lineRule="exact"/>
+            </w:pPr>
+            <w:r>
+              <w:rPr>
+                <w:rFonts w:ascii="Consolas" w:hAnsi="Consolas" w:eastAsia="宋体"/>
+                <w:sz w:val="17"/>
+              </w:rPr>
+              <w:t xml:space="preserve">             AND (s.Sno IS NULL OR s.Clno &lt;&gt; i.Clno)</w:t>
+            </w:r>
+          </w:p>
+          <w:p>
+            <w:pPr>
+              <w:spacing w:after="0" w:line="210" w:lineRule="exact"/>
+            </w:pPr>
+            <w:r>
+              <w:rPr>
+                <w:rFonts w:ascii="Consolas" w:hAnsi="Consolas" w:eastAsia="宋体"/>
+                <w:sz w:val="17"/>
+              </w:rPr>
+              <w:t xml:space="preserve">       )</w:t>
+            </w:r>
+          </w:p>
+          <w:p>
+            <w:pPr>
+              <w:spacing w:after="0" w:line="210" w:lineRule="exact"/>
+            </w:pPr>
+            <w:r>
+              <w:rPr>
+                <w:rFonts w:ascii="Consolas" w:hAnsi="Consolas" w:eastAsia="宋体"/>
+                <w:sz w:val="17"/>
+              </w:rPr>
+              <w:t xml:space="preserve">    BEGIN</w:t>
+            </w:r>
+          </w:p>
+          <w:p>
+            <w:pPr>
+              <w:spacing w:after="0" w:line="210" w:lineRule="exact"/>
+            </w:pPr>
+            <w:r>
+              <w:rPr>
+                <w:rFonts w:ascii="Consolas" w:hAnsi="Consolas" w:eastAsia="宋体"/>
+                <w:sz w:val="17"/>
+              </w:rPr>
+              <w:t xml:space="preserve">        RAISERROR(N'班长学号必须属于本班学生，更新取消。', 16, 1);</w:t>
+            </w:r>
+          </w:p>
+          <w:p>
+            <w:pPr>
+              <w:spacing w:after="0" w:line="210" w:lineRule="exact"/>
+            </w:pPr>
+            <w:r>
+              <w:rPr>
+                <w:rFonts w:ascii="Consolas" w:hAnsi="Consolas" w:eastAsia="宋体"/>
+                <w:sz w:val="17"/>
+              </w:rPr>
+              <w:t xml:space="preserve">        ROLLBACK TRANSACTION;</w:t>
+            </w:r>
+          </w:p>
+          <w:p>
+            <w:pPr>
+              <w:spacing w:after="0" w:line="210" w:lineRule="exact"/>
+            </w:pPr>
+            <w:r>
+              <w:rPr>
+                <w:rFonts w:ascii="Consolas" w:hAnsi="Consolas" w:eastAsia="宋体"/>
+                <w:sz w:val="17"/>
+              </w:rPr>
+              <w:t xml:space="preserve">        RETURN;</w:t>
+            </w:r>
+          </w:p>
+          <w:p>
+            <w:pPr>
+              <w:spacing w:after="0" w:line="210" w:lineRule="exact"/>
+            </w:pPr>
+            <w:r>
+              <w:rPr>
+                <w:rFonts w:ascii="Consolas" w:hAnsi="Consolas" w:eastAsia="宋体"/>
+                <w:sz w:val="17"/>
+              </w:rPr>
+              <w:t xml:space="preserve">    END;</w:t>
+            </w:r>
+          </w:p>
+          <w:p>
+            <w:pPr>
+              <w:spacing w:after="0" w:line="210" w:lineRule="exact"/>
+            </w:pPr>
+            <w:r>
+              <w:rPr>
+                <w:rFonts w:ascii="Consolas" w:hAnsi="Consolas" w:eastAsia="宋体"/>
+                <w:sz w:val="17"/>
+              </w:rPr>
+              <w:t>END;</w:t>
+            </w:r>
+          </w:p>
+          <w:p>
+            <w:pPr>
+              <w:spacing w:after="0" w:line="210" w:lineRule="exact"/>
+            </w:pPr>
+            <w:r>
+              <w:rPr>
+                <w:rFonts w:ascii="Consolas" w:hAnsi="Consolas" w:eastAsia="宋体"/>
+                <w:sz w:val="17"/>
+              </w:rPr>
+              <w:t>GO</w:t>
+            </w:r>
+          </w:p>
+          <w:p>
+            <w:pPr>
+              <w:spacing w:after="0" w:line="210" w:lineRule="exact"/>
+            </w:pPr>
+          </w:p>
+          <w:p>
+            <w:pPr>
+              <w:spacing w:after="0" w:line="210" w:lineRule="exact"/>
+            </w:pPr>
+            <w:r>
+              <w:rPr>
+                <w:rFonts w:ascii="Consolas" w:hAnsi="Consolas" w:eastAsia="宋体"/>
+                <w:sz w:val="17"/>
+              </w:rPr>
+              <w:t>DROP VIEW IF EXISTS dbo.vw_StudentCredit;</w:t>
+            </w:r>
+          </w:p>
+          <w:p>
+            <w:pPr>
+              <w:spacing w:after="0" w:line="210" w:lineRule="exact"/>
+            </w:pPr>
+            <w:r>
+              <w:rPr>
+                <w:rFonts w:ascii="Consolas" w:hAnsi="Consolas" w:eastAsia="宋体"/>
+                <w:sz w:val="17"/>
+              </w:rPr>
+              <w:t>DROP TABLE IF EXISTS dbo.StudentCredit;</w:t>
+            </w:r>
+          </w:p>
+          <w:p>
+            <w:pPr>
+              <w:spacing w:after="0" w:line="210" w:lineRule="exact"/>
+            </w:pPr>
+            <w:r>
+              <w:rPr>
+                <w:rFonts w:ascii="Consolas" w:hAnsi="Consolas" w:eastAsia="宋体"/>
+                <w:sz w:val="17"/>
+              </w:rPr>
+              <w:t>GO</w:t>
+            </w:r>
+          </w:p>
+          <w:p>
+            <w:pPr>
+              <w:spacing w:after="0" w:line="210" w:lineRule="exact"/>
+            </w:pPr>
+          </w:p>
+          <w:p>
+            <w:pPr>
+              <w:spacing w:after="0" w:line="210" w:lineRule="exact"/>
+            </w:pPr>
+            <w:r>
+              <w:rPr>
+                <w:rFonts w:ascii="Consolas" w:hAnsi="Consolas" w:eastAsia="宋体"/>
+                <w:sz w:val="17"/>
+              </w:rPr>
+              <w:t>CREATE TABLE dbo.StudentCredit (</w:t>
+            </w:r>
+          </w:p>
+          <w:p>
+            <w:pPr>
+              <w:spacing w:after="0" w:line="210" w:lineRule="exact"/>
+            </w:pPr>
+            <w:r>
+              <w:rPr>
+                <w:rFonts w:ascii="Consolas" w:hAnsi="Consolas" w:eastAsia="宋体"/>
+                <w:sz w:val="17"/>
+              </w:rPr>
+              <w:t xml:space="preserve">    Sno CHAR(7) NOT NULL PRIMARY KEY,</w:t>
+            </w:r>
+          </w:p>
+          <w:p>
+            <w:pPr>
+              <w:spacing w:after="0" w:line="210" w:lineRule="exact"/>
+            </w:pPr>
+            <w:r>
+              <w:rPr>
+                <w:rFonts w:ascii="Consolas" w:hAnsi="Consolas" w:eastAsia="宋体"/>
+                <w:sz w:val="17"/>
+              </w:rPr>
+              <w:t xml:space="preserve">    EarnedCredit INT NOT NULL CONSTRAINT DF_StudentCredit_EarnedCredit DEFAULT 0,</w:t>
+            </w:r>
+          </w:p>
+          <w:p>
+            <w:pPr>
+              <w:spacing w:after="0" w:line="210" w:lineRule="exact"/>
+            </w:pPr>
+            <w:r>
+              <w:rPr>
+                <w:rFonts w:ascii="Consolas" w:hAnsi="Consolas" w:eastAsia="宋体"/>
+                <w:sz w:val="17"/>
+              </w:rPr>
+              <w:t xml:space="preserve">    CONSTRAINT FK_StudentCredit_Student FOREIGN KEY (Sno) REFERENCES dbo.Student(Sno) ON DELETE CASCADE</w:t>
+            </w:r>
+          </w:p>
+          <w:p>
+            <w:pPr>
+              <w:spacing w:after="0" w:line="210" w:lineRule="exact"/>
+            </w:pPr>
+            <w:r>
+              <w:rPr>
+                <w:rFonts w:ascii="Consolas" w:hAnsi="Consolas" w:eastAsia="宋体"/>
+                <w:sz w:val="17"/>
+              </w:rPr>
+              <w:t>);</w:t>
+            </w:r>
+          </w:p>
+          <w:p>
+            <w:pPr>
+              <w:spacing w:after="0" w:line="210" w:lineRule="exact"/>
+            </w:pPr>
+          </w:p>
+          <w:p>
+            <w:pPr>
+              <w:spacing w:after="0" w:line="210" w:lineRule="exact"/>
+            </w:pPr>
+            <w:r>
+              <w:rPr>
+                <w:rFonts w:ascii="Consolas" w:hAnsi="Consolas" w:eastAsia="宋体"/>
+                <w:sz w:val="17"/>
+              </w:rPr>
+              <w:t>INSERT INTO dbo.StudentCredit (Sno, EarnedCredit)</w:t>
+            </w:r>
+          </w:p>
+          <w:p>
+            <w:pPr>
+              <w:spacing w:after="0" w:line="210" w:lineRule="exact"/>
+            </w:pPr>
+            <w:r>
+              <w:rPr>
+                <w:rFonts w:ascii="Consolas" w:hAnsi="Consolas" w:eastAsia="宋体"/>
+                <w:sz w:val="17"/>
+              </w:rPr>
+              <w:t>SELECT s.Sno,</w:t>
+            </w:r>
+          </w:p>
+          <w:p>
+            <w:pPr>
+              <w:spacing w:after="0" w:line="210" w:lineRule="exact"/>
+            </w:pPr>
+            <w:r>
+              <w:rPr>
+                <w:rFonts w:ascii="Consolas" w:hAnsi="Consolas" w:eastAsia="宋体"/>
+                <w:sz w:val="17"/>
+              </w:rPr>
+              <w:t xml:space="preserve">       COALESCE(SUM(CASE WHEN g.Gmark &gt;= 60 THEN c.Ccredit ELSE 0 END), 0) AS EarnedCredit</w:t>
+            </w:r>
+          </w:p>
+          <w:p>
+            <w:pPr>
+              <w:spacing w:after="0" w:line="210" w:lineRule="exact"/>
+            </w:pPr>
+            <w:r>
+              <w:rPr>
+                <w:rFonts w:ascii="Consolas" w:hAnsi="Consolas" w:eastAsia="宋体"/>
+                <w:sz w:val="17"/>
+              </w:rPr>
+              <w:t>FROM dbo.Student AS s</w:t>
+            </w:r>
+          </w:p>
+          <w:p>
+            <w:pPr>
+              <w:spacing w:after="0" w:line="210" w:lineRule="exact"/>
+            </w:pPr>
+            <w:r>
+              <w:rPr>
+                <w:rFonts w:ascii="Consolas" w:hAnsi="Consolas" w:eastAsia="宋体"/>
+                <w:sz w:val="17"/>
+              </w:rPr>
+              <w:t>LEFT JOIN dbo.Grade AS g ON s.Sno = g.Sno</w:t>
+            </w:r>
+          </w:p>
+          <w:p>
+            <w:pPr>
+              <w:spacing w:after="0" w:line="210" w:lineRule="exact"/>
+            </w:pPr>
+            <w:r>
+              <w:rPr>
+                <w:rFonts w:ascii="Consolas" w:hAnsi="Consolas" w:eastAsia="宋体"/>
+                <w:sz w:val="17"/>
+              </w:rPr>
+              <w:t>LEFT JOIN dbo.Course AS c ON g.Cno = c.Cno</w:t>
+            </w:r>
+          </w:p>
+          <w:p>
+            <w:pPr>
+              <w:spacing w:after="0" w:line="210" w:lineRule="exact"/>
+            </w:pPr>
+            <w:r>
+              <w:rPr>
+                <w:rFonts w:ascii="Consolas" w:hAnsi="Consolas" w:eastAsia="宋体"/>
+                <w:sz w:val="17"/>
+              </w:rPr>
+              <w:t>GROUP BY s.Sno;</w:t>
+            </w:r>
+          </w:p>
+          <w:p>
+            <w:pPr>
+              <w:spacing w:after="0" w:line="210" w:lineRule="exact"/>
+            </w:pPr>
+            <w:r>
+              <w:rPr>
+                <w:rFonts w:ascii="Consolas" w:hAnsi="Consolas" w:eastAsia="宋体"/>
+                <w:sz w:val="17"/>
+              </w:rPr>
+              <w:t>GO</w:t>
+            </w:r>
+          </w:p>
+          <w:p>
+            <w:pPr>
+              <w:spacing w:after="0" w:line="210" w:lineRule="exact"/>
+            </w:pPr>
+          </w:p>
+          <w:p>
+            <w:pPr>
+              <w:spacing w:after="0" w:line="210" w:lineRule="exact"/>
+            </w:pPr>
+            <w:r>
+              <w:rPr>
+                <w:rFonts w:ascii="Consolas" w:hAnsi="Consolas" w:eastAsia="宋体"/>
+                <w:sz w:val="17"/>
+              </w:rPr>
+              <w:t>CREATE OR ALTER TRIGGER dbo.trg_Grade_UpdateStudentCredit</w:t>
+            </w:r>
+          </w:p>
+          <w:p>
+            <w:pPr>
+              <w:spacing w:after="0" w:line="210" w:lineRule="exact"/>
+            </w:pPr>
+            <w:r>
+              <w:rPr>
+                <w:rFonts w:ascii="Consolas" w:hAnsi="Consolas" w:eastAsia="宋体"/>
+                <w:sz w:val="17"/>
+              </w:rPr>
+              <w:t>ON dbo.Grade</w:t>
+            </w:r>
+          </w:p>
+          <w:p>
+            <w:pPr>
+              <w:spacing w:after="0" w:line="210" w:lineRule="exact"/>
+            </w:pPr>
+            <w:r>
+              <w:rPr>
+                <w:rFonts w:ascii="Consolas" w:hAnsi="Consolas" w:eastAsia="宋体"/>
+                <w:sz w:val="17"/>
+              </w:rPr>
+              <w:t>AFTER INSERT, DELETE, UPDATE</w:t>
+            </w:r>
+          </w:p>
+          <w:p>
+            <w:pPr>
+              <w:spacing w:after="0" w:line="210" w:lineRule="exact"/>
+            </w:pPr>
+            <w:r>
+              <w:rPr>
+                <w:rFonts w:ascii="Consolas" w:hAnsi="Consolas" w:eastAsia="宋体"/>
+                <w:sz w:val="17"/>
+              </w:rPr>
+              <w:t>AS</w:t>
+            </w:r>
+          </w:p>
+          <w:p>
+            <w:pPr>
+              <w:spacing w:after="0" w:line="210" w:lineRule="exact"/>
+            </w:pPr>
+            <w:r>
+              <w:rPr>
+                <w:rFonts w:ascii="Consolas" w:hAnsi="Consolas" w:eastAsia="宋体"/>
+                <w:sz w:val="17"/>
+              </w:rPr>
+              <w:t>BEGIN</w:t>
+            </w:r>
+          </w:p>
+          <w:p>
+            <w:pPr>
+              <w:spacing w:after="0" w:line="210" w:lineRule="exact"/>
+            </w:pPr>
+            <w:r>
+              <w:rPr>
+                <w:rFonts w:ascii="Consolas" w:hAnsi="Consolas" w:eastAsia="宋体"/>
+                <w:sz w:val="17"/>
+              </w:rPr>
+              <w:t xml:space="preserve">    SET NOCOUNT ON;</w:t>
+            </w:r>
+          </w:p>
+          <w:p>
+            <w:pPr>
+              <w:spacing w:after="0" w:line="210" w:lineRule="exact"/>
+            </w:pPr>
+          </w:p>
+          <w:p>
+            <w:pPr>
+              <w:spacing w:after="0" w:line="210" w:lineRule="exact"/>
+            </w:pPr>
+            <w:r>
+              <w:rPr>
+                <w:rFonts w:ascii="Consolas" w:hAnsi="Consolas" w:eastAsia="宋体"/>
+                <w:sz w:val="17"/>
+              </w:rPr>
+              <w:t xml:space="preserve">    WITH Affected AS (</w:t>
+            </w:r>
+          </w:p>
+          <w:p>
+            <w:pPr>
+              <w:spacing w:after="0" w:line="210" w:lineRule="exact"/>
+            </w:pPr>
+            <w:r>
+              <w:rPr>
+                <w:rFonts w:ascii="Consolas" w:hAnsi="Consolas" w:eastAsia="宋体"/>
+                <w:sz w:val="17"/>
+              </w:rPr>
+              <w:t xml:space="preserve">        SELECT Sno FROM inserted</w:t>
+            </w:r>
+          </w:p>
+          <w:p>
+            <w:pPr>
+              <w:spacing w:after="0" w:line="210" w:lineRule="exact"/>
+            </w:pPr>
+            <w:r>
+              <w:rPr>
+                <w:rFonts w:ascii="Consolas" w:hAnsi="Consolas" w:eastAsia="宋体"/>
+                <w:sz w:val="17"/>
+              </w:rPr>
+              <w:t xml:space="preserve">        UNION</w:t>
+            </w:r>
+          </w:p>
+          <w:p>
+            <w:pPr>
+              <w:spacing w:after="0" w:line="210" w:lineRule="exact"/>
+            </w:pPr>
+            <w:r>
+              <w:rPr>
+                <w:rFonts w:ascii="Consolas" w:hAnsi="Consolas" w:eastAsia="宋体"/>
+                <w:sz w:val="17"/>
+              </w:rPr>
+              <w:t xml:space="preserve">        SELECT Sno FROM deleted</w:t>
+            </w:r>
+          </w:p>
+          <w:p>
+            <w:pPr>
+              <w:spacing w:after="0" w:line="210" w:lineRule="exact"/>
+            </w:pPr>
+            <w:r>
+              <w:rPr>
+                <w:rFonts w:ascii="Consolas" w:hAnsi="Consolas" w:eastAsia="宋体"/>
+                <w:sz w:val="17"/>
+              </w:rPr>
+              <w:t xml:space="preserve">    ),</w:t>
+            </w:r>
+          </w:p>
+          <w:p>
+            <w:pPr>
+              <w:spacing w:after="0" w:line="210" w:lineRule="exact"/>
+            </w:pPr>
+            <w:r>
+              <w:rPr>
+                <w:rFonts w:ascii="Consolas" w:hAnsi="Consolas" w:eastAsia="宋体"/>
+                <w:sz w:val="17"/>
+              </w:rPr>
+              <w:t xml:space="preserve">    Calc AS (</w:t>
+            </w:r>
+          </w:p>
+          <w:p>
+            <w:pPr>
+              <w:spacing w:after="0" w:line="210" w:lineRule="exact"/>
+            </w:pPr>
+            <w:r>
+              <w:rPr>
+                <w:rFonts w:ascii="Consolas" w:hAnsi="Consolas" w:eastAsia="宋体"/>
+                <w:sz w:val="17"/>
+              </w:rPr>
+              <w:t xml:space="preserve">        SELECT a.Sno,</w:t>
+            </w:r>
+          </w:p>
+          <w:p>
+            <w:pPr>
+              <w:spacing w:after="0" w:line="210" w:lineRule="exact"/>
+            </w:pPr>
+            <w:r>
+              <w:rPr>
+                <w:rFonts w:ascii="Consolas" w:hAnsi="Consolas" w:eastAsia="宋体"/>
+                <w:sz w:val="17"/>
+              </w:rPr>
+              <w:t xml:space="preserve">               COALESCE(SUM(CASE WHEN g.Gmark &gt;= 60 THEN c.Ccredit ELSE 0 END), 0) AS EarnedCredit</w:t>
+            </w:r>
+          </w:p>
+          <w:p>
+            <w:pPr>
+              <w:spacing w:after="0" w:line="210" w:lineRule="exact"/>
+            </w:pPr>
+            <w:r>
+              <w:rPr>
+                <w:rFonts w:ascii="Consolas" w:hAnsi="Consolas" w:eastAsia="宋体"/>
+                <w:sz w:val="17"/>
+              </w:rPr>
+              <w:t xml:space="preserve">        FROM Affected AS a</w:t>
+            </w:r>
+          </w:p>
+          <w:p>
+            <w:pPr>
+              <w:spacing w:after="0" w:line="210" w:lineRule="exact"/>
+            </w:pPr>
+            <w:r>
+              <w:rPr>
+                <w:rFonts w:ascii="Consolas" w:hAnsi="Consolas" w:eastAsia="宋体"/>
+                <w:sz w:val="17"/>
+              </w:rPr>
+              <w:t xml:space="preserve">        LEFT JOIN dbo.Grade AS g ON a.Sno = g.Sno</w:t>
+            </w:r>
+          </w:p>
+          <w:p>
+            <w:pPr>
+              <w:spacing w:after="0" w:line="210" w:lineRule="exact"/>
+            </w:pPr>
+            <w:r>
+              <w:rPr>
+                <w:rFonts w:ascii="Consolas" w:hAnsi="Consolas" w:eastAsia="宋体"/>
+                <w:sz w:val="17"/>
+              </w:rPr>
+              <w:t xml:space="preserve">        LEFT JOIN dbo.Course AS c ON g.Cno = c.Cno</w:t>
+            </w:r>
+          </w:p>
+          <w:p>
+            <w:pPr>
+              <w:spacing w:after="0" w:line="210" w:lineRule="exact"/>
+            </w:pPr>
+            <w:r>
+              <w:rPr>
+                <w:rFonts w:ascii="Consolas" w:hAnsi="Consolas" w:eastAsia="宋体"/>
+                <w:sz w:val="17"/>
+              </w:rPr>
+              <w:t xml:space="preserve">        GROUP BY a.Sno</w:t>
+            </w:r>
+          </w:p>
+          <w:p>
+            <w:pPr>
+              <w:spacing w:after="0" w:line="210" w:lineRule="exact"/>
+            </w:pPr>
+            <w:r>
+              <w:rPr>
+                <w:rFonts w:ascii="Consolas" w:hAnsi="Consolas" w:eastAsia="宋体"/>
+                <w:sz w:val="17"/>
+              </w:rPr>
+              <w:t xml:space="preserve">    )</w:t>
+            </w:r>
+          </w:p>
+          <w:p>
+            <w:pPr>
+              <w:spacing w:after="0" w:line="210" w:lineRule="exact"/>
+            </w:pPr>
+            <w:r>
+              <w:rPr>
+                <w:rFonts w:ascii="Consolas" w:hAnsi="Consolas" w:eastAsia="宋体"/>
+                <w:sz w:val="17"/>
+              </w:rPr>
+              <w:t xml:space="preserve">    MERGE dbo.StudentCredit AS target</w:t>
+            </w:r>
+          </w:p>
+          <w:p>
+            <w:pPr>
+              <w:spacing w:after="0" w:line="210" w:lineRule="exact"/>
+            </w:pPr>
+            <w:r>
+              <w:rPr>
+                <w:rFonts w:ascii="Consolas" w:hAnsi="Consolas" w:eastAsia="宋体"/>
+                <w:sz w:val="17"/>
+              </w:rPr>
+              <w:t xml:space="preserve">    USING Calc AS source</w:t>
+            </w:r>
+          </w:p>
+          <w:p>
+            <w:pPr>
+              <w:spacing w:after="0" w:line="210" w:lineRule="exact"/>
+            </w:pPr>
+            <w:r>
+              <w:rPr>
+                <w:rFonts w:ascii="Consolas" w:hAnsi="Consolas" w:eastAsia="宋体"/>
+                <w:sz w:val="17"/>
+              </w:rPr>
+              <w:t xml:space="preserve">       ON target.Sno = source.Sno</w:t>
+            </w:r>
+          </w:p>
+          <w:p>
+            <w:pPr>
+              <w:spacing w:after="0" w:line="210" w:lineRule="exact"/>
+            </w:pPr>
+            <w:r>
+              <w:rPr>
+                <w:rFonts w:ascii="Consolas" w:hAnsi="Consolas" w:eastAsia="宋体"/>
+                <w:sz w:val="17"/>
+              </w:rPr>
+              <w:t xml:space="preserve">    WHEN MATCHED THEN</w:t>
+            </w:r>
+          </w:p>
+          <w:p>
+            <w:pPr>
+              <w:spacing w:after="0" w:line="210" w:lineRule="exact"/>
+            </w:pPr>
+            <w:r>
+              <w:rPr>
+                <w:rFonts w:ascii="Consolas" w:hAnsi="Consolas" w:eastAsia="宋体"/>
+                <w:sz w:val="17"/>
+              </w:rPr>
+              <w:t xml:space="preserve">        UPDATE SET EarnedCredit = source.EarnedCredit</w:t>
+            </w:r>
+          </w:p>
+          <w:p>
+            <w:pPr>
+              <w:spacing w:after="0" w:line="210" w:lineRule="exact"/>
+            </w:pPr>
+            <w:r>
+              <w:rPr>
+                <w:rFonts w:ascii="Consolas" w:hAnsi="Consolas" w:eastAsia="宋体"/>
+                <w:sz w:val="17"/>
+              </w:rPr>
+              <w:t xml:space="preserve">    WHEN NOT MATCHED THEN</w:t>
+            </w:r>
+          </w:p>
+          <w:p>
+            <w:pPr>
+              <w:spacing w:after="0" w:line="210" w:lineRule="exact"/>
+            </w:pPr>
+            <w:r>
+              <w:rPr>
+                <w:rFonts w:ascii="Consolas" w:hAnsi="Consolas" w:eastAsia="宋体"/>
+                <w:sz w:val="17"/>
+              </w:rPr>
+              <w:t xml:space="preserve">        INSERT (Sno, EarnedCredit) VALUES (source.Sno, source.EarnedCredit);</w:t>
+            </w:r>
+          </w:p>
+          <w:p>
+            <w:pPr>
+              <w:spacing w:after="0" w:line="210" w:lineRule="exact"/>
+            </w:pPr>
+            <w:r>
+              <w:rPr>
+                <w:rFonts w:ascii="Consolas" w:hAnsi="Consolas" w:eastAsia="宋体"/>
+                <w:sz w:val="17"/>
+              </w:rPr>
+              <w:t>END;</w:t>
+            </w:r>
+          </w:p>
+          <w:p>
+            <w:pPr>
+              <w:spacing w:after="0" w:line="210" w:lineRule="exact"/>
+            </w:pPr>
+            <w:r>
+              <w:rPr>
+                <w:rFonts w:ascii="Consolas" w:hAnsi="Consolas" w:eastAsia="宋体"/>
+                <w:sz w:val="17"/>
+              </w:rPr>
+              <w:t>GO</w:t>
+            </w:r>
+          </w:p>
+          <w:p>
+            <w:pPr>
+              <w:spacing w:after="0" w:line="210" w:lineRule="exact"/>
+            </w:pPr>
+          </w:p>
+          <w:p>
+            <w:pPr>
+              <w:spacing w:after="0" w:line="210" w:lineRule="exact"/>
+            </w:pPr>
+            <w:r>
+              <w:rPr>
+                <w:rFonts w:ascii="Consolas" w:hAnsi="Consolas" w:eastAsia="宋体"/>
+                <w:sz w:val="17"/>
+              </w:rPr>
+              <w:t>CREATE OR ALTER VIEW dbo.vw_StudentCredit</w:t>
+            </w:r>
+          </w:p>
+          <w:p>
+            <w:pPr>
+              <w:spacing w:after="0" w:line="210" w:lineRule="exact"/>
+            </w:pPr>
+            <w:r>
+              <w:rPr>
+                <w:rFonts w:ascii="Consolas" w:hAnsi="Consolas" w:eastAsia="宋体"/>
+                <w:sz w:val="17"/>
+              </w:rPr>
+              <w:t>AS</w:t>
+            </w:r>
+          </w:p>
+          <w:p>
+            <w:pPr>
+              <w:spacing w:after="0" w:line="210" w:lineRule="exact"/>
+            </w:pPr>
+            <w:r>
+              <w:rPr>
+                <w:rFonts w:ascii="Consolas" w:hAnsi="Consolas" w:eastAsia="宋体"/>
+                <w:sz w:val="17"/>
+              </w:rPr>
+              <w:t>SELECT s.Sno, s.Sname, sc.EarnedCredit</w:t>
+            </w:r>
+          </w:p>
+          <w:p>
+            <w:pPr>
+              <w:spacing w:after="0" w:line="210" w:lineRule="exact"/>
+            </w:pPr>
+            <w:r>
+              <w:rPr>
+                <w:rFonts w:ascii="Consolas" w:hAnsi="Consolas" w:eastAsia="宋体"/>
+                <w:sz w:val="17"/>
+              </w:rPr>
+              <w:t>FROM dbo.Student AS s</w:t>
+            </w:r>
+          </w:p>
+          <w:p>
+            <w:pPr>
+              <w:spacing w:after="0" w:line="210" w:lineRule="exact"/>
+            </w:pPr>
+            <w:r>
+              <w:rPr>
+                <w:rFonts w:ascii="Consolas" w:hAnsi="Consolas" w:eastAsia="宋体"/>
+                <w:sz w:val="17"/>
+              </w:rPr>
+              <w:t>JOIN dbo.StudentCredit AS sc ON s.Sno = sc.Sno;</w:t>
+            </w:r>
+          </w:p>
+          <w:p>
+            <w:pPr>
+              <w:spacing w:after="0" w:line="210" w:lineRule="exact"/>
+            </w:pPr>
+            <w:r>
+              <w:rPr>
+                <w:rFonts w:ascii="Consolas" w:hAnsi="Consolas" w:eastAsia="宋体"/>
+                <w:sz w:val="17"/>
+              </w:rPr>
+              <w:t>GO</w:t>
+            </w:r>
+          </w:p>
+          <w:p>
+            <w:pPr>
+              <w:spacing w:after="0" w:line="210" w:lineRule="exact"/>
+            </w:pPr>
+          </w:p>
+          <w:p>
+            <w:pPr>
+              <w:spacing w:after="0" w:line="210" w:lineRule="exact"/>
+            </w:pPr>
+            <w:r>
+              <w:rPr>
+                <w:rFonts w:ascii="Consolas" w:hAnsi="Consolas" w:eastAsia="宋体"/>
+                <w:sz w:val="17"/>
+              </w:rPr>
+              <w:t>SELECT N'习题4第12题：插入/删除Student时，Class.Number自动维护' AS Item;</w:t>
+            </w:r>
+          </w:p>
+          <w:p>
+            <w:pPr>
+              <w:spacing w:after="0" w:line="210" w:lineRule="exact"/>
+            </w:pPr>
+            <w:r>
+              <w:rPr>
+                <w:rFonts w:ascii="Consolas" w:hAnsi="Consolas" w:eastAsia="宋体"/>
+                <w:sz w:val="17"/>
+              </w:rPr>
+              <w:t>SELECT N'插入前' AS Stage, Clno, Number FROM dbo.Class WHERE Clno = '20311';</w:t>
+            </w:r>
+          </w:p>
+          <w:p>
+            <w:pPr>
+              <w:spacing w:after="0" w:line="210" w:lineRule="exact"/>
+            </w:pPr>
+            <w:r>
+              <w:rPr>
+                <w:rFonts w:ascii="Consolas" w:hAnsi="Consolas" w:eastAsia="宋体"/>
+                <w:sz w:val="17"/>
+              </w:rPr>
+              <w:t>INSERT INTO dbo.Student (Sno, Sname, Ssex, Sbirth, Clno)</w:t>
+            </w:r>
+          </w:p>
+          <w:p>
+            <w:pPr>
+              <w:spacing w:after="0" w:line="210" w:lineRule="exact"/>
+            </w:pPr>
+            <w:r>
+              <w:rPr>
+                <w:rFonts w:ascii="Consolas" w:hAnsi="Consolas" w:eastAsia="宋体"/>
+                <w:sz w:val="17"/>
+              </w:rPr>
+              <w:t>VALUES ('2023999', N'测试学生', N'男', '2004-01-01', '20311');</w:t>
+            </w:r>
+          </w:p>
+          <w:p>
+            <w:pPr>
+              <w:spacing w:after="0" w:line="210" w:lineRule="exact"/>
+            </w:pPr>
+            <w:r>
+              <w:rPr>
+                <w:rFonts w:ascii="Consolas" w:hAnsi="Consolas" w:eastAsia="宋体"/>
+                <w:sz w:val="17"/>
+              </w:rPr>
+              <w:t>SELECT N'插入后' AS Stage, Clno, Number FROM dbo.Class WHERE Clno = '20311';</w:t>
+            </w:r>
+          </w:p>
+          <w:p>
+            <w:pPr>
+              <w:spacing w:after="0" w:line="210" w:lineRule="exact"/>
+            </w:pPr>
+            <w:r>
+              <w:rPr>
+                <w:rFonts w:ascii="Consolas" w:hAnsi="Consolas" w:eastAsia="宋体"/>
+                <w:sz w:val="17"/>
+              </w:rPr>
+              <w:t>DELETE FROM dbo.Student WHERE Sno = '2023999';</w:t>
+            </w:r>
+          </w:p>
+          <w:p>
+            <w:pPr>
+              <w:spacing w:after="0" w:line="210" w:lineRule="exact"/>
+            </w:pPr>
+            <w:r>
+              <w:rPr>
+                <w:rFonts w:ascii="Consolas" w:hAnsi="Consolas" w:eastAsia="宋体"/>
+                <w:sz w:val="17"/>
+              </w:rPr>
+              <w:t>SELECT N'删除后' AS Stage, Clno, Number FROM dbo.Class WHERE Clno = '20311';</w:t>
+            </w:r>
+          </w:p>
+          <w:p>
+            <w:pPr>
+              <w:spacing w:after="0" w:line="210" w:lineRule="exact"/>
+            </w:pPr>
+          </w:p>
+          <w:p>
+            <w:pPr>
+              <w:spacing w:after="0" w:line="210" w:lineRule="exact"/>
+            </w:pPr>
+            <w:r>
+              <w:rPr>
+                <w:rFonts w:ascii="Consolas" w:hAnsi="Consolas" w:eastAsia="宋体"/>
+                <w:sz w:val="17"/>
+              </w:rPr>
+              <w:t>SELECT N'习题4第15题：班级人数超过40人时回滚' AS Item;</w:t>
+            </w:r>
+          </w:p>
+          <w:p>
+            <w:pPr>
+              <w:spacing w:after="0" w:line="210" w:lineRule="exact"/>
+            </w:pPr>
+            <w:r>
+              <w:rPr>
+                <w:rFonts w:ascii="Consolas" w:hAnsi="Consolas" w:eastAsia="宋体"/>
+                <w:sz w:val="17"/>
+              </w:rPr>
+              <w:t>BEGIN TRY</w:t>
+            </w:r>
+          </w:p>
+          <w:p>
+            <w:pPr>
+              <w:spacing w:after="0" w:line="210" w:lineRule="exact"/>
+            </w:pPr>
+            <w:r>
+              <w:rPr>
+                <w:rFonts w:ascii="Consolas" w:hAnsi="Consolas" w:eastAsia="宋体"/>
+                <w:sz w:val="17"/>
+              </w:rPr>
+              <w:t xml:space="preserve">    INSERT INTO dbo.Student (Sno, Sname, Ssex, Sbirth, Clno)</w:t>
+            </w:r>
+          </w:p>
+          <w:p>
+            <w:pPr>
+              <w:spacing w:after="0" w:line="210" w:lineRule="exact"/>
+            </w:pPr>
+            <w:r>
+              <w:rPr>
+                <w:rFonts w:ascii="Consolas" w:hAnsi="Consolas" w:eastAsia="宋体"/>
+                <w:sz w:val="17"/>
+              </w:rPr>
+              <w:t xml:space="preserve">    VALUES ('2023998', N'超员测试', N'女', '2004-02-01', '21311');</w:t>
+            </w:r>
+          </w:p>
+          <w:p>
+            <w:pPr>
+              <w:spacing w:after="0" w:line="210" w:lineRule="exact"/>
+            </w:pPr>
+            <w:r>
+              <w:rPr>
+                <w:rFonts w:ascii="Consolas" w:hAnsi="Consolas" w:eastAsia="宋体"/>
+                <w:sz w:val="17"/>
+              </w:rPr>
+              <w:t>END TRY</w:t>
+            </w:r>
+          </w:p>
+          <w:p>
+            <w:pPr>
+              <w:spacing w:after="0" w:line="210" w:lineRule="exact"/>
+            </w:pPr>
+            <w:r>
+              <w:rPr>
+                <w:rFonts w:ascii="Consolas" w:hAnsi="Consolas" w:eastAsia="宋体"/>
+                <w:sz w:val="17"/>
+              </w:rPr>
+              <w:t>BEGIN CATCH</w:t>
+            </w:r>
+          </w:p>
+          <w:p>
+            <w:pPr>
+              <w:spacing w:after="0" w:line="210" w:lineRule="exact"/>
+            </w:pPr>
+            <w:r>
+              <w:rPr>
+                <w:rFonts w:ascii="Consolas" w:hAnsi="Consolas" w:eastAsia="宋体"/>
+                <w:sz w:val="17"/>
+              </w:rPr>
+              <w:t xml:space="preserve">    SELECT ERROR_NUMBER() AS ErrorNumber, ERROR_MESSAGE() AS ErrorMessage;</w:t>
+            </w:r>
+          </w:p>
+          <w:p>
+            <w:pPr>
+              <w:spacing w:after="0" w:line="210" w:lineRule="exact"/>
+            </w:pPr>
+            <w:r>
+              <w:rPr>
+                <w:rFonts w:ascii="Consolas" w:hAnsi="Consolas" w:eastAsia="宋体"/>
+                <w:sz w:val="17"/>
+              </w:rPr>
+              <w:t>END CATCH;</w:t>
+            </w:r>
+          </w:p>
+          <w:p>
+            <w:pPr>
+              <w:spacing w:after="0" w:line="210" w:lineRule="exact"/>
+            </w:pPr>
+            <w:r>
+              <w:rPr>
+                <w:rFonts w:ascii="Consolas" w:hAnsi="Consolas" w:eastAsia="宋体"/>
+                <w:sz w:val="17"/>
+              </w:rPr>
+              <w:t>SELECT Clno, Number FROM dbo.Class WHERE Clno = '21311';</w:t>
+            </w:r>
+          </w:p>
+          <w:p>
+            <w:pPr>
+              <w:spacing w:after="0" w:line="210" w:lineRule="exact"/>
+            </w:pPr>
+          </w:p>
+          <w:p>
+            <w:pPr>
+              <w:spacing w:after="0" w:line="210" w:lineRule="exact"/>
+            </w:pPr>
+            <w:r>
+              <w:rPr>
+                <w:rFonts w:ascii="Consolas" w:hAnsi="Consolas" w:eastAsia="宋体"/>
+                <w:sz w:val="17"/>
+              </w:rPr>
+              <w:t>SELECT N'习题4第13题：班长必须为本班学生' AS Item;</w:t>
+            </w:r>
+          </w:p>
+          <w:p>
+            <w:pPr>
+              <w:spacing w:after="0" w:line="210" w:lineRule="exact"/>
+            </w:pPr>
+            <w:r>
+              <w:rPr>
+                <w:rFonts w:ascii="Consolas" w:hAnsi="Consolas" w:eastAsia="宋体"/>
+                <w:sz w:val="17"/>
+              </w:rPr>
+              <w:t>BEGIN TRY</w:t>
+            </w:r>
+          </w:p>
+          <w:p>
+            <w:pPr>
+              <w:spacing w:after="0" w:line="210" w:lineRule="exact"/>
+            </w:pPr>
+            <w:r>
+              <w:rPr>
+                <w:rFonts w:ascii="Consolas" w:hAnsi="Consolas" w:eastAsia="宋体"/>
+                <w:sz w:val="17"/>
+              </w:rPr>
+              <w:t xml:space="preserve">    UPDATE dbo.Class SET Monitor = '2020103' WHERE Clno = '20311';</w:t>
+            </w:r>
+          </w:p>
+          <w:p>
+            <w:pPr>
+              <w:spacing w:after="0" w:line="210" w:lineRule="exact"/>
+            </w:pPr>
+            <w:r>
+              <w:rPr>
+                <w:rFonts w:ascii="Consolas" w:hAnsi="Consolas" w:eastAsia="宋体"/>
+                <w:sz w:val="17"/>
+              </w:rPr>
+              <w:t>END TRY</w:t>
+            </w:r>
+          </w:p>
+          <w:p>
+            <w:pPr>
+              <w:spacing w:after="0" w:line="210" w:lineRule="exact"/>
+            </w:pPr>
+            <w:r>
+              <w:rPr>
+                <w:rFonts w:ascii="Consolas" w:hAnsi="Consolas" w:eastAsia="宋体"/>
+                <w:sz w:val="17"/>
+              </w:rPr>
+              <w:t>BEGIN CATCH</w:t>
+            </w:r>
+          </w:p>
+          <w:p>
+            <w:pPr>
+              <w:spacing w:after="0" w:line="210" w:lineRule="exact"/>
+            </w:pPr>
+            <w:r>
+              <w:rPr>
+                <w:rFonts w:ascii="Consolas" w:hAnsi="Consolas" w:eastAsia="宋体"/>
+                <w:sz w:val="17"/>
+              </w:rPr>
+              <w:t xml:space="preserve">    SELECT ERROR_NUMBER() AS ErrorNumber, ERROR_MESSAGE() AS ErrorMessage;</w:t>
+            </w:r>
+          </w:p>
+          <w:p>
+            <w:pPr>
+              <w:spacing w:after="0" w:line="210" w:lineRule="exact"/>
+            </w:pPr>
+            <w:r>
+              <w:rPr>
+                <w:rFonts w:ascii="Consolas" w:hAnsi="Consolas" w:eastAsia="宋体"/>
+                <w:sz w:val="17"/>
+              </w:rPr>
+              <w:t>END CATCH;</w:t>
+            </w:r>
+          </w:p>
+          <w:p>
+            <w:pPr>
+              <w:spacing w:after="0" w:line="210" w:lineRule="exact"/>
+            </w:pPr>
+            <w:r>
+              <w:rPr>
+                <w:rFonts w:ascii="Consolas" w:hAnsi="Consolas" w:eastAsia="宋体"/>
+                <w:sz w:val="17"/>
+              </w:rPr>
+              <w:t>UPDATE dbo.Class SET Monitor = '2020102' WHERE Clno = '20311';</w:t>
+            </w:r>
+          </w:p>
+          <w:p>
+            <w:pPr>
+              <w:spacing w:after="0" w:line="210" w:lineRule="exact"/>
+            </w:pPr>
+            <w:r>
+              <w:rPr>
+                <w:rFonts w:ascii="Consolas" w:hAnsi="Consolas" w:eastAsia="宋体"/>
+                <w:sz w:val="17"/>
+              </w:rPr>
+              <w:t>SELECT Clno, Monitor FROM dbo.Class WHERE Clno = '20311';</w:t>
+            </w:r>
+          </w:p>
+          <w:p>
+            <w:pPr>
+              <w:spacing w:after="0" w:line="210" w:lineRule="exact"/>
+            </w:pPr>
+          </w:p>
+          <w:p>
+            <w:pPr>
+              <w:spacing w:after="0" w:line="210" w:lineRule="exact"/>
+            </w:pPr>
+            <w:r>
+              <w:rPr>
+                <w:rFonts w:ascii="Consolas" w:hAnsi="Consolas" w:eastAsia="宋体"/>
+                <w:sz w:val="17"/>
+              </w:rPr>
+              <w:t>SELECT N'习题4第14题：成绩达到60分后才获得该课程学分' AS Item;</w:t>
+            </w:r>
+          </w:p>
+          <w:p>
+            <w:pPr>
+              <w:spacing w:after="0" w:line="210" w:lineRule="exact"/>
+            </w:pPr>
+            <w:r>
+              <w:rPr>
+                <w:rFonts w:ascii="Consolas" w:hAnsi="Consolas" w:eastAsia="宋体"/>
+                <w:sz w:val="17"/>
+              </w:rPr>
+              <w:t>SELECT N'修改前' AS Stage, * FROM dbo.vw_StudentCredit WHERE Sno = '2020104';</w:t>
+            </w:r>
+          </w:p>
+          <w:p>
+            <w:pPr>
+              <w:spacing w:after="0" w:line="210" w:lineRule="exact"/>
+            </w:pPr>
+            <w:r>
+              <w:rPr>
+                <w:rFonts w:ascii="Consolas" w:hAnsi="Consolas" w:eastAsia="宋体"/>
+                <w:sz w:val="17"/>
+              </w:rPr>
+              <w:t>BEGIN TRAN;</w:t>
+            </w:r>
+          </w:p>
+          <w:p>
+            <w:pPr>
+              <w:spacing w:after="0" w:line="210" w:lineRule="exact"/>
+            </w:pPr>
+            <w:r>
+              <w:rPr>
+                <w:rFonts w:ascii="Consolas" w:hAnsi="Consolas" w:eastAsia="宋体"/>
+                <w:sz w:val="17"/>
+              </w:rPr>
+              <w:t>UPDATE dbo.Grade SET Gmark = 61 WHERE Sno = '2020104' AND Cno = '1';</w:t>
+            </w:r>
+          </w:p>
+          <w:p>
+            <w:pPr>
+              <w:spacing w:after="0" w:line="210" w:lineRule="exact"/>
+            </w:pPr>
+            <w:r>
+              <w:rPr>
+                <w:rFonts w:ascii="Consolas" w:hAnsi="Consolas" w:eastAsia="宋体"/>
+                <w:sz w:val="17"/>
+              </w:rPr>
+              <w:t>SELECT N'事务内修改后' AS Stage, * FROM dbo.vw_StudentCredit WHERE Sno = '2020104';</w:t>
+            </w:r>
+          </w:p>
+          <w:p>
+            <w:pPr>
+              <w:spacing w:after="0" w:line="210" w:lineRule="exact"/>
+            </w:pPr>
+            <w:r>
+              <w:rPr>
+                <w:rFonts w:ascii="Consolas" w:hAnsi="Consolas" w:eastAsia="宋体"/>
+                <w:sz w:val="17"/>
+              </w:rPr>
+              <w:t>ROLLBACK;</w:t>
+            </w:r>
+          </w:p>
+          <w:p>
+            <w:pPr>
+              <w:spacing w:after="0" w:line="210" w:lineRule="exact"/>
+            </w:pPr>
+            <w:r>
+              <w:rPr>
+                <w:rFonts w:ascii="Consolas" w:hAnsi="Consolas" w:eastAsia="宋体"/>
+                <w:sz w:val="17"/>
+              </w:rPr>
+              <w:t>SELECT N'回滚后' AS Stage, * FROM dbo.vw_StudentCredit WHERE Sno = '2020104';</w:t>
+            </w:r>
+          </w:p>
+          <w:p>
+            <w:pPr>
+              <w:spacing w:after="0" w:line="210" w:lineRule="exact"/>
+            </w:pPr>
+            <w:r>
+              <w:rPr>
+                <w:rFonts w:ascii="Consolas" w:hAnsi="Consolas" w:eastAsia="宋体"/>
+                <w:sz w:val="17"/>
+              </w:rPr>
+              <w:t>GO</w:t>
+            </w:r>
+          </w:p>
+        </w:tc>
+      </w:tr>
+    </w:tbl>
+    <w:p>
+      <w:r>
+        <w:br w:type="page"/>
+      </w:r>
+    </w:p>
+    <w:p>
+      <w:pPr>
+        <w:spacing w:after="60" w:line="400" w:lineRule="exact"/>
+      </w:pPr>
+      <w:r>
+        <w:rPr>
+          <w:rFonts w:ascii="宋体" w:hAnsi="宋体" w:eastAsia="宋体"/>
+          <w:b/>
+          <w:sz w:val="28"/>
+        </w:rPr>
+        <w:t>实验八 SQL Server 实际执行结果截图：</w:t>
+      </w:r>
+    </w:p>
+    <w:p>
+      <w:pPr>
+        <w:spacing w:after="120" w:line="240" w:lineRule="auto"/>
+        <w:jc w:val="center"/>
+      </w:pPr>
+      <w:r>
+        <w:drawing>
+          <wp:inline distT="0" distB="0" distL="114300" distR="114300">
+            <wp:extent cx="5760720" cy="5372100"/>
+            <wp:effectExtent l="0" t="0" r="0" b="7620"/>
+            <wp:docPr id="1" name="Picture 1"/>
+            <wp:cNvGraphicFramePr>
+              <a:graphicFrameLocks xmlns:a="http://schemas.openxmlformats.org/drawingml/2006/main" noChangeAspect="1"/>
+            </wp:cNvGraphicFramePr>
+            <a:graphic xmlns:a="http://schemas.openxmlformats.org/drawingml/2006/main">
+              <a:graphicData uri="http://schemas.openxmlformats.org/drawingml/2006/picture">
+                <pic:pic xmlns:pic="http://schemas.openxmlformats.org/drawingml/2006/picture">
+                  <pic:nvPicPr>
+                    <pic:cNvPr id="1" name="Picture 1"/>
+                    <pic:cNvPicPr>
+                      <a:picLocks noChangeAspect="1"/>
+                    </pic:cNvPicPr>
+                  </pic:nvPicPr>
+                  <pic:blipFill>
+                    <a:blip r:embed="rId6"/>
+                    <a:stretch>
+                      <a:fillRect/>
+                    </a:stretch>
+                  </pic:blipFill>
+                  <pic:spPr>
+                    <a:xfrm>
+                      <a:off x="0" y="0"/>
+                      <a:ext cx="5760720" cy="5372629"/>
+                    </a:xfrm>
+                    <a:prstGeom prst="rect">
+                      <a:avLst/>
+                    </a:prstGeom>
+                  </pic:spPr>
+                </pic:pic>
+              </a:graphicData>
+            </a:graphic>
+          </wp:inline>
+        </w:drawing>
+      </w:r>
+    </w:p>
+    <w:p>
+      <w:r>
+        <w:br w:type="page"/>
+      </w:r>
+    </w:p>
+    <w:p>
+      <w:pPr>
+        <w:spacing w:after="60" w:line="400" w:lineRule="exact"/>
+      </w:pPr>
+      <w:r>
+        <w:rPr>
+          <w:rFonts w:ascii="宋体" w:hAnsi="宋体" w:eastAsia="宋体"/>
+          <w:b/>
+          <w:sz w:val="28"/>
+        </w:rPr>
+        <w:t>实验八 SQL Server 实际执行结果截图：</w:t>
+      </w:r>
+    </w:p>
+    <w:p>
+      <w:pPr>
+        <w:spacing w:after="120" w:line="240" w:lineRule="auto"/>
+        <w:jc w:val="center"/>
+      </w:pPr>
+      <w:r>
+        <w:drawing>
+          <wp:inline distT="0" distB="0" distL="114300" distR="114300">
+            <wp:extent cx="5760720" cy="5372100"/>
+            <wp:effectExtent l="0" t="0" r="0" b="7620"/>
+            <wp:docPr id="2" name="Picture 2"/>
+            <wp:cNvGraphicFramePr>
+              <a:graphicFrameLocks xmlns:a="http://schemas.openxmlformats.org/drawingml/2006/main" noChangeAspect="1"/>
+            </wp:cNvGraphicFramePr>
+            <a:graphic xmlns:a="http://schemas.openxmlformats.org/drawingml/2006/main">
+              <a:graphicData uri="http://schemas.openxmlformats.org/drawingml/2006/picture">
+                <pic:pic xmlns:pic="http://schemas.openxmlformats.org/drawingml/2006/picture">
+                  <pic:nvPicPr>
+                    <pic:cNvPr id="2" name="Picture 2"/>
+                    <pic:cNvPicPr>
+                      <a:picLocks noChangeAspect="1"/>
+                    </pic:cNvPicPr>
+                  </pic:nvPicPr>
+                  <pic:blipFill>
+                    <a:blip r:embed="rId7"/>
+                    <a:stretch>
+                      <a:fillRect/>
+                    </a:stretch>
+                  </pic:blipFill>
+                  <pic:spPr>
+                    <a:xfrm>
+                      <a:off x="0" y="0"/>
+                      <a:ext cx="5760720" cy="5372629"/>
+                    </a:xfrm>
+                    <a:prstGeom prst="rect">
+                      <a:avLst/>
+                    </a:prstGeom>
+                  </pic:spPr>
+                </pic:pic>
+              </a:graphicData>
+            </a:graphic>
+          </wp:inline>
+        </w:drawing>
+      </w:r>
+    </w:p>
+    <w:p>
+      <w:r>
+        <w:br w:type="page"/>
+      </w:r>
+    </w:p>
+    <w:p>
+      <w:pPr>
+        <w:spacing w:after="60" w:line="400" w:lineRule="exact"/>
+      </w:pPr>
+      <w:r>
+        <w:rPr>
+          <w:rFonts w:ascii="宋体" w:hAnsi="宋体" w:eastAsia="宋体"/>
+          <w:b/>
+          <w:sz w:val="28"/>
+        </w:rPr>
+        <w:t>实验八 SQL Server 实际执行结果截图：</w:t>
+      </w:r>
+    </w:p>
+    <w:p>
+      <w:pPr>
+        <w:spacing w:after="120" w:line="240" w:lineRule="auto"/>
+        <w:jc w:val="center"/>
+      </w:pPr>
+      <w:r>
+        <w:drawing>
+          <wp:inline distT="0" distB="0" distL="114300" distR="114300">
+            <wp:extent cx="5760720" cy="3104515"/>
+            <wp:effectExtent l="0" t="0" r="0" b="4445"/>
+            <wp:docPr id="3" name="Picture 3"/>
+            <wp:cNvGraphicFramePr>
+              <a:graphicFrameLocks xmlns:a="http://schemas.openxmlformats.org/drawingml/2006/main" noChangeAspect="1"/>
+            </wp:cNvGraphicFramePr>
+            <a:graphic xmlns:a="http://schemas.openxmlformats.org/drawingml/2006/main">
+              <a:graphicData uri="http://schemas.openxmlformats.org/drawingml/2006/picture">
+                <pic:pic xmlns:pic="http://schemas.openxmlformats.org/drawingml/2006/picture">
+                  <pic:nvPicPr>
+                    <pic:cNvPr id="3" name="Picture 3"/>
+                    <pic:cNvPicPr>
+                      <a:picLocks noChangeAspect="1"/>
+                    </pic:cNvPicPr>
+                  </pic:nvPicPr>
+                  <pic:blipFill>
+                    <a:blip r:embed="rId8"/>
+                    <a:stretch>
+                      <a:fillRect/>
+                    </a:stretch>
+                  </pic:blipFill>
+                  <pic:spPr>
+                    <a:xfrm>
+                      <a:off x="0" y="0"/>
+                      <a:ext cx="5760720" cy="3104725"/>
+                    </a:xfrm>
+                    <a:prstGeom prst="rect">
+                      <a:avLst/>
+                    </a:prstGeom>
+                  </pic:spPr>
+                </pic:pic>
+              </a:graphicData>
+            </a:graphic>
+          </wp:inline>
+        </w:drawing>
+      </w:r>
+    </w:p>
+    <w:p>
+      <w:pPr>
+        <w:pStyle w:val="4"/>
+        <w:spacing w:before="80" w:after="120" w:line="400" w:lineRule="exact"/>
+      </w:pPr>
+      <w:r>
+        <w:rPr>
+          <w:rFonts w:ascii="宋体" w:hAnsi="宋体" w:eastAsia="宋体"/>
+          <w:b/>
+          <w:color w:val="000000"/>
+          <w:sz w:val="28"/>
+        </w:rPr>
+        <w:t>实验中遇到的问题和总结</w:t>
+      </w:r>
+    </w:p>
+    <w:p>
+      <w:pPr>
+        <w:spacing w:after="60" w:line="400" w:lineRule="exact"/>
+      </w:pPr>
+      <w:r>
+        <w:rPr>
+          <w:rFonts w:ascii="宋体" w:hAnsi="宋体" w:eastAsia="宋体"/>
+          <w:b w:val="0"/>
+          <w:sz w:val="28"/>
+        </w:rPr>
+        <w:t>1. 主键、外键、CHECK 和 DEFAULT 约束可以直接写在建表语句中，由 DBMS 自动维护，适合表达稳定的数据合法性要求。</w:t>
+      </w:r>
+    </w:p>
+    <w:p>
+      <w:pPr>
+        <w:spacing w:after="60" w:line="400" w:lineRule="exact"/>
+      </w:pPr>
+      <w:r>
+        <w:rPr>
+          <w:rFonts w:ascii="宋体" w:hAnsi="宋体" w:eastAsia="宋体"/>
+          <w:b w:val="0"/>
+          <w:sz w:val="28"/>
+        </w:rPr>
+        <w:t>2. 触发器适合处理跨表维护和较复杂的业务规则。本实验中，Student 表变化后自动维护 Class.Number，班级人数超过40人时回滚，班长学号不属于本班时取消更新。</w:t>
+      </w:r>
+    </w:p>
+    <w:p>
+      <w:pPr>
+        <w:spacing w:after="60" w:line="400" w:lineRule="exact"/>
+      </w:pPr>
+      <w:r>
+        <w:rPr>
+          <w:rFonts w:ascii="宋体" w:hAnsi="宋体" w:eastAsia="宋体"/>
+          <w:b w:val="0"/>
+          <w:sz w:val="28"/>
+        </w:rPr>
+        <w:t>3. INSERTED 和 DELETED 是触发器中的临时逻辑表，分别保存插入/更新后的记录和删除/更新前的记录；批量操作时必须按集合处理，不能假设一次只影响一行。</w:t>
+      </w:r>
+    </w:p>
+    <w:p>
+      <w:pPr>
+        <w:spacing w:after="60" w:line="400" w:lineRule="exact"/>
+      </w:pPr>
+      <w:r>
+        <w:rPr>
+          <w:rFonts w:ascii="宋体" w:hAnsi="宋体" w:eastAsia="宋体"/>
+          <w:b w:val="0"/>
+          <w:sz w:val="28"/>
+        </w:rPr>
+        <w:t>总结：完整性约束负责基础规则，触发器负责更复杂的自动维护和联动检查，两者配合可以提升数据一致性。</w:t>
+      </w:r>
+    </w:p>
+    <w:p>
+      <w:r>
+        <w:br w:type="page"/>
+      </w:r>
+    </w:p>
+    <w:p>
+      <w:pPr>
+        <w:pStyle w:val="3"/>
+        <w:spacing w:before="200" w:after="120" w:line="400" w:lineRule="exact"/>
+        <w:jc w:val="center"/>
+      </w:pPr>
+      <w:r>
+        <w:rPr>
+          <w:rFonts w:ascii="宋体" w:hAnsi="宋体" w:eastAsia="宋体"/>
+          <w:b/>
+          <w:color w:val="000000"/>
+          <w:sz w:val="36"/>
+        </w:rPr>
+        <w:t>上机实验九</w:t>
+      </w:r>
+    </w:p>
+    <w:p>
+      <w:pPr>
+        <w:pStyle w:val="4"/>
+        <w:spacing w:before="80" w:after="120" w:line="400" w:lineRule="exact"/>
+      </w:pPr>
+      <w:r>
+        <w:rPr>
+          <w:rFonts w:ascii="宋体" w:hAnsi="宋体" w:eastAsia="宋体"/>
+          <w:b/>
+          <w:color w:val="000000"/>
+          <w:sz w:val="28"/>
+        </w:rPr>
+        <w:t>一、实验目的</w:t>
+      </w:r>
+    </w:p>
+    <w:p>
+      <w:pPr>
+        <w:spacing w:after="60" w:line="400" w:lineRule="exact"/>
+      </w:pPr>
+      <w:r>
+        <w:rPr>
+          <w:rFonts w:ascii="宋体" w:hAnsi="宋体" w:eastAsia="宋体"/>
+          <w:b w:val="0"/>
+          <w:sz w:val="28"/>
+        </w:rPr>
+        <w:t>理解 SQL Server 下的安全性机制，掌握数据库级和数据库对象级安全保护机制的设计与实现方法。</w:t>
+      </w:r>
+    </w:p>
+    <w:p>
+      <w:pPr>
+        <w:pStyle w:val="4"/>
+        <w:spacing w:before="80" w:after="120" w:line="400" w:lineRule="exact"/>
+      </w:pPr>
+      <w:r>
+        <w:rPr>
+          <w:rFonts w:ascii="宋体" w:hAnsi="宋体" w:eastAsia="宋体"/>
+          <w:b/>
+          <w:color w:val="000000"/>
+          <w:sz w:val="28"/>
+        </w:rPr>
+        <w:t>二、实验环境</w:t>
+      </w:r>
+    </w:p>
+    <w:p>
+      <w:pPr>
+        <w:spacing w:after="60" w:line="400" w:lineRule="exact"/>
+      </w:pPr>
+      <w:r>
+        <w:rPr>
+          <w:rFonts w:ascii="宋体" w:hAnsi="宋体" w:eastAsia="宋体"/>
+          <w:b w:val="0"/>
+          <w:sz w:val="28"/>
+        </w:rPr>
+        <w:t>MS SQL Server：Docker 容器 sql2022-lab，镜像 mcr.microsoft.com/mssql/server:2022-latest，端口 localhost:14333。</w:t>
+      </w:r>
+    </w:p>
+    <w:p>
+      <w:pPr>
+        <w:spacing w:after="60" w:line="400" w:lineRule="exact"/>
+      </w:pPr>
+      <w:r>
+        <w:rPr>
+          <w:rFonts w:ascii="宋体" w:hAnsi="宋体" w:eastAsia="宋体"/>
+          <w:b w:val="0"/>
+          <w:sz w:val="28"/>
+        </w:rPr>
+        <w:t>本次实验未使用 openGauss。</w:t>
+      </w:r>
+    </w:p>
+    <w:p>
+      <w:pPr>
+        <w:pStyle w:val="4"/>
+        <w:spacing w:before="80" w:after="120" w:line="400" w:lineRule="exact"/>
+      </w:pPr>
+      <w:r>
+        <w:rPr>
+          <w:rFonts w:ascii="宋体" w:hAnsi="宋体" w:eastAsia="宋体"/>
+          <w:b/>
+          <w:color w:val="000000"/>
+          <w:sz w:val="28"/>
+        </w:rPr>
+        <w:t>三、实验报告内容</w:t>
+      </w:r>
+    </w:p>
+    <w:p>
+      <w:pPr>
+        <w:spacing w:after="60" w:line="400" w:lineRule="exact"/>
+      </w:pPr>
+      <w:r>
+        <w:rPr>
+          <w:rFonts w:ascii="宋体" w:hAnsi="宋体" w:eastAsia="宋体"/>
+          <w:b w:val="0"/>
+          <w:sz w:val="28"/>
+        </w:rPr>
+        <w:t>题目要求：完成习题4第17题、第18题的用户授权、权限撤销、角色创建和角色授权，并验证安全机制设置是否生效。</w:t>
+      </w:r>
+    </w:p>
+    <w:p>
+      <w:pPr>
+        <w:spacing w:after="60" w:line="400" w:lineRule="exact"/>
+      </w:pPr>
+      <w:r>
+        <w:rPr>
+          <w:rFonts w:ascii="宋体" w:hAnsi="宋体" w:eastAsia="宋体"/>
+          <w:b/>
+          <w:sz w:val="28"/>
+        </w:rPr>
+        <w:t>SQL脚本如下（完整脚本文件：SQL/generated/experiment9.sql）：</w:t>
+      </w:r>
+    </w:p>
+    <w:tbl>
+      <w:tblPr>
+        <w:tblStyle w:val="32"/>
+        <w:tblW w:w="0" w:type="auto"/>
+        <w:tblInd w:w="0" w:type="dxa"/>
+        <w:tblLayout w:type="autofit"/>
+        <w:tblCellMar>
+          <w:top w:w="0" w:type="dxa"/>
+          <w:left w:w="108" w:type="dxa"/>
+          <w:bottom w:w="0" w:type="dxa"/>
+          <w:right w:w="108" w:type="dxa"/>
+        </w:tblCellMar>
+      </w:tblPr>
+      <w:tblGrid>
+        <w:gridCol w:w="8300"/>
+      </w:tblGrid>
+      <w:tr>
+        <w:tblPrEx>
+          <w:tblCellMar>
+            <w:top w:w="0" w:type="dxa"/>
+            <w:left w:w="108" w:type="dxa"/>
+            <w:bottom w:w="0" w:type="dxa"/>
+            <w:right w:w="108" w:type="dxa"/>
+          </w:tblCellMar>
+        </w:tblPrEx>
+        <w:tc>
+          <w:tcPr>
+            <w:tcW w:w="8300" w:type="dxa"/>
+            <w:shd w:val="clear" w:color="auto" w:fill="F4F6F8"/>
+            <w:tcMar>
+              <w:top w:w="100" w:type="dxa"/>
+              <w:left w:w="120" w:type="dxa"/>
+              <w:bottom w:w="100" w:type="dxa"/>
+              <w:right w:w="120" w:type="dxa"/>
+            </w:tcMar>
+          </w:tcPr>
+          <w:p/>
+          <w:p>
+            <w:pPr>
+              <w:spacing w:after="0" w:line="210" w:lineRule="exact"/>
+            </w:pPr>
+            <w:r>
+              <w:rPr>
+                <w:rFonts w:ascii="Consolas" w:hAnsi="Consolas" w:eastAsia="宋体"/>
+                <w:sz w:val="17"/>
+              </w:rPr>
+              <w:t>USE GradeManager;</w:t>
+            </w:r>
+          </w:p>
+          <w:p>
+            <w:pPr>
+              <w:spacing w:after="0" w:line="210" w:lineRule="exact"/>
+            </w:pPr>
+            <w:r>
+              <w:rPr>
+                <w:rFonts w:ascii="Consolas" w:hAnsi="Consolas" w:eastAsia="宋体"/>
+                <w:sz w:val="17"/>
+              </w:rPr>
+              <w:t>GO</w:t>
+            </w:r>
+          </w:p>
+          <w:p>
+            <w:pPr>
+              <w:spacing w:after="0" w:line="210" w:lineRule="exact"/>
+            </w:pPr>
+          </w:p>
+          <w:p>
+            <w:pPr>
+              <w:spacing w:after="0" w:line="210" w:lineRule="exact"/>
+            </w:pPr>
+            <w:r>
+              <w:rPr>
+                <w:rFonts w:ascii="Consolas" w:hAnsi="Consolas" w:eastAsia="宋体"/>
+                <w:sz w:val="17"/>
+              </w:rPr>
+              <w:t>PRINT N'【实验九】安全性的实现';</w:t>
+            </w:r>
+          </w:p>
+          <w:p>
+            <w:pPr>
+              <w:spacing w:after="0" w:line="210" w:lineRule="exact"/>
+            </w:pPr>
+          </w:p>
+          <w:p>
+            <w:pPr>
+              <w:spacing w:after="0" w:line="210" w:lineRule="exact"/>
+            </w:pPr>
+            <w:r>
+              <w:rPr>
+                <w:rFonts w:ascii="Consolas" w:hAnsi="Consolas" w:eastAsia="宋体"/>
+                <w:sz w:val="17"/>
+              </w:rPr>
+              <w:t>DROP VIEW IF EXISTS dbo.vw_CS_CourseStats;</w:t>
+            </w:r>
+          </w:p>
+          <w:p>
+            <w:pPr>
+              <w:spacing w:after="0" w:line="210" w:lineRule="exact"/>
+            </w:pPr>
+            <w:r>
+              <w:rPr>
+                <w:rFonts w:ascii="Consolas" w:hAnsi="Consolas" w:eastAsia="宋体"/>
+                <w:sz w:val="17"/>
+              </w:rPr>
+              <w:t>GO</w:t>
+            </w:r>
+          </w:p>
+          <w:p>
+            <w:pPr>
+              <w:spacing w:after="0" w:line="210" w:lineRule="exact"/>
+            </w:pPr>
+          </w:p>
+          <w:p>
+            <w:pPr>
+              <w:spacing w:after="0" w:line="210" w:lineRule="exact"/>
+            </w:pPr>
+            <w:r>
+              <w:rPr>
+                <w:rFonts w:ascii="Consolas" w:hAnsi="Consolas" w:eastAsia="宋体"/>
+                <w:sz w:val="17"/>
+              </w:rPr>
+              <w:t>IF DATABASE_PRINCIPAL_ID(N'计算机专业负责人') IS NOT NULL DROP ROLE [计算机专业负责人];</w:t>
+            </w:r>
+          </w:p>
+          <w:p>
+            <w:pPr>
+              <w:spacing w:after="0" w:line="210" w:lineRule="exact"/>
+            </w:pPr>
+            <w:r>
+              <w:rPr>
+                <w:rFonts w:ascii="Consolas" w:hAnsi="Consolas" w:eastAsia="宋体"/>
+                <w:sz w:val="17"/>
+              </w:rPr>
+              <w:t>IF DATABASE_PRINCIPAL_ID(N'张老师') IS NOT NULL DROP USER [张老师];</w:t>
+            </w:r>
+          </w:p>
+          <w:p>
+            <w:pPr>
+              <w:spacing w:after="0" w:line="210" w:lineRule="exact"/>
+            </w:pPr>
+            <w:r>
+              <w:rPr>
+                <w:rFonts w:ascii="Consolas" w:hAnsi="Consolas" w:eastAsia="宋体"/>
+                <w:sz w:val="17"/>
+              </w:rPr>
+              <w:t>IF DATABASE_PRINCIPAL_ID(N'李老师') IS NOT NULL DROP USER [李老师];</w:t>
+            </w:r>
+          </w:p>
+          <w:p>
+            <w:pPr>
+              <w:spacing w:after="0" w:line="210" w:lineRule="exact"/>
+            </w:pPr>
+            <w:r>
+              <w:rPr>
+                <w:rFonts w:ascii="Consolas" w:hAnsi="Consolas" w:eastAsia="宋体"/>
+                <w:sz w:val="17"/>
+              </w:rPr>
+              <w:t>IF DATABASE_PRINCIPAL_ID(N'张勇') IS NOT NULL DROP USER [张勇];</w:t>
+            </w:r>
+          </w:p>
+          <w:p>
+            <w:pPr>
+              <w:spacing w:after="0" w:line="210" w:lineRule="exact"/>
+            </w:pPr>
+            <w:r>
+              <w:rPr>
+                <w:rFonts w:ascii="Consolas" w:hAnsi="Consolas" w:eastAsia="宋体"/>
+                <w:sz w:val="17"/>
+              </w:rPr>
+              <w:t>IF DATABASE_PRINCIPAL_ID(N'李勇') IS NOT NULL DROP USER [李勇];</w:t>
+            </w:r>
+          </w:p>
+          <w:p>
+            <w:pPr>
+              <w:spacing w:after="0" w:line="210" w:lineRule="exact"/>
+            </w:pPr>
+            <w:r>
+              <w:rPr>
+                <w:rFonts w:ascii="Consolas" w:hAnsi="Consolas" w:eastAsia="宋体"/>
+                <w:sz w:val="17"/>
+              </w:rPr>
+              <w:t>IF DATABASE_PRINCIPAL_ID(N'李勇敏') IS NOT NULL DROP USER [李勇敏];</w:t>
+            </w:r>
+          </w:p>
+          <w:p>
+            <w:pPr>
+              <w:spacing w:after="0" w:line="210" w:lineRule="exact"/>
+            </w:pPr>
+            <w:r>
+              <w:rPr>
+                <w:rFonts w:ascii="Consolas" w:hAnsi="Consolas" w:eastAsia="宋体"/>
+                <w:sz w:val="17"/>
+              </w:rPr>
+              <w:t>GO</w:t>
+            </w:r>
+          </w:p>
+          <w:p>
+            <w:pPr>
+              <w:spacing w:after="0" w:line="210" w:lineRule="exact"/>
+            </w:pPr>
+          </w:p>
+          <w:p>
+            <w:pPr>
+              <w:spacing w:after="0" w:line="210" w:lineRule="exact"/>
+            </w:pPr>
+            <w:r>
+              <w:rPr>
+                <w:rFonts w:ascii="Consolas" w:hAnsi="Consolas" w:eastAsia="宋体"/>
+                <w:sz w:val="17"/>
+              </w:rPr>
+              <w:t>CREATE USER [张勇] WITHOUT LOGIN;</w:t>
+            </w:r>
+          </w:p>
+          <w:p>
+            <w:pPr>
+              <w:spacing w:after="0" w:line="210" w:lineRule="exact"/>
+            </w:pPr>
+            <w:r>
+              <w:rPr>
+                <w:rFonts w:ascii="Consolas" w:hAnsi="Consolas" w:eastAsia="宋体"/>
+                <w:sz w:val="17"/>
+              </w:rPr>
+              <w:t>CREATE USER [李勇] WITHOUT LOGIN;</w:t>
+            </w:r>
+          </w:p>
+          <w:p>
+            <w:pPr>
+              <w:spacing w:after="0" w:line="210" w:lineRule="exact"/>
+            </w:pPr>
+            <w:r>
+              <w:rPr>
+                <w:rFonts w:ascii="Consolas" w:hAnsi="Consolas" w:eastAsia="宋体"/>
+                <w:sz w:val="17"/>
+              </w:rPr>
+              <w:t>CREATE USER [李勇敏] WITHOUT LOGIN;</w:t>
+            </w:r>
+          </w:p>
+          <w:p>
+            <w:pPr>
+              <w:spacing w:after="0" w:line="210" w:lineRule="exact"/>
+            </w:pPr>
+            <w:r>
+              <w:rPr>
+                <w:rFonts w:ascii="Consolas" w:hAnsi="Consolas" w:eastAsia="宋体"/>
+                <w:sz w:val="17"/>
+              </w:rPr>
+              <w:t>CREATE USER [张老师] WITHOUT LOGIN;</w:t>
+            </w:r>
+          </w:p>
+          <w:p>
+            <w:pPr>
+              <w:spacing w:after="0" w:line="210" w:lineRule="exact"/>
+            </w:pPr>
+            <w:r>
+              <w:rPr>
+                <w:rFonts w:ascii="Consolas" w:hAnsi="Consolas" w:eastAsia="宋体"/>
+                <w:sz w:val="17"/>
+              </w:rPr>
+              <w:t>CREATE USER [李老师] WITHOUT LOGIN;</w:t>
+            </w:r>
+          </w:p>
+          <w:p>
+            <w:pPr>
+              <w:spacing w:after="0" w:line="210" w:lineRule="exact"/>
+            </w:pPr>
+            <w:r>
+              <w:rPr>
+                <w:rFonts w:ascii="Consolas" w:hAnsi="Consolas" w:eastAsia="宋体"/>
+                <w:sz w:val="17"/>
+              </w:rPr>
+              <w:t>GO</w:t>
+            </w:r>
+          </w:p>
+          <w:p>
+            <w:pPr>
+              <w:spacing w:after="0" w:line="210" w:lineRule="exact"/>
+            </w:pPr>
+          </w:p>
+          <w:p>
+            <w:pPr>
+              <w:spacing w:after="0" w:line="210" w:lineRule="exact"/>
+            </w:pPr>
+            <w:r>
+              <w:rPr>
+                <w:rFonts w:ascii="Consolas" w:hAnsi="Consolas" w:eastAsia="宋体"/>
+                <w:sz w:val="17"/>
+              </w:rPr>
+              <w:t>SELECT N'习题4第17题(1)：张勇获得Student、Course查询权限' AS Item;</w:t>
+            </w:r>
+          </w:p>
+          <w:p>
+            <w:pPr>
+              <w:spacing w:after="0" w:line="210" w:lineRule="exact"/>
+            </w:pPr>
+            <w:r>
+              <w:rPr>
+                <w:rFonts w:ascii="Consolas" w:hAnsi="Consolas" w:eastAsia="宋体"/>
+                <w:sz w:val="17"/>
+              </w:rPr>
+              <w:t>GRANT SELECT ON dbo.Student TO [张勇];</w:t>
+            </w:r>
+          </w:p>
+          <w:p>
+            <w:pPr>
+              <w:spacing w:after="0" w:line="210" w:lineRule="exact"/>
+            </w:pPr>
+            <w:r>
+              <w:rPr>
+                <w:rFonts w:ascii="Consolas" w:hAnsi="Consolas" w:eastAsia="宋体"/>
+                <w:sz w:val="17"/>
+              </w:rPr>
+              <w:t>GRANT SELECT ON dbo.Course TO [张勇];</w:t>
+            </w:r>
+          </w:p>
+          <w:p>
+            <w:pPr>
+              <w:spacing w:after="0" w:line="210" w:lineRule="exact"/>
+            </w:pPr>
+          </w:p>
+          <w:p>
+            <w:pPr>
+              <w:spacing w:after="0" w:line="210" w:lineRule="exact"/>
+            </w:pPr>
+            <w:r>
+              <w:rPr>
+                <w:rFonts w:ascii="Consolas" w:hAnsi="Consolas" w:eastAsia="宋体"/>
+                <w:sz w:val="17"/>
+              </w:rPr>
+              <w:t>SELECT N'习题4第17题(2)：张勇获得Student插入、删除权限且可再授权' AS Item;</w:t>
+            </w:r>
+          </w:p>
+          <w:p>
+            <w:pPr>
+              <w:spacing w:after="0" w:line="210" w:lineRule="exact"/>
+            </w:pPr>
+            <w:r>
+              <w:rPr>
+                <w:rFonts w:ascii="Consolas" w:hAnsi="Consolas" w:eastAsia="宋体"/>
+                <w:sz w:val="17"/>
+              </w:rPr>
+              <w:t>GRANT INSERT, DELETE ON dbo.Student TO [张勇] WITH GRANT OPTION;</w:t>
+            </w:r>
+          </w:p>
+          <w:p>
+            <w:pPr>
+              <w:spacing w:after="0" w:line="210" w:lineRule="exact"/>
+            </w:pPr>
+            <w:r>
+              <w:rPr>
+                <w:rFonts w:ascii="Consolas" w:hAnsi="Consolas" w:eastAsia="宋体"/>
+                <w:sz w:val="17"/>
+              </w:rPr>
+              <w:t>EXECUTE AS USER = N'张勇';</w:t>
+            </w:r>
+          </w:p>
+          <w:p>
+            <w:pPr>
+              <w:spacing w:after="0" w:line="210" w:lineRule="exact"/>
+            </w:pPr>
+            <w:r>
+              <w:rPr>
+                <w:rFonts w:ascii="Consolas" w:hAnsi="Consolas" w:eastAsia="宋体"/>
+                <w:sz w:val="17"/>
+              </w:rPr>
+              <w:t>GRANT INSERT, DELETE ON dbo.Student TO [李勇];</w:t>
+            </w:r>
+          </w:p>
+          <w:p>
+            <w:pPr>
+              <w:spacing w:after="0" w:line="210" w:lineRule="exact"/>
+            </w:pPr>
+            <w:r>
+              <w:rPr>
+                <w:rFonts w:ascii="Consolas" w:hAnsi="Consolas" w:eastAsia="宋体"/>
+                <w:sz w:val="17"/>
+              </w:rPr>
+              <w:t>REVERT;</w:t>
+            </w:r>
+          </w:p>
+          <w:p>
+            <w:pPr>
+              <w:spacing w:after="0" w:line="210" w:lineRule="exact"/>
+            </w:pPr>
+          </w:p>
+          <w:p>
+            <w:pPr>
+              <w:spacing w:after="0" w:line="210" w:lineRule="exact"/>
+            </w:pPr>
+            <w:r>
+              <w:rPr>
+                <w:rFonts w:ascii="Consolas" w:hAnsi="Consolas" w:eastAsia="宋体"/>
+                <w:sz w:val="17"/>
+              </w:rPr>
+              <w:t>SELECT N'习题4第17题(3)：李勇获得Course查询权限和Ccredit修改权限' AS Item;</w:t>
+            </w:r>
+          </w:p>
+          <w:p>
+            <w:pPr>
+              <w:spacing w:after="0" w:line="210" w:lineRule="exact"/>
+            </w:pPr>
+            <w:r>
+              <w:rPr>
+                <w:rFonts w:ascii="Consolas" w:hAnsi="Consolas" w:eastAsia="宋体"/>
+                <w:sz w:val="17"/>
+              </w:rPr>
+              <w:t>GRANT SELECT ON dbo.Course TO [李勇];</w:t>
+            </w:r>
+          </w:p>
+          <w:p>
+            <w:pPr>
+              <w:spacing w:after="0" w:line="210" w:lineRule="exact"/>
+            </w:pPr>
+            <w:r>
+              <w:rPr>
+                <w:rFonts w:ascii="Consolas" w:hAnsi="Consolas" w:eastAsia="宋体"/>
+                <w:sz w:val="17"/>
+              </w:rPr>
+              <w:t>GRANT UPDATE (Ccredit) ON dbo.Course TO [李勇];</w:t>
+            </w:r>
+          </w:p>
+          <w:p>
+            <w:pPr>
+              <w:spacing w:after="0" w:line="210" w:lineRule="exact"/>
+            </w:pPr>
+          </w:p>
+          <w:p>
+            <w:pPr>
+              <w:spacing w:after="0" w:line="210" w:lineRule="exact"/>
+            </w:pPr>
+            <w:r>
+              <w:rPr>
+                <w:rFonts w:ascii="Consolas" w:hAnsi="Consolas" w:eastAsia="宋体"/>
+                <w:sz w:val="17"/>
+              </w:rPr>
+              <w:t>SELECT N'习题4第17题(4)：李勇敏获得Student全部数据操作权限且可再授权' AS Item;</w:t>
+            </w:r>
+          </w:p>
+          <w:p>
+            <w:pPr>
+              <w:spacing w:after="0" w:line="210" w:lineRule="exact"/>
+            </w:pPr>
+            <w:r>
+              <w:rPr>
+                <w:rFonts w:ascii="Consolas" w:hAnsi="Consolas" w:eastAsia="宋体"/>
+                <w:sz w:val="17"/>
+              </w:rPr>
+              <w:t>GRANT SELECT, INSERT, UPDATE, DELETE ON dbo.Student TO [李勇敏] WITH GRANT OPTION;</w:t>
+            </w:r>
+          </w:p>
+          <w:p>
+            <w:pPr>
+              <w:spacing w:after="0" w:line="210" w:lineRule="exact"/>
+            </w:pPr>
+            <w:r>
+              <w:rPr>
+                <w:rFonts w:ascii="Consolas" w:hAnsi="Consolas" w:eastAsia="宋体"/>
+                <w:sz w:val="17"/>
+              </w:rPr>
+              <w:t>EXECUTE AS USER = N'李勇敏';</w:t>
+            </w:r>
+          </w:p>
+          <w:p>
+            <w:pPr>
+              <w:spacing w:after="0" w:line="210" w:lineRule="exact"/>
+            </w:pPr>
+            <w:r>
+              <w:rPr>
+                <w:rFonts w:ascii="Consolas" w:hAnsi="Consolas" w:eastAsia="宋体"/>
+                <w:sz w:val="17"/>
+              </w:rPr>
+              <w:t>GRANT SELECT ON dbo.Student TO [李勇];</w:t>
+            </w:r>
+          </w:p>
+          <w:p>
+            <w:pPr>
+              <w:spacing w:after="0" w:line="210" w:lineRule="exact"/>
+            </w:pPr>
+            <w:r>
+              <w:rPr>
+                <w:rFonts w:ascii="Consolas" w:hAnsi="Consolas" w:eastAsia="宋体"/>
+                <w:sz w:val="17"/>
+              </w:rPr>
+              <w:t>REVERT;</w:t>
+            </w:r>
+          </w:p>
+          <w:p>
+            <w:pPr>
+              <w:spacing w:after="0" w:line="210" w:lineRule="exact"/>
+            </w:pPr>
+          </w:p>
+          <w:p>
+            <w:pPr>
+              <w:spacing w:after="0" w:line="210" w:lineRule="exact"/>
+            </w:pPr>
+            <w:r>
+              <w:rPr>
+                <w:rFonts w:ascii="Consolas" w:hAnsi="Consolas" w:eastAsia="宋体"/>
+                <w:sz w:val="17"/>
+              </w:rPr>
+              <w:t>SELECT N'授权结果查询' AS Item;</w:t>
+            </w:r>
+          </w:p>
+          <w:p>
+            <w:pPr>
+              <w:spacing w:after="0" w:line="210" w:lineRule="exact"/>
+            </w:pPr>
+            <w:r>
+              <w:rPr>
+                <w:rFonts w:ascii="Consolas" w:hAnsi="Consolas" w:eastAsia="宋体"/>
+                <w:sz w:val="17"/>
+              </w:rPr>
+              <w:t>SELECT USER_NAME(dp.grantee_principal_id) AS Grantee,</w:t>
+            </w:r>
+          </w:p>
+          <w:p>
+            <w:pPr>
+              <w:spacing w:after="0" w:line="210" w:lineRule="exact"/>
+            </w:pPr>
+            <w:r>
+              <w:rPr>
+                <w:rFonts w:ascii="Consolas" w:hAnsi="Consolas" w:eastAsia="宋体"/>
+                <w:sz w:val="17"/>
+              </w:rPr>
+              <w:t xml:space="preserve">       dp.permission_name,</w:t>
+            </w:r>
+          </w:p>
+          <w:p>
+            <w:pPr>
+              <w:spacing w:after="0" w:line="210" w:lineRule="exact"/>
+            </w:pPr>
+            <w:r>
+              <w:rPr>
+                <w:rFonts w:ascii="Consolas" w:hAnsi="Consolas" w:eastAsia="宋体"/>
+                <w:sz w:val="17"/>
+              </w:rPr>
+              <w:t xml:space="preserve">       dp.state_desc,</w:t>
+            </w:r>
+          </w:p>
+          <w:p>
+            <w:pPr>
+              <w:spacing w:after="0" w:line="210" w:lineRule="exact"/>
+            </w:pPr>
+            <w:r>
+              <w:rPr>
+                <w:rFonts w:ascii="Consolas" w:hAnsi="Consolas" w:eastAsia="宋体"/>
+                <w:sz w:val="17"/>
+              </w:rPr>
+              <w:t xml:space="preserve">       OBJECT_NAME(dp.major_id) AS ObjectName,</w:t>
+            </w:r>
+          </w:p>
+          <w:p>
+            <w:pPr>
+              <w:spacing w:after="0" w:line="210" w:lineRule="exact"/>
+            </w:pPr>
+            <w:r>
+              <w:rPr>
+                <w:rFonts w:ascii="Consolas" w:hAnsi="Consolas" w:eastAsia="宋体"/>
+                <w:sz w:val="17"/>
+              </w:rPr>
+              <w:t xml:space="preserve">       COL_NAME(dp.major_id, dp.minor_id) AS ColumnName</w:t>
+            </w:r>
+          </w:p>
+          <w:p>
+            <w:pPr>
+              <w:spacing w:after="0" w:line="210" w:lineRule="exact"/>
+            </w:pPr>
+            <w:r>
+              <w:rPr>
+                <w:rFonts w:ascii="Consolas" w:hAnsi="Consolas" w:eastAsia="宋体"/>
+                <w:sz w:val="17"/>
+              </w:rPr>
+              <w:t>FROM sys.database_permissions AS dp</w:t>
+            </w:r>
+          </w:p>
+          <w:p>
+            <w:pPr>
+              <w:spacing w:after="0" w:line="210" w:lineRule="exact"/>
+            </w:pPr>
+            <w:r>
+              <w:rPr>
+                <w:rFonts w:ascii="Consolas" w:hAnsi="Consolas" w:eastAsia="宋体"/>
+                <w:sz w:val="17"/>
+              </w:rPr>
+              <w:t>WHERE USER_NAME(dp.grantee_principal_id) IN (N'张勇', N'李勇', N'李勇敏')</w:t>
+            </w:r>
+          </w:p>
+          <w:p>
+            <w:pPr>
+              <w:spacing w:after="0" w:line="210" w:lineRule="exact"/>
+            </w:pPr>
+            <w:r>
+              <w:rPr>
+                <w:rFonts w:ascii="Consolas" w:hAnsi="Consolas" w:eastAsia="宋体"/>
+                <w:sz w:val="17"/>
+              </w:rPr>
+              <w:t>ORDER BY Grantee, ObjectName, permission_name, ColumnName;</w:t>
+            </w:r>
+          </w:p>
+          <w:p>
+            <w:pPr>
+              <w:spacing w:after="0" w:line="210" w:lineRule="exact"/>
+            </w:pPr>
+          </w:p>
+          <w:p>
+            <w:pPr>
+              <w:spacing w:after="0" w:line="210" w:lineRule="exact"/>
+            </w:pPr>
+            <w:r>
+              <w:rPr>
+                <w:rFonts w:ascii="Consolas" w:hAnsi="Consolas" w:eastAsia="宋体"/>
+                <w:sz w:val="17"/>
+              </w:rPr>
+              <w:t>SELECT N'习题4第17题(5)：撤销张勇在Student、Course上的查询权限' AS Item;</w:t>
+            </w:r>
+          </w:p>
+          <w:p>
+            <w:pPr>
+              <w:spacing w:after="0" w:line="210" w:lineRule="exact"/>
+            </w:pPr>
+            <w:r>
+              <w:rPr>
+                <w:rFonts w:ascii="Consolas" w:hAnsi="Consolas" w:eastAsia="宋体"/>
+                <w:sz w:val="17"/>
+              </w:rPr>
+              <w:t>REVOKE SELECT ON dbo.Student FROM [张勇];</w:t>
+            </w:r>
+          </w:p>
+          <w:p>
+            <w:pPr>
+              <w:spacing w:after="0" w:line="210" w:lineRule="exact"/>
+            </w:pPr>
+            <w:r>
+              <w:rPr>
+                <w:rFonts w:ascii="Consolas" w:hAnsi="Consolas" w:eastAsia="宋体"/>
+                <w:sz w:val="17"/>
+              </w:rPr>
+              <w:t>REVOKE SELECT ON dbo.Course FROM [张勇];</w:t>
+            </w:r>
+          </w:p>
+          <w:p>
+            <w:pPr>
+              <w:spacing w:after="0" w:line="210" w:lineRule="exact"/>
+            </w:pPr>
+          </w:p>
+          <w:p>
+            <w:pPr>
+              <w:spacing w:after="0" w:line="210" w:lineRule="exact"/>
+            </w:pPr>
+            <w:r>
+              <w:rPr>
+                <w:rFonts w:ascii="Consolas" w:hAnsi="Consolas" w:eastAsia="宋体"/>
+                <w:sz w:val="17"/>
+              </w:rPr>
+              <w:t>SELECT N'习题4第17题(6)：撤销张勇Student插入、删除权限，并级联撤销其再授权结果' AS Item;</w:t>
+            </w:r>
+          </w:p>
+          <w:p>
+            <w:pPr>
+              <w:spacing w:after="0" w:line="210" w:lineRule="exact"/>
+            </w:pPr>
+            <w:r>
+              <w:rPr>
+                <w:rFonts w:ascii="Consolas" w:hAnsi="Consolas" w:eastAsia="宋体"/>
+                <w:sz w:val="17"/>
+              </w:rPr>
+              <w:t>REVOKE INSERT, DELETE ON dbo.Student FROM [张勇] CASCADE;</w:t>
+            </w:r>
+          </w:p>
+          <w:p>
+            <w:pPr>
+              <w:spacing w:after="0" w:line="210" w:lineRule="exact"/>
+            </w:pPr>
+          </w:p>
+          <w:p>
+            <w:pPr>
+              <w:spacing w:after="0" w:line="210" w:lineRule="exact"/>
+            </w:pPr>
+            <w:r>
+              <w:rPr>
+                <w:rFonts w:ascii="Consolas" w:hAnsi="Consolas" w:eastAsia="宋体"/>
+                <w:sz w:val="17"/>
+              </w:rPr>
+              <w:t>SELECT N'撤销后结果查询' AS Item;</w:t>
+            </w:r>
+          </w:p>
+          <w:p>
+            <w:pPr>
+              <w:spacing w:after="0" w:line="210" w:lineRule="exact"/>
+            </w:pPr>
+            <w:r>
+              <w:rPr>
+                <w:rFonts w:ascii="Consolas" w:hAnsi="Consolas" w:eastAsia="宋体"/>
+                <w:sz w:val="17"/>
+              </w:rPr>
+              <w:t>SELECT USER_NAME(dp.grantee_principal_id) AS Grantee,</w:t>
+            </w:r>
+          </w:p>
+          <w:p>
+            <w:pPr>
+              <w:spacing w:after="0" w:line="210" w:lineRule="exact"/>
+            </w:pPr>
+            <w:r>
+              <w:rPr>
+                <w:rFonts w:ascii="Consolas" w:hAnsi="Consolas" w:eastAsia="宋体"/>
+                <w:sz w:val="17"/>
+              </w:rPr>
+              <w:t xml:space="preserve">       dp.permission_name,</w:t>
+            </w:r>
+          </w:p>
+          <w:p>
+            <w:pPr>
+              <w:spacing w:after="0" w:line="210" w:lineRule="exact"/>
+            </w:pPr>
+            <w:r>
+              <w:rPr>
+                <w:rFonts w:ascii="Consolas" w:hAnsi="Consolas" w:eastAsia="宋体"/>
+                <w:sz w:val="17"/>
+              </w:rPr>
+              <w:t xml:space="preserve">       dp.state_desc,</w:t>
+            </w:r>
+          </w:p>
+          <w:p>
+            <w:pPr>
+              <w:spacing w:after="0" w:line="210" w:lineRule="exact"/>
+            </w:pPr>
+            <w:r>
+              <w:rPr>
+                <w:rFonts w:ascii="Consolas" w:hAnsi="Consolas" w:eastAsia="宋体"/>
+                <w:sz w:val="17"/>
+              </w:rPr>
+              <w:t xml:space="preserve">       OBJECT_NAME(dp.major_id) AS ObjectName,</w:t>
+            </w:r>
+          </w:p>
+          <w:p>
+            <w:pPr>
+              <w:spacing w:after="0" w:line="210" w:lineRule="exact"/>
+            </w:pPr>
+            <w:r>
+              <w:rPr>
+                <w:rFonts w:ascii="Consolas" w:hAnsi="Consolas" w:eastAsia="宋体"/>
+                <w:sz w:val="17"/>
+              </w:rPr>
+              <w:t xml:space="preserve">       COL_NAME(dp.major_id, dp.minor_id) AS ColumnName</w:t>
+            </w:r>
+          </w:p>
+          <w:p>
+            <w:pPr>
+              <w:spacing w:after="0" w:line="210" w:lineRule="exact"/>
+            </w:pPr>
+            <w:r>
+              <w:rPr>
+                <w:rFonts w:ascii="Consolas" w:hAnsi="Consolas" w:eastAsia="宋体"/>
+                <w:sz w:val="17"/>
+              </w:rPr>
+              <w:t>FROM sys.database_permissions AS dp</w:t>
+            </w:r>
+          </w:p>
+          <w:p>
+            <w:pPr>
+              <w:spacing w:after="0" w:line="210" w:lineRule="exact"/>
+            </w:pPr>
+            <w:r>
+              <w:rPr>
+                <w:rFonts w:ascii="Consolas" w:hAnsi="Consolas" w:eastAsia="宋体"/>
+                <w:sz w:val="17"/>
+              </w:rPr>
+              <w:t>WHERE USER_NAME(dp.grantee_principal_id) IN (N'张勇', N'李勇', N'李勇敏')</w:t>
+            </w:r>
+          </w:p>
+          <w:p>
+            <w:pPr>
+              <w:spacing w:after="0" w:line="210" w:lineRule="exact"/>
+            </w:pPr>
+            <w:r>
+              <w:rPr>
+                <w:rFonts w:ascii="Consolas" w:hAnsi="Consolas" w:eastAsia="宋体"/>
+                <w:sz w:val="17"/>
+              </w:rPr>
+              <w:t>ORDER BY Grantee, ObjectName, permission_name, ColumnName;</w:t>
+            </w:r>
+          </w:p>
+          <w:p>
+            <w:pPr>
+              <w:spacing w:after="0" w:line="210" w:lineRule="exact"/>
+            </w:pPr>
+          </w:p>
+          <w:p>
+            <w:pPr>
+              <w:spacing w:after="0" w:line="210" w:lineRule="exact"/>
+            </w:pPr>
+            <w:r>
+              <w:rPr>
+                <w:rFonts w:ascii="Consolas" w:hAnsi="Consolas" w:eastAsia="宋体"/>
+                <w:sz w:val="17"/>
+              </w:rPr>
+              <w:t>SELECT N'习题4第17题(7)：张勇、李勇获得建表和建存储过程权限' AS Item;</w:t>
+            </w:r>
+          </w:p>
+          <w:p>
+            <w:pPr>
+              <w:spacing w:after="0" w:line="210" w:lineRule="exact"/>
+            </w:pPr>
+            <w:r>
+              <w:rPr>
+                <w:rFonts w:ascii="Consolas" w:hAnsi="Consolas" w:eastAsia="宋体"/>
+                <w:sz w:val="17"/>
+              </w:rPr>
+              <w:t>GRANT CREATE TABLE, CREATE PROCEDURE TO [张勇], [李勇];</w:t>
+            </w:r>
+          </w:p>
+          <w:p>
+            <w:pPr>
+              <w:spacing w:after="0" w:line="210" w:lineRule="exact"/>
+            </w:pPr>
+          </w:p>
+          <w:p>
+            <w:pPr>
+              <w:spacing w:after="0" w:line="210" w:lineRule="exact"/>
+            </w:pPr>
+            <w:r>
+              <w:rPr>
+                <w:rFonts w:ascii="Consolas" w:hAnsi="Consolas" w:eastAsia="宋体"/>
+                <w:sz w:val="17"/>
+              </w:rPr>
+              <w:t>GO</w:t>
+            </w:r>
+          </w:p>
+          <w:p>
+            <w:pPr>
+              <w:spacing w:after="0" w:line="210" w:lineRule="exact"/>
+            </w:pPr>
+          </w:p>
+          <w:p>
+            <w:pPr>
+              <w:spacing w:after="0" w:line="210" w:lineRule="exact"/>
+            </w:pPr>
+            <w:r>
+              <w:rPr>
+                <w:rFonts w:ascii="Consolas" w:hAnsi="Consolas" w:eastAsia="宋体"/>
+                <w:sz w:val="17"/>
+              </w:rPr>
+              <w:t>CREATE OR ALTER VIEW dbo.vw_CS_CourseStats</w:t>
+            </w:r>
+          </w:p>
+          <w:p>
+            <w:pPr>
+              <w:spacing w:after="0" w:line="210" w:lineRule="exact"/>
+            </w:pPr>
+            <w:r>
+              <w:rPr>
+                <w:rFonts w:ascii="Consolas" w:hAnsi="Consolas" w:eastAsia="宋体"/>
+                <w:sz w:val="17"/>
+              </w:rPr>
+              <w:t>AS</w:t>
+            </w:r>
+          </w:p>
+          <w:p>
+            <w:pPr>
+              <w:spacing w:after="0" w:line="210" w:lineRule="exact"/>
+            </w:pPr>
+            <w:r>
+              <w:rPr>
+                <w:rFonts w:ascii="Consolas" w:hAnsi="Consolas" w:eastAsia="宋体"/>
+                <w:sz w:val="17"/>
+              </w:rPr>
+              <w:t>SELECT c.Cno, c.Cname,</w:t>
+            </w:r>
+          </w:p>
+          <w:p>
+            <w:pPr>
+              <w:spacing w:after="0" w:line="210" w:lineRule="exact"/>
+            </w:pPr>
+            <w:r>
+              <w:rPr>
+                <w:rFonts w:ascii="Consolas" w:hAnsi="Consolas" w:eastAsia="宋体"/>
+                <w:sz w:val="17"/>
+              </w:rPr>
+              <w:t xml:space="preserve">       COUNT(g.Sno) AS SelectCount,</w:t>
+            </w:r>
+          </w:p>
+          <w:p>
+            <w:pPr>
+              <w:spacing w:after="0" w:line="210" w:lineRule="exact"/>
+            </w:pPr>
+            <w:r>
+              <w:rPr>
+                <w:rFonts w:ascii="Consolas" w:hAnsi="Consolas" w:eastAsia="宋体"/>
+                <w:sz w:val="17"/>
+              </w:rPr>
+              <w:t xml:space="preserve">       CAST(AVG(g.Gmark) AS DECIMAL(6,2)) AS AvgMark,</w:t>
+            </w:r>
+          </w:p>
+          <w:p>
+            <w:pPr>
+              <w:spacing w:after="0" w:line="210" w:lineRule="exact"/>
+            </w:pPr>
+            <w:r>
+              <w:rPr>
+                <w:rFonts w:ascii="Consolas" w:hAnsi="Consolas" w:eastAsia="宋体"/>
+                <w:sz w:val="17"/>
+              </w:rPr>
+              <w:t xml:space="preserve">       MAX(g.Gmark) AS MaxMark,</w:t>
+            </w:r>
+          </w:p>
+          <w:p>
+            <w:pPr>
+              <w:spacing w:after="0" w:line="210" w:lineRule="exact"/>
+            </w:pPr>
+            <w:r>
+              <w:rPr>
+                <w:rFonts w:ascii="Consolas" w:hAnsi="Consolas" w:eastAsia="宋体"/>
+                <w:sz w:val="17"/>
+              </w:rPr>
+              <w:t xml:space="preserve">       MIN(g.Gmark) AS MinMark</w:t>
+            </w:r>
+          </w:p>
+          <w:p>
+            <w:pPr>
+              <w:spacing w:after="0" w:line="210" w:lineRule="exact"/>
+            </w:pPr>
+            <w:r>
+              <w:rPr>
+                <w:rFonts w:ascii="Consolas" w:hAnsi="Consolas" w:eastAsia="宋体"/>
+                <w:sz w:val="17"/>
+              </w:rPr>
+              <w:t>FROM dbo.Class AS cl</w:t>
+            </w:r>
+          </w:p>
+          <w:p>
+            <w:pPr>
+              <w:spacing w:after="0" w:line="210" w:lineRule="exact"/>
+            </w:pPr>
+            <w:r>
+              <w:rPr>
+                <w:rFonts w:ascii="Consolas" w:hAnsi="Consolas" w:eastAsia="宋体"/>
+                <w:sz w:val="17"/>
+              </w:rPr>
+              <w:t>JOIN dbo.Student AS s ON cl.Clno = s.Clno</w:t>
+            </w:r>
+          </w:p>
+          <w:p>
+            <w:pPr>
+              <w:spacing w:after="0" w:line="210" w:lineRule="exact"/>
+            </w:pPr>
+            <w:r>
+              <w:rPr>
+                <w:rFonts w:ascii="Consolas" w:hAnsi="Consolas" w:eastAsia="宋体"/>
+                <w:sz w:val="17"/>
+              </w:rPr>
+              <w:t>JOIN dbo.Grade AS g ON s.Sno = g.Sno</w:t>
+            </w:r>
+          </w:p>
+          <w:p>
+            <w:pPr>
+              <w:spacing w:after="0" w:line="210" w:lineRule="exact"/>
+            </w:pPr>
+            <w:r>
+              <w:rPr>
+                <w:rFonts w:ascii="Consolas" w:hAnsi="Consolas" w:eastAsia="宋体"/>
+                <w:sz w:val="17"/>
+              </w:rPr>
+              <w:t>JOIN dbo.Course AS c ON g.Cno = c.Cno</w:t>
+            </w:r>
+          </w:p>
+          <w:p>
+            <w:pPr>
+              <w:spacing w:after="0" w:line="210" w:lineRule="exact"/>
+            </w:pPr>
+            <w:r>
+              <w:rPr>
+                <w:rFonts w:ascii="Consolas" w:hAnsi="Consolas" w:eastAsia="宋体"/>
+                <w:sz w:val="17"/>
+              </w:rPr>
+              <w:t>WHERE cl.Speciality = N'计算机科学与技术'</w:t>
+            </w:r>
+          </w:p>
+          <w:p>
+            <w:pPr>
+              <w:spacing w:after="0" w:line="210" w:lineRule="exact"/>
+            </w:pPr>
+            <w:r>
+              <w:rPr>
+                <w:rFonts w:ascii="Consolas" w:hAnsi="Consolas" w:eastAsia="宋体"/>
+                <w:sz w:val="17"/>
+              </w:rPr>
+              <w:t>GROUP BY c.Cno, c.Cname;</w:t>
+            </w:r>
+          </w:p>
+          <w:p>
+            <w:pPr>
+              <w:spacing w:after="0" w:line="210" w:lineRule="exact"/>
+            </w:pPr>
+            <w:r>
+              <w:rPr>
+                <w:rFonts w:ascii="Consolas" w:hAnsi="Consolas" w:eastAsia="宋体"/>
+                <w:sz w:val="17"/>
+              </w:rPr>
+              <w:t>GO</w:t>
+            </w:r>
+          </w:p>
+          <w:p>
+            <w:pPr>
+              <w:spacing w:after="0" w:line="210" w:lineRule="exact"/>
+            </w:pPr>
+          </w:p>
+          <w:p>
+            <w:pPr>
+              <w:spacing w:after="0" w:line="210" w:lineRule="exact"/>
+            </w:pPr>
+            <w:r>
+              <w:rPr>
+                <w:rFonts w:ascii="Consolas" w:hAnsi="Consolas" w:eastAsia="宋体"/>
+                <w:sz w:val="17"/>
+              </w:rPr>
+              <w:t>CREATE ROLE [计算机专业负责人];</w:t>
+            </w:r>
+          </w:p>
+          <w:p>
+            <w:pPr>
+              <w:spacing w:after="0" w:line="210" w:lineRule="exact"/>
+            </w:pPr>
+            <w:r>
+              <w:rPr>
+                <w:rFonts w:ascii="Consolas" w:hAnsi="Consolas" w:eastAsia="宋体"/>
+                <w:sz w:val="17"/>
+              </w:rPr>
+              <w:t>ALTER ROLE [计算机专业负责人] ADD MEMBER [张老师];</w:t>
+            </w:r>
+          </w:p>
+          <w:p>
+            <w:pPr>
+              <w:spacing w:after="0" w:line="210" w:lineRule="exact"/>
+            </w:pPr>
+            <w:r>
+              <w:rPr>
+                <w:rFonts w:ascii="Consolas" w:hAnsi="Consolas" w:eastAsia="宋体"/>
+                <w:sz w:val="17"/>
+              </w:rPr>
+              <w:t>ALTER ROLE [计算机专业负责人] ADD MEMBER [李老师];</w:t>
+            </w:r>
+          </w:p>
+          <w:p>
+            <w:pPr>
+              <w:spacing w:after="0" w:line="210" w:lineRule="exact"/>
+            </w:pPr>
+            <w:r>
+              <w:rPr>
+                <w:rFonts w:ascii="Consolas" w:hAnsi="Consolas" w:eastAsia="宋体"/>
+                <w:sz w:val="17"/>
+              </w:rPr>
+              <w:t>GRANT SELECT ON dbo.vw_CS_CourseStats TO [计算机专业负责人];</w:t>
+            </w:r>
+          </w:p>
+          <w:p>
+            <w:pPr>
+              <w:spacing w:after="0" w:line="210" w:lineRule="exact"/>
+            </w:pPr>
+            <w:r>
+              <w:rPr>
+                <w:rFonts w:ascii="Consolas" w:hAnsi="Consolas" w:eastAsia="宋体"/>
+                <w:sz w:val="17"/>
+              </w:rPr>
+              <w:t>GO</w:t>
+            </w:r>
+          </w:p>
+          <w:p>
+            <w:pPr>
+              <w:spacing w:after="0" w:line="210" w:lineRule="exact"/>
+            </w:pPr>
+          </w:p>
+          <w:p>
+            <w:pPr>
+              <w:spacing w:after="0" w:line="210" w:lineRule="exact"/>
+            </w:pPr>
+            <w:r>
+              <w:rPr>
+                <w:rFonts w:ascii="Consolas" w:hAnsi="Consolas" w:eastAsia="宋体"/>
+                <w:sz w:val="17"/>
+              </w:rPr>
+              <w:t>SELECT N'习题4第18题：角色只能查看计算机科学与技术专业课程成绩统计视图' AS Item;</w:t>
+            </w:r>
+          </w:p>
+          <w:p>
+            <w:pPr>
+              <w:spacing w:after="0" w:line="210" w:lineRule="exact"/>
+            </w:pPr>
+            <w:r>
+              <w:rPr>
+                <w:rFonts w:ascii="Consolas" w:hAnsi="Consolas" w:eastAsia="宋体"/>
+                <w:sz w:val="17"/>
+              </w:rPr>
+              <w:t>EXECUTE AS USER = N'张老师';</w:t>
+            </w:r>
+          </w:p>
+          <w:p>
+            <w:pPr>
+              <w:spacing w:after="0" w:line="210" w:lineRule="exact"/>
+            </w:pPr>
+            <w:r>
+              <w:rPr>
+                <w:rFonts w:ascii="Consolas" w:hAnsi="Consolas" w:eastAsia="宋体"/>
+                <w:sz w:val="17"/>
+              </w:rPr>
+              <w:t>SELECT * FROM dbo.vw_CS_CourseStats ORDER BY Cno;</w:t>
+            </w:r>
+          </w:p>
+          <w:p>
+            <w:pPr>
+              <w:spacing w:after="0" w:line="210" w:lineRule="exact"/>
+            </w:pPr>
+            <w:r>
+              <w:rPr>
+                <w:rFonts w:ascii="Consolas" w:hAnsi="Consolas" w:eastAsia="宋体"/>
+                <w:sz w:val="17"/>
+              </w:rPr>
+              <w:t>BEGIN TRY</w:t>
+            </w:r>
+          </w:p>
+          <w:p>
+            <w:pPr>
+              <w:spacing w:after="0" w:line="210" w:lineRule="exact"/>
+            </w:pPr>
+            <w:r>
+              <w:rPr>
+                <w:rFonts w:ascii="Consolas" w:hAnsi="Consolas" w:eastAsia="宋体"/>
+                <w:sz w:val="17"/>
+              </w:rPr>
+              <w:t xml:space="preserve">    EXEC(N'SELECT TOP (1) Sno, Sname FROM dbo.Student;');</w:t>
+            </w:r>
+          </w:p>
+          <w:p>
+            <w:pPr>
+              <w:spacing w:after="0" w:line="210" w:lineRule="exact"/>
+            </w:pPr>
+            <w:r>
+              <w:rPr>
+                <w:rFonts w:ascii="Consolas" w:hAnsi="Consolas" w:eastAsia="宋体"/>
+                <w:sz w:val="17"/>
+              </w:rPr>
+              <w:t>END TRY</w:t>
+            </w:r>
+          </w:p>
+          <w:p>
+            <w:pPr>
+              <w:spacing w:after="0" w:line="210" w:lineRule="exact"/>
+            </w:pPr>
+            <w:r>
+              <w:rPr>
+                <w:rFonts w:ascii="Consolas" w:hAnsi="Consolas" w:eastAsia="宋体"/>
+                <w:sz w:val="17"/>
+              </w:rPr>
+              <w:t>BEGIN CATCH</w:t>
+            </w:r>
+          </w:p>
+          <w:p>
+            <w:pPr>
+              <w:spacing w:after="0" w:line="210" w:lineRule="exact"/>
+            </w:pPr>
+            <w:r>
+              <w:rPr>
+                <w:rFonts w:ascii="Consolas" w:hAnsi="Consolas" w:eastAsia="宋体"/>
+                <w:sz w:val="17"/>
+              </w:rPr>
+              <w:t xml:space="preserve">    SELECT ERROR_NUMBER() AS ErrorNumber, ERROR_MESSAGE() AS ErrorMessage;</w:t>
+            </w:r>
+          </w:p>
+          <w:p>
+            <w:pPr>
+              <w:spacing w:after="0" w:line="210" w:lineRule="exact"/>
+            </w:pPr>
+            <w:r>
+              <w:rPr>
+                <w:rFonts w:ascii="Consolas" w:hAnsi="Consolas" w:eastAsia="宋体"/>
+                <w:sz w:val="17"/>
+              </w:rPr>
+              <w:t>END CATCH;</w:t>
+            </w:r>
+          </w:p>
+          <w:p>
+            <w:pPr>
+              <w:spacing w:after="0" w:line="210" w:lineRule="exact"/>
+            </w:pPr>
+            <w:r>
+              <w:rPr>
+                <w:rFonts w:ascii="Consolas" w:hAnsi="Consolas" w:eastAsia="宋体"/>
+                <w:sz w:val="17"/>
+              </w:rPr>
+              <w:t>REVERT;</w:t>
+            </w:r>
+          </w:p>
+          <w:p>
+            <w:pPr>
+              <w:spacing w:after="0" w:line="210" w:lineRule="exact"/>
+            </w:pPr>
+          </w:p>
+          <w:p>
+            <w:pPr>
+              <w:spacing w:after="0" w:line="210" w:lineRule="exact"/>
+            </w:pPr>
+            <w:r>
+              <w:rPr>
+                <w:rFonts w:ascii="Consolas" w:hAnsi="Consolas" w:eastAsia="宋体"/>
+                <w:sz w:val="17"/>
+              </w:rPr>
+              <w:t>SELECT N'角色成员与授权结果' AS Item;</w:t>
+            </w:r>
+          </w:p>
+          <w:p>
+            <w:pPr>
+              <w:spacing w:after="0" w:line="210" w:lineRule="exact"/>
+            </w:pPr>
+            <w:r>
+              <w:rPr>
+                <w:rFonts w:ascii="Consolas" w:hAnsi="Consolas" w:eastAsia="宋体"/>
+                <w:sz w:val="17"/>
+              </w:rPr>
+              <w:t>SELECT rp.name AS RoleName, mp.name AS MemberName</w:t>
+            </w:r>
+          </w:p>
+          <w:p>
+            <w:pPr>
+              <w:spacing w:after="0" w:line="210" w:lineRule="exact"/>
+            </w:pPr>
+            <w:r>
+              <w:rPr>
+                <w:rFonts w:ascii="Consolas" w:hAnsi="Consolas" w:eastAsia="宋体"/>
+                <w:sz w:val="17"/>
+              </w:rPr>
+              <w:t>FROM sys.database_role_members AS drm</w:t>
+            </w:r>
+          </w:p>
+          <w:p>
+            <w:pPr>
+              <w:spacing w:after="0" w:line="210" w:lineRule="exact"/>
+            </w:pPr>
+            <w:r>
+              <w:rPr>
+                <w:rFonts w:ascii="Consolas" w:hAnsi="Consolas" w:eastAsia="宋体"/>
+                <w:sz w:val="17"/>
+              </w:rPr>
+              <w:t>JOIN sys.database_principals AS rp ON drm.role_principal_id = rp.principal_id</w:t>
+            </w:r>
+          </w:p>
+          <w:p>
+            <w:pPr>
+              <w:spacing w:after="0" w:line="210" w:lineRule="exact"/>
+            </w:pPr>
+            <w:r>
+              <w:rPr>
+                <w:rFonts w:ascii="Consolas" w:hAnsi="Consolas" w:eastAsia="宋体"/>
+                <w:sz w:val="17"/>
+              </w:rPr>
+              <w:t>JOIN sys.database_principals AS mp ON drm.member_principal_id = mp.principal_id</w:t>
+            </w:r>
+          </w:p>
+          <w:p>
+            <w:pPr>
+              <w:spacing w:after="0" w:line="210" w:lineRule="exact"/>
+            </w:pPr>
+            <w:r>
+              <w:rPr>
+                <w:rFonts w:ascii="Consolas" w:hAnsi="Consolas" w:eastAsia="宋体"/>
+                <w:sz w:val="17"/>
+              </w:rPr>
+              <w:t>WHERE rp.name = N'计算机专业负责人'</w:t>
+            </w:r>
+          </w:p>
+          <w:p>
+            <w:pPr>
+              <w:spacing w:after="0" w:line="210" w:lineRule="exact"/>
+            </w:pPr>
+            <w:r>
+              <w:rPr>
+                <w:rFonts w:ascii="Consolas" w:hAnsi="Consolas" w:eastAsia="宋体"/>
+                <w:sz w:val="17"/>
+              </w:rPr>
+              <w:t>ORDER BY MemberName;</w:t>
+            </w:r>
+          </w:p>
+          <w:p>
+            <w:pPr>
+              <w:spacing w:after="0" w:line="210" w:lineRule="exact"/>
+            </w:pPr>
+            <w:r>
+              <w:rPr>
+                <w:rFonts w:ascii="Consolas" w:hAnsi="Consolas" w:eastAsia="宋体"/>
+                <w:sz w:val="17"/>
+              </w:rPr>
+              <w:t>GO</w:t>
+            </w:r>
+          </w:p>
+        </w:tc>
+      </w:tr>
+    </w:tbl>
+    <w:p>
+      <w:r>
+        <w:br w:type="page"/>
+      </w:r>
+    </w:p>
+    <w:p>
+      <w:pPr>
+        <w:spacing w:after="60" w:line="400" w:lineRule="exact"/>
+      </w:pPr>
+      <w:r>
+        <w:rPr>
+          <w:rFonts w:ascii="宋体" w:hAnsi="宋体" w:eastAsia="宋体"/>
+          <w:b/>
+          <w:sz w:val="28"/>
+        </w:rPr>
+        <w:t>实验九 SQL Server 实际执行结果截图：</w:t>
+      </w:r>
+    </w:p>
+    <w:p>
+      <w:pPr>
+        <w:spacing w:after="120" w:line="240" w:lineRule="auto"/>
+        <w:jc w:val="center"/>
+      </w:pPr>
+      <w:r>
+        <w:drawing>
+          <wp:inline distT="0" distB="0" distL="114300" distR="114300">
+            <wp:extent cx="5760720" cy="5372100"/>
+            <wp:effectExtent l="0" t="0" r="0" b="7620"/>
+            <wp:docPr id="4" name="Picture 4"/>
+            <wp:cNvGraphicFramePr>
+              <a:graphicFrameLocks xmlns:a="http://schemas.openxmlformats.org/drawingml/2006/main" noChangeAspect="1"/>
+            </wp:cNvGraphicFramePr>
+            <a:graphic xmlns:a="http://schemas.openxmlformats.org/drawingml/2006/main">
+              <a:graphicData uri="http://schemas.openxmlformats.org/drawingml/2006/picture">
+                <pic:pic xmlns:pic="http://schemas.openxmlformats.org/drawingml/2006/picture">
+                  <pic:nvPicPr>
+                    <pic:cNvPr id="4" name="Picture 4"/>
+                    <pic:cNvPicPr>
+                      <a:picLocks noChangeAspect="1"/>
+                    </pic:cNvPicPr>
+                  </pic:nvPicPr>
+                  <pic:blipFill>
+                    <a:blip r:embed="rId9"/>
+                    <a:stretch>
+                      <a:fillRect/>
+                    </a:stretch>
+                  </pic:blipFill>
+                  <pic:spPr>
+                    <a:xfrm>
+                      <a:off x="0" y="0"/>
+                      <a:ext cx="5760720" cy="5372629"/>
+                    </a:xfrm>
+                    <a:prstGeom prst="rect">
+                      <a:avLst/>
+                    </a:prstGeom>
+                  </pic:spPr>
+                </pic:pic>
+              </a:graphicData>
+            </a:graphic>
+          </wp:inline>
+        </w:drawing>
+      </w:r>
+    </w:p>
+    <w:p>
+      <w:r>
+        <w:br w:type="page"/>
+      </w:r>
+    </w:p>
+    <w:p>
+      <w:pPr>
+        <w:spacing w:after="60" w:line="400" w:lineRule="exact"/>
+      </w:pPr>
+      <w:r>
+        <w:rPr>
+          <w:rFonts w:ascii="宋体" w:hAnsi="宋体" w:eastAsia="宋体"/>
+          <w:b/>
+          <w:sz w:val="28"/>
+        </w:rPr>
+        <w:t>实验九 SQL Server 实际执行结果截图：</w:t>
+      </w:r>
+    </w:p>
+    <w:p>
+      <w:pPr>
+        <w:spacing w:after="120" w:line="240" w:lineRule="auto"/>
+        <w:jc w:val="center"/>
+      </w:pPr>
+      <w:r>
+        <w:drawing>
+          <wp:inline distT="0" distB="0" distL="114300" distR="114300">
+            <wp:extent cx="5760720" cy="5372100"/>
+            <wp:effectExtent l="0" t="0" r="0" b="7620"/>
+            <wp:docPr id="5" name="Picture 5"/>
+            <wp:cNvGraphicFramePr>
+              <a:graphicFrameLocks xmlns:a="http://schemas.openxmlformats.org/drawingml/2006/main" noChangeAspect="1"/>
+            </wp:cNvGraphicFramePr>
+            <a:graphic xmlns:a="http://schemas.openxmlformats.org/drawingml/2006/main">
+              <a:graphicData uri="http://schemas.openxmlformats.org/drawingml/2006/picture">
+                <pic:pic xmlns:pic="http://schemas.openxmlformats.org/drawingml/2006/picture">
+                  <pic:nvPicPr>
+                    <pic:cNvPr id="5" name="Picture 5"/>
+                    <pic:cNvPicPr>
+                      <a:picLocks noChangeAspect="1"/>
+                    </pic:cNvPicPr>
+                  </pic:nvPicPr>
+                  <pic:blipFill>
+                    <a:blip r:embed="rId10"/>
+                    <a:stretch>
+                      <a:fillRect/>
+                    </a:stretch>
+                  </pic:blipFill>
+                  <pic:spPr>
+                    <a:xfrm>
+                      <a:off x="0" y="0"/>
+                      <a:ext cx="5760720" cy="5372629"/>
+                    </a:xfrm>
+                    <a:prstGeom prst="rect">
+                      <a:avLst/>
+                    </a:prstGeom>
+                  </pic:spPr>
+                </pic:pic>
+              </a:graphicData>
+            </a:graphic>
+          </wp:inline>
+        </w:drawing>
+      </w:r>
+    </w:p>
+    <w:p>
+      <w:r>
+        <w:br w:type="page"/>
+      </w:r>
+    </w:p>
+    <w:p>
+      <w:pPr>
+        <w:spacing w:after="60" w:line="400" w:lineRule="exact"/>
+      </w:pPr>
+      <w:r>
+        <w:rPr>
+          <w:rFonts w:ascii="宋体" w:hAnsi="宋体" w:eastAsia="宋体"/>
+          <w:b/>
+          <w:sz w:val="28"/>
+        </w:rPr>
+        <w:t>实验九 SQL Server 实际执行结果截图：</w:t>
+      </w:r>
+    </w:p>
+    <w:p>
+      <w:pPr>
+        <w:spacing w:after="120" w:line="240" w:lineRule="auto"/>
+        <w:jc w:val="center"/>
+      </w:pPr>
+      <w:r>
+        <w:drawing>
+          <wp:inline distT="0" distB="0" distL="114300" distR="114300">
+            <wp:extent cx="5760720" cy="2176780"/>
+            <wp:effectExtent l="0" t="0" r="0" b="2540"/>
+            <wp:docPr id="6" name="Picture 6"/>
+            <wp:cNvGraphicFramePr>
+              <a:graphicFrameLocks xmlns:a="http://schemas.openxmlformats.org/drawingml/2006/main" noChangeAspect="1"/>
+            </wp:cNvGraphicFramePr>
+            <a:graphic xmlns:a="http://schemas.openxmlformats.org/drawingml/2006/main">
+              <a:graphicData uri="http://schemas.openxmlformats.org/drawingml/2006/picture">
+                <pic:pic xmlns:pic="http://schemas.openxmlformats.org/drawingml/2006/picture">
+                  <pic:nvPicPr>
+                    <pic:cNvPr id="6" name="Picture 6"/>
+                    <pic:cNvPicPr>
+                      <a:picLocks noChangeAspect="1"/>
+                    </pic:cNvPicPr>
+                  </pic:nvPicPr>
+                  <pic:blipFill>
+                    <a:blip r:embed="rId11"/>
+                    <a:stretch>
+                      <a:fillRect/>
+                    </a:stretch>
+                  </pic:blipFill>
+                  <pic:spPr>
+                    <a:xfrm>
+                      <a:off x="0" y="0"/>
+                      <a:ext cx="5760720" cy="2176946"/>
+                    </a:xfrm>
+                    <a:prstGeom prst="rect">
+                      <a:avLst/>
+                    </a:prstGeom>
+                  </pic:spPr>
+                </pic:pic>
+              </a:graphicData>
+            </a:graphic>
+          </wp:inline>
+        </w:drawing>
+      </w:r>
+    </w:p>
+    <w:p>
+      <w:pPr>
+        <w:pStyle w:val="4"/>
+        <w:spacing w:before="80" w:after="120" w:line="400" w:lineRule="exact"/>
+      </w:pPr>
+      <w:r>
+        <w:rPr>
+          <w:rFonts w:ascii="宋体" w:hAnsi="宋体" w:eastAsia="宋体"/>
+          <w:b/>
+          <w:color w:val="000000"/>
+          <w:sz w:val="28"/>
+        </w:rPr>
+        <w:t>四、实验中遇到的问题和总结</w:t>
+      </w:r>
+    </w:p>
+    <w:p>
+      <w:pPr>
+        <w:spacing w:after="60" w:line="400" w:lineRule="exact"/>
+      </w:pPr>
+      <w:r>
+        <w:rPr>
+          <w:rFonts w:ascii="宋体" w:hAnsi="宋体" w:eastAsia="宋体"/>
+          <w:b w:val="0"/>
+          <w:sz w:val="28"/>
+        </w:rPr>
+        <w:t>1. GRANT 用于授予权限，WITH GRANT OPTION 表示被授权用户还能继续把该权限授予他人；REVOKE 可撤销权限，必要时使用 CASCADE 级联撤销再授权结果。</w:t>
+      </w:r>
+    </w:p>
+    <w:p>
+      <w:pPr>
+        <w:spacing w:after="60" w:line="400" w:lineRule="exact"/>
+      </w:pPr>
+      <w:r>
+        <w:rPr>
+          <w:rFonts w:ascii="宋体" w:hAnsi="宋体" w:eastAsia="宋体"/>
+          <w:b w:val="0"/>
+          <w:sz w:val="28"/>
+        </w:rPr>
+        <w:t>2. 用户是具体的数据库访问主体，角色是权限集合。把权限授予角色，再把用户加入角色，可以减少重复授权，便于统一维护。</w:t>
+      </w:r>
+    </w:p>
+    <w:p>
+      <w:pPr>
+        <w:spacing w:after="60" w:line="400" w:lineRule="exact"/>
+      </w:pPr>
+      <w:r>
+        <w:rPr>
+          <w:rFonts w:ascii="宋体" w:hAnsi="宋体" w:eastAsia="宋体"/>
+          <w:b w:val="0"/>
+          <w:sz w:val="28"/>
+        </w:rPr>
+        <w:t>3. 为限制专业负责人只能查看本专业课程成绩统计，本实验创建了过滤后的视图，并把 SELECT 权限授予角色，避免直接开放基础表。</w:t>
+      </w:r>
+    </w:p>
+    <w:p>
+      <w:pPr>
+        <w:spacing w:after="60" w:line="400" w:lineRule="exact"/>
+      </w:pPr>
+      <w:r>
+        <w:rPr>
+          <w:rFonts w:ascii="宋体" w:hAnsi="宋体" w:eastAsia="宋体"/>
+          <w:b w:val="0"/>
+          <w:sz w:val="28"/>
+        </w:rPr>
+        <w:t>总结：数据库安全控制的核心是最小权限原则，应优先通过视图、角色和对象级授权控制用户可访问的数据范围。</w:t>
+      </w:r>
+    </w:p>
+    <w:p>
+      <w:r>
+        <w:br w:type="page"/>
+      </w:r>
+    </w:p>
+    <w:p>
+      <w:pPr>
+        <w:pStyle w:val="3"/>
+        <w:spacing w:before="200" w:after="120" w:line="400" w:lineRule="exact"/>
+        <w:jc w:val="center"/>
+      </w:pPr>
+      <w:r>
+        <w:rPr>
+          <w:rFonts w:ascii="宋体" w:hAnsi="宋体" w:eastAsia="宋体"/>
+          <w:b/>
+          <w:color w:val="000000"/>
+          <w:sz w:val="36"/>
+        </w:rPr>
+        <w:t>上机实验十</w:t>
+      </w:r>
+    </w:p>
+    <w:p>
+      <w:pPr>
+        <w:pStyle w:val="4"/>
+        <w:spacing w:before="80" w:after="120" w:line="400" w:lineRule="exact"/>
+      </w:pPr>
+      <w:r>
+        <w:rPr>
+          <w:rFonts w:ascii="宋体" w:hAnsi="宋体" w:eastAsia="宋体"/>
+          <w:b/>
+          <w:color w:val="000000"/>
+          <w:sz w:val="28"/>
+        </w:rPr>
+        <w:t>实验目的</w:t>
+      </w:r>
+    </w:p>
+    <w:p>
+      <w:pPr>
+        <w:spacing w:after="60" w:line="400" w:lineRule="exact"/>
+      </w:pPr>
+      <w:r>
+        <w:rPr>
+          <w:rFonts w:ascii="宋体" w:hAnsi="宋体" w:eastAsia="宋体"/>
+          <w:b w:val="0"/>
+          <w:sz w:val="28"/>
+        </w:rPr>
+        <w:t>掌握存储过程和用户自定义函数的概念、作用，掌握存储过程的定义和执行方法，以及用户自定义函数的定义和调用方法。</w:t>
+      </w:r>
+    </w:p>
+    <w:p>
+      <w:pPr>
+        <w:pStyle w:val="4"/>
+        <w:spacing w:before="80" w:after="120" w:line="400" w:lineRule="exact"/>
+      </w:pPr>
+      <w:r>
+        <w:rPr>
+          <w:rFonts w:ascii="宋体" w:hAnsi="宋体" w:eastAsia="宋体"/>
+          <w:b/>
+          <w:color w:val="000000"/>
+          <w:sz w:val="28"/>
+        </w:rPr>
+        <w:t>实验环境</w:t>
+      </w:r>
+    </w:p>
+    <w:p>
+      <w:pPr>
+        <w:spacing w:after="60" w:line="400" w:lineRule="exact"/>
+      </w:pPr>
+      <w:r>
+        <w:rPr>
+          <w:rFonts w:ascii="宋体" w:hAnsi="宋体" w:eastAsia="宋体"/>
+          <w:b w:val="0"/>
+          <w:sz w:val="28"/>
+        </w:rPr>
+        <w:t>MS SQL Server：Docker 容器 sql2022-lab，镜像 mcr.microsoft.com/mssql/server:2022-latest，端口 localhost:14333。</w:t>
+      </w:r>
+    </w:p>
+    <w:p>
+      <w:pPr>
+        <w:spacing w:after="60" w:line="400" w:lineRule="exact"/>
+      </w:pPr>
+      <w:r>
+        <w:rPr>
+          <w:rFonts w:ascii="宋体" w:hAnsi="宋体" w:eastAsia="宋体"/>
+          <w:b w:val="0"/>
+          <w:sz w:val="28"/>
+        </w:rPr>
+        <w:t>本次实验未使用 openGauss。</w:t>
+      </w:r>
+    </w:p>
+    <w:p>
+      <w:pPr>
+        <w:pStyle w:val="4"/>
+        <w:spacing w:before="80" w:after="120" w:line="400" w:lineRule="exact"/>
+      </w:pPr>
+      <w:r>
+        <w:rPr>
+          <w:rFonts w:ascii="宋体" w:hAnsi="宋体" w:eastAsia="宋体"/>
+          <w:b/>
+          <w:color w:val="000000"/>
+          <w:sz w:val="28"/>
+        </w:rPr>
+        <w:t>实验报告内容</w:t>
+      </w:r>
+    </w:p>
+    <w:p>
+      <w:pPr>
+        <w:spacing w:after="60" w:line="400" w:lineRule="exact"/>
+      </w:pPr>
+      <w:r>
+        <w:rPr>
+          <w:rFonts w:ascii="宋体" w:hAnsi="宋体" w:eastAsia="宋体"/>
+          <w:b w:val="0"/>
+          <w:sz w:val="28"/>
+        </w:rPr>
+        <w:t>题目要求：创建并执行习题5第17题至第19题的存储过程；将第17题至第19题分别改写为用户自定义函数并调用验证；回答存储过程的作用、优点及其与函数的区别。</w:t>
+      </w:r>
+    </w:p>
+    <w:p>
+      <w:pPr>
+        <w:spacing w:after="60" w:line="400" w:lineRule="exact"/>
+      </w:pPr>
+      <w:r>
+        <w:rPr>
+          <w:rFonts w:ascii="宋体" w:hAnsi="宋体" w:eastAsia="宋体"/>
+          <w:b/>
+          <w:sz w:val="28"/>
+        </w:rPr>
+        <w:t>SQL脚本如下（完整脚本文件：SQL/generated/experiment10.sql）：</w:t>
+      </w:r>
+    </w:p>
+    <w:tbl>
+      <w:tblPr>
+        <w:tblStyle w:val="32"/>
+        <w:tblW w:w="0" w:type="auto"/>
+        <w:tblInd w:w="0" w:type="dxa"/>
+        <w:tblLayout w:type="autofit"/>
+        <w:tblCellMar>
+          <w:top w:w="0" w:type="dxa"/>
+          <w:left w:w="108" w:type="dxa"/>
+          <w:bottom w:w="0" w:type="dxa"/>
+          <w:right w:w="108" w:type="dxa"/>
+        </w:tblCellMar>
+      </w:tblPr>
+      <w:tblGrid>
+        <w:gridCol w:w="8300"/>
+      </w:tblGrid>
+      <w:tr>
+        <w:tblPrEx>
+          <w:tblCellMar>
+            <w:top w:w="0" w:type="dxa"/>
+            <w:left w:w="108" w:type="dxa"/>
+            <w:bottom w:w="0" w:type="dxa"/>
+            <w:right w:w="108" w:type="dxa"/>
+          </w:tblCellMar>
+        </w:tblPrEx>
+        <w:tc>
+          <w:tcPr>
+            <w:tcW w:w="8300" w:type="dxa"/>
+            <w:shd w:val="clear" w:color="auto" w:fill="F4F6F8"/>
+            <w:tcMar>
+              <w:top w:w="100" w:type="dxa"/>
+              <w:left w:w="120" w:type="dxa"/>
+              <w:bottom w:w="100" w:type="dxa"/>
+              <w:right w:w="120" w:type="dxa"/>
+            </w:tcMar>
+          </w:tcPr>
+          <w:p/>
+          <w:p>
+            <w:pPr>
+              <w:spacing w:after="0" w:line="210" w:lineRule="exact"/>
+            </w:pPr>
+            <w:r>
+              <w:rPr>
+                <w:rFonts w:ascii="Consolas" w:hAnsi="Consolas" w:eastAsia="宋体"/>
+                <w:sz w:val="17"/>
+              </w:rPr>
+              <w:t>USE GradeManager;</w:t>
+            </w:r>
+          </w:p>
+          <w:p>
+            <w:pPr>
+              <w:spacing w:after="0" w:line="210" w:lineRule="exact"/>
+            </w:pPr>
+            <w:r>
+              <w:rPr>
+                <w:rFonts w:ascii="Consolas" w:hAnsi="Consolas" w:eastAsia="宋体"/>
+                <w:sz w:val="17"/>
+              </w:rPr>
+              <w:t>GO</w:t>
+            </w:r>
+          </w:p>
+          <w:p>
+            <w:pPr>
+              <w:spacing w:after="0" w:line="210" w:lineRule="exact"/>
+            </w:pPr>
+          </w:p>
+          <w:p>
+            <w:pPr>
+              <w:spacing w:after="0" w:line="210" w:lineRule="exact"/>
+            </w:pPr>
+            <w:r>
+              <w:rPr>
+                <w:rFonts w:ascii="Consolas" w:hAnsi="Consolas" w:eastAsia="宋体"/>
+                <w:sz w:val="17"/>
+              </w:rPr>
+              <w:t>PRINT N'【实验十】创建存储过程和用户自定义函数';</w:t>
+            </w:r>
+          </w:p>
+          <w:p>
+            <w:pPr>
+              <w:spacing w:after="0" w:line="210" w:lineRule="exact"/>
+            </w:pPr>
+            <w:r>
+              <w:rPr>
+                <w:rFonts w:ascii="Consolas" w:hAnsi="Consolas" w:eastAsia="宋体"/>
+                <w:sz w:val="17"/>
+              </w:rPr>
+              <w:t>GO</w:t>
+            </w:r>
+          </w:p>
+          <w:p>
+            <w:pPr>
+              <w:spacing w:after="0" w:line="210" w:lineRule="exact"/>
+            </w:pPr>
+          </w:p>
+          <w:p>
+            <w:pPr>
+              <w:spacing w:after="0" w:line="210" w:lineRule="exact"/>
+            </w:pPr>
+            <w:r>
+              <w:rPr>
+                <w:rFonts w:ascii="Consolas" w:hAnsi="Consolas" w:eastAsia="宋体"/>
+                <w:sz w:val="17"/>
+              </w:rPr>
+              <w:t>CREATE OR ALTER PROCEDURE dbo.usp_QueryStudentGrades</w:t>
+            </w:r>
+          </w:p>
+          <w:p>
+            <w:pPr>
+              <w:spacing w:after="0" w:line="210" w:lineRule="exact"/>
+            </w:pPr>
+            <w:r>
+              <w:rPr>
+                <w:rFonts w:ascii="Consolas" w:hAnsi="Consolas" w:eastAsia="宋体"/>
+                <w:sz w:val="17"/>
+              </w:rPr>
+              <w:t xml:space="preserve">    @Sno CHAR(7)</w:t>
+            </w:r>
+          </w:p>
+          <w:p>
+            <w:pPr>
+              <w:spacing w:after="0" w:line="210" w:lineRule="exact"/>
+            </w:pPr>
+            <w:r>
+              <w:rPr>
+                <w:rFonts w:ascii="Consolas" w:hAnsi="Consolas" w:eastAsia="宋体"/>
+                <w:sz w:val="17"/>
+              </w:rPr>
+              <w:t>AS</w:t>
+            </w:r>
+          </w:p>
+          <w:p>
+            <w:pPr>
+              <w:spacing w:after="0" w:line="210" w:lineRule="exact"/>
+            </w:pPr>
+            <w:r>
+              <w:rPr>
+                <w:rFonts w:ascii="Consolas" w:hAnsi="Consolas" w:eastAsia="宋体"/>
+                <w:sz w:val="17"/>
+              </w:rPr>
+              <w:t>BEGIN</w:t>
+            </w:r>
+          </w:p>
+          <w:p>
+            <w:pPr>
+              <w:spacing w:after="0" w:line="210" w:lineRule="exact"/>
+            </w:pPr>
+            <w:r>
+              <w:rPr>
+                <w:rFonts w:ascii="Consolas" w:hAnsi="Consolas" w:eastAsia="宋体"/>
+                <w:sz w:val="17"/>
+              </w:rPr>
+              <w:t xml:space="preserve">    SET NOCOUNT ON;</w:t>
+            </w:r>
+          </w:p>
+          <w:p>
+            <w:pPr>
+              <w:spacing w:after="0" w:line="210" w:lineRule="exact"/>
+            </w:pPr>
+            <w:r>
+              <w:rPr>
+                <w:rFonts w:ascii="Consolas" w:hAnsi="Consolas" w:eastAsia="宋体"/>
+                <w:sz w:val="17"/>
+              </w:rPr>
+              <w:t xml:space="preserve">    SELECT s.Sno, s.Sname, c.Cno, c.Cname, g.Gmark</w:t>
+            </w:r>
+          </w:p>
+          <w:p>
+            <w:pPr>
+              <w:spacing w:after="0" w:line="210" w:lineRule="exact"/>
+            </w:pPr>
+            <w:r>
+              <w:rPr>
+                <w:rFonts w:ascii="Consolas" w:hAnsi="Consolas" w:eastAsia="宋体"/>
+                <w:sz w:val="17"/>
+              </w:rPr>
+              <w:t xml:space="preserve">    FROM dbo.Student AS s</w:t>
+            </w:r>
+          </w:p>
+          <w:p>
+            <w:pPr>
+              <w:spacing w:after="0" w:line="210" w:lineRule="exact"/>
+            </w:pPr>
+            <w:r>
+              <w:rPr>
+                <w:rFonts w:ascii="Consolas" w:hAnsi="Consolas" w:eastAsia="宋体"/>
+                <w:sz w:val="17"/>
+              </w:rPr>
+              <w:t xml:space="preserve">    JOIN dbo.Grade AS g ON s.Sno = g.Sno</w:t>
+            </w:r>
+          </w:p>
+          <w:p>
+            <w:pPr>
+              <w:spacing w:after="0" w:line="210" w:lineRule="exact"/>
+            </w:pPr>
+            <w:r>
+              <w:rPr>
+                <w:rFonts w:ascii="Consolas" w:hAnsi="Consolas" w:eastAsia="宋体"/>
+                <w:sz w:val="17"/>
+              </w:rPr>
+              <w:t xml:space="preserve">    JOIN dbo.Course AS c ON g.Cno = c.Cno</w:t>
+            </w:r>
+          </w:p>
+          <w:p>
+            <w:pPr>
+              <w:spacing w:after="0" w:line="210" w:lineRule="exact"/>
+            </w:pPr>
+            <w:r>
+              <w:rPr>
+                <w:rFonts w:ascii="Consolas" w:hAnsi="Consolas" w:eastAsia="宋体"/>
+                <w:sz w:val="17"/>
+              </w:rPr>
+              <w:t xml:space="preserve">    WHERE s.Sno = @Sno</w:t>
+            </w:r>
+          </w:p>
+          <w:p>
+            <w:pPr>
+              <w:spacing w:after="0" w:line="210" w:lineRule="exact"/>
+            </w:pPr>
+            <w:r>
+              <w:rPr>
+                <w:rFonts w:ascii="Consolas" w:hAnsi="Consolas" w:eastAsia="宋体"/>
+                <w:sz w:val="17"/>
+              </w:rPr>
+              <w:t xml:space="preserve">    ORDER BY c.Cno;</w:t>
+            </w:r>
+          </w:p>
+          <w:p>
+            <w:pPr>
+              <w:spacing w:after="0" w:line="210" w:lineRule="exact"/>
+            </w:pPr>
+            <w:r>
+              <w:rPr>
+                <w:rFonts w:ascii="Consolas" w:hAnsi="Consolas" w:eastAsia="宋体"/>
+                <w:sz w:val="17"/>
+              </w:rPr>
+              <w:t>END;</w:t>
+            </w:r>
+          </w:p>
+          <w:p>
+            <w:pPr>
+              <w:spacing w:after="0" w:line="210" w:lineRule="exact"/>
+            </w:pPr>
+            <w:r>
+              <w:rPr>
+                <w:rFonts w:ascii="Consolas" w:hAnsi="Consolas" w:eastAsia="宋体"/>
+                <w:sz w:val="17"/>
+              </w:rPr>
+              <w:t>GO</w:t>
+            </w:r>
+          </w:p>
+          <w:p>
+            <w:pPr>
+              <w:spacing w:after="0" w:line="210" w:lineRule="exact"/>
+            </w:pPr>
+          </w:p>
+          <w:p>
+            <w:pPr>
+              <w:spacing w:after="0" w:line="210" w:lineRule="exact"/>
+            </w:pPr>
+            <w:r>
+              <w:rPr>
+                <w:rFonts w:ascii="Consolas" w:hAnsi="Consolas" w:eastAsia="宋体"/>
+                <w:sz w:val="17"/>
+              </w:rPr>
+              <w:t>CREATE OR ALTER PROCEDURE dbo.usp_ClassHasStudents</w:t>
+            </w:r>
+          </w:p>
+          <w:p>
+            <w:pPr>
+              <w:spacing w:after="0" w:line="210" w:lineRule="exact"/>
+            </w:pPr>
+            <w:r>
+              <w:rPr>
+                <w:rFonts w:ascii="Consolas" w:hAnsi="Consolas" w:eastAsia="宋体"/>
+                <w:sz w:val="17"/>
+              </w:rPr>
+              <w:t xml:space="preserve">    @Clno CHAR(5),</w:t>
+            </w:r>
+          </w:p>
+          <w:p>
+            <w:pPr>
+              <w:spacing w:after="0" w:line="210" w:lineRule="exact"/>
+            </w:pPr>
+            <w:r>
+              <w:rPr>
+                <w:rFonts w:ascii="Consolas" w:hAnsi="Consolas" w:eastAsia="宋体"/>
+                <w:sz w:val="17"/>
+              </w:rPr>
+              <w:t xml:space="preserve">    @ExistsFlag INT OUTPUT</w:t>
+            </w:r>
+          </w:p>
+          <w:p>
+            <w:pPr>
+              <w:spacing w:after="0" w:line="210" w:lineRule="exact"/>
+            </w:pPr>
+            <w:r>
+              <w:rPr>
+                <w:rFonts w:ascii="Consolas" w:hAnsi="Consolas" w:eastAsia="宋体"/>
+                <w:sz w:val="17"/>
+              </w:rPr>
+              <w:t>AS</w:t>
+            </w:r>
+          </w:p>
+          <w:p>
+            <w:pPr>
+              <w:spacing w:after="0" w:line="210" w:lineRule="exact"/>
+            </w:pPr>
+            <w:r>
+              <w:rPr>
+                <w:rFonts w:ascii="Consolas" w:hAnsi="Consolas" w:eastAsia="宋体"/>
+                <w:sz w:val="17"/>
+              </w:rPr>
+              <w:t>BEGIN</w:t>
+            </w:r>
+          </w:p>
+          <w:p>
+            <w:pPr>
+              <w:spacing w:after="0" w:line="210" w:lineRule="exact"/>
+            </w:pPr>
+            <w:r>
+              <w:rPr>
+                <w:rFonts w:ascii="Consolas" w:hAnsi="Consolas" w:eastAsia="宋体"/>
+                <w:sz w:val="17"/>
+              </w:rPr>
+              <w:t xml:space="preserve">    SET NOCOUNT ON;</w:t>
+            </w:r>
+          </w:p>
+          <w:p>
+            <w:pPr>
+              <w:spacing w:after="0" w:line="210" w:lineRule="exact"/>
+            </w:pPr>
+            <w:r>
+              <w:rPr>
+                <w:rFonts w:ascii="Consolas" w:hAnsi="Consolas" w:eastAsia="宋体"/>
+                <w:sz w:val="17"/>
+              </w:rPr>
+              <w:t xml:space="preserve">    IF EXISTS (SELECT 1 FROM dbo.Student WHERE Clno = @Clno)</w:t>
+            </w:r>
+          </w:p>
+          <w:p>
+            <w:pPr>
+              <w:spacing w:after="0" w:line="210" w:lineRule="exact"/>
+            </w:pPr>
+            <w:r>
+              <w:rPr>
+                <w:rFonts w:ascii="Consolas" w:hAnsi="Consolas" w:eastAsia="宋体"/>
+                <w:sz w:val="17"/>
+              </w:rPr>
+              <w:t xml:space="preserve">        SET @ExistsFlag = 1;</w:t>
+            </w:r>
+          </w:p>
+          <w:p>
+            <w:pPr>
+              <w:spacing w:after="0" w:line="210" w:lineRule="exact"/>
+            </w:pPr>
+            <w:r>
+              <w:rPr>
+                <w:rFonts w:ascii="Consolas" w:hAnsi="Consolas" w:eastAsia="宋体"/>
+                <w:sz w:val="17"/>
+              </w:rPr>
+              <w:t xml:space="preserve">    ELSE</w:t>
+            </w:r>
+          </w:p>
+          <w:p>
+            <w:pPr>
+              <w:spacing w:after="0" w:line="210" w:lineRule="exact"/>
+            </w:pPr>
+            <w:r>
+              <w:rPr>
+                <w:rFonts w:ascii="Consolas" w:hAnsi="Consolas" w:eastAsia="宋体"/>
+                <w:sz w:val="17"/>
+              </w:rPr>
+              <w:t xml:space="preserve">        SET @ExistsFlag = 0;</w:t>
+            </w:r>
+          </w:p>
+          <w:p>
+            <w:pPr>
+              <w:spacing w:after="0" w:line="210" w:lineRule="exact"/>
+            </w:pPr>
+            <w:r>
+              <w:rPr>
+                <w:rFonts w:ascii="Consolas" w:hAnsi="Consolas" w:eastAsia="宋体"/>
+                <w:sz w:val="17"/>
+              </w:rPr>
+              <w:t>END;</w:t>
+            </w:r>
+          </w:p>
+          <w:p>
+            <w:pPr>
+              <w:spacing w:after="0" w:line="210" w:lineRule="exact"/>
+            </w:pPr>
+            <w:r>
+              <w:rPr>
+                <w:rFonts w:ascii="Consolas" w:hAnsi="Consolas" w:eastAsia="宋体"/>
+                <w:sz w:val="17"/>
+              </w:rPr>
+              <w:t>GO</w:t>
+            </w:r>
+          </w:p>
+          <w:p>
+            <w:pPr>
+              <w:spacing w:after="0" w:line="210" w:lineRule="exact"/>
+            </w:pPr>
+          </w:p>
+          <w:p>
+            <w:pPr>
+              <w:spacing w:after="0" w:line="210" w:lineRule="exact"/>
+            </w:pPr>
+            <w:r>
+              <w:rPr>
+                <w:rFonts w:ascii="Consolas" w:hAnsi="Consolas" w:eastAsia="宋体"/>
+                <w:sz w:val="17"/>
+              </w:rPr>
+              <w:t>CREATE OR ALTER PROCEDURE dbo.usp_QueryStudentNameAndMajor</w:t>
+            </w:r>
+          </w:p>
+          <w:p>
+            <w:pPr>
+              <w:spacing w:after="0" w:line="210" w:lineRule="exact"/>
+            </w:pPr>
+            <w:r>
+              <w:rPr>
+                <w:rFonts w:ascii="Consolas" w:hAnsi="Consolas" w:eastAsia="宋体"/>
+                <w:sz w:val="17"/>
+              </w:rPr>
+              <w:t xml:space="preserve">    @Sno CHAR(7),</w:t>
+            </w:r>
+          </w:p>
+          <w:p>
+            <w:pPr>
+              <w:spacing w:after="0" w:line="210" w:lineRule="exact"/>
+            </w:pPr>
+            <w:r>
+              <w:rPr>
+                <w:rFonts w:ascii="Consolas" w:hAnsi="Consolas" w:eastAsia="宋体"/>
+                <w:sz w:val="17"/>
+              </w:rPr>
+              <w:t xml:space="preserve">    @Sname VARCHAR(20) OUTPUT,</w:t>
+            </w:r>
+          </w:p>
+          <w:p>
+            <w:pPr>
+              <w:spacing w:after="0" w:line="210" w:lineRule="exact"/>
+            </w:pPr>
+            <w:r>
+              <w:rPr>
+                <w:rFonts w:ascii="Consolas" w:hAnsi="Consolas" w:eastAsia="宋体"/>
+                <w:sz w:val="17"/>
+              </w:rPr>
+              <w:t xml:space="preserve">    @Speciality VARCHAR(20) OUTPUT</w:t>
+            </w:r>
+          </w:p>
+          <w:p>
+            <w:pPr>
+              <w:spacing w:after="0" w:line="210" w:lineRule="exact"/>
+            </w:pPr>
+            <w:r>
+              <w:rPr>
+                <w:rFonts w:ascii="Consolas" w:hAnsi="Consolas" w:eastAsia="宋体"/>
+                <w:sz w:val="17"/>
+              </w:rPr>
+              <w:t>AS</w:t>
+            </w:r>
+          </w:p>
+          <w:p>
+            <w:pPr>
+              <w:spacing w:after="0" w:line="210" w:lineRule="exact"/>
+            </w:pPr>
+            <w:r>
+              <w:rPr>
+                <w:rFonts w:ascii="Consolas" w:hAnsi="Consolas" w:eastAsia="宋体"/>
+                <w:sz w:val="17"/>
+              </w:rPr>
+              <w:t>BEGIN</w:t>
+            </w:r>
+          </w:p>
+          <w:p>
+            <w:pPr>
+              <w:spacing w:after="0" w:line="210" w:lineRule="exact"/>
+            </w:pPr>
+            <w:r>
+              <w:rPr>
+                <w:rFonts w:ascii="Consolas" w:hAnsi="Consolas" w:eastAsia="宋体"/>
+                <w:sz w:val="17"/>
+              </w:rPr>
+              <w:t xml:space="preserve">    SET NOCOUNT ON;</w:t>
+            </w:r>
+          </w:p>
+          <w:p>
+            <w:pPr>
+              <w:spacing w:after="0" w:line="210" w:lineRule="exact"/>
+            </w:pPr>
+            <w:r>
+              <w:rPr>
+                <w:rFonts w:ascii="Consolas" w:hAnsi="Consolas" w:eastAsia="宋体"/>
+                <w:sz w:val="17"/>
+              </w:rPr>
+              <w:t xml:space="preserve">    SELECT @Sname = s.Sname,</w:t>
+            </w:r>
+          </w:p>
+          <w:p>
+            <w:pPr>
+              <w:spacing w:after="0" w:line="210" w:lineRule="exact"/>
+            </w:pPr>
+            <w:r>
+              <w:rPr>
+                <w:rFonts w:ascii="Consolas" w:hAnsi="Consolas" w:eastAsia="宋体"/>
+                <w:sz w:val="17"/>
+              </w:rPr>
+              <w:t xml:space="preserve">           @Speciality = c.Speciality</w:t>
+            </w:r>
+          </w:p>
+          <w:p>
+            <w:pPr>
+              <w:spacing w:after="0" w:line="210" w:lineRule="exact"/>
+            </w:pPr>
+            <w:r>
+              <w:rPr>
+                <w:rFonts w:ascii="Consolas" w:hAnsi="Consolas" w:eastAsia="宋体"/>
+                <w:sz w:val="17"/>
+              </w:rPr>
+              <w:t xml:space="preserve">    FROM dbo.Student AS s</w:t>
+            </w:r>
+          </w:p>
+          <w:p>
+            <w:pPr>
+              <w:spacing w:after="0" w:line="210" w:lineRule="exact"/>
+            </w:pPr>
+            <w:r>
+              <w:rPr>
+                <w:rFonts w:ascii="Consolas" w:hAnsi="Consolas" w:eastAsia="宋体"/>
+                <w:sz w:val="17"/>
+              </w:rPr>
+              <w:t xml:space="preserve">    JOIN dbo.Class AS c ON s.Clno = c.Clno</w:t>
+            </w:r>
+          </w:p>
+          <w:p>
+            <w:pPr>
+              <w:spacing w:after="0" w:line="210" w:lineRule="exact"/>
+            </w:pPr>
+            <w:r>
+              <w:rPr>
+                <w:rFonts w:ascii="Consolas" w:hAnsi="Consolas" w:eastAsia="宋体"/>
+                <w:sz w:val="17"/>
+              </w:rPr>
+              <w:t xml:space="preserve">    WHERE s.Sno = @Sno;</w:t>
+            </w:r>
+          </w:p>
+          <w:p>
+            <w:pPr>
+              <w:spacing w:after="0" w:line="210" w:lineRule="exact"/>
+            </w:pPr>
+            <w:r>
+              <w:rPr>
+                <w:rFonts w:ascii="Consolas" w:hAnsi="Consolas" w:eastAsia="宋体"/>
+                <w:sz w:val="17"/>
+              </w:rPr>
+              <w:t>END;</w:t>
+            </w:r>
+          </w:p>
+          <w:p>
+            <w:pPr>
+              <w:spacing w:after="0" w:line="210" w:lineRule="exact"/>
+            </w:pPr>
+            <w:r>
+              <w:rPr>
+                <w:rFonts w:ascii="Consolas" w:hAnsi="Consolas" w:eastAsia="宋体"/>
+                <w:sz w:val="17"/>
+              </w:rPr>
+              <w:t>GO</w:t>
+            </w:r>
+          </w:p>
+          <w:p>
+            <w:pPr>
+              <w:spacing w:after="0" w:line="210" w:lineRule="exact"/>
+            </w:pPr>
+          </w:p>
+          <w:p>
+            <w:pPr>
+              <w:spacing w:after="0" w:line="210" w:lineRule="exact"/>
+            </w:pPr>
+            <w:r>
+              <w:rPr>
+                <w:rFonts w:ascii="Consolas" w:hAnsi="Consolas" w:eastAsia="宋体"/>
+                <w:sz w:val="17"/>
+              </w:rPr>
+              <w:t>CREATE OR ALTER FUNCTION dbo.fn_StudentGrades(@Sno CHAR(7))</w:t>
+            </w:r>
+          </w:p>
+          <w:p>
+            <w:pPr>
+              <w:spacing w:after="0" w:line="210" w:lineRule="exact"/>
+            </w:pPr>
+            <w:r>
+              <w:rPr>
+                <w:rFonts w:ascii="Consolas" w:hAnsi="Consolas" w:eastAsia="宋体"/>
+                <w:sz w:val="17"/>
+              </w:rPr>
+              <w:t>RETURNS TABLE</w:t>
+            </w:r>
+          </w:p>
+          <w:p>
+            <w:pPr>
+              <w:spacing w:after="0" w:line="210" w:lineRule="exact"/>
+            </w:pPr>
+            <w:r>
+              <w:rPr>
+                <w:rFonts w:ascii="Consolas" w:hAnsi="Consolas" w:eastAsia="宋体"/>
+                <w:sz w:val="17"/>
+              </w:rPr>
+              <w:t>AS</w:t>
+            </w:r>
+          </w:p>
+          <w:p>
+            <w:pPr>
+              <w:spacing w:after="0" w:line="210" w:lineRule="exact"/>
+            </w:pPr>
+            <w:r>
+              <w:rPr>
+                <w:rFonts w:ascii="Consolas" w:hAnsi="Consolas" w:eastAsia="宋体"/>
+                <w:sz w:val="17"/>
+              </w:rPr>
+              <w:t>RETURN</w:t>
+            </w:r>
+          </w:p>
+          <w:p>
+            <w:pPr>
+              <w:spacing w:after="0" w:line="210" w:lineRule="exact"/>
+            </w:pPr>
+            <w:r>
+              <w:rPr>
+                <w:rFonts w:ascii="Consolas" w:hAnsi="Consolas" w:eastAsia="宋体"/>
+                <w:sz w:val="17"/>
+              </w:rPr>
+              <w:t>(</w:t>
+            </w:r>
+          </w:p>
+          <w:p>
+            <w:pPr>
+              <w:spacing w:after="0" w:line="210" w:lineRule="exact"/>
+            </w:pPr>
+            <w:r>
+              <w:rPr>
+                <w:rFonts w:ascii="Consolas" w:hAnsi="Consolas" w:eastAsia="宋体"/>
+                <w:sz w:val="17"/>
+              </w:rPr>
+              <w:t xml:space="preserve">    SELECT s.Sno, s.Sname, c.Cno, c.Cname, g.Gmark</w:t>
+            </w:r>
+          </w:p>
+          <w:p>
+            <w:pPr>
+              <w:spacing w:after="0" w:line="210" w:lineRule="exact"/>
+            </w:pPr>
+            <w:r>
+              <w:rPr>
+                <w:rFonts w:ascii="Consolas" w:hAnsi="Consolas" w:eastAsia="宋体"/>
+                <w:sz w:val="17"/>
+              </w:rPr>
+              <w:t xml:space="preserve">    FROM dbo.Student AS s</w:t>
+            </w:r>
+          </w:p>
+          <w:p>
+            <w:pPr>
+              <w:spacing w:after="0" w:line="210" w:lineRule="exact"/>
+            </w:pPr>
+            <w:r>
+              <w:rPr>
+                <w:rFonts w:ascii="Consolas" w:hAnsi="Consolas" w:eastAsia="宋体"/>
+                <w:sz w:val="17"/>
+              </w:rPr>
+              <w:t xml:space="preserve">    JOIN dbo.Grade AS g ON s.Sno = g.Sno</w:t>
+            </w:r>
+          </w:p>
+          <w:p>
+            <w:pPr>
+              <w:spacing w:after="0" w:line="210" w:lineRule="exact"/>
+            </w:pPr>
+            <w:r>
+              <w:rPr>
+                <w:rFonts w:ascii="Consolas" w:hAnsi="Consolas" w:eastAsia="宋体"/>
+                <w:sz w:val="17"/>
+              </w:rPr>
+              <w:t xml:space="preserve">    JOIN dbo.Course AS c ON g.Cno = c.Cno</w:t>
+            </w:r>
+          </w:p>
+          <w:p>
+            <w:pPr>
+              <w:spacing w:after="0" w:line="210" w:lineRule="exact"/>
+            </w:pPr>
+            <w:r>
+              <w:rPr>
+                <w:rFonts w:ascii="Consolas" w:hAnsi="Consolas" w:eastAsia="宋体"/>
+                <w:sz w:val="17"/>
+              </w:rPr>
+              <w:t xml:space="preserve">    WHERE s.Sno = @Sno</w:t>
+            </w:r>
+          </w:p>
+          <w:p>
+            <w:pPr>
+              <w:spacing w:after="0" w:line="210" w:lineRule="exact"/>
+            </w:pPr>
+            <w:r>
+              <w:rPr>
+                <w:rFonts w:ascii="Consolas" w:hAnsi="Consolas" w:eastAsia="宋体"/>
+                <w:sz w:val="17"/>
+              </w:rPr>
+              <w:t>);</w:t>
+            </w:r>
+          </w:p>
+          <w:p>
+            <w:pPr>
+              <w:spacing w:after="0" w:line="210" w:lineRule="exact"/>
+            </w:pPr>
+            <w:r>
+              <w:rPr>
+                <w:rFonts w:ascii="Consolas" w:hAnsi="Consolas" w:eastAsia="宋体"/>
+                <w:sz w:val="17"/>
+              </w:rPr>
+              <w:t>GO</w:t>
+            </w:r>
+          </w:p>
+          <w:p>
+            <w:pPr>
+              <w:spacing w:after="0" w:line="210" w:lineRule="exact"/>
+            </w:pPr>
+          </w:p>
+          <w:p>
+            <w:pPr>
+              <w:spacing w:after="0" w:line="210" w:lineRule="exact"/>
+            </w:pPr>
+            <w:r>
+              <w:rPr>
+                <w:rFonts w:ascii="Consolas" w:hAnsi="Consolas" w:eastAsia="宋体"/>
+                <w:sz w:val="17"/>
+              </w:rPr>
+              <w:t>CREATE OR ALTER FUNCTION dbo.fn_ClassHasStudents(@Clno CHAR(5))</w:t>
+            </w:r>
+          </w:p>
+          <w:p>
+            <w:pPr>
+              <w:spacing w:after="0" w:line="210" w:lineRule="exact"/>
+            </w:pPr>
+            <w:r>
+              <w:rPr>
+                <w:rFonts w:ascii="Consolas" w:hAnsi="Consolas" w:eastAsia="宋体"/>
+                <w:sz w:val="17"/>
+              </w:rPr>
+              <w:t>RETURNS INT</w:t>
+            </w:r>
+          </w:p>
+          <w:p>
+            <w:pPr>
+              <w:spacing w:after="0" w:line="210" w:lineRule="exact"/>
+            </w:pPr>
+            <w:r>
+              <w:rPr>
+                <w:rFonts w:ascii="Consolas" w:hAnsi="Consolas" w:eastAsia="宋体"/>
+                <w:sz w:val="17"/>
+              </w:rPr>
+              <w:t>AS</w:t>
+            </w:r>
+          </w:p>
+          <w:p>
+            <w:pPr>
+              <w:spacing w:after="0" w:line="210" w:lineRule="exact"/>
+            </w:pPr>
+            <w:r>
+              <w:rPr>
+                <w:rFonts w:ascii="Consolas" w:hAnsi="Consolas" w:eastAsia="宋体"/>
+                <w:sz w:val="17"/>
+              </w:rPr>
+              <w:t>BEGIN</w:t>
+            </w:r>
+          </w:p>
+          <w:p>
+            <w:pPr>
+              <w:spacing w:after="0" w:line="210" w:lineRule="exact"/>
+            </w:pPr>
+            <w:r>
+              <w:rPr>
+                <w:rFonts w:ascii="Consolas" w:hAnsi="Consolas" w:eastAsia="宋体"/>
+                <w:sz w:val="17"/>
+              </w:rPr>
+              <w:t xml:space="preserve">    DECLARE @ExistsFlag INT;</w:t>
+            </w:r>
+          </w:p>
+          <w:p>
+            <w:pPr>
+              <w:spacing w:after="0" w:line="210" w:lineRule="exact"/>
+            </w:pPr>
+            <w:r>
+              <w:rPr>
+                <w:rFonts w:ascii="Consolas" w:hAnsi="Consolas" w:eastAsia="宋体"/>
+                <w:sz w:val="17"/>
+              </w:rPr>
+              <w:t xml:space="preserve">    IF EXISTS (SELECT 1 FROM dbo.Student WHERE Clno = @Clno)</w:t>
+            </w:r>
+          </w:p>
+          <w:p>
+            <w:pPr>
+              <w:spacing w:after="0" w:line="210" w:lineRule="exact"/>
+            </w:pPr>
+            <w:r>
+              <w:rPr>
+                <w:rFonts w:ascii="Consolas" w:hAnsi="Consolas" w:eastAsia="宋体"/>
+                <w:sz w:val="17"/>
+              </w:rPr>
+              <w:t xml:space="preserve">        SET @ExistsFlag = 1;</w:t>
+            </w:r>
+          </w:p>
+          <w:p>
+            <w:pPr>
+              <w:spacing w:after="0" w:line="210" w:lineRule="exact"/>
+            </w:pPr>
+            <w:r>
+              <w:rPr>
+                <w:rFonts w:ascii="Consolas" w:hAnsi="Consolas" w:eastAsia="宋体"/>
+                <w:sz w:val="17"/>
+              </w:rPr>
+              <w:t xml:space="preserve">    ELSE</w:t>
+            </w:r>
+          </w:p>
+          <w:p>
+            <w:pPr>
+              <w:spacing w:after="0" w:line="210" w:lineRule="exact"/>
+            </w:pPr>
+            <w:r>
+              <w:rPr>
+                <w:rFonts w:ascii="Consolas" w:hAnsi="Consolas" w:eastAsia="宋体"/>
+                <w:sz w:val="17"/>
+              </w:rPr>
+              <w:t xml:space="preserve">        SET @ExistsFlag = 0;</w:t>
+            </w:r>
+          </w:p>
+          <w:p>
+            <w:pPr>
+              <w:spacing w:after="0" w:line="210" w:lineRule="exact"/>
+            </w:pPr>
+            <w:r>
+              <w:rPr>
+                <w:rFonts w:ascii="Consolas" w:hAnsi="Consolas" w:eastAsia="宋体"/>
+                <w:sz w:val="17"/>
+              </w:rPr>
+              <w:t xml:space="preserve">    RETURN @ExistsFlag;</w:t>
+            </w:r>
+          </w:p>
+          <w:p>
+            <w:pPr>
+              <w:spacing w:after="0" w:line="210" w:lineRule="exact"/>
+            </w:pPr>
+            <w:r>
+              <w:rPr>
+                <w:rFonts w:ascii="Consolas" w:hAnsi="Consolas" w:eastAsia="宋体"/>
+                <w:sz w:val="17"/>
+              </w:rPr>
+              <w:t>END;</w:t>
+            </w:r>
+          </w:p>
+          <w:p>
+            <w:pPr>
+              <w:spacing w:after="0" w:line="210" w:lineRule="exact"/>
+            </w:pPr>
+            <w:r>
+              <w:rPr>
+                <w:rFonts w:ascii="Consolas" w:hAnsi="Consolas" w:eastAsia="宋体"/>
+                <w:sz w:val="17"/>
+              </w:rPr>
+              <w:t>GO</w:t>
+            </w:r>
+          </w:p>
+          <w:p>
+            <w:pPr>
+              <w:spacing w:after="0" w:line="210" w:lineRule="exact"/>
+            </w:pPr>
+          </w:p>
+          <w:p>
+            <w:pPr>
+              <w:spacing w:after="0" w:line="210" w:lineRule="exact"/>
+            </w:pPr>
+            <w:r>
+              <w:rPr>
+                <w:rFonts w:ascii="Consolas" w:hAnsi="Consolas" w:eastAsia="宋体"/>
+                <w:sz w:val="17"/>
+              </w:rPr>
+              <w:t>CREATE OR ALTER FUNCTION dbo.fn_StudentNameAndMajor(@Sno CHAR(7))</w:t>
+            </w:r>
+          </w:p>
+          <w:p>
+            <w:pPr>
+              <w:spacing w:after="0" w:line="210" w:lineRule="exact"/>
+            </w:pPr>
+            <w:r>
+              <w:rPr>
+                <w:rFonts w:ascii="Consolas" w:hAnsi="Consolas" w:eastAsia="宋体"/>
+                <w:sz w:val="17"/>
+              </w:rPr>
+              <w:t>RETURNS TABLE</w:t>
+            </w:r>
+          </w:p>
+          <w:p>
+            <w:pPr>
+              <w:spacing w:after="0" w:line="210" w:lineRule="exact"/>
+            </w:pPr>
+            <w:r>
+              <w:rPr>
+                <w:rFonts w:ascii="Consolas" w:hAnsi="Consolas" w:eastAsia="宋体"/>
+                <w:sz w:val="17"/>
+              </w:rPr>
+              <w:t>AS</w:t>
+            </w:r>
+          </w:p>
+          <w:p>
+            <w:pPr>
+              <w:spacing w:after="0" w:line="210" w:lineRule="exact"/>
+            </w:pPr>
+            <w:r>
+              <w:rPr>
+                <w:rFonts w:ascii="Consolas" w:hAnsi="Consolas" w:eastAsia="宋体"/>
+                <w:sz w:val="17"/>
+              </w:rPr>
+              <w:t>RETURN</w:t>
+            </w:r>
+          </w:p>
+          <w:p>
+            <w:pPr>
+              <w:spacing w:after="0" w:line="210" w:lineRule="exact"/>
+            </w:pPr>
+            <w:r>
+              <w:rPr>
+                <w:rFonts w:ascii="Consolas" w:hAnsi="Consolas" w:eastAsia="宋体"/>
+                <w:sz w:val="17"/>
+              </w:rPr>
+              <w:t>(</w:t>
+            </w:r>
+          </w:p>
+          <w:p>
+            <w:pPr>
+              <w:spacing w:after="0" w:line="210" w:lineRule="exact"/>
+            </w:pPr>
+            <w:r>
+              <w:rPr>
+                <w:rFonts w:ascii="Consolas" w:hAnsi="Consolas" w:eastAsia="宋体"/>
+                <w:sz w:val="17"/>
+              </w:rPr>
+              <w:t xml:space="preserve">    SELECT s.Sno, s.Sname, c.Speciality</w:t>
+            </w:r>
+          </w:p>
+          <w:p>
+            <w:pPr>
+              <w:spacing w:after="0" w:line="210" w:lineRule="exact"/>
+            </w:pPr>
+            <w:r>
+              <w:rPr>
+                <w:rFonts w:ascii="Consolas" w:hAnsi="Consolas" w:eastAsia="宋体"/>
+                <w:sz w:val="17"/>
+              </w:rPr>
+              <w:t xml:space="preserve">    FROM dbo.Student AS s</w:t>
+            </w:r>
+          </w:p>
+          <w:p>
+            <w:pPr>
+              <w:spacing w:after="0" w:line="210" w:lineRule="exact"/>
+            </w:pPr>
+            <w:r>
+              <w:rPr>
+                <w:rFonts w:ascii="Consolas" w:hAnsi="Consolas" w:eastAsia="宋体"/>
+                <w:sz w:val="17"/>
+              </w:rPr>
+              <w:t xml:space="preserve">    JOIN dbo.Class AS c ON s.Clno = c.Clno</w:t>
+            </w:r>
+          </w:p>
+          <w:p>
+            <w:pPr>
+              <w:spacing w:after="0" w:line="210" w:lineRule="exact"/>
+            </w:pPr>
+            <w:r>
+              <w:rPr>
+                <w:rFonts w:ascii="Consolas" w:hAnsi="Consolas" w:eastAsia="宋体"/>
+                <w:sz w:val="17"/>
+              </w:rPr>
+              <w:t xml:space="preserve">    WHERE s.Sno = @Sno</w:t>
+            </w:r>
+          </w:p>
+          <w:p>
+            <w:pPr>
+              <w:spacing w:after="0" w:line="210" w:lineRule="exact"/>
+            </w:pPr>
+            <w:r>
+              <w:rPr>
+                <w:rFonts w:ascii="Consolas" w:hAnsi="Consolas" w:eastAsia="宋体"/>
+                <w:sz w:val="17"/>
+              </w:rPr>
+              <w:t>);</w:t>
+            </w:r>
+          </w:p>
+          <w:p>
+            <w:pPr>
+              <w:spacing w:after="0" w:line="210" w:lineRule="exact"/>
+            </w:pPr>
+            <w:r>
+              <w:rPr>
+                <w:rFonts w:ascii="Consolas" w:hAnsi="Consolas" w:eastAsia="宋体"/>
+                <w:sz w:val="17"/>
+              </w:rPr>
+              <w:t>GO</w:t>
+            </w:r>
+          </w:p>
+          <w:p>
+            <w:pPr>
+              <w:spacing w:after="0" w:line="210" w:lineRule="exact"/>
+            </w:pPr>
+          </w:p>
+          <w:p>
+            <w:pPr>
+              <w:spacing w:after="0" w:line="210" w:lineRule="exact"/>
+            </w:pPr>
+            <w:r>
+              <w:rPr>
+                <w:rFonts w:ascii="Consolas" w:hAnsi="Consolas" w:eastAsia="宋体"/>
+                <w:sz w:val="17"/>
+              </w:rPr>
+              <w:t>SELECT N'习题5第17题：按学号查询该学生所有选修课成绩的存储过程' AS Item;</w:t>
+            </w:r>
+          </w:p>
+          <w:p>
+            <w:pPr>
+              <w:spacing w:after="0" w:line="210" w:lineRule="exact"/>
+            </w:pPr>
+            <w:r>
+              <w:rPr>
+                <w:rFonts w:ascii="Consolas" w:hAnsi="Consolas" w:eastAsia="宋体"/>
+                <w:sz w:val="17"/>
+              </w:rPr>
+              <w:t>EXEC dbo.usp_QueryStudentGrades @Sno = '2020103';</w:t>
+            </w:r>
+          </w:p>
+          <w:p>
+            <w:pPr>
+              <w:spacing w:after="0" w:line="210" w:lineRule="exact"/>
+            </w:pPr>
+          </w:p>
+          <w:p>
+            <w:pPr>
+              <w:spacing w:after="0" w:line="210" w:lineRule="exact"/>
+            </w:pPr>
+            <w:r>
+              <w:rPr>
+                <w:rFonts w:ascii="Consolas" w:hAnsi="Consolas" w:eastAsia="宋体"/>
+                <w:sz w:val="17"/>
+              </w:rPr>
+              <w:t>SELECT N'习题5第18题：按班级号判断该班是否有学生的存储过程' AS Item;</w:t>
+            </w:r>
+          </w:p>
+          <w:p>
+            <w:pPr>
+              <w:spacing w:after="0" w:line="210" w:lineRule="exact"/>
+            </w:pPr>
+            <w:r>
+              <w:rPr>
+                <w:rFonts w:ascii="Consolas" w:hAnsi="Consolas" w:eastAsia="宋体"/>
+                <w:sz w:val="17"/>
+              </w:rPr>
+              <w:t>DECLARE @HasStudent INT;</w:t>
+            </w:r>
+          </w:p>
+          <w:p>
+            <w:pPr>
+              <w:spacing w:after="0" w:line="210" w:lineRule="exact"/>
+            </w:pPr>
+            <w:r>
+              <w:rPr>
+                <w:rFonts w:ascii="Consolas" w:hAnsi="Consolas" w:eastAsia="宋体"/>
+                <w:sz w:val="17"/>
+              </w:rPr>
+              <w:t>EXEC dbo.usp_ClassHasStudents @Clno = '20312', @ExistsFlag = @HasStudent OUTPUT;</w:t>
+            </w:r>
+          </w:p>
+          <w:p>
+            <w:pPr>
+              <w:spacing w:after="0" w:line="210" w:lineRule="exact"/>
+            </w:pPr>
+            <w:r>
+              <w:rPr>
+                <w:rFonts w:ascii="Consolas" w:hAnsi="Consolas" w:eastAsia="宋体"/>
+                <w:sz w:val="17"/>
+              </w:rPr>
+              <w:t>SELECT '20312' AS Clno, @HasStudent AS HasStudent;</w:t>
+            </w:r>
+          </w:p>
+          <w:p>
+            <w:pPr>
+              <w:spacing w:after="0" w:line="210" w:lineRule="exact"/>
+            </w:pPr>
+            <w:r>
+              <w:rPr>
+                <w:rFonts w:ascii="Consolas" w:hAnsi="Consolas" w:eastAsia="宋体"/>
+                <w:sz w:val="17"/>
+              </w:rPr>
+              <w:t>EXEC dbo.usp_ClassHasStudents @Clno = '99999', @ExistsFlag = @HasStudent OUTPUT;</w:t>
+            </w:r>
+          </w:p>
+          <w:p>
+            <w:pPr>
+              <w:spacing w:after="0" w:line="210" w:lineRule="exact"/>
+            </w:pPr>
+            <w:r>
+              <w:rPr>
+                <w:rFonts w:ascii="Consolas" w:hAnsi="Consolas" w:eastAsia="宋体"/>
+                <w:sz w:val="17"/>
+              </w:rPr>
+              <w:t>SELECT '99999' AS Clno, @HasStudent AS HasStudent;</w:t>
+            </w:r>
+          </w:p>
+          <w:p>
+            <w:pPr>
+              <w:spacing w:after="0" w:line="210" w:lineRule="exact"/>
+            </w:pPr>
+          </w:p>
+          <w:p>
+            <w:pPr>
+              <w:spacing w:after="0" w:line="210" w:lineRule="exact"/>
+            </w:pPr>
+            <w:r>
+              <w:rPr>
+                <w:rFonts w:ascii="Consolas" w:hAnsi="Consolas" w:eastAsia="宋体"/>
+                <w:sz w:val="17"/>
+              </w:rPr>
+              <w:t>SELECT N'习题5第19题：按学号输出姓名和专业的存储过程' AS Item;</w:t>
+            </w:r>
+          </w:p>
+          <w:p>
+            <w:pPr>
+              <w:spacing w:after="0" w:line="210" w:lineRule="exact"/>
+            </w:pPr>
+            <w:r>
+              <w:rPr>
+                <w:rFonts w:ascii="Consolas" w:hAnsi="Consolas" w:eastAsia="宋体"/>
+                <w:sz w:val="17"/>
+              </w:rPr>
+              <w:t>DECLARE @Name VARCHAR(20), @Major VARCHAR(20);</w:t>
+            </w:r>
+          </w:p>
+          <w:p>
+            <w:pPr>
+              <w:spacing w:after="0" w:line="210" w:lineRule="exact"/>
+            </w:pPr>
+            <w:r>
+              <w:rPr>
+                <w:rFonts w:ascii="Consolas" w:hAnsi="Consolas" w:eastAsia="宋体"/>
+                <w:sz w:val="17"/>
+              </w:rPr>
+              <w:t>EXEC dbo.usp_QueryStudentNameAndMajor</w:t>
+            </w:r>
+          </w:p>
+          <w:p>
+            <w:pPr>
+              <w:spacing w:after="0" w:line="210" w:lineRule="exact"/>
+            </w:pPr>
+            <w:r>
+              <w:rPr>
+                <w:rFonts w:ascii="Consolas" w:hAnsi="Consolas" w:eastAsia="宋体"/>
+                <w:sz w:val="17"/>
+              </w:rPr>
+              <w:t xml:space="preserve">    @Sno = '2020103',</w:t>
+            </w:r>
+          </w:p>
+          <w:p>
+            <w:pPr>
+              <w:spacing w:after="0" w:line="210" w:lineRule="exact"/>
+            </w:pPr>
+            <w:r>
+              <w:rPr>
+                <w:rFonts w:ascii="Consolas" w:hAnsi="Consolas" w:eastAsia="宋体"/>
+                <w:sz w:val="17"/>
+              </w:rPr>
+              <w:t xml:space="preserve">    @Sname = @Name OUTPUT,</w:t>
+            </w:r>
+          </w:p>
+          <w:p>
+            <w:pPr>
+              <w:spacing w:after="0" w:line="210" w:lineRule="exact"/>
+            </w:pPr>
+            <w:r>
+              <w:rPr>
+                <w:rFonts w:ascii="Consolas" w:hAnsi="Consolas" w:eastAsia="宋体"/>
+                <w:sz w:val="17"/>
+              </w:rPr>
+              <w:t xml:space="preserve">    @Speciality = @Major OUTPUT;</w:t>
+            </w:r>
+          </w:p>
+          <w:p>
+            <w:pPr>
+              <w:spacing w:after="0" w:line="210" w:lineRule="exact"/>
+            </w:pPr>
+            <w:r>
+              <w:rPr>
+                <w:rFonts w:ascii="Consolas" w:hAnsi="Consolas" w:eastAsia="宋体"/>
+                <w:sz w:val="17"/>
+              </w:rPr>
+              <w:t>SELECT '2020103' AS Sno, @Name AS Sname, @Major AS Speciality;</w:t>
+            </w:r>
+          </w:p>
+          <w:p>
+            <w:pPr>
+              <w:spacing w:after="0" w:line="210" w:lineRule="exact"/>
+            </w:pPr>
+          </w:p>
+          <w:p>
+            <w:pPr>
+              <w:spacing w:after="0" w:line="210" w:lineRule="exact"/>
+            </w:pPr>
+            <w:r>
+              <w:rPr>
+                <w:rFonts w:ascii="Consolas" w:hAnsi="Consolas" w:eastAsia="宋体"/>
+                <w:sz w:val="17"/>
+              </w:rPr>
+              <w:t>SELECT N'习题5第20题：将第17-19题改写为用户自定义函数' AS Item;</w:t>
+            </w:r>
+          </w:p>
+          <w:p>
+            <w:pPr>
+              <w:spacing w:after="0" w:line="210" w:lineRule="exact"/>
+            </w:pPr>
+            <w:r>
+              <w:rPr>
+                <w:rFonts w:ascii="Consolas" w:hAnsi="Consolas" w:eastAsia="宋体"/>
+                <w:sz w:val="17"/>
+              </w:rPr>
+              <w:t>SELECT * FROM dbo.fn_StudentGrades('2020103') ORDER BY Cno;</w:t>
+            </w:r>
+          </w:p>
+          <w:p>
+            <w:pPr>
+              <w:spacing w:after="0" w:line="210" w:lineRule="exact"/>
+            </w:pPr>
+            <w:r>
+              <w:rPr>
+                <w:rFonts w:ascii="Consolas" w:hAnsi="Consolas" w:eastAsia="宋体"/>
+                <w:sz w:val="17"/>
+              </w:rPr>
+              <w:t>SELECT '20312' AS Clno, dbo.fn_ClassHasStudents('20312') AS HasStudent,</w:t>
+            </w:r>
+          </w:p>
+          <w:p>
+            <w:pPr>
+              <w:spacing w:after="0" w:line="210" w:lineRule="exact"/>
+            </w:pPr>
+            <w:r>
+              <w:rPr>
+                <w:rFonts w:ascii="Consolas" w:hAnsi="Consolas" w:eastAsia="宋体"/>
+                <w:sz w:val="17"/>
+              </w:rPr>
+              <w:t xml:space="preserve">       '99999' AS EmptyClno, dbo.fn_ClassHasStudents('99999') AS EmptyClassHasStudent;</w:t>
+            </w:r>
+          </w:p>
+          <w:p>
+            <w:pPr>
+              <w:spacing w:after="0" w:line="210" w:lineRule="exact"/>
+            </w:pPr>
+            <w:r>
+              <w:rPr>
+                <w:rFonts w:ascii="Consolas" w:hAnsi="Consolas" w:eastAsia="宋体"/>
+                <w:sz w:val="17"/>
+              </w:rPr>
+              <w:t>SELECT * FROM dbo.fn_StudentNameAndMajor('2020103');</w:t>
+            </w:r>
+          </w:p>
+          <w:p>
+            <w:pPr>
+              <w:spacing w:after="0" w:line="210" w:lineRule="exact"/>
+            </w:pPr>
+            <w:r>
+              <w:rPr>
+                <w:rFonts w:ascii="Consolas" w:hAnsi="Consolas" w:eastAsia="宋体"/>
+                <w:sz w:val="17"/>
+              </w:rPr>
+              <w:t>GO</w:t>
+            </w:r>
+          </w:p>
+        </w:tc>
+      </w:tr>
+    </w:tbl>
+    <w:p>
+      <w:r>
+        <w:br w:type="page"/>
+      </w:r>
+    </w:p>
+    <w:p>
+      <w:pPr>
+        <w:spacing w:after="60" w:line="400" w:lineRule="exact"/>
+      </w:pPr>
+      <w:r>
+        <w:rPr>
+          <w:rFonts w:ascii="宋体" w:hAnsi="宋体" w:eastAsia="宋体"/>
+          <w:b/>
+          <w:sz w:val="28"/>
+        </w:rPr>
+        <w:t>实验十 SQL Server 实际执行结果截图：</w:t>
+      </w:r>
+    </w:p>
+    <w:p>
+      <w:pPr>
+        <w:spacing w:after="120" w:line="240" w:lineRule="auto"/>
+        <w:jc w:val="center"/>
+      </w:pPr>
+      <w:r>
+        <w:drawing>
+          <wp:inline distT="0" distB="0" distL="114300" distR="114300">
+            <wp:extent cx="5760720" cy="5372100"/>
+            <wp:effectExtent l="0" t="0" r="0" b="7620"/>
+            <wp:docPr id="7" name="Picture 7"/>
+            <wp:cNvGraphicFramePr>
+              <a:graphicFrameLocks xmlns:a="http://schemas.openxmlformats.org/drawingml/2006/main" noChangeAspect="1"/>
+            </wp:cNvGraphicFramePr>
+            <a:graphic xmlns:a="http://schemas.openxmlformats.org/drawingml/2006/main">
+              <a:graphicData uri="http://schemas.openxmlformats.org/drawingml/2006/picture">
+                <pic:pic xmlns:pic="http://schemas.openxmlformats.org/drawingml/2006/picture">
+                  <pic:nvPicPr>
+                    <pic:cNvPr id="7" name="Picture 7"/>
+                    <pic:cNvPicPr>
+                      <a:picLocks noChangeAspect="1"/>
+                    </pic:cNvPicPr>
+                  </pic:nvPicPr>
+                  <pic:blipFill>
+                    <a:blip r:embed="rId12"/>
+                    <a:stretch>
+                      <a:fillRect/>
+                    </a:stretch>
+                  </pic:blipFill>
+                  <pic:spPr>
+                    <a:xfrm>
+                      <a:off x="0" y="0"/>
+                      <a:ext cx="5760720" cy="5372629"/>
+                    </a:xfrm>
+                    <a:prstGeom prst="rect">
+                      <a:avLst/>
+                    </a:prstGeom>
+                  </pic:spPr>
+                </pic:pic>
+              </a:graphicData>
+            </a:graphic>
+          </wp:inline>
+        </w:drawing>
+      </w:r>
+    </w:p>
+    <w:p>
+      <w:r>
+        <w:br w:type="page"/>
+      </w:r>
+    </w:p>
+    <w:p>
+      <w:pPr>
+        <w:spacing w:after="60" w:line="400" w:lineRule="exact"/>
+      </w:pPr>
+      <w:r>
+        <w:rPr>
+          <w:rFonts w:ascii="宋体" w:hAnsi="宋体" w:eastAsia="宋体"/>
+          <w:b/>
+          <w:sz w:val="28"/>
+        </w:rPr>
+        <w:t>实验十 SQL Server 实际执行结果截图：</w:t>
+      </w:r>
+    </w:p>
+    <w:p>
+      <w:pPr>
+        <w:spacing w:after="120" w:line="240" w:lineRule="auto"/>
+        <w:jc w:val="center"/>
+      </w:pPr>
+      <w:r>
+        <w:drawing>
+          <wp:inline distT="0" distB="0" distL="114300" distR="114300">
+            <wp:extent cx="5760720" cy="2382520"/>
+            <wp:effectExtent l="0" t="0" r="0" b="10160"/>
+            <wp:docPr id="8" name="Picture 8"/>
+            <wp:cNvGraphicFramePr>
+              <a:graphicFrameLocks xmlns:a="http://schemas.openxmlformats.org/drawingml/2006/main" noChangeAspect="1"/>
+            </wp:cNvGraphicFramePr>
+            <a:graphic xmlns:a="http://schemas.openxmlformats.org/drawingml/2006/main">
+              <a:graphicData uri="http://schemas.openxmlformats.org/drawingml/2006/picture">
+                <pic:pic xmlns:pic="http://schemas.openxmlformats.org/drawingml/2006/picture">
+                  <pic:nvPicPr>
+                    <pic:cNvPr id="8" name="Picture 8"/>
+                    <pic:cNvPicPr>
+                      <a:picLocks noChangeAspect="1"/>
+                    </pic:cNvPicPr>
+                  </pic:nvPicPr>
+                  <pic:blipFill>
+                    <a:blip r:embed="rId13"/>
+                    <a:stretch>
+                      <a:fillRect/>
+                    </a:stretch>
+                  </pic:blipFill>
+                  <pic:spPr>
+                    <a:xfrm>
+                      <a:off x="0" y="0"/>
+                      <a:ext cx="5760720" cy="2383119"/>
+                    </a:xfrm>
+                    <a:prstGeom prst="rect">
+                      <a:avLst/>
+                    </a:prstGeom>
+                  </pic:spPr>
+                </pic:pic>
+              </a:graphicData>
+            </a:graphic>
+          </wp:inline>
+        </w:drawing>
+      </w:r>
+    </w:p>
+    <w:p>
+      <w:pPr>
+        <w:pStyle w:val="4"/>
+        <w:spacing w:before="80" w:after="120" w:line="400" w:lineRule="exact"/>
+      </w:pPr>
+      <w:r>
+        <w:rPr>
+          <w:rFonts w:ascii="宋体" w:hAnsi="宋体" w:eastAsia="宋体"/>
+          <w:b/>
+          <w:color w:val="000000"/>
+          <w:sz w:val="28"/>
+        </w:rPr>
+        <w:t>实验中遇到的问题和总结</w:t>
+      </w:r>
+    </w:p>
+    <w:p>
+      <w:pPr>
+        <w:spacing w:after="60" w:line="400" w:lineRule="exact"/>
+      </w:pPr>
+      <w:r>
+        <w:rPr>
+          <w:rFonts w:ascii="宋体" w:hAnsi="宋体" w:eastAsia="宋体"/>
+          <w:b w:val="0"/>
+          <w:sz w:val="28"/>
+        </w:rPr>
+        <w:t>1. 存储过程把一组 SQL 操作封装在服务器端，可以接收输入参数和输出参数，便于复用业务逻辑、减少网络传输并统一管理数据库操作。</w:t>
+      </w:r>
+    </w:p>
+    <w:p>
+      <w:pPr>
+        <w:spacing w:after="60" w:line="400" w:lineRule="exact"/>
+      </w:pPr>
+      <w:r>
+        <w:rPr>
+          <w:rFonts w:ascii="宋体" w:hAnsi="宋体" w:eastAsia="宋体"/>
+          <w:b w:val="0"/>
+          <w:sz w:val="28"/>
+        </w:rPr>
+        <w:t>2. 用户自定义函数更适合表达可被查询语句调用的计算或查询逻辑。表值函数可以像表一样在 SELECT 中使用，标量函数可以返回单个值。</w:t>
+      </w:r>
+    </w:p>
+    <w:p>
+      <w:pPr>
+        <w:spacing w:after="60" w:line="400" w:lineRule="exact"/>
+      </w:pPr>
+      <w:r>
+        <w:rPr>
+          <w:rFonts w:ascii="宋体" w:hAnsi="宋体" w:eastAsia="宋体"/>
+          <w:b w:val="0"/>
+          <w:sz w:val="28"/>
+        </w:rPr>
+        <w:t>3. 存储过程可包含更完整的过程控制和数据修改逻辑，调用方式是 EXEC；函数通常要求有明确返回值，可在 SELECT、WHERE 等查询语句中调用，但受副作用限制更多。</w:t>
+      </w:r>
+    </w:p>
+    <w:p>
+      <w:pPr>
+        <w:spacing w:after="60" w:line="400" w:lineRule="exact"/>
+      </w:pPr>
+      <w:r>
+        <w:rPr>
+          <w:rFonts w:ascii="宋体" w:hAnsi="宋体" w:eastAsia="宋体"/>
+          <w:b w:val="0"/>
+          <w:sz w:val="28"/>
+        </w:rPr>
+        <w:t>总结：存储过程偏向封装操作流程，函数偏向封装可复用的表达式或查询结果。根据是否需要输出参数、数据修改和查询内调用来选择。</w:t>
+      </w:r>
+    </w:p>
+    <w:sectPr>
+      <w:pgSz w:w="11906" w:h="16838"/>
+      <w:pgMar w:top="1440" w:right="1803" w:bottom="1440" w:left="1803" w:header="720" w:footer="720" w:gutter="0"/>
+      <w:cols w:space="720" w:num="1"/>
+      <w:docGrid w:linePitch="360" w:charSpace="0"/>
+    </w:sectPr>
+  </w:body>
+</w:document>
 </file>
 
 <file path=word/endnotes.xml><?xml version="1.0" encoding="utf-8"?>
@@ -369,7 +6357,7 @@
     <w:lsdException w:qFormat="1" w:unhideWhenUsed="0" w:uiPriority="71" w:semiHidden="0" w:name="Colorful Shading"/>
     <w:lsdException w:unhideWhenUsed="0" w:uiPriority="72" w:semiHidden="0" w:name="Colorful List"/>
     <w:lsdException w:unhideWhenUsed="0" w:uiPriority="73" w:semiHidden="0" w:name="Colorful Grid"/>
-    <w:lsdException w:unhideWhenUsed="0" w:uiPriority="60" w:semiHidden="0" w:name="Light Shading Accent 1"/>
+    <w:lsdException w:qFormat="1" w:unhideWhenUsed="0" w:uiPriority="60" w:semiHidden="0" w:name="Light Shading Accent 1"/>
     <w:lsdException w:unhideWhenUsed="0" w:uiPriority="61" w:semiHidden="0" w:name="Light List Accent 1"/>
     <w:lsdException w:unhideWhenUsed="0" w:uiPriority="62" w:semiHidden="0" w:name="Light Grid Accent 1"/>
     <w:lsdException w:unhideWhenUsed="0" w:uiPriority="63" w:semiHidden="0" w:name="Medium Shading 1 Accent 1"/>
@@ -396,7 +6384,7 @@
     <w:lsdException w:qFormat="1" w:unhideWhenUsed="0" w:uiPriority="67" w:semiHidden="0" w:name="Medium Grid 1 Accent 2"/>
     <w:lsdException w:unhideWhenUsed="0" w:uiPriority="68" w:semiHidden="0" w:name="Medium Grid 2 Accent 2"/>
     <w:lsdException w:unhideWhenUsed="0" w:uiPriority="69" w:semiHidden="0" w:name="Medium Grid 3 Accent 2"/>
-    <w:lsdException w:unhideWhenUsed="0" w:uiPriority="70" w:semiHidden="0" w:name="Dark List Accent 2"/>
+    <w:lsdException w:qFormat="1" w:unhideWhenUsed="0" w:uiPriority="70" w:semiHidden="0" w:name="Dark List Accent 2"/>
     <w:lsdException w:unhideWhenUsed="0" w:uiPriority="71" w:semiHidden="0" w:name="Colorful Shading Accent 2"/>
     <w:lsdException w:unhideWhenUsed="0" w:uiPriority="72" w:semiHidden="0" w:name="Colorful List Accent 2"/>
     <w:lsdException w:unhideWhenUsed="0" w:uiPriority="73" w:semiHidden="0" w:name="Colorful Grid Accent 2"/>
@@ -424,7 +6412,7 @@
     <w:lsdException w:unhideWhenUsed="0" w:uiPriority="67" w:semiHidden="0" w:name="Medium Grid 1 Accent 4"/>
     <w:lsdException w:unhideWhenUsed="0" w:uiPriority="68" w:semiHidden="0" w:name="Medium Grid 2 Accent 4"/>
     <w:lsdException w:qFormat="1" w:unhideWhenUsed="0" w:uiPriority="69" w:semiHidden="0" w:name="Medium Grid 3 Accent 4"/>
-    <w:lsdException w:unhideWhenUsed="0" w:uiPriority="70" w:semiHidden="0" w:name="Dark List Accent 4"/>
+    <w:lsdException w:qFormat="1" w:unhideWhenUsed="0" w:uiPriority="70" w:semiHidden="0" w:name="Dark List Accent 4"/>
     <w:lsdException w:qFormat="1" w:unhideWhenUsed="0" w:uiPriority="71" w:semiHidden="0" w:name="Colorful Shading Accent 4"/>
     <w:lsdException w:unhideWhenUsed="0" w:uiPriority="72" w:semiHidden="0" w:name="Colorful List Accent 4"/>
     <w:lsdException w:qFormat="1" w:unhideWhenUsed="0" w:uiPriority="73" w:semiHidden="0" w:name="Colorful Grid Accent 4"/>
@@ -437,13 +6425,13 @@
     <w:lsdException w:qFormat="1" w:unhideWhenUsed="0" w:uiPriority="66" w:semiHidden="0" w:name="Medium List 2 Accent 5"/>
     <w:lsdException w:qFormat="1" w:unhideWhenUsed="0" w:uiPriority="67" w:semiHidden="0" w:name="Medium Grid 1 Accent 5"/>
     <w:lsdException w:qFormat="1" w:unhideWhenUsed="0" w:uiPriority="68" w:semiHidden="0" w:name="Medium Grid 2 Accent 5"/>
-    <w:lsdException w:unhideWhenUsed="0" w:uiPriority="69" w:semiHidden="0" w:name="Medium Grid 3 Accent 5"/>
+    <w:lsdException w:qFormat="1" w:unhideWhenUsed="0" w:uiPriority="69" w:semiHidden="0" w:name="Medium Grid 3 Accent 5"/>
     <w:lsdException w:unhideWhenUsed="0" w:uiPriority="70" w:semiHidden="0" w:name="Dark List Accent 5"/>
     <w:lsdException w:unhideWhenUsed="0" w:uiPriority="71" w:semiHidden="0" w:name="Colorful Shading Accent 5"/>
     <w:lsdException w:unhideWhenUsed="0" w:uiPriority="72" w:semiHidden="0" w:name="Colorful List Accent 5"/>
     <w:lsdException w:qFormat="1" w:unhideWhenUsed="0" w:uiPriority="73" w:semiHidden="0" w:name="Colorful Grid Accent 5"/>
     <w:lsdException w:unhideWhenUsed="0" w:uiPriority="60" w:semiHidden="0" w:name="Light Shading Accent 6"/>
-    <w:lsdException w:unhideWhenUsed="0" w:uiPriority="61" w:semiHidden="0" w:name="Light List Accent 6"/>
+    <w:lsdException w:qFormat="1" w:unhideWhenUsed="0" w:uiPriority="61" w:semiHidden="0" w:name="Light List Accent 6"/>
     <w:lsdException w:qFormat="1" w:unhideWhenUsed="0" w:uiPriority="62" w:semiHidden="0" w:name="Light Grid Accent 6"/>
     <w:lsdException w:unhideWhenUsed="0" w:uiPriority="63" w:semiHidden="0" w:name="Medium Shading 1 Accent 6"/>
     <w:lsdException w:unhideWhenUsed="0" w:uiPriority="64" w:semiHidden="0" w:name="Medium Shading 2 Accent 6"/>
@@ -1149,6 +7137,7 @@
   <w:style w:type="table" w:styleId="35">
     <w:name w:val="Light Shading Accent 1"/>
     <w:basedOn w:val="32"/>
+    <w:qFormat/>
     <w:uiPriority w:val="60"/>
     <w:pPr>
       <w:spacing w:after="0" w:line="240" w:lineRule="auto"/>
@@ -2301,6 +8290,7 @@
   <w:style w:type="table" w:styleId="47">
     <w:name w:val="Light List Accent 6"/>
     <w:basedOn w:val="32"/>
+    <w:qFormat/>
     <w:uiPriority w:val="61"/>
     <w:pPr>
       <w:spacing w:after="0" w:line="240" w:lineRule="auto"/>
@@ -9018,6 +15008,7 @@
   <w:style w:type="table" w:styleId="102">
     <w:name w:val="Medium Grid 3 Accent 5"/>
     <w:basedOn w:val="32"/>
+    <w:qFormat/>
     <w:uiPriority w:val="69"/>
     <w:pPr>
       <w:spacing w:after="0" w:line="240" w:lineRule="auto"/>
@@ -9563,6 +15554,7 @@
   <w:style w:type="table" w:styleId="106">
     <w:name w:val="Dark List Accent 2"/>
     <w:basedOn w:val="32"/>
+    <w:qFormat/>
     <w:uiPriority w:val="70"/>
     <w:pPr>
       <w:spacing w:after="0" w:line="240" w:lineRule="auto"/>
@@ -9793,6 +15785,7 @@
   <w:style w:type="table" w:styleId="108">
     <w:name w:val="Dark List Accent 4"/>
     <w:basedOn w:val="32"/>
+    <w:qFormat/>
     <w:uiPriority w:val="70"/>
     <w:pPr>
       <w:spacing w:after="0" w:line="240" w:lineRule="auto"/>
@@ -12667,6 +18660,7 @@
     <w:name w:val="Quote Char"/>
     <w:basedOn w:val="132"/>
     <w:link w:val="148"/>
+    <w:qFormat/>
     <w:uiPriority w:val="29"/>
     <w:rPr>
       <w:i/>
@@ -12728,6 +18722,7 @@
     <w:basedOn w:val="132"/>
     <w:link w:val="9"/>
     <w:semiHidden/>
+    <w:qFormat/>
     <w:uiPriority w:val="9"/>
     <w:rPr>
       <w:rFonts w:asciiTheme="majorHAnsi" w:hAnsiTheme="majorHAnsi" w:eastAsiaTheme="majorEastAsia" w:cstheme="majorBidi"/>
@@ -12767,6 +18762,7 @@
     <w:basedOn w:val="132"/>
     <w:link w:val="11"/>
     <w:semiHidden/>
+    <w:qFormat/>
     <w:uiPriority w:val="9"/>
     <w:rPr>
       <w:rFonts w:asciiTheme="majorHAnsi" w:hAnsiTheme="majorHAnsi" w:eastAsiaTheme="majorEastAsia" w:cstheme="majorBidi"/>
